--- a/public/templates/rain-report-template.docx
+++ b/public/templates/rain-report-template.docx
@@ -241,7 +241,20 @@
           <w:b w:val="0"/>
           <w:sz w:val="24"/>
         </w:rPr>
-        <w:t>Fтв.покр = {{hardAreaHa}} га, F газона = {{lawnAreaHa}} га, Fобщ = {{totalAreaHa}} га. Среднегодовой объём дождевых Wд и талых вод Wт определяется по формулам:</w:t>
+        <w:t>Fтв.покр = {{hardAreaHa}} га, F газона = {{lawnAreaHa}} га, Fобщ = {{totalAreaHa}} га.</w:t>
+      </w:r>
+    </w:p>
+    <w:p>
+      <w:pPr>
+        <w:spacing w:before="0" w:after="0" w:line="240" w:lineRule="auto"/>
+      </w:pPr>
+      <w:r>
+        <w:rPr>
+          <w:rFonts w:ascii="Times New Roman" w:hAnsi="Times New Roman" w:eastAsia="Times New Roman"/>
+          <w:b w:val="0"/>
+          <w:sz w:val="24"/>
+        </w:rPr>
+        <w:t>Среднегодовой объём дождевых Wд и талых вод Wт определяется по формулам:</w:t>
       </w:r>
     </w:p>
     <w:p>
@@ -489,7 +502,6 @@
     <w:p>
       <w:pPr>
         <w:spacing w:before="0" w:after="0" w:line="240" w:lineRule="auto"/>
-        <w:jc w:val="center"/>
       </w:pPr>
       <w:r>
         <w:rPr>
@@ -497,13 +509,12 @@
           <w:b w:val="0"/>
           <w:sz w:val="24"/>
         </w:rPr>
-        <w:t>Qr = Zmid · A · F / tr^(1,2n−0,1) = {{zmid}} · {{parameterA}} · {{rainFlowAreaHa}} / {{tr}}^{{flowExponent}} = {{qr}} л/с</w:t>
+        <w:t>Qr = Zmid · A · F / tr^(1,2n−0,1)</w:t>
       </w:r>
     </w:p>
     <w:p>
       <w:pPr>
         <w:spacing w:before="0" w:after="0" w:line="240" w:lineRule="auto"/>
-        <w:jc w:val="center"/>
       </w:pPr>
       <w:r>
         <w:rPr>
@@ -511,7 +522,33 @@
           <w:b w:val="0"/>
           <w:sz w:val="24"/>
         </w:rPr>
-        <w:t>A = q20 · 20^n · (1 + lgP / lgmr)^γ = {{q20}} · 20^{{n}} · (1 + lg{{p}} / lg{{mr}})^{{gamma}} = {{parameterA}}</w:t>
+        <w:t>Qr = {{zmid}} · {{parameterA}} · {{rainFlowAreaHa}} / {{tr}}^{{flowExponent}} = {{qr}} л/с</w:t>
+      </w:r>
+    </w:p>
+    <w:p>
+      <w:pPr>
+        <w:spacing w:before="0" w:after="0" w:line="240" w:lineRule="auto"/>
+      </w:pPr>
+      <w:r>
+        <w:rPr>
+          <w:rFonts w:ascii="Times New Roman" w:hAnsi="Times New Roman" w:eastAsia="Times New Roman"/>
+          <w:b w:val="0"/>
+          <w:sz w:val="24"/>
+        </w:rPr>
+        <w:t>A = q20 · 20^n · (1 + lgP / lgmr)^γ</w:t>
+      </w:r>
+    </w:p>
+    <w:p>
+      <w:pPr>
+        <w:spacing w:before="0" w:after="0" w:line="240" w:lineRule="auto"/>
+      </w:pPr>
+      <w:r>
+        <w:rPr>
+          <w:rFonts w:ascii="Times New Roman" w:hAnsi="Times New Roman" w:eastAsia="Times New Roman"/>
+          <w:b w:val="0"/>
+          <w:sz w:val="24"/>
+        </w:rPr>
+        <w:t>A = {{q20}} · 20^{{n}} · (1 + lg{{p}} / lg{{mr}})^{{gamma}} = {{parameterA}}</w:t>
       </w:r>
     </w:p>
     <w:p>

--- a/public/templates/rain-report-template.docx
+++ b/public/templates/rain-report-template.docx
@@ -411,17 +411,14 @@
         <w:ind w:left="0"/>
         <w:rPr>
           <w:b/>
-          <w:lang w:val="en-GB"/>
         </w:rPr>
       </w:pPr>
-      <w:bookmarkStart w:id="0" w:name="_GoBack"/>
-      <w:bookmarkEnd w:id="0"/>
     </w:p>
     <w:p>
       <w:pPr>
         <w:pStyle w:val="a3"/>
         <w:spacing w:before="1"/>
-        <w:ind w:right="331"/>
+        <w:ind w:right="287"/>
       </w:pPr>
       <w:r>
         <w:t>Расчётный</w:t>
@@ -544,10 +541,15 @@
     <w:p>
       <w:pPr>
         <w:pStyle w:val="a3"/>
+        <w:tabs>
+          <w:tab w:val="left" w:pos="10490"/>
+        </w:tabs>
         <w:spacing w:before="1" w:line="237" w:lineRule="auto"/>
-        <w:ind w:left="3743" w:right="2817" w:hanging="507"/>
+        <w:ind w:left="851" w:right="854"/>
+        <w:jc w:val="center"/>
         <w:rPr>
           <w:position w:val="2"/>
+          <w:lang w:val="en-GB"/>
         </w:rPr>
       </w:pPr>
       <w:r>
@@ -561,12 +563,14 @@
         <w:rPr>
           <w:spacing w:val="-5"/>
           <w:position w:val="2"/>
+          <w:lang w:val="en-US"/>
         </w:rPr>
         <w:t xml:space="preserve"> </w:t>
       </w:r>
       <w:r>
         <w:rPr>
           <w:position w:val="2"/>
+          <w:lang w:val="en-US"/>
         </w:rPr>
         <w:t>=</w:t>
       </w:r>
@@ -574,9 +578,11 @@
         <w:rPr>
           <w:spacing w:val="-5"/>
           <w:position w:val="2"/>
-        </w:rPr>
-        <w:t xml:space="preserve"> </w:t>
-      </w:r>
+          <w:lang w:val="en-US"/>
+        </w:rPr>
+        <w:t xml:space="preserve"> </w:t>
+      </w:r>
+      <w:proofErr w:type="spellStart"/>
       <w:r>
         <w:rPr>
           <w:position w:val="2"/>
@@ -587,6 +593,7 @@
       <w:r>
         <w:rPr>
           <w:position w:val="2"/>
+          <w:lang w:val="en-US"/>
         </w:rPr>
         <w:t>×</w:t>
       </w:r>
@@ -597,15 +604,18 @@
         </w:rPr>
         <w:t>q</w:t>
       </w:r>
+      <w:proofErr w:type="spellEnd"/>
       <w:r>
         <w:rPr>
           <w:sz w:val="16"/>
+          <w:lang w:val="en-US"/>
         </w:rPr>
         <w:t>5</w:t>
       </w:r>
       <w:r>
         <w:rPr>
           <w:position w:val="2"/>
+          <w:lang w:val="en-US"/>
         </w:rPr>
         <w:t>/10000</w:t>
       </w:r>
@@ -613,12 +623,14 @@
         <w:rPr>
           <w:spacing w:val="-4"/>
           <w:position w:val="2"/>
+          <w:lang w:val="en-US"/>
         </w:rPr>
         <w:t xml:space="preserve"> </w:t>
       </w:r>
       <w:r>
         <w:rPr>
           <w:position w:val="2"/>
+          <w:lang w:val="en-US"/>
         </w:rPr>
         <w:t>=</w:t>
       </w:r>
@@ -626,11 +638,15 @@
         <w:rPr>
           <w:spacing w:val="-5"/>
           <w:position w:val="2"/>
-        </w:rPr>
-        <w:t xml:space="preserve"> </w:t>
-      </w:r>
-      <w:sdt>
-        <w:sdtPr>
+          <w:lang w:val="en-US"/>
+        </w:rPr>
+        <w:t xml:space="preserve"> </w:t>
+      </w:r>
+      <w:sdt>
+        <w:sdtPr>
+          <w:rPr>
+            <w:lang w:val="en-US"/>
+          </w:rPr>
           <w:alias w:val="roofAreaM2"/>
           <w:tag w:val="roofAreaM2"/>
           <w:id w:val="-1788803976"/>
@@ -641,6 +657,9 @@
         </w:sdtPr>
         <w:sdtContent>
           <w:r>
+            <w:rPr>
+              <w:lang w:val="en-US"/>
+            </w:rPr>
             <w:t>roofAreaM2</w:t>
           </w:r>
         </w:sdtContent>
@@ -648,6 +667,7 @@
       <w:r>
         <w:rPr>
           <w:position w:val="2"/>
+          <w:lang w:val="en-US"/>
         </w:rPr>
         <w:t>×</w:t>
       </w:r>
@@ -655,15 +675,20 @@
         <w:rPr>
           <w:spacing w:val="-5"/>
           <w:position w:val="2"/>
-        </w:rPr>
-        <w:t xml:space="preserve"> </w:t>
-      </w:r>
-      <w:r>
+          <w:lang w:val="en-US"/>
+        </w:rPr>
+        <w:t xml:space="preserve"> </w:t>
+      </w:r>
+      <w:r>
+        <w:rPr>
+          <w:lang w:val="en-US"/>
+        </w:rPr>
         <w:t>q5</w:t>
       </w:r>
       <w:r>
         <w:rPr>
           <w:position w:val="2"/>
+          <w:lang w:val="en-US"/>
         </w:rPr>
         <w:t>/10000</w:t>
       </w:r>
@@ -671,12 +696,14 @@
         <w:rPr>
           <w:spacing w:val="-4"/>
           <w:position w:val="2"/>
+          <w:lang w:val="en-US"/>
         </w:rPr>
         <w:t xml:space="preserve"> </w:t>
       </w:r>
       <w:r>
         <w:rPr>
           <w:position w:val="2"/>
+          <w:lang w:val="en-US"/>
         </w:rPr>
         <w:t>=</w:t>
       </w:r>
@@ -684,11 +711,15 @@
         <w:rPr>
           <w:spacing w:val="-5"/>
           <w:position w:val="2"/>
-        </w:rPr>
-        <w:t xml:space="preserve"> </w:t>
-      </w:r>
-      <w:sdt>
-        <w:sdtPr>
+          <w:lang w:val="en-US"/>
+        </w:rPr>
+        <w:t xml:space="preserve"> </w:t>
+      </w:r>
+      <w:sdt>
+        <w:sdtPr>
+          <w:rPr>
+            <w:lang w:val="en-US"/>
+          </w:rPr>
           <w:alias w:val="roofFlow"/>
           <w:tag w:val="roofFlow"/>
           <w:id w:val="569078743"/>
@@ -700,12 +731,18 @@
         <w:sdtContent>
           <w:proofErr w:type="spellStart"/>
           <w:r>
+            <w:rPr>
+              <w:lang w:val="en-US"/>
+            </w:rPr>
             <w:t>roofFlow</w:t>
           </w:r>
           <w:proofErr w:type="spellEnd"/>
         </w:sdtContent>
       </w:sdt>
       <w:r>
+        <w:rPr>
+          <w:lang w:val="en-GB"/>
+        </w:rPr>
         <w:t xml:space="preserve"> </w:t>
       </w:r>
       <w:r>
@@ -717,6 +754,7 @@
       <w:r>
         <w:rPr>
           <w:position w:val="2"/>
+          <w:lang w:val="en-US"/>
         </w:rPr>
         <w:t>/</w:t>
       </w:r>
@@ -729,18 +767,35 @@
       <w:r>
         <w:rPr>
           <w:position w:val="2"/>
-        </w:rPr>
-        <w:t xml:space="preserve">, </w:t>
-      </w:r>
+          <w:lang w:val="en-US"/>
+        </w:rPr>
+        <w:t>,</w:t>
+      </w:r>
+    </w:p>
+    <w:p>
+      <w:pPr>
+        <w:pStyle w:val="a3"/>
+        <w:tabs>
+          <w:tab w:val="left" w:pos="10490"/>
+        </w:tabs>
+        <w:spacing w:before="1" w:line="237" w:lineRule="auto"/>
+        <w:ind w:left="851" w:right="854"/>
+        <w:jc w:val="center"/>
+        <w:rPr>
+          <w:lang w:val="en-GB"/>
+        </w:rPr>
+      </w:pPr>
       <w:r>
         <w:rPr>
           <w:position w:val="2"/>
+          <w:lang w:val="en-US"/>
         </w:rPr>
         <w:t>q</w:t>
       </w:r>
       <w:r>
         <w:rPr>
           <w:sz w:val="16"/>
+          <w:lang w:val="en-US"/>
         </w:rPr>
         <w:t>5</w:t>
       </w:r>
@@ -843,9 +898,22 @@
         </w:rPr>
         <w:t xml:space="preserve">= </w:t>
       </w:r>
-      <w:r>
-        <w:t>q5</w:t>
-      </w:r>
+      <w:sdt>
+        <w:sdtPr>
+          <w:alias w:val="q5"/>
+          <w:tag w:val="q5"/>
+          <w:id w:val="765891111"/>
+          <w:placeholder>
+            <w:docPart w:val="DefaultPlaceholder_1082065158"/>
+          </w:placeholder>
+          <w:text/>
+        </w:sdtPr>
+        <w:sdtContent>
+          <w:r>
+            <w:t>q5</w:t>
+          </w:r>
+        </w:sdtContent>
+      </w:sdt>
       <w:r>
         <w:t xml:space="preserve"> </w:t>
       </w:r>
@@ -967,6 +1035,7 @@
     <w:p>
       <w:pPr>
         <w:pStyle w:val="a3"/>
+        <w:spacing w:after="240"/>
         <w:ind w:left="993" w:right="287"/>
       </w:pPr>
       <w:r>
@@ -1052,8 +1121,15 @@
     <w:p>
       <w:pPr>
         <w:pStyle w:val="a3"/>
-        <w:spacing w:before="240"/>
-        <w:ind w:right="287" w:firstLine="1867"/>
+        <w:tabs>
+          <w:tab w:val="left" w:pos="10490"/>
+        </w:tabs>
+        <w:spacing w:before="1" w:after="240" w:line="237" w:lineRule="auto"/>
+        <w:ind w:left="851" w:right="854"/>
+        <w:jc w:val="center"/>
+        <w:rPr>
+          <w:lang w:val="en-GB"/>
+        </w:rPr>
       </w:pPr>
       <w:proofErr w:type="spellStart"/>
       <w:r>
@@ -1147,108 +1223,127 @@
         </w:sdtContent>
       </w:sdt>
       <w:r>
-        <w:t xml:space="preserve"> га Среднегодовой</w:t>
-      </w:r>
-      <w:r>
-        <w:rPr>
-          <w:spacing w:val="-4"/>
-        </w:rPr>
-        <w:t xml:space="preserve"> </w:t>
-      </w:r>
-      <w:r>
-        <w:t>объём</w:t>
-      </w:r>
-      <w:r>
-        <w:rPr>
-          <w:spacing w:val="-5"/>
-        </w:rPr>
-        <w:t xml:space="preserve"> </w:t>
-      </w:r>
-      <w:r>
-        <w:t>дождевых</w:t>
-      </w:r>
-      <w:r>
-        <w:rPr>
-          <w:spacing w:val="-2"/>
-        </w:rPr>
-        <w:t xml:space="preserve"> </w:t>
-      </w:r>
-      <w:proofErr w:type="spellStart"/>
-      <w:r>
-        <w:t>Wд</w:t>
-      </w:r>
-      <w:proofErr w:type="spellEnd"/>
-      <w:r>
-        <w:rPr>
-          <w:spacing w:val="-4"/>
-        </w:rPr>
-        <w:t xml:space="preserve"> </w:t>
-      </w:r>
-      <w:r>
-        <w:t>и</w:t>
-      </w:r>
-      <w:r>
-        <w:rPr>
-          <w:spacing w:val="-6"/>
-        </w:rPr>
-        <w:t xml:space="preserve"> </w:t>
-      </w:r>
-      <w:r>
-        <w:t>талых</w:t>
-      </w:r>
-      <w:r>
-        <w:rPr>
-          <w:spacing w:val="-3"/>
-        </w:rPr>
-        <w:t xml:space="preserve"> </w:t>
-      </w:r>
-      <w:r>
-        <w:t>вод</w:t>
-      </w:r>
-      <w:r>
-        <w:rPr>
-          <w:spacing w:val="-4"/>
-        </w:rPr>
-        <w:t xml:space="preserve"> </w:t>
-      </w:r>
-      <w:proofErr w:type="spellStart"/>
-      <w:r>
-        <w:t>Wт</w:t>
-      </w:r>
-      <w:proofErr w:type="spellEnd"/>
-      <w:r>
-        <w:rPr>
-          <w:spacing w:val="-4"/>
-        </w:rPr>
-        <w:t xml:space="preserve"> </w:t>
-      </w:r>
-      <w:r>
-        <w:t>определяется</w:t>
-      </w:r>
-      <w:r>
-        <w:rPr>
-          <w:spacing w:val="-4"/>
-        </w:rPr>
-        <w:t xml:space="preserve"> </w:t>
-      </w:r>
-      <w:r>
-        <w:t>по</w:t>
-      </w:r>
-      <w:r>
-        <w:rPr>
-          <w:spacing w:val="-7"/>
-        </w:rPr>
-        <w:t xml:space="preserve"> </w:t>
-      </w:r>
-      <w:r>
-        <w:t>формулам:</w:t>
+        <w:t xml:space="preserve"> га </w:t>
       </w:r>
     </w:p>
     <w:p>
       <w:pPr>
         <w:pStyle w:val="a3"/>
-        <w:spacing w:before="240"/>
-        <w:ind w:left="2979" w:right="2425" w:firstLine="4"/>
+        <w:spacing w:before="1" w:after="240"/>
+        <w:ind w:right="287"/>
+      </w:pPr>
+      <w:r>
+        <w:t>Среднегодовой</w:t>
+      </w:r>
+      <w:r>
+        <w:rPr>
+          <w:spacing w:val="-4"/>
+        </w:rPr>
+        <w:t xml:space="preserve"> </w:t>
+      </w:r>
+      <w:r>
+        <w:t>объём</w:t>
+      </w:r>
+      <w:r>
+        <w:rPr>
+          <w:spacing w:val="-5"/>
+        </w:rPr>
+        <w:t xml:space="preserve"> </w:t>
+      </w:r>
+      <w:r>
+        <w:t>дождевых</w:t>
+      </w:r>
+      <w:r>
+        <w:rPr>
+          <w:spacing w:val="-2"/>
+        </w:rPr>
+        <w:t xml:space="preserve"> </w:t>
+      </w:r>
+      <w:proofErr w:type="spellStart"/>
+      <w:proofErr w:type="gramStart"/>
+      <w:r>
+        <w:t>W</w:t>
+      </w:r>
+      <w:proofErr w:type="gramEnd"/>
+      <w:r>
+        <w:t>д</w:t>
+      </w:r>
+      <w:proofErr w:type="spellEnd"/>
+      <w:r>
+        <w:rPr>
+          <w:spacing w:val="-4"/>
+        </w:rPr>
+        <w:t xml:space="preserve"> </w:t>
+      </w:r>
+      <w:r>
+        <w:t>и</w:t>
+      </w:r>
+      <w:r>
+        <w:rPr>
+          <w:spacing w:val="-6"/>
+        </w:rPr>
+        <w:t xml:space="preserve"> </w:t>
+      </w:r>
+      <w:r>
+        <w:t>талых</w:t>
+      </w:r>
+      <w:r>
+        <w:rPr>
+          <w:spacing w:val="-3"/>
+        </w:rPr>
+        <w:t xml:space="preserve"> </w:t>
+      </w:r>
+      <w:r>
+        <w:t>вод</w:t>
+      </w:r>
+      <w:r>
+        <w:rPr>
+          <w:spacing w:val="-4"/>
+        </w:rPr>
+        <w:t xml:space="preserve"> </w:t>
+      </w:r>
+      <w:proofErr w:type="spellStart"/>
+      <w:r>
+        <w:t>Wт</w:t>
+      </w:r>
+      <w:proofErr w:type="spellEnd"/>
+      <w:r>
+        <w:rPr>
+          <w:spacing w:val="-4"/>
+        </w:rPr>
+        <w:t xml:space="preserve"> </w:t>
+      </w:r>
+      <w:r>
+        <w:t>определяется</w:t>
+      </w:r>
+      <w:r>
+        <w:rPr>
+          <w:spacing w:val="-4"/>
+        </w:rPr>
+        <w:t xml:space="preserve"> </w:t>
+      </w:r>
+      <w:r>
+        <w:t>по</w:t>
+      </w:r>
+      <w:r>
+        <w:rPr>
+          <w:spacing w:val="-7"/>
+        </w:rPr>
+        <w:t xml:space="preserve"> </w:t>
+      </w:r>
+      <w:r>
+        <w:t>формулам:</w:t>
+      </w:r>
+    </w:p>
+    <w:p>
+      <w:pPr>
+        <w:pStyle w:val="a3"/>
+        <w:tabs>
+          <w:tab w:val="left" w:pos="10490"/>
+        </w:tabs>
+        <w:spacing w:line="237" w:lineRule="auto"/>
+        <w:ind w:left="851" w:right="854"/>
+        <w:jc w:val="center"/>
         <w:rPr>
           <w:lang w:val="en-US"/>
         </w:rPr>
@@ -1444,7 +1539,27 @@
         <w:rPr>
           <w:lang w:val="en-US"/>
         </w:rPr>
-        <w:t>; W</w:t>
+        <w:t>;</w:t>
+      </w:r>
+    </w:p>
+    <w:p>
+      <w:pPr>
+        <w:pStyle w:val="a3"/>
+        <w:tabs>
+          <w:tab w:val="left" w:pos="10490"/>
+        </w:tabs>
+        <w:spacing w:before="240" w:after="240" w:line="237" w:lineRule="auto"/>
+        <w:ind w:left="851" w:right="854"/>
+        <w:jc w:val="center"/>
+        <w:rPr>
+          <w:lang w:val="en-US"/>
+        </w:rPr>
+      </w:pPr>
+      <w:r>
+        <w:rPr>
+          <w:lang w:val="en-US"/>
+        </w:rPr>
+        <w:t>W</w:t>
       </w:r>
       <w:r>
         <w:t>т</w:t>
@@ -1644,8 +1759,8 @@
     <w:p>
       <w:pPr>
         <w:pStyle w:val="a3"/>
-        <w:spacing w:before="240"/>
-        <w:ind w:right="287" w:firstLine="2"/>
+        <w:spacing w:before="1"/>
+        <w:ind w:right="287"/>
       </w:pPr>
       <w:proofErr w:type="spellStart"/>
       <w:r>
@@ -1811,8 +1926,11 @@
     <w:p>
       <w:pPr>
         <w:pStyle w:val="a3"/>
-        <w:spacing w:before="240"/>
-        <w:ind w:right="287" w:firstLine="2"/>
+        <w:spacing w:after="240"/>
+        <w:ind w:right="287"/>
+        <w:rPr>
+          <w:lang w:val="en-GB"/>
+        </w:rPr>
       </w:pPr>
       <w:proofErr w:type="spellStart"/>
       <w:r>
@@ -1966,8 +2084,12 @@
     <w:p>
       <w:pPr>
         <w:pStyle w:val="a3"/>
-        <w:spacing w:before="240"/>
-        <w:ind w:left="2979" w:right="2425" w:firstLine="4"/>
+        <w:tabs>
+          <w:tab w:val="left" w:pos="10490"/>
+        </w:tabs>
+        <w:spacing w:before="1" w:after="240" w:line="237" w:lineRule="auto"/>
+        <w:ind w:left="851" w:right="854"/>
+        <w:jc w:val="center"/>
         <w:rPr>
           <w:lang w:val="en-US"/>
         </w:rPr>
@@ -1976,7 +2098,22 @@
         <w:rPr>
           <w:lang w:val="en-US"/>
         </w:rPr>
-        <w:t>Wм = 10</w:t>
+        <w:t>W</w:t>
+      </w:r>
+      <w:r>
+        <w:t>м</w:t>
+      </w:r>
+      <w:r>
+        <w:rPr>
+          <w:lang w:val="en-US"/>
+        </w:rPr>
+        <w:t xml:space="preserve"> = 10×</w:t>
+      </w:r>
+      <w:r>
+        <w:rPr>
+          <w:lang w:val="en-US"/>
+        </w:rPr>
+        <w:t>m</w:t>
       </w:r>
       <w:r>
         <w:rPr>
@@ -1988,7 +2125,7 @@
         <w:rPr>
           <w:lang w:val="en-US"/>
         </w:rPr>
-        <w:t>m</w:t>
+        <w:t>k</w:t>
       </w:r>
       <w:r>
         <w:rPr>
@@ -2000,7 +2137,10 @@
         <w:rPr>
           <w:lang w:val="en-US"/>
         </w:rPr>
-        <w:t>k</w:t>
+        <w:t>F</w:t>
+      </w:r>
+      <w:r>
+        <w:t>м</w:t>
       </w:r>
       <w:r>
         <w:rPr>
@@ -2012,25 +2152,13 @@
         <w:rPr>
           <w:lang w:val="en-US"/>
         </w:rPr>
-        <w:t>Fм</w:t>
-      </w:r>
-      <w:r>
-        <w:rPr>
-          <w:lang w:val="en-US"/>
-        </w:rPr>
-        <w:t>×</w:t>
-      </w:r>
-      <w:r>
-        <w:rPr>
-          <w:lang w:val="en-US"/>
-        </w:rPr>
-        <w:t>N = 10</w:t>
-      </w:r>
-      <w:r>
-        <w:rPr>
-          <w:lang w:val="en-US"/>
-        </w:rPr>
-        <w:t>×</w:t>
+        <w:t>N</w:t>
+      </w:r>
+      <w:r>
+        <w:rPr>
+          <w:lang w:val="en-US"/>
+        </w:rPr>
+        <w:t xml:space="preserve"> = 10×</w:t>
       </w:r>
       <w:sdt>
         <w:sdtPr>
@@ -2172,16 +2300,20 @@
         <w:rPr>
           <w:lang w:val="en-US"/>
         </w:rPr>
-        <w:t xml:space="preserve"> м3/</w:t>
-      </w:r>
-      <w:proofErr w:type="spellStart"/>
-      <w:r>
-        <w:rPr>
-          <w:lang w:val="en-US"/>
-        </w:rPr>
+        <w:t xml:space="preserve"> </w:t>
+      </w:r>
+      <w:r>
+        <w:t>м</w:t>
+      </w:r>
+      <w:r>
+        <w:rPr>
+          <w:lang w:val="en-US"/>
+        </w:rPr>
+        <w:t>3/</w:t>
+      </w:r>
+      <w:r>
         <w:t>год</w:t>
       </w:r>
-      <w:proofErr w:type="spellEnd"/>
       <w:r>
         <w:rPr>
           <w:lang w:val="en-US"/>
@@ -2192,7 +2324,7 @@
     <w:p>
       <w:pPr>
         <w:pStyle w:val="a3"/>
-        <w:spacing w:before="240"/>
+        <w:spacing w:before="240" w:after="240"/>
         <w:ind w:right="287" w:firstLine="2"/>
       </w:pPr>
       <w:proofErr w:type="spellStart"/>
@@ -2298,8 +2430,12 @@
     <w:p>
       <w:pPr>
         <w:pStyle w:val="a3"/>
-        <w:spacing w:before="240"/>
-        <w:ind w:left="3726"/>
+        <w:tabs>
+          <w:tab w:val="left" w:pos="10490"/>
+        </w:tabs>
+        <w:spacing w:before="1" w:after="240" w:line="237" w:lineRule="auto"/>
+        <w:ind w:left="851" w:right="854"/>
+        <w:jc w:val="center"/>
         <w:rPr>
           <w:lang w:val="en-US"/>
         </w:rPr>
@@ -2515,7 +2651,8 @@
     <w:p>
       <w:pPr>
         <w:pStyle w:val="a3"/>
-        <w:spacing w:before="240"/>
+        <w:spacing w:before="1"/>
+        <w:ind w:right="287"/>
       </w:pPr>
       <w:r>
         <w:t>Величина</w:t>
@@ -2619,15 +2756,18 @@
     <w:p>
       <w:pPr>
         <w:pStyle w:val="a3"/>
-        <w:spacing w:before="240"/>
-        <w:ind w:right="331"/>
       </w:pPr>
       <w:r>
         <w:t xml:space="preserve">Средний годовой объём </w:t>
       </w:r>
       <w:proofErr w:type="spellStart"/>
-      <w:r>
-        <w:t>Wг</w:t>
+      <w:proofErr w:type="gramStart"/>
+      <w:r>
+        <w:t>W</w:t>
+      </w:r>
+      <w:proofErr w:type="gramEnd"/>
+      <w:r>
+        <w:t>г</w:t>
       </w:r>
       <w:proofErr w:type="spellEnd"/>
       <w:r>
@@ -2666,7 +2806,13 @@
         <w:rPr>
           <w:lang w:val="en-US"/>
         </w:rPr>
-        <w:t xml:space="preserve"> = W</w:t>
+        <w:t>=</w:t>
+      </w:r>
+      <w:r>
+        <w:rPr>
+          <w:lang w:val="en-US"/>
+        </w:rPr>
+        <w:t>W</w:t>
       </w:r>
       <w:r>
         <w:t>д</w:t>
@@ -2675,7 +2821,13 @@
         <w:rPr>
           <w:lang w:val="en-US"/>
         </w:rPr>
-        <w:t xml:space="preserve"> + W</w:t>
+        <w:t>+</w:t>
+      </w:r>
+      <w:r>
+        <w:rPr>
+          <w:lang w:val="en-US"/>
+        </w:rPr>
+        <w:t>W</w:t>
       </w:r>
       <w:r>
         <w:t>т</w:t>
@@ -2684,7 +2836,7 @@
         <w:rPr>
           <w:lang w:val="en-US"/>
         </w:rPr>
-        <w:t xml:space="preserve"> + W</w:t>
+        <w:t>+W</w:t>
       </w:r>
       <w:r>
         <w:t>м</w:t>
@@ -2695,7 +2847,6 @@
         </w:rPr>
         <w:t>=</w:t>
       </w:r>
-      <w:proofErr w:type="spellStart"/>
       <w:sdt>
         <w:sdtPr>
           <w:rPr>
@@ -2716,14 +2867,13 @@
             </w:rPr>
             <w:t>annualRainVolume</w:t>
           </w:r>
-          <w:proofErr w:type="spellEnd"/>
-        </w:sdtContent>
-      </w:sdt>
-      <w:r>
-        <w:rPr>
-          <w:lang w:val="en-US"/>
-        </w:rPr>
-        <w:t xml:space="preserve"> + </w:t>
+        </w:sdtContent>
+      </w:sdt>
+      <w:r>
+        <w:rPr>
+          <w:lang w:val="en-US"/>
+        </w:rPr>
+        <w:t>+</w:t>
       </w:r>
       <w:sdt>
         <w:sdtPr>
@@ -2739,7 +2889,6 @@
           <w:text/>
         </w:sdtPr>
         <w:sdtContent>
-          <w:proofErr w:type="spellStart"/>
           <w:r>
             <w:rPr>
               <w:lang w:val="en-US"/>
@@ -2752,14 +2901,13 @@
             </w:rPr>
             <w:t>nnualMeltVolume</w:t>
           </w:r>
-          <w:proofErr w:type="spellEnd"/>
-        </w:sdtContent>
-      </w:sdt>
-      <w:r>
-        <w:rPr>
-          <w:lang w:val="en-US"/>
-        </w:rPr>
-        <w:t xml:space="preserve"> + </w:t>
+        </w:sdtContent>
+      </w:sdt>
+      <w:r>
+        <w:rPr>
+          <w:lang w:val="en-US"/>
+        </w:rPr>
+        <w:t>+</w:t>
       </w:r>
       <w:sdt>
         <w:sdtPr>
@@ -2775,14 +2923,12 @@
           <w:text/>
         </w:sdtPr>
         <w:sdtContent>
-          <w:proofErr w:type="spellStart"/>
           <w:r>
             <w:rPr>
               <w:lang w:val="en-US"/>
             </w:rPr>
             <w:t>washingVolume</w:t>
           </w:r>
-          <w:proofErr w:type="spellEnd"/>
         </w:sdtContent>
       </w:sdt>
       <w:r>
@@ -2791,7 +2937,6 @@
         </w:rPr>
         <w:t>=</w:t>
       </w:r>
-      <w:proofErr w:type="spellStart"/>
       <w:sdt>
         <w:sdtPr>
           <w:rPr>
@@ -2812,18 +2957,19 @@
             </w:rPr>
             <w:t>annualTotalVolume</w:t>
           </w:r>
-          <w:proofErr w:type="spellEnd"/>
-        </w:sdtContent>
-      </w:sdt>
-      <w:r>
-        <w:rPr>
-          <w:lang w:val="en-US"/>
-        </w:rPr>
-        <w:t xml:space="preserve"> </w:t>
-      </w:r>
+        </w:sdtContent>
+      </w:sdt>
+      <w:r>
+        <w:rPr>
+          <w:lang w:val="en-US"/>
+        </w:rPr>
+        <w:t xml:space="preserve"> </w:t>
+      </w:r>
+      <w:proofErr w:type="spellStart"/>
       <w:r>
         <w:t>м</w:t>
       </w:r>
+      <w:proofErr w:type="spellEnd"/>
       <w:r>
         <w:rPr>
           <w:lang w:val="en-US"/>
@@ -2929,8 +3075,11 @@
     <w:p>
       <w:pPr>
         <w:pStyle w:val="a3"/>
-        <w:spacing w:before="240" w:line="275" w:lineRule="exact"/>
-        <w:ind w:left="994" w:right="710"/>
+        <w:tabs>
+          <w:tab w:val="left" w:pos="11057"/>
+        </w:tabs>
+        <w:spacing w:before="1" w:after="240" w:line="237" w:lineRule="auto"/>
+        <w:ind w:left="993" w:right="287"/>
         <w:jc w:val="center"/>
         <w:rPr>
           <w:lang w:val="en-US"/>
@@ -2956,11 +3105,19 @@
         <w:t>сут</w:t>
       </w:r>
       <w:proofErr w:type="spellEnd"/>
-      <w:r>
-        <w:rPr>
-          <w:lang w:val="en-US"/>
-        </w:rPr>
-        <w:t>. = 10×ha×F×Ψmid=</w:t>
+      <w:proofErr w:type="gramStart"/>
+      <w:r>
+        <w:rPr>
+          <w:lang w:val="en-US"/>
+        </w:rPr>
+        <w:t>.=</w:t>
+      </w:r>
+      <w:proofErr w:type="gramEnd"/>
+      <w:r>
+        <w:rPr>
+          <w:lang w:val="en-US"/>
+        </w:rPr>
+        <w:t>10×ha×F×Ψmid=</w:t>
       </w:r>
       <w:r>
         <w:rPr>
@@ -3104,8 +3261,11 @@
     <w:p>
       <w:pPr>
         <w:pStyle w:val="a3"/>
-        <w:spacing w:before="240"/>
-        <w:ind w:left="3079" w:right="2791"/>
+        <w:tabs>
+          <w:tab w:val="left" w:pos="11057"/>
+        </w:tabs>
+        <w:spacing w:before="1" w:after="240" w:line="237" w:lineRule="auto"/>
+        <w:ind w:left="993" w:right="287"/>
         <w:jc w:val="center"/>
         <w:rPr>
           <w:lang w:val="en-US"/>
@@ -3230,14 +3390,7 @@
             <w:rPr>
               <w:lang w:val="en-US"/>
             </w:rPr>
-            <w:t>lawnAr</w:t>
-          </w:r>
-          <w:r>
-            <w:rPr>
-              <w:lang w:val="en-US"/>
-            </w:rPr>
-            <w:lastRenderedPageBreak/>
-            <w:t>eaHa</w:t>
+            <w:t>lawnAreaHa</w:t>
           </w:r>
           <w:proofErr w:type="spellEnd"/>
         </w:sdtContent>
@@ -3308,12 +3461,20 @@
           <w:proofErr w:type="spellEnd"/>
         </w:sdtContent>
       </w:sdt>
-      <w:r>
-        <w:rPr>
-          <w:lang w:val="en-US"/>
-        </w:rPr>
-        <w:t xml:space="preserve"> </w:t>
-      </w:r>
+    </w:p>
+    <w:p>
+      <w:pPr>
+        <w:pStyle w:val="a3"/>
+        <w:tabs>
+          <w:tab w:val="left" w:pos="11057"/>
+        </w:tabs>
+        <w:spacing w:line="237" w:lineRule="auto"/>
+        <w:ind w:left="993" w:right="287"/>
+        <w:jc w:val="center"/>
+        <w:rPr>
+          <w:lang w:val="en-US"/>
+        </w:rPr>
+      </w:pPr>
       <w:r>
         <w:t>Ψ</w:t>
       </w:r>
@@ -3503,6 +3664,19 @@
           <w:proofErr w:type="spellEnd"/>
         </w:sdtContent>
       </w:sdt>
+    </w:p>
+    <w:p>
+      <w:pPr>
+        <w:pStyle w:val="a3"/>
+        <w:tabs>
+          <w:tab w:val="left" w:pos="11057"/>
+        </w:tabs>
+        <w:spacing w:before="240"/>
+        <w:ind w:right="287"/>
+        <w:rPr>
+          <w:lang w:val="en-GB"/>
+        </w:rPr>
+      </w:pPr>
     </w:p>
     <w:p>
       <w:pPr>
@@ -3514,6 +3688,7 @@
         <w:ind w:right="287"/>
       </w:pPr>
       <w:r>
+        <w:lastRenderedPageBreak/>
         <w:t>Максимальный</w:t>
       </w:r>
       <w:r>
@@ -3585,6 +3760,189 @@
           <w:spacing w:val="-5"/>
         </w:rPr>
         <w:t>м3,</w:t>
+      </w:r>
+    </w:p>
+    <w:p>
+      <w:pPr>
+        <w:pStyle w:val="a3"/>
+        <w:spacing w:before="240" w:after="240" w:line="275" w:lineRule="exact"/>
+        <w:ind w:left="994" w:right="287"/>
+        <w:jc w:val="center"/>
+        <w:rPr>
+          <w:spacing w:val="-2"/>
+        </w:rPr>
+      </w:pPr>
+      <w:r>
+        <w:t>Wт</w:t>
+      </w:r>
+      <w:proofErr w:type="gramStart"/>
+      <w:r>
+        <w:t>.с</w:t>
+      </w:r>
+      <w:proofErr w:type="gramEnd"/>
+      <w:r>
+        <w:t>ут=10</w:t>
+      </w:r>
+      <w:r>
+        <w:t>×</w:t>
+      </w:r>
+      <w:r>
+        <w:t>Ψт</w:t>
+      </w:r>
+      <w:r>
+        <w:t>×Kн×</w:t>
+      </w:r>
+      <w:r>
+        <w:t>Kу</w:t>
+      </w:r>
+      <w:r>
+        <w:t>×</w:t>
+      </w:r>
+      <w:r>
+        <w:t>F</w:t>
+      </w:r>
+      <w:r>
+        <w:t>×</w:t>
+      </w:r>
+      <w:r>
+        <w:t>hc=</w:t>
+      </w:r>
+      <w:r>
+        <w:t>10×</w:t>
+      </w:r>
+      <w:sdt>
+        <w:sdtPr>
+          <w:alias w:val="psiMelt"/>
+          <w:tag w:val="psiMelt"/>
+          <w:id w:val="1876877732"/>
+          <w:placeholder>
+            <w:docPart w:val="DefaultPlaceholder_1082065158"/>
+          </w:placeholder>
+          <w:text/>
+        </w:sdtPr>
+        <w:sdtContent>
+          <w:r>
+            <w:t>psiMelt</w:t>
+          </w:r>
+        </w:sdtContent>
+      </w:sdt>
+      <w:r>
+        <w:t>×</w:t>
+      </w:r>
+      <w:sdt>
+        <w:sdtPr>
+          <w:alias w:val="meltUnevennessCoeff"/>
+          <w:tag w:val="meltUnevennessCoeff"/>
+          <w:id w:val="-1843542613"/>
+          <w:placeholder>
+            <w:docPart w:val="DefaultPlaceholder_1082065158"/>
+          </w:placeholder>
+          <w:text/>
+        </w:sdtPr>
+        <w:sdtContent>
+          <w:r>
+            <w:t>meltUnevennessCoeff</w:t>
+          </w:r>
+        </w:sdtContent>
+      </w:sdt>
+      <w:r>
+        <w:t>×</w:t>
+      </w:r>
+      <w:sdt>
+        <w:sdtPr>
+          <w:alias w:val="ky"/>
+          <w:tag w:val="ky"/>
+          <w:id w:val="1724327811"/>
+          <w:placeholder>
+            <w:docPart w:val="DefaultPlaceholder_1082065158"/>
+          </w:placeholder>
+          <w:text/>
+        </w:sdtPr>
+        <w:sdtContent>
+          <w:r>
+            <w:t>ky</w:t>
+          </w:r>
+        </w:sdtContent>
+      </w:sdt>
+      <w:r>
+        <w:t>×</w:t>
+      </w:r>
+      <w:sdt>
+        <w:sdtPr>
+          <w:alias w:val="totalAreaHa"/>
+          <w:tag w:val="totalAreaHa"/>
+          <w:id w:val="-1787499696"/>
+          <w:placeholder>
+            <w:docPart w:val="DefaultPlaceholder_1082065158"/>
+          </w:placeholder>
+          <w:text/>
+        </w:sdtPr>
+        <w:sdtContent>
+          <w:r>
+            <w:t>totalAreaHa</w:t>
+          </w:r>
+        </w:sdtContent>
+      </w:sdt>
+      <w:r>
+        <w:t>×</w:t>
+      </w:r>
+      <w:sdt>
+        <w:sdtPr>
+          <w:alias w:val="hc"/>
+          <w:tag w:val="hc"/>
+          <w:id w:val="-1427656346"/>
+          <w:placeholder>
+            <w:docPart w:val="DefaultPlaceholder_1082065158"/>
+          </w:placeholder>
+          <w:text/>
+        </w:sdtPr>
+        <w:sdtContent>
+          <w:r>
+            <w:t>hc</w:t>
+          </w:r>
+        </w:sdtContent>
+      </w:sdt>
+      <w:r>
+        <w:t>=</w:t>
+      </w:r>
+      <w:sdt>
+        <w:sdtPr>
+          <w:alias w:val="dailyMeltVolume"/>
+          <w:tag w:val="dailyMeltVolume"/>
+          <w:id w:val="-407461685"/>
+          <w:placeholder>
+            <w:docPart w:val="DefaultPlaceholder_1082065158"/>
+          </w:placeholder>
+          <w:text/>
+        </w:sdtPr>
+        <w:sdtContent>
+          <w:r>
+            <w:t>dailyMeltVolume</w:t>
+          </w:r>
+        </w:sdtContent>
+      </w:sdt>
+      <w:r>
+        <w:t xml:space="preserve"> </w:t>
+      </w:r>
+      <w:r>
+        <w:rPr>
+          <w:spacing w:val="-2"/>
+        </w:rPr>
+        <w:t>м3/</w:t>
+      </w:r>
+      <w:proofErr w:type="spellStart"/>
+      <w:r>
+        <w:rPr>
+          <w:spacing w:val="-2"/>
+        </w:rPr>
+        <w:t>сут</w:t>
+      </w:r>
+      <w:proofErr w:type="spellEnd"/>
+      <w:r>
+        <w:rPr>
+          <w:spacing w:val="-2"/>
+        </w:rPr>
+        <w:t>.</w:t>
       </w:r>
     </w:p>
     <w:p>
@@ -3593,217 +3951,9 @@
         <w:tabs>
           <w:tab w:val="left" w:pos="11057"/>
         </w:tabs>
-        <w:spacing w:before="240"/>
-        <w:ind w:left="2835" w:right="287"/>
-        <w:rPr>
-          <w:spacing w:val="-2"/>
-        </w:rPr>
-      </w:pPr>
-      <w:proofErr w:type="spellStart"/>
-      <w:r>
-        <w:t>Wт</w:t>
-      </w:r>
-      <w:proofErr w:type="gramStart"/>
-      <w:r>
-        <w:t>.с</w:t>
-      </w:r>
-      <w:proofErr w:type="gramEnd"/>
-      <w:r>
-        <w:t>ут</w:t>
-      </w:r>
-      <w:proofErr w:type="spellEnd"/>
-      <w:r>
-        <w:rPr>
-          <w:spacing w:val="1"/>
-        </w:rPr>
-        <w:t xml:space="preserve"> </w:t>
-      </w:r>
-      <w:r>
-        <w:t>=10</w:t>
-      </w:r>
-      <w:r>
-        <w:t>×</w:t>
-      </w:r>
-      <w:r>
-        <w:t>Ψт</w:t>
-      </w:r>
-      <w:r>
-        <w:t>×</w:t>
-      </w:r>
-      <w:r>
-        <w:t xml:space="preserve"> </w:t>
-      </w:r>
-      <w:proofErr w:type="spellStart"/>
-      <w:r>
-        <w:t>Kн×</w:t>
-      </w:r>
-      <w:r>
-        <w:t>Kу</w:t>
-      </w:r>
-      <w:r>
-        <w:t>×</w:t>
-      </w:r>
-      <w:r>
-        <w:t>F</w:t>
-      </w:r>
-      <w:r>
-        <w:t>×</w:t>
-      </w:r>
-      <w:r>
-        <w:t>hc</w:t>
-      </w:r>
-      <w:proofErr w:type="spellEnd"/>
-      <w:r>
-        <w:t>=</w:t>
-      </w:r>
-      <w:r>
-        <w:t>10×</w:t>
-      </w:r>
-      <w:sdt>
-        <w:sdtPr>
-          <w:alias w:val="psiMelt"/>
-          <w:tag w:val="psiMelt"/>
-          <w:id w:val="1876877732"/>
-          <w:placeholder>
-            <w:docPart w:val="DefaultPlaceholder_1082065158"/>
-          </w:placeholder>
-          <w:text/>
-        </w:sdtPr>
-        <w:sdtContent>
-          <w:r>
-            <w:t>psiMelt</w:t>
-          </w:r>
-        </w:sdtContent>
-      </w:sdt>
-      <w:r>
-        <w:t>×</w:t>
-      </w:r>
-      <w:sdt>
-        <w:sdtPr>
-          <w:alias w:val="meltUnevennessCoeff"/>
-          <w:tag w:val="meltUnevennessCoeff"/>
-          <w:id w:val="-1843542613"/>
-          <w:placeholder>
-            <w:docPart w:val="DefaultPlaceholder_1082065158"/>
-          </w:placeholder>
-          <w:text/>
-        </w:sdtPr>
-        <w:sdtContent>
-          <w:r>
-            <w:t>meltUnevennessCoeff</w:t>
-          </w:r>
-        </w:sdtContent>
-      </w:sdt>
-      <w:r>
-        <w:t>×</w:t>
-      </w:r>
-      <w:sdt>
-        <w:sdtPr>
-          <w:alias w:val="ky"/>
-          <w:tag w:val="ky"/>
-          <w:id w:val="1724327811"/>
-          <w:placeholder>
-            <w:docPart w:val="DefaultPlaceholder_1082065158"/>
-          </w:placeholder>
-          <w:text/>
-        </w:sdtPr>
-        <w:sdtContent>
-          <w:r>
-            <w:t>ky</w:t>
-          </w:r>
-        </w:sdtContent>
-      </w:sdt>
-      <w:r>
-        <w:t>×</w:t>
-      </w:r>
-      <w:sdt>
-        <w:sdtPr>
-          <w:alias w:val="totalAreaHa"/>
-          <w:tag w:val="totalAreaHa"/>
-          <w:id w:val="-1787499696"/>
-          <w:placeholder>
-            <w:docPart w:val="DefaultPlaceholder_1082065158"/>
-          </w:placeholder>
-          <w:text/>
-        </w:sdtPr>
-        <w:sdtContent>
-          <w:r>
-            <w:t>totalAreaHa</w:t>
-          </w:r>
-        </w:sdtContent>
-      </w:sdt>
-      <w:r>
-        <w:t>×</w:t>
-      </w:r>
-      <w:sdt>
-        <w:sdtPr>
-          <w:alias w:val="hc"/>
-          <w:tag w:val="hc"/>
-          <w:id w:val="-1427656346"/>
-          <w:placeholder>
-            <w:docPart w:val="DefaultPlaceholder_1082065158"/>
-          </w:placeholder>
-          <w:text/>
-        </w:sdtPr>
-        <w:sdtContent>
-          <w:r>
-            <w:t>hc</w:t>
-          </w:r>
-        </w:sdtContent>
-      </w:sdt>
-      <w:r>
-        <w:t xml:space="preserve"> = </w:t>
-      </w:r>
-      <w:sdt>
-        <w:sdtPr>
-          <w:alias w:val="dailyMeltVolume"/>
-          <w:tag w:val="dailyMeltVolume"/>
-          <w:id w:val="-407461685"/>
-          <w:placeholder>
-            <w:docPart w:val="DefaultPlaceholder_1082065158"/>
-          </w:placeholder>
-          <w:text/>
-        </w:sdtPr>
-        <w:sdtContent>
-          <w:proofErr w:type="spellStart"/>
-          <w:r>
-            <w:t>dailyMeltVolume</w:t>
-          </w:r>
-          <w:proofErr w:type="spellEnd"/>
-        </w:sdtContent>
-      </w:sdt>
-      <w:r>
-        <w:t xml:space="preserve"> </w:t>
-      </w:r>
-      <w:r>
-        <w:rPr>
-          <w:spacing w:val="-2"/>
-        </w:rPr>
-        <w:t>м3/</w:t>
-      </w:r>
-      <w:proofErr w:type="spellStart"/>
-      <w:r>
-        <w:rPr>
-          <w:spacing w:val="-2"/>
-        </w:rPr>
-        <w:t>сут</w:t>
-      </w:r>
-      <w:proofErr w:type="spellEnd"/>
-      <w:r>
-        <w:rPr>
-          <w:spacing w:val="-2"/>
-        </w:rPr>
-        <w:t>.</w:t>
-      </w:r>
-    </w:p>
-    <w:p>
-      <w:pPr>
-        <w:pStyle w:val="a3"/>
-        <w:tabs>
-          <w:tab w:val="left" w:pos="11057"/>
-        </w:tabs>
-        <w:spacing w:before="240"/>
-        <w:ind w:left="3882" w:right="287"/>
+        <w:spacing w:after="240" w:line="237" w:lineRule="auto"/>
+        <w:ind w:left="993" w:right="287"/>
+        <w:jc w:val="center"/>
         <w:rPr>
           <w:lang w:val="en-US"/>
         </w:rPr>
@@ -4137,71 +4287,34 @@
         <w:tabs>
           <w:tab w:val="left" w:pos="11057"/>
         </w:tabs>
-        <w:ind w:left="993" w:right="287" w:firstLine="708"/>
+        <w:spacing w:before="1" w:after="240" w:line="237" w:lineRule="auto"/>
+        <w:ind w:left="993" w:right="287"/>
+        <w:jc w:val="center"/>
+        <w:rPr>
+          <w:lang w:val="en-US"/>
+        </w:rPr>
       </w:pPr>
       <w:proofErr w:type="spellStart"/>
       <w:r>
-        <w:rPr>
-          <w:lang w:val="en-US"/>
-        </w:rPr>
         <w:t>Qr</w:t>
       </w:r>
       <w:proofErr w:type="spellEnd"/>
       <w:r>
-        <w:rPr>
-          <w:lang w:val="en-US"/>
-        </w:rPr>
         <w:t>=</w:t>
       </w:r>
       <w:r>
-        <w:rPr>
-          <w:lang w:val="en-US"/>
-        </w:rPr>
-        <w:t>Zmid</w:t>
-      </w:r>
-      <w:r>
-        <w:rPr>
-          <w:lang w:val="en-US"/>
-        </w:rPr>
-        <w:t>×</w:t>
-      </w:r>
-      <w:r>
-        <w:rPr>
-          <w:lang w:val="en-US"/>
-        </w:rPr>
-        <w:t>A^1,2</w:t>
-      </w:r>
-      <w:r>
-        <w:rPr>
-          <w:lang w:val="en-US"/>
-        </w:rPr>
-        <w:t>×</w:t>
-      </w:r>
-      <w:r>
-        <w:rPr>
-          <w:lang w:val="en-US"/>
-        </w:rPr>
-        <w:t>F/</w:t>
+        <w:t>Zmid×A^1,2×F/</w:t>
       </w:r>
       <w:proofErr w:type="spellStart"/>
       <w:r>
-        <w:rPr>
-          <w:lang w:val="en-US"/>
-        </w:rPr>
         <w:t>tr</w:t>
       </w:r>
       <w:proofErr w:type="spellEnd"/>
       <w:r>
-        <w:rPr>
-          <w:lang w:val="en-US"/>
-        </w:rPr>
         <w:t xml:space="preserve">^(1,2n−0,1) = </w:t>
       </w:r>
       <w:sdt>
         <w:sdtPr>
-          <w:rPr>
-            <w:lang w:val="en-US"/>
-          </w:rPr>
           <w:alias w:val="zmid"/>
           <w:tag w:val="zmid"/>
           <w:id w:val="1854296816"/>
@@ -4212,24 +4325,15 @@
         </w:sdtPr>
         <w:sdtContent>
           <w:r>
-            <w:rPr>
-              <w:lang w:val="en-US"/>
-            </w:rPr>
             <w:t>zmid</w:t>
           </w:r>
         </w:sdtContent>
       </w:sdt>
       <w:r>
-        <w:rPr>
-          <w:lang w:val="en-US"/>
-        </w:rPr>
         <w:t>×</w:t>
       </w:r>
       <w:sdt>
         <w:sdtPr>
-          <w:rPr>
-            <w:lang w:val="en-US"/>
-          </w:rPr>
           <w:alias w:val="parameterA"/>
           <w:tag w:val="parameterA"/>
           <w:id w:val="1561672508"/>
@@ -4240,30 +4344,15 @@
         </w:sdtPr>
         <w:sdtContent>
           <w:r>
-            <w:rPr>
-              <w:lang w:val="en-US"/>
-            </w:rPr>
             <w:t>parameterA</w:t>
           </w:r>
         </w:sdtContent>
       </w:sdt>
       <w:r>
-        <w:rPr>
-          <w:lang w:val="en-US"/>
-        </w:rPr>
-        <w:t>^1,2</w:t>
-      </w:r>
-      <w:r>
-        <w:rPr>
-          <w:lang w:val="en-US"/>
-        </w:rPr>
-        <w:t>×</w:t>
-      </w:r>
-      <w:sdt>
-        <w:sdtPr>
-          <w:rPr>
-            <w:lang w:val="en-US"/>
-          </w:rPr>
+        <w:t>^1,2×</w:t>
+      </w:r>
+      <w:sdt>
+        <w:sdtPr>
           <w:alias w:val="rainFlowAreaHa"/>
           <w:tag w:val="rainFlowAreaHa"/>
           <w:id w:val="907426472"/>
@@ -4274,31 +4363,16 @@
         </w:sdtPr>
         <w:sdtContent>
           <w:r>
-            <w:rPr>
-              <w:lang w:val="en-US"/>
-            </w:rPr>
             <w:t>rainFlowAreaHa</w:t>
           </w:r>
         </w:sdtContent>
       </w:sdt>
       <w:r>
-        <w:rPr>
-          <w:lang w:val="en-US"/>
-        </w:rPr>
-        <w:t>/</w:t>
-      </w:r>
-      <w:r>
-        <w:rPr>
-          <w:lang w:val="en-US"/>
-        </w:rPr>
-        <w:t>(</w:t>
+        <w:t>/(</w:t>
       </w:r>
       <w:proofErr w:type="spellStart"/>
       <w:sdt>
         <w:sdtPr>
-          <w:rPr>
-            <w:lang w:val="en-US"/>
-          </w:rPr>
           <w:alias w:val="tr"/>
           <w:tag w:val="tr"/>
           <w:id w:val="-114749912"/>
@@ -4309,18 +4383,12 @@
         </w:sdtPr>
         <w:sdtContent>
           <w:r>
-            <w:rPr>
-              <w:lang w:val="en-US"/>
-            </w:rPr>
             <w:t>tr</w:t>
           </w:r>
           <w:proofErr w:type="spellEnd"/>
         </w:sdtContent>
       </w:sdt>
       <w:r>
-        <w:rPr>
-          <w:lang w:val="en-US"/>
-        </w:rPr>
         <w:t>)^</w:t>
       </w:r>
       <w:r>
@@ -4359,14 +4427,30 @@
         </w:rPr>
         <w:t xml:space="preserve">= </w:t>
       </w:r>
-      <w:proofErr w:type="spellStart"/>
-      <w:r>
-        <w:rPr>
-          <w:lang w:val="en-US"/>
-        </w:rPr>
-        <w:t>qr</w:t>
-      </w:r>
-      <w:proofErr w:type="spellEnd"/>
+      <w:sdt>
+        <w:sdtPr>
+          <w:rPr>
+            <w:lang w:val="en-US"/>
+          </w:rPr>
+          <w:alias w:val="qr"/>
+          <w:tag w:val="qr"/>
+          <w:id w:val="1692104518"/>
+          <w:placeholder>
+            <w:docPart w:val="DefaultPlaceholder_1082065158"/>
+          </w:placeholder>
+          <w:text/>
+        </w:sdtPr>
+        <w:sdtContent>
+          <w:proofErr w:type="spellStart"/>
+          <w:r>
+            <w:rPr>
+              <w:lang w:val="en-US"/>
+            </w:rPr>
+            <w:t>qr</w:t>
+          </w:r>
+          <w:proofErr w:type="spellEnd"/>
+        </w:sdtContent>
+      </w:sdt>
       <w:r>
         <w:rPr>
           <w:lang w:val="en-US"/>
@@ -4382,9 +4466,11 @@
         </w:rPr>
         <w:t>/</w:t>
       </w:r>
+      <w:proofErr w:type="gramStart"/>
       <w:r>
         <w:t>с</w:t>
       </w:r>
+      <w:proofErr w:type="gramEnd"/>
     </w:p>
     <w:p>
       <w:pPr>
@@ -4392,7 +4478,7 @@
         <w:tabs>
           <w:tab w:val="left" w:pos="11057"/>
         </w:tabs>
-        <w:spacing w:before="240"/>
+        <w:spacing w:before="1" w:after="240" w:line="237" w:lineRule="auto"/>
         <w:ind w:left="993" w:right="287"/>
         <w:jc w:val="center"/>
         <w:rPr>
@@ -4526,12 +4612,6 @@
         <w:t>lg</w:t>
       </w:r>
       <w:proofErr w:type="spellEnd"/>
-      <w:r>
-        <w:rPr>
-          <w:lang w:val="en-GB"/>
-        </w:rPr>
-        <w:t xml:space="preserve"> </w:t>
-      </w:r>
       <w:sdt>
         <w:sdtPr>
           <w:rPr>
@@ -4567,13 +4647,6 @@
         </w:rPr>
         <w:t>lg</w:t>
       </w:r>
-      <w:proofErr w:type="spellEnd"/>
-      <w:r>
-        <w:rPr>
-          <w:lang w:val="en-US"/>
-        </w:rPr>
-        <w:t xml:space="preserve"> </w:t>
-      </w:r>
       <w:sdt>
         <w:sdtPr>
           <w:rPr>
@@ -4588,7 +4661,6 @@
           <w:text/>
         </w:sdtPr>
         <w:sdtContent>
-          <w:proofErr w:type="spellStart"/>
           <w:r>
             <w:rPr>
               <w:lang w:val="en-US"/>
@@ -4669,7 +4741,7 @@
         <w:tabs>
           <w:tab w:val="left" w:pos="11057"/>
         </w:tabs>
-        <w:spacing w:before="240"/>
+        <w:spacing w:before="1" w:after="240" w:line="237" w:lineRule="auto"/>
         <w:ind w:left="993" w:right="287"/>
         <w:jc w:val="center"/>
         <w:rPr>
@@ -4807,51 +4879,43 @@
         <w:t>=</w:t>
       </w:r>
       <w:proofErr w:type="spellStart"/>
-      <w:r>
-        <w:rPr>
-          <w:lang w:val="en-US"/>
-        </w:rPr>
-        <w:t>tr</w:t>
+      <w:sdt>
+        <w:sdtPr>
+          <w:rPr>
+            <w:lang w:val="en-US"/>
+          </w:rPr>
+          <w:alias w:val="tr"/>
+          <w:tag w:val="tr"/>
+          <w:id w:val="351155622"/>
+          <w:placeholder>
+            <w:docPart w:val="DefaultPlaceholder_1082065158"/>
+          </w:placeholder>
+          <w:text/>
+        </w:sdtPr>
+        <w:sdtContent>
+          <w:r>
+            <w:rPr>
+              <w:lang w:val="en-US"/>
+            </w:rPr>
+            <w:t>tr</w:t>
+          </w:r>
+          <w:proofErr w:type="spellEnd"/>
+        </w:sdtContent>
+      </w:sdt>
+      <w:r>
+        <w:rPr>
+          <w:lang w:val="en-US"/>
+        </w:rPr>
+        <w:t xml:space="preserve"> </w:t>
+      </w:r>
+      <w:proofErr w:type="spellStart"/>
+      <w:r>
+        <w:rPr>
+          <w:lang w:val="en-US"/>
+        </w:rPr>
+        <w:t>мин</w:t>
       </w:r>
       <w:proofErr w:type="spellEnd"/>
-      <w:r>
-        <w:rPr>
-          <w:lang w:val="en-US"/>
-        </w:rPr>
-        <w:t xml:space="preserve"> </w:t>
-      </w:r>
-      <w:proofErr w:type="spellStart"/>
-      <w:r>
-        <w:rPr>
-          <w:lang w:val="en-US"/>
-        </w:rPr>
-        <w:t>мин</w:t>
-      </w:r>
-      <w:proofErr w:type="spellEnd"/>
-    </w:p>
-    <w:p>
-      <w:pPr>
-        <w:tabs>
-          <w:tab w:val="left" w:pos="11057"/>
-        </w:tabs>
-        <w:spacing w:line="170" w:lineRule="exact"/>
-        <w:ind w:right="287"/>
-        <w:rPr>
-          <w:sz w:val="24"/>
-          <w:szCs w:val="24"/>
-          <w:lang w:val="en-US"/>
-        </w:rPr>
-        <w:sectPr>
-          <w:type w:val="continuous"/>
-          <w:pgSz w:w="11910" w:h="16840"/>
-          <w:pgMar w:top="520" w:right="425" w:bottom="1200" w:left="141" w:header="0" w:footer="1001" w:gutter="0"/>
-          <w:cols w:num="3" w:space="720" w:equalWidth="0">
-            <w:col w:w="5366" w:space="40"/>
-            <w:col w:w="2837" w:space="39"/>
-            <w:col w:w="3062"/>
-          </w:cols>
-        </w:sectPr>
-      </w:pPr>
     </w:p>
     <w:p>
       <w:pPr>
@@ -4859,7 +4923,7 @@
         <w:tabs>
           <w:tab w:val="left" w:pos="11057"/>
         </w:tabs>
-        <w:spacing w:before="1"/>
+        <w:spacing w:after="240"/>
         <w:ind w:right="287"/>
       </w:pPr>
       <w:r>
@@ -4897,12 +4961,11 @@
         <w:tabs>
           <w:tab w:val="left" w:pos="11057"/>
         </w:tabs>
-        <w:spacing w:before="240"/>
-        <w:ind w:left="994" w:right="287"/>
+        <w:spacing w:line="237" w:lineRule="auto"/>
+        <w:ind w:left="993" w:right="287"/>
         <w:jc w:val="center"/>
         <w:rPr>
           <w:rFonts w:ascii="Cambria Math" w:hAnsi="Cambria Math"/>
-          <w:lang w:val="en-GB"/>
         </w:rPr>
       </w:pPr>
       <w:proofErr w:type="spellStart"/>
@@ -5100,7 +5163,7 @@
       <mc:AlternateContent>
         <mc:Choice Requires="wps">
           <w:drawing>
-            <wp:anchor distT="0" distB="0" distL="0" distR="0" simplePos="0" relativeHeight="487533056" behindDoc="1" locked="0" layoutInCell="1" allowOverlap="1" wp14:anchorId="7D7B3B31" wp14:editId="7B9AC85A">
+            <wp:anchor distT="0" distB="0" distL="0" distR="0" simplePos="0" relativeHeight="487533056" behindDoc="1" locked="0" layoutInCell="1" allowOverlap="1" wp14:anchorId="19DC356B" wp14:editId="2FFA08AA">
               <wp:simplePos x="0" y="0"/>
               <wp:positionH relativeFrom="page">
                 <wp:posOffset>796848</wp:posOffset>
@@ -5236,7 +5299,7 @@
       <mc:AlternateContent>
         <mc:Choice Requires="wps">
           <w:drawing>
-            <wp:anchor distT="0" distB="0" distL="0" distR="0" simplePos="0" relativeHeight="487533568" behindDoc="1" locked="0" layoutInCell="1" allowOverlap="1" wp14:anchorId="7C050C2B" wp14:editId="68B0C7FA">
+            <wp:anchor distT="0" distB="0" distL="0" distR="0" simplePos="0" relativeHeight="487533568" behindDoc="1" locked="0" layoutInCell="1" allowOverlap="1" wp14:anchorId="262B1D7A" wp14:editId="5F16A23E">
               <wp:simplePos x="0" y="0"/>
               <wp:positionH relativeFrom="page">
                 <wp:posOffset>3500754</wp:posOffset>
@@ -5275,7 +5338,7 @@
                             </w:rPr>
                             <w:alias w:val="engineerName"/>
                             <w:tag w:val="engineerName"/>
-                            <w:id w:val="37330374"/>
+                            <w:id w:val="-237167875"/>
                             <w:placeholder>
                               <w:docPart w:val="DefaultPlaceholder_1082065158"/>
                             </w:placeholder>
@@ -5326,7 +5389,7 @@
                       </w:rPr>
                       <w:alias w:val="engineerName"/>
                       <w:tag w:val="engineerName"/>
-                      <w:id w:val="37330374"/>
+                      <w:id w:val="-237167875"/>
                       <w:placeholder>
                         <w:docPart w:val="DefaultPlaceholder_1082065158"/>
                       </w:placeholder>
@@ -5370,7 +5433,7 @@
       <mc:AlternateContent>
         <mc:Choice Requires="wps">
           <w:drawing>
-            <wp:anchor distT="0" distB="0" distL="0" distR="0" simplePos="0" relativeHeight="487534080" behindDoc="1" locked="0" layoutInCell="1" allowOverlap="1" wp14:anchorId="60F4B37C" wp14:editId="26968AF1">
+            <wp:anchor distT="0" distB="0" distL="0" distR="0" simplePos="0" relativeHeight="487534080" behindDoc="1" locked="0" layoutInCell="1" allowOverlap="1" wp14:anchorId="025B04F6" wp14:editId="78D9FC13">
               <wp:simplePos x="0" y="0"/>
               <wp:positionH relativeFrom="page">
                 <wp:posOffset>5602985</wp:posOffset>
@@ -5418,7 +5481,7 @@
                               </w:rPr>
                               <w:alias w:val="reportDate"/>
                               <w:tag w:val="reportDate"/>
-                              <w:id w:val="-1430422042"/>
+                              <w:id w:val="-1425640069"/>
                               <w:placeholder>
                                 <w:docPart w:val="DefaultPlaceholder_1082065158"/>
                               </w:placeholder>
@@ -5484,7 +5547,7 @@
                         </w:rPr>
                         <w:alias w:val="reportDate"/>
                         <w:tag w:val="reportDate"/>
-                        <w:id w:val="-1430422042"/>
+                        <w:id w:val="-1425640069"/>
                         <w:placeholder>
                           <w:docPart w:val="DefaultPlaceholder_1082065158"/>
                         </w:placeholder>
@@ -6438,6 +6501,7 @@
   <w:rsids>
     <w:rsidRoot w:val="000E20AE"/>
     <w:rsid w:val="000E20AE"/>
+    <w:rsid w:val="0055388B"/>
   </w:rsids>
   <m:mathPr>
     <m:mathFont m:val="Cambria Math"/>

--- a/public/templates/rain-report-template.docx
+++ b/public/templates/rain-report-template.docx
@@ -387,6 +387,7 @@
           </w:placeholder>
           <w:text/>
         </w:sdtPr>
+        <w:sdtEndPr/>
         <w:sdtContent>
           <w:r>
             <w:t>objectName</w:t>
@@ -655,6 +656,7 @@
           </w:placeholder>
           <w:text/>
         </w:sdtPr>
+        <w:sdtEndPr/>
         <w:sdtContent>
           <w:r>
             <w:rPr>
@@ -728,6 +730,7 @@
           </w:placeholder>
           <w:text/>
         </w:sdtPr>
+        <w:sdtEndPr/>
         <w:sdtContent>
           <w:proofErr w:type="spellStart"/>
           <w:r>
@@ -781,9 +784,6 @@
         <w:spacing w:before="1" w:line="237" w:lineRule="auto"/>
         <w:ind w:left="851" w:right="854"/>
         <w:jc w:val="center"/>
-        <w:rPr>
-          <w:lang w:val="en-GB"/>
-        </w:rPr>
       </w:pPr>
       <w:r>
         <w:rPr>
@@ -795,7 +795,6 @@
       <w:r>
         <w:rPr>
           <w:sz w:val="16"/>
-          <w:lang w:val="en-US"/>
         </w:rPr>
         <w:t>5</w:t>
       </w:r>
@@ -859,6 +858,7 @@
           </w:placeholder>
           <w:text/>
         </w:sdtPr>
+        <w:sdtEndPr/>
         <w:sdtContent>
           <w:r>
             <w:rPr>
@@ -886,6 +886,7 @@
           </w:placeholder>
           <w:text/>
         </w:sdtPr>
+        <w:sdtEndPr/>
         <w:sdtContent>
           <w:r>
             <w:t>q20</w:t>
@@ -908,6 +909,7 @@
           </w:placeholder>
           <w:text/>
         </w:sdtPr>
+        <w:sdtEndPr/>
         <w:sdtContent>
           <w:r>
             <w:t>q5</w:t>
@@ -958,6 +960,7 @@
           </w:placeholder>
           <w:text/>
         </w:sdtPr>
+        <w:sdtEndPr/>
         <w:sdtContent>
           <w:r>
             <w:t>q20</w:t>
@@ -1025,6 +1028,7 @@
           </w:placeholder>
           <w:text/>
         </w:sdtPr>
+        <w:sdtEndPr/>
         <w:sdtContent>
           <w:r>
             <w:t>n</w:t>
@@ -1093,6 +1097,7 @@
           </w:placeholder>
           <w:text/>
         </w:sdtPr>
+        <w:sdtEndPr/>
         <w:sdtContent>
           <w:r>
             <w:t>roofAreaM2</w:t>
@@ -1127,9 +1132,6 @@
         <w:spacing w:before="1" w:after="240" w:line="237" w:lineRule="auto"/>
         <w:ind w:left="851" w:right="854"/>
         <w:jc w:val="center"/>
-        <w:rPr>
-          <w:lang w:val="en-GB"/>
-        </w:rPr>
       </w:pPr>
       <w:proofErr w:type="spellStart"/>
       <w:r>
@@ -1160,6 +1162,7 @@
           </w:placeholder>
           <w:text/>
         </w:sdtPr>
+        <w:sdtEndPr/>
         <w:sdtContent>
           <w:proofErr w:type="spellStart"/>
           <w:r>
@@ -1179,6 +1182,7 @@
           </w:placeholder>
           <w:text/>
         </w:sdtPr>
+        <w:sdtEndPr/>
         <w:sdtContent>
           <w:proofErr w:type="spellStart"/>
           <w:r>
@@ -1214,6 +1218,7 @@
           </w:placeholder>
           <w:text/>
         </w:sdtPr>
+        <w:sdtEndPr/>
         <w:sdtContent>
           <w:proofErr w:type="spellStart"/>
           <w:r>
@@ -1420,6 +1425,7 @@
           </w:placeholder>
           <w:text/>
         </w:sdtPr>
+        <w:sdtEndPr/>
         <w:sdtContent>
           <w:proofErr w:type="gramStart"/>
           <w:r>
@@ -1450,6 +1456,7 @@
           </w:placeholder>
           <w:text/>
         </w:sdtPr>
+        <w:sdtEndPr/>
         <w:sdtContent>
           <w:r>
             <w:rPr>
@@ -1478,6 +1485,7 @@
           </w:placeholder>
           <w:text/>
         </w:sdtPr>
+        <w:sdtEndPr/>
         <w:sdtContent>
           <w:r>
             <w:rPr>
@@ -1507,6 +1515,7 @@
           </w:placeholder>
           <w:text/>
         </w:sdtPr>
+        <w:sdtEndPr/>
         <w:sdtContent>
           <w:r>
             <w:rPr>
@@ -1627,6 +1636,7 @@
           </w:placeholder>
           <w:text/>
         </w:sdtPr>
+        <w:sdtEndPr/>
         <w:sdtContent>
           <w:r>
             <w:rPr>
@@ -1655,6 +1665,7 @@
           </w:placeholder>
           <w:text/>
         </w:sdtPr>
+        <w:sdtEndPr/>
         <w:sdtContent>
           <w:r>
             <w:rPr>
@@ -1683,6 +1694,7 @@
           </w:placeholder>
           <w:text/>
         </w:sdtPr>
+        <w:sdtEndPr/>
         <w:sdtContent>
           <w:r>
             <w:rPr>
@@ -1712,6 +1724,7 @@
           </w:placeholder>
           <w:text/>
         </w:sdtPr>
+        <w:sdtEndPr/>
         <w:sdtContent>
           <w:r>
             <w:rPr>
@@ -1860,6 +1873,7 @@
           </w:placeholder>
           <w:text/>
         </w:sdtPr>
+        <w:sdtEndPr/>
         <w:sdtContent>
           <w:proofErr w:type="spellStart"/>
           <w:r>
@@ -1928,9 +1942,6 @@
         <w:pStyle w:val="a3"/>
         <w:spacing w:after="240"/>
         <w:ind w:right="287"/>
-        <w:rPr>
-          <w:lang w:val="en-GB"/>
-        </w:rPr>
       </w:pPr>
       <w:proofErr w:type="spellStart"/>
       <w:r>
@@ -2069,6 +2080,7 @@
           </w:placeholder>
           <w:text/>
         </w:sdtPr>
+        <w:sdtEndPr/>
         <w:sdtContent>
           <w:proofErr w:type="spellStart"/>
           <w:r>
@@ -2090,9 +2102,6 @@
         <w:spacing w:before="1" w:after="240" w:line="237" w:lineRule="auto"/>
         <w:ind w:left="851" w:right="854"/>
         <w:jc w:val="center"/>
-        <w:rPr>
-          <w:lang w:val="en-US"/>
-        </w:rPr>
       </w:pPr>
       <w:r>
         <w:rPr>
@@ -2104,9 +2113,6 @@
         <w:t>м</w:t>
       </w:r>
       <w:r>
-        <w:rPr>
-          <w:lang w:val="en-US"/>
-        </w:rPr>
         <w:t xml:space="preserve"> = 10×</w:t>
       </w:r>
       <w:r>
@@ -2116,9 +2122,6 @@
         <w:t>m</w:t>
       </w:r>
       <w:r>
-        <w:rPr>
-          <w:lang w:val="en-US"/>
-        </w:rPr>
         <w:t>×</w:t>
       </w:r>
       <w:r>
@@ -2128,9 +2131,6 @@
         <w:t>k</w:t>
       </w:r>
       <w:r>
-        <w:rPr>
-          <w:lang w:val="en-US"/>
-        </w:rPr>
         <w:t>×</w:t>
       </w:r>
       <w:r>
@@ -2143,9 +2143,6 @@
         <w:t>м</w:t>
       </w:r>
       <w:r>
-        <w:rPr>
-          <w:lang w:val="en-US"/>
-        </w:rPr>
         <w:t>×</w:t>
       </w:r>
       <w:r>
@@ -2155,9 +2152,6 @@
         <w:t>N</w:t>
       </w:r>
       <w:r>
-        <w:rPr>
-          <w:lang w:val="en-US"/>
-        </w:rPr>
         <w:t xml:space="preserve"> = 10×</w:t>
       </w:r>
       <w:sdt>
@@ -2173,19 +2167,19 @@
           </w:placeholder>
           <w:text/>
         </w:sdtPr>
-        <w:sdtContent>
+        <w:sdtEndPr/>
+        <w:sdtContent>
+          <w:proofErr w:type="spellStart"/>
           <w:r>
             <w:rPr>
               <w:lang w:val="en-US"/>
             </w:rPr>
             <w:t>washingRate</w:t>
           </w:r>
-        </w:sdtContent>
-      </w:sdt>
-      <w:r>
-        <w:rPr>
-          <w:lang w:val="en-US"/>
-        </w:rPr>
+          <w:proofErr w:type="spellEnd"/>
+        </w:sdtContent>
+      </w:sdt>
+      <w:r>
         <w:t>×</w:t>
       </w:r>
       <w:sdt>
@@ -2201,19 +2195,19 @@
           </w:placeholder>
           <w:text/>
         </w:sdtPr>
-        <w:sdtContent>
+        <w:sdtEndPr/>
+        <w:sdtContent>
+          <w:proofErr w:type="spellStart"/>
           <w:r>
             <w:rPr>
               <w:lang w:val="en-US"/>
             </w:rPr>
             <w:t>washingCoeff</w:t>
           </w:r>
-        </w:sdtContent>
-      </w:sdt>
-      <w:r>
-        <w:rPr>
-          <w:lang w:val="en-US"/>
-        </w:rPr>
+          <w:proofErr w:type="spellEnd"/>
+        </w:sdtContent>
+      </w:sdt>
+      <w:r>
         <w:t>×</w:t>
       </w:r>
       <w:sdt>
@@ -2229,19 +2223,19 @@
           </w:placeholder>
           <w:text/>
         </w:sdtPr>
-        <w:sdtContent>
+        <w:sdtEndPr/>
+        <w:sdtContent>
+          <w:proofErr w:type="spellStart"/>
           <w:r>
             <w:rPr>
               <w:lang w:val="en-US"/>
             </w:rPr>
             <w:t>washingAreaHa</w:t>
           </w:r>
-        </w:sdtContent>
-      </w:sdt>
-      <w:r>
-        <w:rPr>
-          <w:lang w:val="en-US"/>
-        </w:rPr>
+          <w:proofErr w:type="spellEnd"/>
+        </w:sdtContent>
+      </w:sdt>
+      <w:r>
         <w:t>×</w:t>
       </w:r>
       <w:sdt>
@@ -2257,19 +2251,19 @@
           </w:placeholder>
           <w:text/>
         </w:sdtPr>
-        <w:sdtContent>
+        <w:sdtEndPr/>
+        <w:sdtContent>
+          <w:proofErr w:type="spellStart"/>
           <w:r>
             <w:rPr>
               <w:lang w:val="en-US"/>
             </w:rPr>
             <w:t>washingCount</w:t>
           </w:r>
-        </w:sdtContent>
-      </w:sdt>
-      <w:r>
-        <w:rPr>
-          <w:lang w:val="en-US"/>
-        </w:rPr>
+          <w:proofErr w:type="spellEnd"/>
+        </w:sdtContent>
+      </w:sdt>
+      <w:r>
         <w:t xml:space="preserve"> = </w:t>
       </w:r>
       <w:sdt>
@@ -2285,6 +2279,7 @@
           </w:placeholder>
           <w:text/>
         </w:sdtPr>
+        <w:sdtEndPr/>
         <w:sdtContent>
           <w:proofErr w:type="spellStart"/>
           <w:r>
@@ -2297,27 +2292,18 @@
         </w:sdtContent>
       </w:sdt>
       <w:r>
-        <w:rPr>
-          <w:lang w:val="en-US"/>
-        </w:rPr>
         <w:t xml:space="preserve"> </w:t>
       </w:r>
       <w:r>
         <w:t>м</w:t>
       </w:r>
       <w:r>
-        <w:rPr>
-          <w:lang w:val="en-US"/>
-        </w:rPr>
         <w:t>3/</w:t>
       </w:r>
       <w:r>
         <w:t>год</w:t>
       </w:r>
       <w:r>
-        <w:rPr>
-          <w:lang w:val="en-US"/>
-        </w:rPr>
         <w:t>.</w:t>
       </w:r>
     </w:p>
@@ -2469,6 +2455,7 @@
           </w:placeholder>
           <w:text/>
         </w:sdtPr>
+        <w:sdtEndPr/>
         <w:sdtContent>
           <w:r>
             <w:rPr>
@@ -2498,6 +2485,7 @@
           </w:placeholder>
           <w:text/>
         </w:sdtPr>
+        <w:sdtEndPr/>
         <w:sdtContent>
           <w:r>
             <w:rPr>
@@ -2527,6 +2515,7 @@
           </w:placeholder>
           <w:text/>
         </w:sdtPr>
+        <w:sdtEndPr/>
         <w:sdtContent>
           <w:r>
             <w:rPr>
@@ -2556,6 +2545,7 @@
           </w:placeholder>
           <w:text/>
         </w:sdtPr>
+        <w:sdtEndPr/>
         <w:sdtContent>
           <w:r>
             <w:rPr>
@@ -2592,6 +2582,7 @@
           </w:placeholder>
           <w:text/>
         </w:sdtPr>
+        <w:sdtEndPr/>
         <w:sdtContent>
           <w:proofErr w:type="spellStart"/>
           <w:r>
@@ -2636,6 +2627,7 @@
           </w:placeholder>
           <w:text/>
         </w:sdtPr>
+        <w:sdtEndPr/>
         <w:sdtContent>
           <w:proofErr w:type="spellStart"/>
           <w:r>
@@ -2738,6 +2730,7 @@
           </w:placeholder>
           <w:text/>
         </w:sdtPr>
+        <w:sdtEndPr/>
         <w:sdtContent>
           <w:proofErr w:type="spellStart"/>
           <w:r>
@@ -2860,6 +2853,7 @@
           </w:placeholder>
           <w:text/>
         </w:sdtPr>
+        <w:sdtEndPr/>
         <w:sdtContent>
           <w:r>
             <w:rPr>
@@ -2888,6 +2882,7 @@
           </w:placeholder>
           <w:text/>
         </w:sdtPr>
+        <w:sdtEndPr/>
         <w:sdtContent>
           <w:r>
             <w:rPr>
@@ -2922,6 +2917,7 @@
           </w:placeholder>
           <w:text/>
         </w:sdtPr>
+        <w:sdtEndPr/>
         <w:sdtContent>
           <w:r>
             <w:rPr>
@@ -2950,6 +2946,7 @@
           </w:placeholder>
           <w:text/>
         </w:sdtPr>
+        <w:sdtEndPr/>
         <w:sdtContent>
           <w:r>
             <w:rPr>
@@ -2989,7 +2986,7 @@
     <w:p>
       <w:pPr>
         <w:pStyle w:val="a3"/>
-        <w:spacing w:before="240"/>
+        <w:spacing w:before="240" w:after="240"/>
         <w:ind w:right="287"/>
       </w:pPr>
       <w:r>
@@ -3138,6 +3135,7 @@
           </w:placeholder>
           <w:text/>
         </w:sdtPr>
+        <w:sdtEndPr/>
         <w:sdtContent>
           <w:r>
             <w:rPr>
@@ -3166,6 +3164,7 @@
           </w:placeholder>
           <w:text/>
         </w:sdtPr>
+        <w:sdtEndPr/>
         <w:sdtContent>
           <w:r>
             <w:rPr>
@@ -3200,6 +3199,7 @@
           </w:placeholder>
           <w:text/>
         </w:sdtPr>
+        <w:sdtEndPr/>
         <w:sdtContent>
           <w:r>
             <w:rPr>
@@ -3228,6 +3228,7 @@
           </w:placeholder>
           <w:text/>
         </w:sdtPr>
+        <w:sdtEndPr/>
         <w:sdtContent>
           <w:r>
             <w:rPr>
@@ -3301,6 +3302,7 @@
           </w:placeholder>
           <w:text/>
         </w:sdtPr>
+        <w:sdtEndPr/>
         <w:sdtContent>
           <w:r>
             <w:rPr>
@@ -3329,6 +3331,7 @@
           </w:placeholder>
           <w:text/>
         </w:sdtPr>
+        <w:sdtEndPr/>
         <w:sdtContent>
           <w:r>
             <w:rPr>
@@ -3357,6 +3360,7 @@
           </w:placeholder>
           <w:text/>
         </w:sdtPr>
+        <w:sdtEndPr/>
         <w:sdtContent>
           <w:r>
             <w:rPr>
@@ -3385,6 +3389,7 @@
           </w:placeholder>
           <w:text/>
         </w:sdtPr>
+        <w:sdtEndPr/>
         <w:sdtContent>
           <w:r>
             <w:rPr>
@@ -3420,6 +3425,7 @@
           </w:placeholder>
           <w:text/>
         </w:sdtPr>
+        <w:sdtEndPr/>
         <w:sdtContent>
           <w:proofErr w:type="spellStart"/>
           <w:r>
@@ -3451,6 +3457,7 @@
           </w:placeholder>
           <w:text/>
         </w:sdtPr>
+        <w:sdtEndPr/>
         <w:sdtContent>
           <w:r>
             <w:rPr>
@@ -3504,6 +3511,7 @@
           </w:placeholder>
           <w:text/>
         </w:sdtPr>
+        <w:sdtEndPr/>
         <w:sdtContent>
           <w:r>
             <w:rPr>
@@ -3532,6 +3540,7 @@
           </w:placeholder>
           <w:text/>
         </w:sdtPr>
+        <w:sdtEndPr/>
         <w:sdtContent>
           <w:r>
             <w:rPr>
@@ -3560,6 +3569,7 @@
           </w:placeholder>
           <w:text/>
         </w:sdtPr>
+        <w:sdtEndPr/>
         <w:sdtContent>
           <w:r>
             <w:rPr>
@@ -3588,6 +3598,7 @@
           </w:placeholder>
           <w:text/>
         </w:sdtPr>
+        <w:sdtEndPr/>
         <w:sdtContent>
           <w:r>
             <w:rPr>
@@ -3623,6 +3634,7 @@
           </w:placeholder>
           <w:text/>
         </w:sdtPr>
+        <w:sdtEndPr/>
         <w:sdtContent>
           <w:proofErr w:type="spellStart"/>
           <w:r>
@@ -3654,6 +3666,7 @@
           </w:placeholder>
           <w:text/>
         </w:sdtPr>
+        <w:sdtEndPr/>
         <w:sdtContent>
           <w:r>
             <w:rPr>
@@ -3668,27 +3681,12 @@
     <w:p>
       <w:pPr>
         <w:pStyle w:val="a3"/>
-        <w:tabs>
-          <w:tab w:val="left" w:pos="11057"/>
-        </w:tabs>
-        <w:spacing w:before="240"/>
-        <w:ind w:right="287"/>
-        <w:rPr>
-          <w:lang w:val="en-GB"/>
-        </w:rPr>
-      </w:pPr>
-    </w:p>
-    <w:p>
-      <w:pPr>
-        <w:pStyle w:val="a3"/>
-        <w:tabs>
-          <w:tab w:val="left" w:pos="11057"/>
-        </w:tabs>
-        <w:spacing w:before="240"/>
+        <w:spacing w:before="240" w:after="240"/>
         <w:ind w:right="287"/>
       </w:pPr>
-      <w:r>
-        <w:lastRenderedPageBreak/>
+      <w:bookmarkStart w:id="0" w:name="_GoBack"/>
+      <w:bookmarkEnd w:id="0"/>
+      <w:r>
         <w:t>Максимальный</w:t>
       </w:r>
       <w:r>
@@ -3773,6 +3771,7 @@
         </w:rPr>
       </w:pPr>
       <w:r>
+        <w:lastRenderedPageBreak/>
         <w:t>Wт</w:t>
       </w:r>
       <w:proofErr w:type="gramStart"/>
@@ -3820,6 +3819,7 @@
           </w:placeholder>
           <w:text/>
         </w:sdtPr>
+        <w:sdtEndPr/>
         <w:sdtContent>
           <w:r>
             <w:t>psiMelt</w:t>
@@ -3839,6 +3839,7 @@
           </w:placeholder>
           <w:text/>
         </w:sdtPr>
+        <w:sdtEndPr/>
         <w:sdtContent>
           <w:r>
             <w:t>meltUnevennessCoeff</w:t>
@@ -3858,6 +3859,7 @@
           </w:placeholder>
           <w:text/>
         </w:sdtPr>
+        <w:sdtEndPr/>
         <w:sdtContent>
           <w:r>
             <w:t>ky</w:t>
@@ -3877,6 +3879,7 @@
           </w:placeholder>
           <w:text/>
         </w:sdtPr>
+        <w:sdtEndPr/>
         <w:sdtContent>
           <w:r>
             <w:t>totalAreaHa</w:t>
@@ -3896,6 +3899,7 @@
           </w:placeholder>
           <w:text/>
         </w:sdtPr>
+        <w:sdtEndPr/>
         <w:sdtContent>
           <w:r>
             <w:t>hc</w:t>
@@ -3915,6 +3919,7 @@
           </w:placeholder>
           <w:text/>
         </w:sdtPr>
+        <w:sdtEndPr/>
         <w:sdtContent>
           <w:r>
             <w:t>dailyMeltVolume</w:t>
@@ -4015,6 +4020,7 @@
           </w:placeholder>
           <w:text/>
         </w:sdtPr>
+        <w:sdtEndPr/>
         <w:sdtContent>
           <w:proofErr w:type="spellStart"/>
           <w:r>
@@ -4046,6 +4052,7 @@
           </w:placeholder>
           <w:text/>
         </w:sdtPr>
+        <w:sdtEndPr/>
         <w:sdtContent>
           <w:r>
             <w:rPr>
@@ -4075,6 +4082,7 @@
           </w:placeholder>
           <w:text/>
         </w:sdtPr>
+        <w:sdtEndPr/>
         <w:sdtContent>
           <w:proofErr w:type="spellStart"/>
           <w:r>
@@ -4296,25 +4304,43 @@
       </w:pPr>
       <w:proofErr w:type="spellStart"/>
       <w:r>
+        <w:rPr>
+          <w:lang w:val="en-US"/>
+        </w:rPr>
         <w:t>Qr</w:t>
       </w:r>
       <w:proofErr w:type="spellEnd"/>
       <w:r>
+        <w:rPr>
+          <w:lang w:val="en-US"/>
+        </w:rPr>
         <w:t>=</w:t>
       </w:r>
       <w:r>
+        <w:rPr>
+          <w:lang w:val="en-US"/>
+        </w:rPr>
         <w:t>Zmid×A^1,2×F/</w:t>
       </w:r>
       <w:proofErr w:type="spellStart"/>
       <w:r>
+        <w:rPr>
+          <w:lang w:val="en-US"/>
+        </w:rPr>
         <w:t>tr</w:t>
       </w:r>
       <w:proofErr w:type="spellEnd"/>
       <w:r>
+        <w:rPr>
+          <w:lang w:val="en-US"/>
+        </w:rPr>
         <w:t xml:space="preserve">^(1,2n−0,1) = </w:t>
       </w:r>
       <w:sdt>
         <w:sdtPr>
+          <w:rPr>
+            <w:lang w:val="en-US"/>
+          </w:rPr>
           <w:alias w:val="zmid"/>
           <w:tag w:val="zmid"/>
           <w:id w:val="1854296816"/>
@@ -4323,17 +4349,27 @@
           </w:placeholder>
           <w:text/>
         </w:sdtPr>
-        <w:sdtContent>
-          <w:r>
+        <w:sdtEndPr/>
+        <w:sdtContent>
+          <w:r>
+            <w:rPr>
+              <w:lang w:val="en-US"/>
+            </w:rPr>
             <w:t>zmid</w:t>
           </w:r>
         </w:sdtContent>
       </w:sdt>
       <w:r>
+        <w:rPr>
+          <w:lang w:val="en-US"/>
+        </w:rPr>
         <w:t>×</w:t>
       </w:r>
       <w:sdt>
         <w:sdtPr>
+          <w:rPr>
+            <w:lang w:val="en-US"/>
+          </w:rPr>
           <w:alias w:val="parameterA"/>
           <w:tag w:val="parameterA"/>
           <w:id w:val="1561672508"/>
@@ -4342,17 +4378,27 @@
           </w:placeholder>
           <w:text/>
         </w:sdtPr>
-        <w:sdtContent>
-          <w:r>
+        <w:sdtEndPr/>
+        <w:sdtContent>
+          <w:r>
+            <w:rPr>
+              <w:lang w:val="en-US"/>
+            </w:rPr>
             <w:t>parameterA</w:t>
           </w:r>
         </w:sdtContent>
       </w:sdt>
       <w:r>
+        <w:rPr>
+          <w:lang w:val="en-US"/>
+        </w:rPr>
         <w:t>^1,2×</w:t>
       </w:r>
       <w:sdt>
         <w:sdtPr>
+          <w:rPr>
+            <w:lang w:val="en-US"/>
+          </w:rPr>
           <w:alias w:val="rainFlowAreaHa"/>
           <w:tag w:val="rainFlowAreaHa"/>
           <w:id w:val="907426472"/>
@@ -4361,18 +4407,28 @@
           </w:placeholder>
           <w:text/>
         </w:sdtPr>
-        <w:sdtContent>
-          <w:r>
+        <w:sdtEndPr/>
+        <w:sdtContent>
+          <w:r>
+            <w:rPr>
+              <w:lang w:val="en-US"/>
+            </w:rPr>
             <w:t>rainFlowAreaHa</w:t>
           </w:r>
         </w:sdtContent>
       </w:sdt>
       <w:r>
+        <w:rPr>
+          <w:lang w:val="en-US"/>
+        </w:rPr>
         <w:t>/(</w:t>
       </w:r>
       <w:proofErr w:type="spellStart"/>
       <w:sdt>
         <w:sdtPr>
+          <w:rPr>
+            <w:lang w:val="en-US"/>
+          </w:rPr>
           <w:alias w:val="tr"/>
           <w:tag w:val="tr"/>
           <w:id w:val="-114749912"/>
@@ -4381,14 +4437,21 @@
           </w:placeholder>
           <w:text/>
         </w:sdtPr>
-        <w:sdtContent>
-          <w:r>
+        <w:sdtEndPr/>
+        <w:sdtContent>
+          <w:r>
+            <w:rPr>
+              <w:lang w:val="en-US"/>
+            </w:rPr>
             <w:t>tr</w:t>
           </w:r>
           <w:proofErr w:type="spellEnd"/>
         </w:sdtContent>
       </w:sdt>
       <w:r>
+        <w:rPr>
+          <w:lang w:val="en-US"/>
+        </w:rPr>
         <w:t>)^</w:t>
       </w:r>
       <w:r>
@@ -4410,6 +4473,7 @@
           </w:placeholder>
           <w:text/>
         </w:sdtPr>
+        <w:sdtEndPr/>
         <w:sdtContent>
           <w:proofErr w:type="spellStart"/>
           <w:r>
@@ -4440,6 +4504,7 @@
           </w:placeholder>
           <w:text/>
         </w:sdtPr>
+        <w:sdtEndPr/>
         <w:sdtContent>
           <w:proofErr w:type="spellStart"/>
           <w:r>
@@ -4466,11 +4531,9 @@
         </w:rPr>
         <w:t>/</w:t>
       </w:r>
-      <w:proofErr w:type="gramStart"/>
       <w:r>
         <w:t>с</w:t>
       </w:r>
-      <w:proofErr w:type="gramEnd"/>
     </w:p>
     <w:p>
       <w:pPr>
@@ -4543,6 +4606,7 @@
           </w:placeholder>
           <w:text/>
         </w:sdtPr>
+        <w:sdtEndPr/>
         <w:sdtContent>
           <w:r>
             <w:rPr>
@@ -4577,6 +4641,7 @@
           </w:placeholder>
           <w:text/>
         </w:sdtPr>
+        <w:sdtEndPr/>
         <w:sdtContent>
           <w:r>
             <w:rPr>
@@ -4625,6 +4690,7 @@
           </w:placeholder>
           <w:text/>
         </w:sdtPr>
+        <w:sdtEndPr/>
         <w:sdtContent>
           <w:r>
             <w:rPr>
@@ -4660,6 +4726,7 @@
           </w:placeholder>
           <w:text/>
         </w:sdtPr>
+        <w:sdtEndPr/>
         <w:sdtContent>
           <w:r>
             <w:rPr>
@@ -4695,6 +4762,7 @@
           </w:placeholder>
           <w:text/>
         </w:sdtPr>
+        <w:sdtEndPr/>
         <w:sdtContent>
           <w:r>
             <w:rPr>
@@ -4724,6 +4792,7 @@
           </w:placeholder>
           <w:text/>
         </w:sdtPr>
+        <w:sdtEndPr/>
         <w:sdtContent>
           <w:r>
             <w:rPr>
@@ -4806,6 +4875,7 @@
           </w:placeholder>
           <w:text/>
         </w:sdtPr>
+        <w:sdtEndPr/>
         <w:sdtContent>
           <w:r>
             <w:rPr>
@@ -4834,6 +4904,7 @@
           </w:placeholder>
           <w:text/>
         </w:sdtPr>
+        <w:sdtEndPr/>
         <w:sdtContent>
           <w:r>
             <w:rPr>
@@ -4862,6 +4933,7 @@
           </w:placeholder>
           <w:text/>
         </w:sdtPr>
+        <w:sdtEndPr/>
         <w:sdtContent>
           <w:r>
             <w:rPr>
@@ -4892,6 +4964,7 @@
           </w:placeholder>
           <w:text/>
         </w:sdtPr>
+        <w:sdtEndPr/>
         <w:sdtContent>
           <w:r>
             <w:rPr>
@@ -5028,6 +5101,7 @@
           </w:placeholder>
           <w:text/>
         </w:sdtPr>
+        <w:sdtEndPr/>
         <w:sdtContent>
           <w:r>
             <w:rPr>
@@ -5053,6 +5127,7 @@
           </w:placeholder>
           <w:text/>
         </w:sdtPr>
+        <w:sdtEndPr/>
         <w:sdtContent>
           <w:proofErr w:type="spellStart"/>
           <w:r>
@@ -5082,6 +5157,7 @@
           </w:placeholder>
           <w:text/>
         </w:sdtPr>
+        <w:sdtEndPr/>
         <w:sdtContent>
           <w:r>
             <w:t>qcal</w:t>
@@ -5112,6 +5188,828 @@
           <w:w w:val="105"/>
         </w:rPr>
         <w:t>с</w:t>
+      </w:r>
+    </w:p>
+    <w:p>
+      <w:pPr>
+        <w:spacing w:before="0" w:after="0" w:line="240" w:lineRule="auto"/>
+      </w:pPr>
+    </w:p>
+    <w:p>
+      <w:pPr>
+        <w:spacing w:before="0" w:after="0" w:line="240" w:lineRule="auto"/>
+      </w:pPr>
+      <w:r>
+        <w:rPr>
+          <w:rFonts w:ascii="Times New Roman" w:hAnsi="Times New Roman" w:eastAsia="Times New Roman"/>
+          <w:b/>
+          <w:sz w:val="24"/>
+        </w:rPr>
+        <w:t xml:space="preserve">Проверка аккумулирующего резервуара:</w:t>
+      </w:r>
+    </w:p>
+    <w:p>
+      <w:pPr>
+        <w:spacing w:before="0" w:after="0" w:line="240" w:lineRule="auto"/>
+      </w:pPr>
+      <w:r>
+        <w:rPr>
+          <w:rFonts w:ascii="Times New Roman" w:hAnsi="Times New Roman" w:eastAsia="Times New Roman"/>
+          <w:sz w:val="24"/>
+        </w:rPr>
+        <w:t xml:space="preserve">Остаток талого стока за сутки при увеличенном периоде переработки:</w:t>
+      </w:r>
+    </w:p>
+    <w:p>
+      <w:pPr>
+        <w:spacing w:before="0" w:after="0" w:line="240" w:lineRule="auto"/>
+      </w:pPr>
+      <w:r>
+        <w:rPr>
+          <w:rFonts w:ascii="Times New Roman" w:hAnsi="Times New Roman" w:eastAsia="Times New Roman"/>
+          <w:sz w:val="24"/>
+        </w:rPr>
+        <w:t xml:space="preserve">Vост = max(0; Wт.сут × (1 − 24/Tт)) = max(0; </w:t>
+      </w:r>
+      <w:sdt>
+        <w:sdtPr>
+          <w:alias w:val="dailyMeltVolume"/>
+          <w:tag w:val="dailyMeltVolume"/>
+        </w:sdtPr>
+        <w:sdtContent>
+          <w:r>
+            <w:rPr>
+              <w:rFonts w:ascii="Times New Roman" w:hAnsi="Times New Roman" w:eastAsia="Times New Roman"/>
+              <w:sz w:val="24"/>
+            </w:rPr>
+            <w:t>dailyMeltVolume</w:t>
+          </w:r>
+        </w:sdtContent>
+      </w:sdt>
+      <w:r>
+        <w:rPr>
+          <w:rFonts w:ascii="Times New Roman" w:hAnsi="Times New Roman" w:eastAsia="Times New Roman"/>
+          <w:sz w:val="24"/>
+        </w:rPr>
+        <w:t xml:space="preserve"> × (1 − 24/</w:t>
+      </w:r>
+      <w:sdt>
+        <w:sdtPr>
+          <w:alias w:val="meltProcessingHours"/>
+          <w:tag w:val="meltProcessingHours"/>
+        </w:sdtPr>
+        <w:sdtContent>
+          <w:r>
+            <w:rPr>
+              <w:rFonts w:ascii="Times New Roman" w:hAnsi="Times New Roman" w:eastAsia="Times New Roman"/>
+              <w:sz w:val="24"/>
+            </w:rPr>
+            <w:t>meltProcessingHours</w:t>
+          </w:r>
+        </w:sdtContent>
+      </w:sdt>
+      <w:r>
+        <w:rPr>
+          <w:rFonts w:ascii="Times New Roman" w:hAnsi="Times New Roman" w:eastAsia="Times New Roman"/>
+          <w:sz w:val="24"/>
+        </w:rPr>
+        <w:t xml:space="preserve">)) = </w:t>
+      </w:r>
+      <w:sdt>
+        <w:sdtPr>
+          <w:alias w:val="meltResidualPerDay"/>
+          <w:tag w:val="meltResidualPerDay"/>
+        </w:sdtPr>
+        <w:sdtContent>
+          <w:r>
+            <w:rPr>
+              <w:rFonts w:ascii="Times New Roman" w:hAnsi="Times New Roman" w:eastAsia="Times New Roman"/>
+              <w:sz w:val="24"/>
+            </w:rPr>
+            <w:t>meltResidualPerDay</w:t>
+          </w:r>
+        </w:sdtContent>
+      </w:sdt>
+      <w:r>
+        <w:rPr>
+          <w:rFonts w:ascii="Times New Roman" w:hAnsi="Times New Roman" w:eastAsia="Times New Roman"/>
+          <w:sz w:val="24"/>
+        </w:rPr>
+        <w:t xml:space="preserve"> м3.</w:t>
+      </w:r>
+    </w:p>
+    <w:p>
+      <w:pPr>
+        <w:spacing w:before="0" w:after="0" w:line="240" w:lineRule="auto"/>
+      </w:pPr>
+      <w:r>
+        <w:rPr>
+          <w:rFonts w:ascii="Times New Roman" w:hAnsi="Times New Roman" w:eastAsia="Times New Roman"/>
+          <w:sz w:val="24"/>
+        </w:rPr>
+        <w:t xml:space="preserve">Рабочий объем по талому стоку:</w:t>
+      </w:r>
+    </w:p>
+    <w:p>
+      <w:pPr>
+        <w:spacing w:before="0" w:after="0" w:line="240" w:lineRule="auto"/>
+      </w:pPr>
+      <w:r>
+        <w:rPr>
+          <w:rFonts w:ascii="Times New Roman" w:hAnsi="Times New Roman" w:eastAsia="Times New Roman"/>
+          <w:sz w:val="24"/>
+        </w:rPr>
+        <w:t xml:space="preserve">Vт.раб = Wт.сут + (N − 1) × Vост = </w:t>
+      </w:r>
+      <w:sdt>
+        <w:sdtPr>
+          <w:alias w:val="dailyMeltVolume"/>
+          <w:tag w:val="dailyMeltVolume"/>
+        </w:sdtPr>
+        <w:sdtContent>
+          <w:r>
+            <w:rPr>
+              <w:rFonts w:ascii="Times New Roman" w:hAnsi="Times New Roman" w:eastAsia="Times New Roman"/>
+              <w:sz w:val="24"/>
+            </w:rPr>
+            <w:t>dailyMeltVolume</w:t>
+          </w:r>
+        </w:sdtContent>
+      </w:sdt>
+      <w:r>
+        <w:rPr>
+          <w:rFonts w:ascii="Times New Roman" w:hAnsi="Times New Roman" w:eastAsia="Times New Roman"/>
+          <w:sz w:val="24"/>
+        </w:rPr>
+        <w:t xml:space="preserve"> + (</w:t>
+      </w:r>
+      <w:sdt>
+        <w:sdtPr>
+          <w:alias w:val="meltConsecutiveDays"/>
+          <w:tag w:val="meltConsecutiveDays"/>
+        </w:sdtPr>
+        <w:sdtContent>
+          <w:r>
+            <w:rPr>
+              <w:rFonts w:ascii="Times New Roman" w:hAnsi="Times New Roman" w:eastAsia="Times New Roman"/>
+              <w:sz w:val="24"/>
+            </w:rPr>
+            <w:t>meltConsecutiveDays</w:t>
+          </w:r>
+        </w:sdtContent>
+      </w:sdt>
+      <w:r>
+        <w:rPr>
+          <w:rFonts w:ascii="Times New Roman" w:hAnsi="Times New Roman" w:eastAsia="Times New Roman"/>
+          <w:sz w:val="24"/>
+        </w:rPr>
+        <w:t xml:space="preserve"> − 1) × </w:t>
+      </w:r>
+      <w:sdt>
+        <w:sdtPr>
+          <w:alias w:val="meltResidualPerDay"/>
+          <w:tag w:val="meltResidualPerDay"/>
+        </w:sdtPr>
+        <w:sdtContent>
+          <w:r>
+            <w:rPr>
+              <w:rFonts w:ascii="Times New Roman" w:hAnsi="Times New Roman" w:eastAsia="Times New Roman"/>
+              <w:sz w:val="24"/>
+            </w:rPr>
+            <w:t>meltResidualPerDay</w:t>
+          </w:r>
+        </w:sdtContent>
+      </w:sdt>
+      <w:r>
+        <w:rPr>
+          <w:rFonts w:ascii="Times New Roman" w:hAnsi="Times New Roman" w:eastAsia="Times New Roman"/>
+          <w:sz w:val="24"/>
+        </w:rPr>
+        <w:t xml:space="preserve"> = </w:t>
+      </w:r>
+      <w:sdt>
+        <w:sdtPr>
+          <w:alias w:val="requiredMeltWorkingVolume"/>
+          <w:tag w:val="requiredMeltWorkingVolume"/>
+        </w:sdtPr>
+        <w:sdtContent>
+          <w:r>
+            <w:rPr>
+              <w:rFonts w:ascii="Times New Roman" w:hAnsi="Times New Roman" w:eastAsia="Times New Roman"/>
+              <w:sz w:val="24"/>
+            </w:rPr>
+            <w:t>requiredMeltWorkingVolume</w:t>
+          </w:r>
+        </w:sdtContent>
+      </w:sdt>
+      <w:r>
+        <w:rPr>
+          <w:rFonts w:ascii="Times New Roman" w:hAnsi="Times New Roman" w:eastAsia="Times New Roman"/>
+          <w:sz w:val="24"/>
+        </w:rPr>
+        <w:t xml:space="preserve"> м3.</w:t>
+      </w:r>
+    </w:p>
+    <w:p>
+      <w:pPr>
+        <w:spacing w:before="0" w:after="0" w:line="240" w:lineRule="auto"/>
+      </w:pPr>
+      <w:r>
+        <w:rPr>
+          <w:rFonts w:ascii="Times New Roman" w:hAnsi="Times New Roman" w:eastAsia="Times New Roman"/>
+          <w:sz w:val="24"/>
+        </w:rPr>
+        <w:t xml:space="preserve">Требуемый рабочий объем резервуара:</w:t>
+      </w:r>
+    </w:p>
+    <w:p>
+      <w:pPr>
+        <w:spacing w:before="0" w:after="0" w:line="240" w:lineRule="auto"/>
+      </w:pPr>
+      <w:r>
+        <w:rPr>
+          <w:rFonts w:ascii="Times New Roman" w:hAnsi="Times New Roman" w:eastAsia="Times New Roman"/>
+          <w:sz w:val="24"/>
+        </w:rPr>
+        <w:t xml:space="preserve">Vраб.тр = max(Wд.сут; Vт.раб) = max(</w:t>
+      </w:r>
+      <w:sdt>
+        <w:sdtPr>
+          <w:alias w:val="dailyRainVolume"/>
+          <w:tag w:val="dailyRainVolume"/>
+        </w:sdtPr>
+        <w:sdtContent>
+          <w:r>
+            <w:rPr>
+              <w:rFonts w:ascii="Times New Roman" w:hAnsi="Times New Roman" w:eastAsia="Times New Roman"/>
+              <w:sz w:val="24"/>
+            </w:rPr>
+            <w:t>dailyRainVolume</w:t>
+          </w:r>
+        </w:sdtContent>
+      </w:sdt>
+      <w:r>
+        <w:rPr>
+          <w:rFonts w:ascii="Times New Roman" w:hAnsi="Times New Roman" w:eastAsia="Times New Roman"/>
+          <w:sz w:val="24"/>
+        </w:rPr>
+        <w:t xml:space="preserve">; </w:t>
+      </w:r>
+      <w:sdt>
+        <w:sdtPr>
+          <w:alias w:val="requiredMeltWorkingVolume"/>
+          <w:tag w:val="requiredMeltWorkingVolume"/>
+        </w:sdtPr>
+        <w:sdtContent>
+          <w:r>
+            <w:rPr>
+              <w:rFonts w:ascii="Times New Roman" w:hAnsi="Times New Roman" w:eastAsia="Times New Roman"/>
+              <w:sz w:val="24"/>
+            </w:rPr>
+            <w:t>requiredMeltWorkingVolume</w:t>
+          </w:r>
+        </w:sdtContent>
+      </w:sdt>
+      <w:r>
+        <w:rPr>
+          <w:rFonts w:ascii="Times New Roman" w:hAnsi="Times New Roman" w:eastAsia="Times New Roman"/>
+          <w:sz w:val="24"/>
+        </w:rPr>
+        <w:t xml:space="preserve">) = </w:t>
+      </w:r>
+      <w:sdt>
+        <w:sdtPr>
+          <w:alias w:val="requiredReservoirWorkingVolume"/>
+          <w:tag w:val="requiredReservoirWorkingVolume"/>
+        </w:sdtPr>
+        <w:sdtContent>
+          <w:r>
+            <w:rPr>
+              <w:rFonts w:ascii="Times New Roman" w:hAnsi="Times New Roman" w:eastAsia="Times New Roman"/>
+              <w:sz w:val="24"/>
+            </w:rPr>
+            <w:t>requiredReservoirWorkingVolume</w:t>
+          </w:r>
+        </w:sdtContent>
+      </w:sdt>
+      <w:r>
+        <w:rPr>
+          <w:rFonts w:ascii="Times New Roman" w:hAnsi="Times New Roman" w:eastAsia="Times New Roman"/>
+          <w:sz w:val="24"/>
+        </w:rPr>
+        <w:t xml:space="preserve"> м3, контроль по </w:t>
+      </w:r>
+      <w:sdt>
+        <w:sdtPr>
+          <w:alias w:val="requiredReservoirControlCase"/>
+          <w:tag w:val="requiredReservoirControlCase"/>
+        </w:sdtPr>
+        <w:sdtContent>
+          <w:r>
+            <w:rPr>
+              <w:rFonts w:ascii="Times New Roman" w:hAnsi="Times New Roman" w:eastAsia="Times New Roman"/>
+              <w:sz w:val="24"/>
+            </w:rPr>
+            <w:t>requiredReservoirControlCase</w:t>
+          </w:r>
+        </w:sdtContent>
+      </w:sdt>
+      <w:r>
+        <w:rPr>
+          <w:rFonts w:ascii="Times New Roman" w:hAnsi="Times New Roman" w:eastAsia="Times New Roman"/>
+          <w:sz w:val="24"/>
+        </w:rPr>
+        <w:t xml:space="preserve">.</w:t>
+      </w:r>
+    </w:p>
+    <w:p>
+      <w:pPr>
+        <w:spacing w:before="0" w:after="0" w:line="240" w:lineRule="auto"/>
+      </w:pPr>
+      <w:r>
+        <w:rPr>
+          <w:rFonts w:ascii="Times New Roman" w:hAnsi="Times New Roman" w:eastAsia="Times New Roman"/>
+          <w:sz w:val="24"/>
+        </w:rPr>
+        <w:t xml:space="preserve">Требуемый полный объем резервуара с запасом:</w:t>
+      </w:r>
+    </w:p>
+    <w:p>
+      <w:pPr>
+        <w:spacing w:before="0" w:after="0" w:line="240" w:lineRule="auto"/>
+      </w:pPr>
+      <w:r>
+        <w:rPr>
+          <w:rFonts w:ascii="Times New Roman" w:hAnsi="Times New Roman" w:eastAsia="Times New Roman"/>
+          <w:sz w:val="24"/>
+        </w:rPr>
+        <w:t xml:space="preserve">Vполн.тр = Vраб.тр × (1 + Kзап/100) = </w:t>
+      </w:r>
+      <w:sdt>
+        <w:sdtPr>
+          <w:alias w:val="requiredReservoirWorkingVolume"/>
+          <w:tag w:val="requiredReservoirWorkingVolume"/>
+        </w:sdtPr>
+        <w:sdtContent>
+          <w:r>
+            <w:rPr>
+              <w:rFonts w:ascii="Times New Roman" w:hAnsi="Times New Roman" w:eastAsia="Times New Roman"/>
+              <w:sz w:val="24"/>
+            </w:rPr>
+            <w:t>requiredReservoirWorkingVolume</w:t>
+          </w:r>
+        </w:sdtContent>
+      </w:sdt>
+      <w:r>
+        <w:rPr>
+          <w:rFonts w:ascii="Times New Roman" w:hAnsi="Times New Roman" w:eastAsia="Times New Roman"/>
+          <w:sz w:val="24"/>
+        </w:rPr>
+        <w:t xml:space="preserve"> × (1 + </w:t>
+      </w:r>
+      <w:sdt>
+        <w:sdtPr>
+          <w:alias w:val="reservoirReservePercent"/>
+          <w:tag w:val="reservoirReservePercent"/>
+        </w:sdtPr>
+        <w:sdtContent>
+          <w:r>
+            <w:rPr>
+              <w:rFonts w:ascii="Times New Roman" w:hAnsi="Times New Roman" w:eastAsia="Times New Roman"/>
+              <w:sz w:val="24"/>
+            </w:rPr>
+            <w:t>reservoirReservePercent</w:t>
+          </w:r>
+        </w:sdtContent>
+      </w:sdt>
+      <w:r>
+        <w:rPr>
+          <w:rFonts w:ascii="Times New Roman" w:hAnsi="Times New Roman" w:eastAsia="Times New Roman"/>
+          <w:sz w:val="24"/>
+        </w:rPr>
+        <w:t xml:space="preserve">/100) = </w:t>
+      </w:r>
+      <w:sdt>
+        <w:sdtPr>
+          <w:alias w:val="requiredReservoirFullVolume"/>
+          <w:tag w:val="requiredReservoirFullVolume"/>
+        </w:sdtPr>
+        <w:sdtContent>
+          <w:r>
+            <w:rPr>
+              <w:rFonts w:ascii="Times New Roman" w:hAnsi="Times New Roman" w:eastAsia="Times New Roman"/>
+              <w:sz w:val="24"/>
+            </w:rPr>
+            <w:t>requiredReservoirFullVolume</w:t>
+          </w:r>
+        </w:sdtContent>
+      </w:sdt>
+      <w:r>
+        <w:rPr>
+          <w:rFonts w:ascii="Times New Roman" w:hAnsi="Times New Roman" w:eastAsia="Times New Roman"/>
+          <w:sz w:val="24"/>
+        </w:rPr>
+        <w:t xml:space="preserve"> м3.</w:t>
+      </w:r>
+    </w:p>
+    <w:p>
+      <w:pPr>
+        <w:spacing w:before="0" w:after="0" w:line="240" w:lineRule="auto"/>
+      </w:pPr>
+      <w:r>
+        <w:rPr>
+          <w:rFonts w:ascii="Times New Roman" w:hAnsi="Times New Roman" w:eastAsia="Times New Roman"/>
+          <w:sz w:val="24"/>
+        </w:rPr>
+        <w:t xml:space="preserve">Принятый фактический рабочий объем резервуара:</w:t>
+      </w:r>
+    </w:p>
+    <w:p>
+      <w:pPr>
+        <w:spacing w:before="0" w:after="0" w:line="240" w:lineRule="auto"/>
+      </w:pPr>
+      <w:r>
+        <w:rPr>
+          <w:rFonts w:ascii="Times New Roman" w:hAnsi="Times New Roman" w:eastAsia="Times New Roman"/>
+          <w:sz w:val="24"/>
+        </w:rPr>
+        <w:t xml:space="preserve">Vфакт = </w:t>
+      </w:r>
+      <w:sdt>
+        <w:sdtPr>
+          <w:alias w:val="reservoirWorkingVolume"/>
+          <w:tag w:val="reservoirWorkingVolume"/>
+        </w:sdtPr>
+        <w:sdtContent>
+          <w:r>
+            <w:rPr>
+              <w:rFonts w:ascii="Times New Roman" w:hAnsi="Times New Roman" w:eastAsia="Times New Roman"/>
+              <w:sz w:val="24"/>
+            </w:rPr>
+            <w:t>reservoirWorkingVolume</w:t>
+          </w:r>
+        </w:sdtContent>
+      </w:sdt>
+      <w:r>
+        <w:rPr>
+          <w:rFonts w:ascii="Times New Roman" w:hAnsi="Times New Roman" w:eastAsia="Times New Roman"/>
+          <w:sz w:val="24"/>
+        </w:rPr>
+        <w:t xml:space="preserve"> м3. Проверка Vфакт ≥ Vраб.тр — </w:t>
+      </w:r>
+      <w:sdt>
+        <w:sdtPr>
+          <w:alias w:val="reservoirCheckResult"/>
+          <w:tag w:val="reservoirCheckResult"/>
+        </w:sdtPr>
+        <w:sdtContent>
+          <w:r>
+            <w:rPr>
+              <w:rFonts w:ascii="Times New Roman" w:hAnsi="Times New Roman" w:eastAsia="Times New Roman"/>
+              <w:sz w:val="24"/>
+            </w:rPr>
+            <w:t>reservoirCheckResult</w:t>
+          </w:r>
+        </w:sdtContent>
+      </w:sdt>
+      <w:r>
+        <w:rPr>
+          <w:rFonts w:ascii="Times New Roman" w:hAnsi="Times New Roman" w:eastAsia="Times New Roman"/>
+          <w:sz w:val="24"/>
+        </w:rPr>
+        <w:t xml:space="preserve">.</w:t>
+      </w:r>
+    </w:p>
+    <w:p>
+      <w:pPr>
+        <w:spacing w:before="0" w:after="0" w:line="240" w:lineRule="auto"/>
+      </w:pPr>
+    </w:p>
+    <w:p>
+      <w:pPr>
+        <w:spacing w:before="0" w:after="0" w:line="240" w:lineRule="auto"/>
+      </w:pPr>
+      <w:r>
+        <w:rPr>
+          <w:rFonts w:ascii="Times New Roman" w:hAnsi="Times New Roman" w:eastAsia="Times New Roman"/>
+          <w:b/>
+          <w:sz w:val="24"/>
+        </w:rPr>
+        <w:t xml:space="preserve">Производительность очистных сооружений:</w:t>
+      </w:r>
+    </w:p>
+    <w:p>
+      <w:pPr>
+        <w:spacing w:before="0" w:after="0" w:line="240" w:lineRule="auto"/>
+      </w:pPr>
+      <w:r>
+        <w:rPr>
+          <w:rFonts w:ascii="Times New Roman" w:hAnsi="Times New Roman" w:eastAsia="Times New Roman"/>
+          <w:sz w:val="24"/>
+        </w:rPr>
+        <w:t xml:space="preserve">Производительность по дождевому стоку:</w:t>
+      </w:r>
+    </w:p>
+    <w:p>
+      <w:pPr>
+        <w:spacing w:before="0" w:after="0" w:line="240" w:lineRule="auto"/>
+      </w:pPr>
+      <w:r>
+        <w:rPr>
+          <w:rFonts w:ascii="Times New Roman" w:hAnsi="Times New Roman" w:eastAsia="Times New Roman"/>
+          <w:sz w:val="24"/>
+        </w:rPr>
+        <w:t xml:space="preserve">Qоч.д = Wд.сут / (Tд − Tотст − Tпер) = </w:t>
+      </w:r>
+      <w:sdt>
+        <w:sdtPr>
+          <w:alias w:val="dailyRainVolume"/>
+          <w:tag w:val="dailyRainVolume"/>
+        </w:sdtPr>
+        <w:sdtContent>
+          <w:r>
+            <w:rPr>
+              <w:rFonts w:ascii="Times New Roman" w:hAnsi="Times New Roman" w:eastAsia="Times New Roman"/>
+              <w:sz w:val="24"/>
+            </w:rPr>
+            <w:t>dailyRainVolume</w:t>
+          </w:r>
+        </w:sdtContent>
+      </w:sdt>
+      <w:r>
+        <w:rPr>
+          <w:rFonts w:ascii="Times New Roman" w:hAnsi="Times New Roman" w:eastAsia="Times New Roman"/>
+          <w:sz w:val="24"/>
+        </w:rPr>
+        <w:t xml:space="preserve"> / (</w:t>
+      </w:r>
+      <w:sdt>
+        <w:sdtPr>
+          <w:alias w:val="rainProcessingHours"/>
+          <w:tag w:val="rainProcessingHours"/>
+        </w:sdtPr>
+        <w:sdtContent>
+          <w:r>
+            <w:rPr>
+              <w:rFonts w:ascii="Times New Roman" w:hAnsi="Times New Roman" w:eastAsia="Times New Roman"/>
+              <w:sz w:val="24"/>
+            </w:rPr>
+            <w:t>rainProcessingHours</w:t>
+          </w:r>
+        </w:sdtContent>
+      </w:sdt>
+      <w:r>
+        <w:rPr>
+          <w:rFonts w:ascii="Times New Roman" w:hAnsi="Times New Roman" w:eastAsia="Times New Roman"/>
+          <w:sz w:val="24"/>
+        </w:rPr>
+        <w:t xml:space="preserve"> − </w:t>
+      </w:r>
+      <w:sdt>
+        <w:sdtPr>
+          <w:alias w:val="settlingHours"/>
+          <w:tag w:val="settlingHours"/>
+        </w:sdtPr>
+        <w:sdtContent>
+          <w:r>
+            <w:rPr>
+              <w:rFonts w:ascii="Times New Roman" w:hAnsi="Times New Roman" w:eastAsia="Times New Roman"/>
+              <w:sz w:val="24"/>
+            </w:rPr>
+            <w:t>settlingHours</w:t>
+          </w:r>
+        </w:sdtContent>
+      </w:sdt>
+      <w:r>
+        <w:rPr>
+          <w:rFonts w:ascii="Times New Roman" w:hAnsi="Times New Roman" w:eastAsia="Times New Roman"/>
+          <w:sz w:val="24"/>
+        </w:rPr>
+        <w:t xml:space="preserve"> − </w:t>
+      </w:r>
+      <w:sdt>
+        <w:sdtPr>
+          <w:alias w:val="technicalBreakHours"/>
+          <w:tag w:val="technicalBreakHours"/>
+        </w:sdtPr>
+        <w:sdtContent>
+          <w:r>
+            <w:rPr>
+              <w:rFonts w:ascii="Times New Roman" w:hAnsi="Times New Roman" w:eastAsia="Times New Roman"/>
+              <w:sz w:val="24"/>
+            </w:rPr>
+            <w:t>technicalBreakHours</w:t>
+          </w:r>
+        </w:sdtContent>
+      </w:sdt>
+      <w:r>
+        <w:rPr>
+          <w:rFonts w:ascii="Times New Roman" w:hAnsi="Times New Roman" w:eastAsia="Times New Roman"/>
+          <w:sz w:val="24"/>
+        </w:rPr>
+        <w:t xml:space="preserve">) = </w:t>
+      </w:r>
+      <w:sdt>
+        <w:sdtPr>
+          <w:alias w:val="rainTreatmentCapacity"/>
+          <w:tag w:val="rainTreatmentCapacity"/>
+        </w:sdtPr>
+        <w:sdtContent>
+          <w:r>
+            <w:rPr>
+              <w:rFonts w:ascii="Times New Roman" w:hAnsi="Times New Roman" w:eastAsia="Times New Roman"/>
+              <w:sz w:val="24"/>
+            </w:rPr>
+            <w:t>rainTreatmentCapacity</w:t>
+          </w:r>
+        </w:sdtContent>
+      </w:sdt>
+      <w:r>
+        <w:rPr>
+          <w:rFonts w:ascii="Times New Roman" w:hAnsi="Times New Roman" w:eastAsia="Times New Roman"/>
+          <w:sz w:val="24"/>
+        </w:rPr>
+        <w:t xml:space="preserve"> м3/ч.</w:t>
+      </w:r>
+    </w:p>
+    <w:p>
+      <w:pPr>
+        <w:spacing w:before="0" w:after="0" w:line="240" w:lineRule="auto"/>
+      </w:pPr>
+      <w:r>
+        <w:rPr>
+          <w:rFonts w:ascii="Times New Roman" w:hAnsi="Times New Roman" w:eastAsia="Times New Roman"/>
+          <w:sz w:val="24"/>
+        </w:rPr>
+        <w:t xml:space="preserve">Производительность по талому стоку:</w:t>
+      </w:r>
+    </w:p>
+    <w:p>
+      <w:pPr>
+        <w:spacing w:before="0" w:after="0" w:line="240" w:lineRule="auto"/>
+      </w:pPr>
+      <w:r>
+        <w:rPr>
+          <w:rFonts w:ascii="Times New Roman" w:hAnsi="Times New Roman" w:eastAsia="Times New Roman"/>
+          <w:sz w:val="24"/>
+        </w:rPr>
+        <w:t xml:space="preserve">Qоч.т = Wт.сут / (Tт − Tотст − Tпер) = </w:t>
+      </w:r>
+      <w:sdt>
+        <w:sdtPr>
+          <w:alias w:val="dailyMeltVolume"/>
+          <w:tag w:val="dailyMeltVolume"/>
+        </w:sdtPr>
+        <w:sdtContent>
+          <w:r>
+            <w:rPr>
+              <w:rFonts w:ascii="Times New Roman" w:hAnsi="Times New Roman" w:eastAsia="Times New Roman"/>
+              <w:sz w:val="24"/>
+            </w:rPr>
+            <w:t>dailyMeltVolume</w:t>
+          </w:r>
+        </w:sdtContent>
+      </w:sdt>
+      <w:r>
+        <w:rPr>
+          <w:rFonts w:ascii="Times New Roman" w:hAnsi="Times New Roman" w:eastAsia="Times New Roman"/>
+          <w:sz w:val="24"/>
+        </w:rPr>
+        <w:t xml:space="preserve"> / (</w:t>
+      </w:r>
+      <w:sdt>
+        <w:sdtPr>
+          <w:alias w:val="meltProcessingHours"/>
+          <w:tag w:val="meltProcessingHours"/>
+        </w:sdtPr>
+        <w:sdtContent>
+          <w:r>
+            <w:rPr>
+              <w:rFonts w:ascii="Times New Roman" w:hAnsi="Times New Roman" w:eastAsia="Times New Roman"/>
+              <w:sz w:val="24"/>
+            </w:rPr>
+            <w:t>meltProcessingHours</w:t>
+          </w:r>
+        </w:sdtContent>
+      </w:sdt>
+      <w:r>
+        <w:rPr>
+          <w:rFonts w:ascii="Times New Roman" w:hAnsi="Times New Roman" w:eastAsia="Times New Roman"/>
+          <w:sz w:val="24"/>
+        </w:rPr>
+        <w:t xml:space="preserve"> − </w:t>
+      </w:r>
+      <w:sdt>
+        <w:sdtPr>
+          <w:alias w:val="settlingHours"/>
+          <w:tag w:val="settlingHours"/>
+        </w:sdtPr>
+        <w:sdtContent>
+          <w:r>
+            <w:rPr>
+              <w:rFonts w:ascii="Times New Roman" w:hAnsi="Times New Roman" w:eastAsia="Times New Roman"/>
+              <w:sz w:val="24"/>
+            </w:rPr>
+            <w:t>settlingHours</w:t>
+          </w:r>
+        </w:sdtContent>
+      </w:sdt>
+      <w:r>
+        <w:rPr>
+          <w:rFonts w:ascii="Times New Roman" w:hAnsi="Times New Roman" w:eastAsia="Times New Roman"/>
+          <w:sz w:val="24"/>
+        </w:rPr>
+        <w:t xml:space="preserve"> − </w:t>
+      </w:r>
+      <w:sdt>
+        <w:sdtPr>
+          <w:alias w:val="technicalBreakHours"/>
+          <w:tag w:val="technicalBreakHours"/>
+        </w:sdtPr>
+        <w:sdtContent>
+          <w:r>
+            <w:rPr>
+              <w:rFonts w:ascii="Times New Roman" w:hAnsi="Times New Roman" w:eastAsia="Times New Roman"/>
+              <w:sz w:val="24"/>
+            </w:rPr>
+            <w:t>technicalBreakHours</w:t>
+          </w:r>
+        </w:sdtContent>
+      </w:sdt>
+      <w:r>
+        <w:rPr>
+          <w:rFonts w:ascii="Times New Roman" w:hAnsi="Times New Roman" w:eastAsia="Times New Roman"/>
+          <w:sz w:val="24"/>
+        </w:rPr>
+        <w:t xml:space="preserve">) = </w:t>
+      </w:r>
+      <w:sdt>
+        <w:sdtPr>
+          <w:alias w:val="meltTreatmentCapacity"/>
+          <w:tag w:val="meltTreatmentCapacity"/>
+        </w:sdtPr>
+        <w:sdtContent>
+          <w:r>
+            <w:rPr>
+              <w:rFonts w:ascii="Times New Roman" w:hAnsi="Times New Roman" w:eastAsia="Times New Roman"/>
+              <w:sz w:val="24"/>
+            </w:rPr>
+            <w:t>meltTreatmentCapacity</w:t>
+          </w:r>
+        </w:sdtContent>
+      </w:sdt>
+      <w:r>
+        <w:rPr>
+          <w:rFonts w:ascii="Times New Roman" w:hAnsi="Times New Roman" w:eastAsia="Times New Roman"/>
+          <w:sz w:val="24"/>
+        </w:rPr>
+        <w:t xml:space="preserve"> м3/ч.</w:t>
+      </w:r>
+    </w:p>
+    <w:p>
+      <w:pPr>
+        <w:spacing w:before="0" w:after="0" w:line="240" w:lineRule="auto"/>
+      </w:pPr>
+      <w:r>
+        <w:rPr>
+          <w:rFonts w:ascii="Times New Roman" w:hAnsi="Times New Roman" w:eastAsia="Times New Roman"/>
+          <w:sz w:val="24"/>
+        </w:rPr>
+        <w:t xml:space="preserve">Итоговая требуемая производительность очистных сооружений:</w:t>
+      </w:r>
+    </w:p>
+    <w:p>
+      <w:pPr>
+        <w:spacing w:before="0" w:after="0" w:line="240" w:lineRule="auto"/>
+      </w:pPr>
+      <w:r>
+        <w:rPr>
+          <w:rFonts w:ascii="Times New Roman" w:hAnsi="Times New Roman" w:eastAsia="Times New Roman"/>
+          <w:sz w:val="24"/>
+        </w:rPr>
+        <w:t xml:space="preserve">Qоч = max(Qоч.д; Qоч.т) = </w:t>
+      </w:r>
+      <w:sdt>
+        <w:sdtPr>
+          <w:alias w:val="selectedTreatmentCapacity"/>
+          <w:tag w:val="selectedTreatmentCapacity"/>
+        </w:sdtPr>
+        <w:sdtContent>
+          <w:r>
+            <w:rPr>
+              <w:rFonts w:ascii="Times New Roman" w:hAnsi="Times New Roman" w:eastAsia="Times New Roman"/>
+              <w:sz w:val="24"/>
+            </w:rPr>
+            <w:t>selectedTreatmentCapacity</w:t>
+          </w:r>
+        </w:sdtContent>
+      </w:sdt>
+      <w:r>
+        <w:rPr>
+          <w:rFonts w:ascii="Times New Roman" w:hAnsi="Times New Roman" w:eastAsia="Times New Roman"/>
+          <w:sz w:val="24"/>
+        </w:rPr>
+        <w:t xml:space="preserve"> м3/ч.</w:t>
       </w:r>
     </w:p>
     <w:sectPr>
@@ -5344,6 +6242,7 @@
                             </w:placeholder>
                             <w:text/>
                           </w:sdtPr>
+                          <w:sdtEndPr/>
                           <w:sdtContent>
                             <w:p>
                               <w:pPr>
@@ -5395,6 +6294,7 @@
                       </w:placeholder>
                       <w:text/>
                     </w:sdtPr>
+                    <w:sdtEndPr/>
                     <w:sdtContent>
                       <w:p>
                         <w:pPr>
@@ -5487,6 +6387,7 @@
                               </w:placeholder>
                               <w:text/>
                             </w:sdtPr>
+                            <w:sdtEndPr/>
                             <w:sdtContent>
                               <w:proofErr w:type="spellStart"/>
                               <w:r>
@@ -5553,6 +6454,7 @@
                         </w:placeholder>
                         <w:text/>
                       </w:sdtPr>
+                      <w:sdtEndPr/>
                       <w:sdtContent>
                         <w:proofErr w:type="spellStart"/>
                         <w:r>
@@ -6502,6 +7404,7 @@
     <w:rsidRoot w:val="000E20AE"/>
     <w:rsid w:val="000E20AE"/>
     <w:rsid w:val="0055388B"/>
+    <w:rsid w:val="00DF2322"/>
   </w:rsids>
   <m:mathPr>
     <m:mathFont m:val="Cambria Math"/>

--- a/public/templates/rain-report-template.docx
+++ b/public/templates/rain-report-template.docx
@@ -43,7 +43,7 @@
                     <pic:cNvPicPr/>
                   </pic:nvPicPr>
                   <pic:blipFill>
-                    <a:blip r:embed="rId7" cstate="print"/>
+                    <a:blip r:embed="rId8" cstate="print"/>
                     <a:stretch>
                       <a:fillRect/>
                     </a:stretch>
@@ -327,7 +327,7 @@
         </w:rPr>
         <w:t xml:space="preserve"> </w:t>
       </w:r>
-      <w:hyperlink r:id="rId8">
+      <w:hyperlink r:id="rId9">
         <w:r>
           <w:rPr>
             <w:rFonts w:ascii="Calibri" w:hAnsi="Calibri"/>
@@ -1234,9 +1234,11 @@
     <w:p>
       <w:pPr>
         <w:pStyle w:val="a3"/>
-        <w:spacing w:before="1" w:after="240"/>
+        <w:spacing w:before="1"/>
         <w:ind w:right="287"/>
       </w:pPr>
+      <w:bookmarkStart w:id="0" w:name="_GoBack"/>
+      <w:bookmarkEnd w:id="0"/>
       <w:r>
         <w:t>Среднегодовой</w:t>
       </w:r>
@@ -1940,7 +1942,6 @@
     <w:p>
       <w:pPr>
         <w:pStyle w:val="a3"/>
-        <w:spacing w:after="240"/>
         <w:ind w:right="287"/>
       </w:pPr>
       <w:proofErr w:type="spellStart"/>
@@ -2310,7 +2311,7 @@
     <w:p>
       <w:pPr>
         <w:pStyle w:val="a3"/>
-        <w:spacing w:before="240" w:after="240"/>
+        <w:spacing w:before="240"/>
         <w:ind w:right="287" w:firstLine="2"/>
       </w:pPr>
       <w:proofErr w:type="spellStart"/>
@@ -2779,7 +2780,7 @@
     <w:p>
       <w:pPr>
         <w:pStyle w:val="a3"/>
-        <w:spacing w:before="240" w:line="275" w:lineRule="exact"/>
+        <w:spacing w:line="275" w:lineRule="exact"/>
         <w:ind w:left="994" w:right="710"/>
         <w:jc w:val="center"/>
         <w:rPr>
@@ -2986,7 +2987,7 @@
     <w:p>
       <w:pPr>
         <w:pStyle w:val="a3"/>
-        <w:spacing w:before="240" w:after="240"/>
+        <w:spacing w:before="240"/>
         <w:ind w:right="287"/>
       </w:pPr>
       <w:r>
@@ -3681,11 +3682,9 @@
     <w:p>
       <w:pPr>
         <w:pStyle w:val="a3"/>
-        <w:spacing w:before="240" w:after="240"/>
+        <w:spacing w:before="240"/>
         <w:ind w:right="287"/>
       </w:pPr>
-      <w:bookmarkStart w:id="0" w:name="_GoBack"/>
-      <w:bookmarkEnd w:id="0"/>
       <w:r>
         <w:t>Максимальный</w:t>
       </w:r>
@@ -3771,7 +3770,6 @@
         </w:rPr>
       </w:pPr>
       <w:r>
-        <w:lastRenderedPageBreak/>
         <w:t>Wт</w:t>
       </w:r>
       <w:proofErr w:type="gramStart"/>
@@ -4111,6 +4109,7 @@
         <w:ind w:left="993" w:right="287"/>
       </w:pPr>
       <w:r>
+        <w:lastRenderedPageBreak/>
         <w:t>г</w:t>
       </w:r>
       <w:r>
@@ -4286,8 +4285,245 @@
         <w:tabs>
           <w:tab w:val="left" w:pos="11057"/>
         </w:tabs>
-        <w:ind w:left="0" w:right="287"/>
+        <w:spacing w:before="1" w:after="240" w:line="237" w:lineRule="auto"/>
+        <w:ind w:left="993" w:right="287"/>
+        <w:jc w:val="center"/>
+        <w:rPr>
+          <w:lang w:val="en-US"/>
+        </w:rPr>
       </w:pPr>
+      <w:proofErr w:type="spellStart"/>
+      <w:r>
+        <w:rPr>
+          <w:lang w:val="en-US"/>
+        </w:rPr>
+        <w:t>Qr</w:t>
+      </w:r>
+      <w:proofErr w:type="spellEnd"/>
+      <w:r>
+        <w:rPr>
+          <w:lang w:val="en-US"/>
+        </w:rPr>
+        <w:t>=</w:t>
+      </w:r>
+      <w:r>
+        <w:rPr>
+          <w:lang w:val="en-US"/>
+        </w:rPr>
+        <w:t>Zmid×A^1,2×F/</w:t>
+      </w:r>
+      <w:proofErr w:type="spellStart"/>
+      <w:r>
+        <w:rPr>
+          <w:lang w:val="en-US"/>
+        </w:rPr>
+        <w:t>tr</w:t>
+      </w:r>
+      <w:proofErr w:type="spellEnd"/>
+      <w:r>
+        <w:rPr>
+          <w:lang w:val="en-US"/>
+        </w:rPr>
+        <w:t xml:space="preserve">^(1,2n−0,1) = </w:t>
+      </w:r>
+      <w:sdt>
+        <w:sdtPr>
+          <w:rPr>
+            <w:lang w:val="en-US"/>
+          </w:rPr>
+          <w:alias w:val="zmid"/>
+          <w:tag w:val="zmid"/>
+          <w:id w:val="1854296816"/>
+          <w:placeholder>
+            <w:docPart w:val="DefaultPlaceholder_1082065158"/>
+          </w:placeholder>
+          <w:text/>
+        </w:sdtPr>
+        <w:sdtEndPr/>
+        <w:sdtContent>
+          <w:r>
+            <w:rPr>
+              <w:lang w:val="en-US"/>
+            </w:rPr>
+            <w:t>zmid</w:t>
+          </w:r>
+        </w:sdtContent>
+      </w:sdt>
+      <w:r>
+        <w:rPr>
+          <w:lang w:val="en-US"/>
+        </w:rPr>
+        <w:t>×</w:t>
+      </w:r>
+      <w:sdt>
+        <w:sdtPr>
+          <w:rPr>
+            <w:lang w:val="en-US"/>
+          </w:rPr>
+          <w:alias w:val="parameterA"/>
+          <w:tag w:val="parameterA"/>
+          <w:id w:val="1561672508"/>
+          <w:placeholder>
+            <w:docPart w:val="DefaultPlaceholder_1082065158"/>
+          </w:placeholder>
+          <w:text/>
+        </w:sdtPr>
+        <w:sdtEndPr/>
+        <w:sdtContent>
+          <w:r>
+            <w:rPr>
+              <w:lang w:val="en-US"/>
+            </w:rPr>
+            <w:t>parameterA</w:t>
+          </w:r>
+        </w:sdtContent>
+      </w:sdt>
+      <w:r>
+        <w:rPr>
+          <w:lang w:val="en-US"/>
+        </w:rPr>
+        <w:t>^1,2×</w:t>
+      </w:r>
+      <w:sdt>
+        <w:sdtPr>
+          <w:rPr>
+            <w:lang w:val="en-US"/>
+          </w:rPr>
+          <w:alias w:val="rainFlowAreaHa"/>
+          <w:tag w:val="rainFlowAreaHa"/>
+          <w:id w:val="907426472"/>
+          <w:placeholder>
+            <w:docPart w:val="DefaultPlaceholder_1082065158"/>
+          </w:placeholder>
+          <w:text/>
+        </w:sdtPr>
+        <w:sdtEndPr/>
+        <w:sdtContent>
+          <w:r>
+            <w:rPr>
+              <w:lang w:val="en-US"/>
+            </w:rPr>
+            <w:t>rainFlowAreaHa</w:t>
+          </w:r>
+        </w:sdtContent>
+      </w:sdt>
+      <w:r>
+        <w:rPr>
+          <w:lang w:val="en-US"/>
+        </w:rPr>
+        <w:t>/(</w:t>
+      </w:r>
+      <w:proofErr w:type="spellStart"/>
+      <w:sdt>
+        <w:sdtPr>
+          <w:rPr>
+            <w:lang w:val="en-US"/>
+          </w:rPr>
+          <w:alias w:val="tr"/>
+          <w:tag w:val="tr"/>
+          <w:id w:val="-114749912"/>
+          <w:placeholder>
+            <w:docPart w:val="DefaultPlaceholder_1082065158"/>
+          </w:placeholder>
+          <w:text/>
+        </w:sdtPr>
+        <w:sdtEndPr/>
+        <w:sdtContent>
+          <w:r>
+            <w:rPr>
+              <w:lang w:val="en-US"/>
+            </w:rPr>
+            <w:t>tr</w:t>
+          </w:r>
+          <w:proofErr w:type="spellEnd"/>
+        </w:sdtContent>
+      </w:sdt>
+      <w:r>
+        <w:rPr>
+          <w:lang w:val="en-US"/>
+        </w:rPr>
+        <w:t>)^</w:t>
+      </w:r>
+      <w:r>
+        <w:rPr>
+          <w:lang w:val="en-US"/>
+        </w:rPr>
+        <w:t xml:space="preserve"> </w:t>
+      </w:r>
+      <w:sdt>
+        <w:sdtPr>
+          <w:rPr>
+            <w:lang w:val="en-US"/>
+          </w:rPr>
+          <w:alias w:val="flowExponent"/>
+          <w:tag w:val="flowExponent"/>
+          <w:id w:val="692809258"/>
+          <w:placeholder>
+            <w:docPart w:val="DefaultPlaceholder_1082065158"/>
+          </w:placeholder>
+          <w:text/>
+        </w:sdtPr>
+        <w:sdtEndPr/>
+        <w:sdtContent>
+          <w:proofErr w:type="spellStart"/>
+          <w:r>
+            <w:rPr>
+              <w:lang w:val="en-US"/>
+            </w:rPr>
+            <w:t>flowExponent</w:t>
+          </w:r>
+          <w:proofErr w:type="spellEnd"/>
+        </w:sdtContent>
+      </w:sdt>
+      <w:r>
+        <w:rPr>
+          <w:lang w:val="en-US"/>
+        </w:rPr>
+        <w:t xml:space="preserve">= </w:t>
+      </w:r>
+      <w:sdt>
+        <w:sdtPr>
+          <w:rPr>
+            <w:lang w:val="en-US"/>
+          </w:rPr>
+          <w:alias w:val="qr"/>
+          <w:tag w:val="qr"/>
+          <w:id w:val="1692104518"/>
+          <w:placeholder>
+            <w:docPart w:val="DefaultPlaceholder_1082065158"/>
+          </w:placeholder>
+          <w:text/>
+        </w:sdtPr>
+        <w:sdtEndPr/>
+        <w:sdtContent>
+          <w:proofErr w:type="spellStart"/>
+          <w:r>
+            <w:rPr>
+              <w:lang w:val="en-US"/>
+            </w:rPr>
+            <w:t>qr</w:t>
+          </w:r>
+          <w:proofErr w:type="spellEnd"/>
+        </w:sdtContent>
+      </w:sdt>
+      <w:r>
+        <w:rPr>
+          <w:lang w:val="en-US"/>
+        </w:rPr>
+        <w:t xml:space="preserve"> </w:t>
+      </w:r>
+      <w:r>
+        <w:t>л</w:t>
+      </w:r>
+      <w:r>
+        <w:rPr>
+          <w:lang w:val="en-US"/>
+        </w:rPr>
+        <w:t>/</w:t>
+      </w:r>
+      <w:r>
+        <w:t>с</w:t>
+      </w:r>
     </w:p>
     <w:p>
       <w:pPr>
@@ -4302,48 +4538,59 @@
           <w:lang w:val="en-US"/>
         </w:rPr>
       </w:pPr>
+      <w:r>
+        <w:rPr>
+          <w:lang w:val="en-US"/>
+        </w:rPr>
+        <w:t xml:space="preserve">A = q20 · 20n · (1 + </w:t>
+      </w:r>
       <w:proofErr w:type="spellStart"/>
       <w:r>
         <w:rPr>
           <w:lang w:val="en-US"/>
         </w:rPr>
-        <w:t>Qr</w:t>
+        <w:t>lgP</w:t>
       </w:r>
       <w:proofErr w:type="spellEnd"/>
       <w:r>
         <w:rPr>
           <w:lang w:val="en-US"/>
         </w:rPr>
+        <w:t>/</w:t>
+      </w:r>
+      <w:proofErr w:type="spellStart"/>
+      <w:r>
+        <w:rPr>
+          <w:lang w:val="en-US"/>
+        </w:rPr>
+        <w:t>lgmr</w:t>
+      </w:r>
+      <w:proofErr w:type="spellEnd"/>
+      <w:proofErr w:type="gramStart"/>
+      <w:r>
+        <w:rPr>
+          <w:lang w:val="en-US"/>
+        </w:rPr>
+        <w:t>)^</w:t>
+      </w:r>
+      <w:proofErr w:type="gramEnd"/>
+      <w:r>
+        <w:t>γ</w:t>
+      </w:r>
+      <w:r>
+        <w:rPr>
+          <w:lang w:val="en-US"/>
+        </w:rPr>
         <w:t>=</w:t>
-      </w:r>
-      <w:r>
-        <w:rPr>
-          <w:lang w:val="en-US"/>
-        </w:rPr>
-        <w:t>Zmid×A^1,2×F/</w:t>
-      </w:r>
-      <w:proofErr w:type="spellStart"/>
-      <w:r>
-        <w:rPr>
-          <w:lang w:val="en-US"/>
-        </w:rPr>
-        <w:t>tr</w:t>
-      </w:r>
-      <w:proofErr w:type="spellEnd"/>
-      <w:r>
-        <w:rPr>
-          <w:lang w:val="en-US"/>
-        </w:rPr>
-        <w:t xml:space="preserve">^(1,2n−0,1) = </w:t>
       </w:r>
       <w:sdt>
         <w:sdtPr>
           <w:rPr>
             <w:lang w:val="en-US"/>
           </w:rPr>
-          <w:alias w:val="zmid"/>
-          <w:tag w:val="zmid"/>
-          <w:id w:val="1854296816"/>
+          <w:alias w:val="q20"/>
+          <w:tag w:val="q20"/>
+          <w:id w:val="2123956570"/>
           <w:placeholder>
             <w:docPart w:val="DefaultPlaceholder_1082065158"/>
           </w:placeholder>
@@ -4355,7 +4602,7 @@
             <w:rPr>
               <w:lang w:val="en-US"/>
             </w:rPr>
-            <w:t>zmid</w:t>
+            <w:t>q20</w:t>
           </w:r>
         </w:sdtContent>
       </w:sdt>
@@ -4365,6 +4612,163 @@
         </w:rPr>
         <w:t>×</w:t>
       </w:r>
+      <w:r>
+        <w:rPr>
+          <w:lang w:val="en-US"/>
+        </w:rPr>
+        <w:t>20^</w:t>
+      </w:r>
+      <w:sdt>
+        <w:sdtPr>
+          <w:rPr>
+            <w:lang w:val="en-US"/>
+          </w:rPr>
+          <w:alias w:val="nForA"/>
+          <w:tag w:val="nForA"/>
+          <w:id w:val="459462694"/>
+          <w:placeholder>
+            <w:docPart w:val="DefaultPlaceholder_1082065158"/>
+          </w:placeholder>
+          <w:text/>
+        </w:sdtPr>
+        <w:sdtEndPr/>
+        <w:sdtContent>
+          <w:r>
+            <w:rPr>
+              <w:lang w:val="en-US"/>
+            </w:rPr>
+            <w:t>nForA</w:t>
+          </w:r>
+        </w:sdtContent>
+      </w:sdt>
+      <w:r>
+        <w:rPr>
+          <w:lang w:val="en-US"/>
+        </w:rPr>
+        <w:t>×</w:t>
+      </w:r>
+      <w:r>
+        <w:rPr>
+          <w:lang w:val="en-US"/>
+        </w:rPr>
+        <w:t>(1</w:t>
+      </w:r>
+      <w:r>
+        <w:rPr>
+          <w:lang w:val="en-US"/>
+        </w:rPr>
+        <w:t>+</w:t>
+      </w:r>
+      <w:proofErr w:type="spellStart"/>
+      <w:r>
+        <w:rPr>
+          <w:lang w:val="en-GB"/>
+        </w:rPr>
+        <w:t>lg</w:t>
+      </w:r>
+      <w:proofErr w:type="spellEnd"/>
+      <w:sdt>
+        <w:sdtPr>
+          <w:rPr>
+            <w:lang w:val="en-US"/>
+          </w:rPr>
+          <w:alias w:val="p"/>
+          <w:tag w:val="p"/>
+          <w:id w:val="577411309"/>
+          <w:placeholder>
+            <w:docPart w:val="DefaultPlaceholder_1082065158"/>
+          </w:placeholder>
+          <w:text/>
+        </w:sdtPr>
+        <w:sdtEndPr/>
+        <w:sdtContent>
+          <w:r>
+            <w:rPr>
+              <w:lang w:val="en-US"/>
+            </w:rPr>
+            <w:t>p</w:t>
+          </w:r>
+        </w:sdtContent>
+      </w:sdt>
+      <w:r>
+        <w:rPr>
+          <w:lang w:val="en-US"/>
+        </w:rPr>
+        <w:t>/</w:t>
+      </w:r>
+      <w:proofErr w:type="spellStart"/>
+      <w:r>
+        <w:rPr>
+          <w:lang w:val="en-US"/>
+        </w:rPr>
+        <w:t>lg</w:t>
+      </w:r>
+      <w:sdt>
+        <w:sdtPr>
+          <w:rPr>
+            <w:lang w:val="en-US"/>
+          </w:rPr>
+          <w:alias w:val="mr"/>
+          <w:tag w:val="mr"/>
+          <w:id w:val="1482585856"/>
+          <w:placeholder>
+            <w:docPart w:val="DefaultPlaceholder_1082065158"/>
+          </w:placeholder>
+          <w:text/>
+        </w:sdtPr>
+        <w:sdtEndPr/>
+        <w:sdtContent>
+          <w:r>
+            <w:rPr>
+              <w:lang w:val="en-US"/>
+            </w:rPr>
+            <w:t>mr</w:t>
+          </w:r>
+          <w:proofErr w:type="spellEnd"/>
+        </w:sdtContent>
+      </w:sdt>
+      <w:r>
+        <w:rPr>
+          <w:lang w:val="en-US"/>
+        </w:rPr>
+        <w:t>)^</w:t>
+      </w:r>
+      <w:r>
+        <w:rPr>
+          <w:lang w:val="en-US"/>
+        </w:rPr>
+        <w:t xml:space="preserve"> </w:t>
+      </w:r>
+      <w:sdt>
+        <w:sdtPr>
+          <w:rPr>
+            <w:lang w:val="en-US"/>
+          </w:rPr>
+          <w:alias w:val="gamma"/>
+          <w:tag w:val="gamma"/>
+          <w:id w:val="968321859"/>
+          <w:placeholder>
+            <w:docPart w:val="DefaultPlaceholder_1082065158"/>
+          </w:placeholder>
+          <w:text/>
+        </w:sdtPr>
+        <w:sdtEndPr/>
+        <w:sdtContent>
+          <w:r>
+            <w:rPr>
+              <w:lang w:val="en-US"/>
+            </w:rPr>
+            <w:t>gamma</w:t>
+          </w:r>
+        </w:sdtContent>
+      </w:sdt>
+      <w:r>
+        <w:rPr>
+          <w:lang w:val="en-US"/>
+        </w:rPr>
+        <w:t>=</w:t>
+      </w:r>
+      <w:proofErr w:type="spellStart"/>
       <w:sdt>
         <w:sdtPr>
           <w:rPr>
@@ -4372,7 +4776,7 @@
           </w:rPr>
           <w:alias w:val="parameterA"/>
           <w:tag w:val="parameterA"/>
-          <w:id w:val="1561672508"/>
+          <w:id w:val="1971320535"/>
           <w:placeholder>
             <w:docPart w:val="DefaultPlaceholder_1082065158"/>
           </w:placeholder>
@@ -4386,154 +4790,9 @@
             </w:rPr>
             <w:t>parameterA</w:t>
           </w:r>
-        </w:sdtContent>
-      </w:sdt>
-      <w:r>
-        <w:rPr>
-          <w:lang w:val="en-US"/>
-        </w:rPr>
-        <w:t>^1,2×</w:t>
-      </w:r>
-      <w:sdt>
-        <w:sdtPr>
-          <w:rPr>
-            <w:lang w:val="en-US"/>
-          </w:rPr>
-          <w:alias w:val="rainFlowAreaHa"/>
-          <w:tag w:val="rainFlowAreaHa"/>
-          <w:id w:val="907426472"/>
-          <w:placeholder>
-            <w:docPart w:val="DefaultPlaceholder_1082065158"/>
-          </w:placeholder>
-          <w:text/>
-        </w:sdtPr>
-        <w:sdtEndPr/>
-        <w:sdtContent>
-          <w:r>
-            <w:rPr>
-              <w:lang w:val="en-US"/>
-            </w:rPr>
-            <w:t>rainFlowAreaHa</w:t>
-          </w:r>
-        </w:sdtContent>
-      </w:sdt>
-      <w:r>
-        <w:rPr>
-          <w:lang w:val="en-US"/>
-        </w:rPr>
-        <w:t>/(</w:t>
-      </w:r>
-      <w:proofErr w:type="spellStart"/>
-      <w:sdt>
-        <w:sdtPr>
-          <w:rPr>
-            <w:lang w:val="en-US"/>
-          </w:rPr>
-          <w:alias w:val="tr"/>
-          <w:tag w:val="tr"/>
-          <w:id w:val="-114749912"/>
-          <w:placeholder>
-            <w:docPart w:val="DefaultPlaceholder_1082065158"/>
-          </w:placeholder>
-          <w:text/>
-        </w:sdtPr>
-        <w:sdtEndPr/>
-        <w:sdtContent>
-          <w:r>
-            <w:rPr>
-              <w:lang w:val="en-US"/>
-            </w:rPr>
-            <w:t>tr</w:t>
-          </w:r>
           <w:proofErr w:type="spellEnd"/>
         </w:sdtContent>
       </w:sdt>
-      <w:r>
-        <w:rPr>
-          <w:lang w:val="en-US"/>
-        </w:rPr>
-        <w:t>)^</w:t>
-      </w:r>
-      <w:r>
-        <w:rPr>
-          <w:lang w:val="en-US"/>
-        </w:rPr>
-        <w:t xml:space="preserve"> </w:t>
-      </w:r>
-      <w:sdt>
-        <w:sdtPr>
-          <w:rPr>
-            <w:lang w:val="en-US"/>
-          </w:rPr>
-          <w:alias w:val="flowExponent"/>
-          <w:tag w:val="flowExponent"/>
-          <w:id w:val="692809258"/>
-          <w:placeholder>
-            <w:docPart w:val="DefaultPlaceholder_1082065158"/>
-          </w:placeholder>
-          <w:text/>
-        </w:sdtPr>
-        <w:sdtEndPr/>
-        <w:sdtContent>
-          <w:proofErr w:type="spellStart"/>
-          <w:r>
-            <w:rPr>
-              <w:lang w:val="en-US"/>
-            </w:rPr>
-            <w:t>flowExponent</w:t>
-          </w:r>
-          <w:proofErr w:type="spellEnd"/>
-        </w:sdtContent>
-      </w:sdt>
-      <w:r>
-        <w:rPr>
-          <w:lang w:val="en-US"/>
-        </w:rPr>
-        <w:t xml:space="preserve">= </w:t>
-      </w:r>
-      <w:sdt>
-        <w:sdtPr>
-          <w:rPr>
-            <w:lang w:val="en-US"/>
-          </w:rPr>
-          <w:alias w:val="qr"/>
-          <w:tag w:val="qr"/>
-          <w:id w:val="1692104518"/>
-          <w:placeholder>
-            <w:docPart w:val="DefaultPlaceholder_1082065158"/>
-          </w:placeholder>
-          <w:text/>
-        </w:sdtPr>
-        <w:sdtEndPr/>
-        <w:sdtContent>
-          <w:proofErr w:type="spellStart"/>
-          <w:r>
-            <w:rPr>
-              <w:lang w:val="en-US"/>
-            </w:rPr>
-            <w:t>qr</w:t>
-          </w:r>
-          <w:proofErr w:type="spellEnd"/>
-        </w:sdtContent>
-      </w:sdt>
-      <w:r>
-        <w:rPr>
-          <w:lang w:val="en-US"/>
-        </w:rPr>
-        <w:t xml:space="preserve"> </w:t>
-      </w:r>
-      <w:r>
-        <w:t>л</w:t>
-      </w:r>
-      <w:r>
-        <w:rPr>
-          <w:lang w:val="en-US"/>
-        </w:rPr>
-        <w:t>/</w:t>
-      </w:r>
-      <w:r>
-        <w:t>с</w:t>
-      </w:r>
     </w:p>
     <w:p>
       <w:pPr>
@@ -4547,60 +4806,60 @@
         <w:rPr>
           <w:lang w:val="en-US"/>
         </w:rPr>
+        <w:sectPr>
+          <w:type w:val="continuous"/>
+          <w:pgSz w:w="11910" w:h="16840"/>
+          <w:pgMar w:top="520" w:right="425" w:bottom="1200" w:left="141" w:header="0" w:footer="0" w:gutter="0"/>
+          <w:pgNumType w:start="1"/>
+          <w:cols w:space="720"/>
+          <w:docGrid w:linePitch="299"/>
+        </w:sectPr>
       </w:pPr>
-      <w:r>
-        <w:rPr>
-          <w:lang w:val="en-US"/>
-        </w:rPr>
-        <w:t xml:space="preserve">A = q20 · 20n · (1 + </w:t>
-      </w:r>
       <w:proofErr w:type="spellStart"/>
-      <w:r>
-        <w:rPr>
-          <w:lang w:val="en-US"/>
-        </w:rPr>
-        <w:t>lgP</w:t>
+      <w:proofErr w:type="gramStart"/>
+      <w:r>
+        <w:rPr>
+          <w:lang w:val="en-US"/>
+        </w:rPr>
+        <w:t>tr</w:t>
       </w:r>
       <w:proofErr w:type="spellEnd"/>
-      <w:r>
-        <w:rPr>
-          <w:lang w:val="en-US"/>
-        </w:rPr>
-        <w:t>/</w:t>
+      <w:proofErr w:type="gramEnd"/>
+      <w:r>
+        <w:rPr>
+          <w:lang w:val="en-US"/>
+        </w:rPr>
+        <w:t xml:space="preserve"> = </w:t>
       </w:r>
       <w:proofErr w:type="spellStart"/>
       <w:r>
         <w:rPr>
           <w:lang w:val="en-US"/>
         </w:rPr>
-        <w:t>lgmr</w:t>
+        <w:t>tc</w:t>
+      </w:r>
+      <w:r>
+        <w:rPr>
+          <w:lang w:val="en-US"/>
+        </w:rPr>
+        <w:t>on+tcan+tp</w:t>
       </w:r>
       <w:proofErr w:type="spellEnd"/>
-      <w:proofErr w:type="gramStart"/>
-      <w:r>
-        <w:rPr>
-          <w:lang w:val="en-US"/>
-        </w:rPr>
-        <w:t>)^</w:t>
-      </w:r>
-      <w:proofErr w:type="gramEnd"/>
-      <w:r>
-        <w:t>γ</w:t>
-      </w:r>
       <w:r>
         <w:rPr>
           <w:lang w:val="en-US"/>
         </w:rPr>
         <w:t>=</w:t>
       </w:r>
+      <w:proofErr w:type="spellStart"/>
       <w:sdt>
         <w:sdtPr>
           <w:rPr>
             <w:lang w:val="en-US"/>
           </w:rPr>
-          <w:alias w:val="q20"/>
-          <w:tag w:val="q20"/>
-          <w:id w:val="2123956570"/>
+          <w:alias w:val="tcon"/>
+          <w:tag w:val="tcon"/>
+          <w:id w:val="-631630029"/>
           <w:placeholder>
             <w:docPart w:val="DefaultPlaceholder_1082065158"/>
           </w:placeholder>
@@ -4612,30 +4871,24 @@
             <w:rPr>
               <w:lang w:val="en-US"/>
             </w:rPr>
-            <w:t>q20</w:t>
-          </w:r>
-        </w:sdtContent>
-      </w:sdt>
-      <w:r>
-        <w:rPr>
-          <w:lang w:val="en-US"/>
-        </w:rPr>
-        <w:t>×</w:t>
-      </w:r>
-      <w:r>
-        <w:rPr>
-          <w:lang w:val="en-US"/>
-        </w:rPr>
-        <w:t>20^</w:t>
+            <w:t>tcon</w:t>
+          </w:r>
+        </w:sdtContent>
+      </w:sdt>
+      <w:r>
+        <w:rPr>
+          <w:lang w:val="en-US"/>
+        </w:rPr>
+        <w:t>+</w:t>
       </w:r>
       <w:sdt>
         <w:sdtPr>
           <w:rPr>
             <w:lang w:val="en-US"/>
           </w:rPr>
-          <w:alias w:val="nForA"/>
-          <w:tag w:val="nForA"/>
-          <w:id w:val="459462694"/>
+          <w:alias w:val="tcan"/>
+          <w:tag w:val="tcan"/>
+          <w:id w:val="-1939676371"/>
           <w:placeholder>
             <w:docPart w:val="DefaultPlaceholder_1082065158"/>
           </w:placeholder>
@@ -4647,44 +4900,24 @@
             <w:rPr>
               <w:lang w:val="en-US"/>
             </w:rPr>
-            <w:t>nForA</w:t>
-          </w:r>
-        </w:sdtContent>
-      </w:sdt>
-      <w:r>
-        <w:rPr>
-          <w:lang w:val="en-US"/>
-        </w:rPr>
-        <w:t>×</w:t>
-      </w:r>
-      <w:r>
-        <w:rPr>
-          <w:lang w:val="en-US"/>
-        </w:rPr>
-        <w:t>(1</w:t>
-      </w:r>
+            <w:t>tcan</w:t>
+          </w:r>
+        </w:sdtContent>
+      </w:sdt>
       <w:r>
         <w:rPr>
           <w:lang w:val="en-US"/>
         </w:rPr>
         <w:t>+</w:t>
       </w:r>
-      <w:proofErr w:type="spellStart"/>
-      <w:r>
-        <w:rPr>
-          <w:lang w:val="en-GB"/>
-        </w:rPr>
-        <w:t>lg</w:t>
-      </w:r>
-      <w:proofErr w:type="spellEnd"/>
       <w:sdt>
         <w:sdtPr>
           <w:rPr>
             <w:lang w:val="en-US"/>
           </w:rPr>
-          <w:alias w:val="p"/>
-          <w:tag w:val="p"/>
-          <w:id w:val="577411309"/>
+          <w:alias w:val="tp"/>
+          <w:tag w:val="tp"/>
+          <w:id w:val="978421667"/>
           <w:placeholder>
             <w:docPart w:val="DefaultPlaceholder_1082065158"/>
           </w:placeholder>
@@ -4696,31 +4929,26 @@
             <w:rPr>
               <w:lang w:val="en-US"/>
             </w:rPr>
-            <w:t>p</w:t>
-          </w:r>
-        </w:sdtContent>
-      </w:sdt>
-      <w:r>
-        <w:rPr>
-          <w:lang w:val="en-US"/>
-        </w:rPr>
-        <w:t>/</w:t>
+            <w:t>tp</w:t>
+          </w:r>
+          <w:proofErr w:type="spellEnd"/>
+        </w:sdtContent>
+      </w:sdt>
+      <w:r>
+        <w:rPr>
+          <w:lang w:val="en-US"/>
+        </w:rPr>
+        <w:t>=</w:t>
       </w:r>
       <w:proofErr w:type="spellStart"/>
-      <w:r>
-        <w:rPr>
-          <w:lang w:val="en-US"/>
-        </w:rPr>
-        <w:t>lg</w:t>
-      </w:r>
       <w:sdt>
         <w:sdtPr>
           <w:rPr>
             <w:lang w:val="en-US"/>
           </w:rPr>
-          <w:alias w:val="mr"/>
-          <w:tag w:val="mr"/>
-          <w:id w:val="1482585856"/>
+          <w:alias w:val="tr"/>
+          <w:tag w:val="tr"/>
+          <w:id w:val="351155622"/>
           <w:placeholder>
             <w:docPart w:val="DefaultPlaceholder_1082065158"/>
           </w:placeholder>
@@ -4732,7 +4960,7 @@
             <w:rPr>
               <w:lang w:val="en-US"/>
             </w:rPr>
-            <w:t>mr</w:t>
+            <w:t>tr</w:t>
           </w:r>
           <w:proofErr w:type="spellEnd"/>
         </w:sdtContent>
@@ -4741,22 +4969,122 @@
         <w:rPr>
           <w:lang w:val="en-US"/>
         </w:rPr>
-        <w:t>)^</w:t>
-      </w:r>
-      <w:r>
-        <w:rPr>
-          <w:lang w:val="en-US"/>
-        </w:rPr>
-        <w:t xml:space="preserve"> </w:t>
+        <w:t xml:space="preserve"> </w:t>
+      </w:r>
+      <w:proofErr w:type="spellStart"/>
+      <w:r>
+        <w:rPr>
+          <w:lang w:val="en-US"/>
+        </w:rPr>
+        <w:t>мин</w:t>
+      </w:r>
+      <w:proofErr w:type="spellEnd"/>
+    </w:p>
+    <w:p>
+      <w:pPr>
+        <w:pStyle w:val="a3"/>
+        <w:tabs>
+          <w:tab w:val="left" w:pos="11057"/>
+        </w:tabs>
+        <w:ind w:right="287"/>
+      </w:pPr>
+      <w:r>
+        <w:lastRenderedPageBreak/>
+        <w:t xml:space="preserve">При гидравлическом расчёте дождевых сетей расчётные расходы дождевых вод, </w:t>
+      </w:r>
+      <w:proofErr w:type="spellStart"/>
+      <w:r>
+        <w:t>Qcal</w:t>
+      </w:r>
+      <w:proofErr w:type="spellEnd"/>
+      <w:r>
+        <w:t>, л/</w:t>
+      </w:r>
+      <w:proofErr w:type="gramStart"/>
+      <w:r>
+        <w:t>с</w:t>
+      </w:r>
+      <w:proofErr w:type="gramEnd"/>
+      <w:r>
+        <w:t xml:space="preserve">, определяются </w:t>
+      </w:r>
+      <w:proofErr w:type="gramStart"/>
+      <w:r>
+        <w:t>с</w:t>
+      </w:r>
+      <w:proofErr w:type="gramEnd"/>
+      <w:r>
+        <w:t xml:space="preserve"> учётом возникновения напорного режима:</w:t>
+      </w:r>
+    </w:p>
+    <w:p>
+      <w:pPr>
+        <w:pStyle w:val="a3"/>
+        <w:tabs>
+          <w:tab w:val="left" w:pos="11057"/>
+        </w:tabs>
+        <w:spacing w:line="237" w:lineRule="auto"/>
+        <w:ind w:left="993" w:right="287"/>
+        <w:jc w:val="center"/>
+        <w:rPr>
+          <w:rFonts w:ascii="Cambria Math" w:hAnsi="Cambria Math"/>
+        </w:rPr>
+      </w:pPr>
+      <w:proofErr w:type="spellStart"/>
+      <w:r>
+        <w:rPr>
+          <w:rFonts w:ascii="Cambria Math" w:hAnsi="Cambria Math"/>
+          <w:w w:val="105"/>
+          <w:lang w:val="en-US"/>
+        </w:rPr>
+        <w:t>Qcal</w:t>
+      </w:r>
+      <w:proofErr w:type="spellEnd"/>
+      <w:r>
+        <w:rPr>
+          <w:rFonts w:ascii="Cambria Math" w:hAnsi="Cambria Math"/>
+          <w:w w:val="105"/>
+        </w:rPr>
+        <w:t>=</w:t>
+      </w:r>
+      <w:r>
+        <w:rPr>
+          <w:rFonts w:ascii="Cambria Math" w:hAnsi="Cambria Math"/>
+          <w:w w:val="105"/>
+          <w:lang w:val="en-US"/>
+        </w:rPr>
+        <w:t>β</w:t>
+      </w:r>
+      <w:r>
+        <w:t>×</w:t>
+      </w:r>
+      <w:proofErr w:type="spellStart"/>
+      <w:proofErr w:type="gramStart"/>
+      <w:r>
+        <w:rPr>
+          <w:rFonts w:ascii="Cambria Math" w:hAnsi="Cambria Math"/>
+          <w:w w:val="105"/>
+          <w:lang w:val="en-US"/>
+        </w:rPr>
+        <w:t>Qr</w:t>
+      </w:r>
+      <w:proofErr w:type="spellEnd"/>
+      <w:proofErr w:type="gramEnd"/>
+      <w:r>
+        <w:rPr>
+          <w:rFonts w:ascii="Cambria Math" w:hAnsi="Cambria Math"/>
+          <w:w w:val="105"/>
+        </w:rPr>
+        <w:t>=</w:t>
       </w:r>
       <w:sdt>
         <w:sdtPr>
           <w:rPr>
             <w:lang w:val="en-US"/>
           </w:rPr>
-          <w:alias w:val="gamma"/>
-          <w:tag w:val="gamma"/>
-          <w:id w:val="968321859"/>
+          <w:alias w:val="beta"/>
+          <w:tag w:val="beta"/>
+          <w:id w:val="-799454889"/>
           <w:placeholder>
             <w:docPart w:val="DefaultPlaceholder_1082065158"/>
           </w:placeholder>
@@ -4768,25 +5096,21 @@
             <w:rPr>
               <w:lang w:val="en-US"/>
             </w:rPr>
-            <w:t>gamma</w:t>
-          </w:r>
-        </w:sdtContent>
-      </w:sdt>
-      <w:r>
-        <w:rPr>
-          <w:lang w:val="en-US"/>
-        </w:rPr>
-        <w:t>=</w:t>
-      </w:r>
-      <w:proofErr w:type="spellStart"/>
+            <w:t>beta</w:t>
+          </w:r>
+        </w:sdtContent>
+      </w:sdt>
+      <w:r>
+        <w:t>×</w:t>
+      </w:r>
       <w:sdt>
         <w:sdtPr>
           <w:rPr>
             <w:lang w:val="en-US"/>
           </w:rPr>
-          <w:alias w:val="parameterA"/>
-          <w:tag w:val="parameterA"/>
-          <w:id w:val="1971320535"/>
+          <w:alias w:val="qr"/>
+          <w:tag w:val="qr"/>
+          <w:id w:val="1135686090"/>
           <w:placeholder>
             <w:docPart w:val="DefaultPlaceholder_1082065158"/>
           </w:placeholder>
@@ -4794,15 +5118,79 @@
         </w:sdtPr>
         <w:sdtEndPr/>
         <w:sdtContent>
-          <w:r>
-            <w:rPr>
-              <w:lang w:val="en-US"/>
-            </w:rPr>
-            <w:t>parameterA</w:t>
+          <w:proofErr w:type="spellStart"/>
+          <w:r>
+            <w:rPr>
+              <w:lang w:val="en-US"/>
+            </w:rPr>
+            <w:t>qr</w:t>
           </w:r>
           <w:proofErr w:type="spellEnd"/>
         </w:sdtContent>
       </w:sdt>
+      <w:r>
+        <w:rPr>
+          <w:rFonts w:ascii="Cambria Math" w:hAnsi="Cambria Math"/>
+          <w:w w:val="105"/>
+        </w:rPr>
+        <w:t>=</w:t>
+      </w:r>
+      <w:proofErr w:type="spellStart"/>
+      <w:sdt>
+        <w:sdtPr>
+          <w:alias w:val="qcal"/>
+          <w:tag w:val="qcal"/>
+          <w:id w:val="-1946302345"/>
+          <w:placeholder>
+            <w:docPart w:val="DefaultPlaceholder_1082065158"/>
+          </w:placeholder>
+          <w:text/>
+        </w:sdtPr>
+        <w:sdtEndPr/>
+        <w:sdtContent>
+          <w:r>
+            <w:t>qcal</w:t>
+          </w:r>
+          <w:proofErr w:type="spellEnd"/>
+        </w:sdtContent>
+      </w:sdt>
+      <w:r>
+        <w:t xml:space="preserve"> </w:t>
+      </w:r>
+      <w:r>
+        <w:rPr>
+          <w:rFonts w:ascii="Cambria Math" w:hAnsi="Cambria Math"/>
+          <w:w w:val="105"/>
+        </w:rPr>
+        <w:t>л</w:t>
+      </w:r>
+      <w:r>
+        <w:rPr>
+          <w:rFonts w:ascii="Cambria Math" w:hAnsi="Cambria Math"/>
+          <w:w w:val="105"/>
+        </w:rPr>
+        <w:t>/</w:t>
+      </w:r>
+      <w:r>
+        <w:rPr>
+          <w:rFonts w:ascii="Cambria Math" w:hAnsi="Cambria Math"/>
+          <w:w w:val="105"/>
+        </w:rPr>
+        <w:t>с</w:t>
+      </w:r>
+    </w:p>
+    <w:p/>
+    <w:p>
+      <w:pPr>
+        <w:pStyle w:val="a3"/>
+        <w:tabs>
+          <w:tab w:val="left" w:pos="11057"/>
+        </w:tabs>
+        <w:ind w:right="287"/>
+      </w:pPr>
+      <w:r>
+        <w:t>Остаток талого стока за сутки при увеличенном периоде переработки:</w:t>
+      </w:r>
     </w:p>
     <w:p>
       <w:pPr>
@@ -4816,179 +5204,1369 @@
         <w:rPr>
           <w:lang w:val="en-US"/>
         </w:rPr>
-        <w:sectPr>
-          <w:footerReference w:type="default" r:id="rId9"/>
-          <w:type w:val="continuous"/>
-          <w:pgSz w:w="11910" w:h="16840"/>
-          <w:pgMar w:top="520" w:right="425" w:bottom="1200" w:left="141" w:header="0" w:footer="1001" w:gutter="0"/>
-          <w:pgNumType w:start="1"/>
-          <w:cols w:space="720"/>
-        </w:sectPr>
       </w:pPr>
+      <w:r>
+        <w:rPr>
+          <w:lang w:val="en-US"/>
+        </w:rPr>
+        <w:t>V</w:t>
+      </w:r>
+      <w:r>
+        <w:t>ост</w:t>
+      </w:r>
+      <w:r>
+        <w:rPr>
+          <w:lang w:val="en-US"/>
+        </w:rPr>
+        <w:t>=</w:t>
+      </w:r>
+      <w:proofErr w:type="gramStart"/>
+      <w:r>
+        <w:rPr>
+          <w:lang w:val="en-US"/>
+        </w:rPr>
+        <w:t>max(</w:t>
+      </w:r>
+      <w:proofErr w:type="gramEnd"/>
+      <w:r>
+        <w:rPr>
+          <w:lang w:val="en-US"/>
+        </w:rPr>
+        <w:t>0;</w:t>
+      </w:r>
+      <w:r>
+        <w:rPr>
+          <w:lang w:val="en-US"/>
+        </w:rPr>
+        <w:t>W</w:t>
+      </w:r>
+      <w:r>
+        <w:t>т</w:t>
+      </w:r>
+      <w:r>
+        <w:rPr>
+          <w:lang w:val="en-US"/>
+        </w:rPr>
+        <w:t>.</w:t>
+      </w:r>
       <w:proofErr w:type="spellStart"/>
+      <w:r>
+        <w:t>сут</w:t>
+      </w:r>
+      <w:proofErr w:type="spellEnd"/>
+      <w:r>
+        <w:rPr>
+          <w:lang w:val="en-US"/>
+        </w:rPr>
+        <w:t>×(1</w:t>
+      </w:r>
+      <w:r>
+        <w:rPr>
+          <w:lang w:val="en-US"/>
+        </w:rPr>
+        <w:t>−</w:t>
+      </w:r>
+      <w:r>
+        <w:rPr>
+          <w:lang w:val="en-US"/>
+        </w:rPr>
+        <w:t>24/T</w:t>
+      </w:r>
+      <w:r>
+        <w:t>т</w:t>
+      </w:r>
+      <w:r>
+        <w:rPr>
+          <w:lang w:val="en-US"/>
+        </w:rPr>
+        <w:t>))=max(0;</w:t>
+      </w:r>
+      <w:sdt>
+        <w:sdtPr>
+          <w:alias w:val="dailyMeltVolume"/>
+          <w:tag w:val="dailyMeltVolume"/>
+          <w:id w:val="671919791"/>
+        </w:sdtPr>
+        <w:sdtEndPr/>
+        <w:sdtContent>
+          <w:r>
+            <w:rPr>
+              <w:lang w:val="en-US"/>
+            </w:rPr>
+            <w:t>dailyMeltVolume</w:t>
+          </w:r>
+        </w:sdtContent>
+      </w:sdt>
+      <w:r>
+        <w:rPr>
+          <w:lang w:val="en-US"/>
+        </w:rPr>
+        <w:t>×(1−</w:t>
+      </w:r>
+      <w:r>
+        <w:rPr>
+          <w:lang w:val="en-US"/>
+        </w:rPr>
+        <w:t>24/</w:t>
+      </w:r>
+      <w:proofErr w:type="spellStart"/>
+      <w:sdt>
+        <w:sdtPr>
+          <w:alias w:val="meltProcessingHours"/>
+          <w:tag w:val="meltProcessingHours"/>
+          <w:id w:val="-605819175"/>
+        </w:sdtPr>
+        <w:sdtEndPr/>
+        <w:sdtContent>
+          <w:r>
+            <w:rPr>
+              <w:lang w:val="en-US"/>
+            </w:rPr>
+            <w:t>meltProcessingHours</w:t>
+          </w:r>
+          <w:proofErr w:type="spellEnd"/>
+        </w:sdtContent>
+      </w:sdt>
+      <w:r>
+        <w:rPr>
+          <w:lang w:val="en-US"/>
+        </w:rPr>
+        <w:t>))</w:t>
+      </w:r>
+      <w:r>
+        <w:rPr>
+          <w:lang w:val="en-US"/>
+        </w:rPr>
+        <w:t xml:space="preserve">= </w:t>
+      </w:r>
+      <w:sdt>
+        <w:sdtPr>
+          <w:alias w:val="meltResidualPerDay"/>
+          <w:tag w:val="meltResidualPerDay"/>
+          <w:id w:val="1664433562"/>
+        </w:sdtPr>
+        <w:sdtEndPr/>
+        <w:sdtContent>
+          <w:proofErr w:type="spellStart"/>
+          <w:r>
+            <w:rPr>
+              <w:lang w:val="en-US"/>
+            </w:rPr>
+            <w:t>meltResidualPerDay</w:t>
+          </w:r>
+          <w:proofErr w:type="spellEnd"/>
+        </w:sdtContent>
+      </w:sdt>
+      <w:r>
+        <w:rPr>
+          <w:lang w:val="en-US"/>
+        </w:rPr>
+        <w:t xml:space="preserve"> </w:t>
+      </w:r>
+      <w:r>
+        <w:t>м</w:t>
+      </w:r>
+      <w:r>
+        <w:rPr>
+          <w:lang w:val="en-US"/>
+        </w:rPr>
+        <w:t>3</w:t>
+      </w:r>
+    </w:p>
+    <w:p>
+      <w:pPr>
+        <w:pStyle w:val="a3"/>
+        <w:tabs>
+          <w:tab w:val="left" w:pos="11057"/>
+        </w:tabs>
+        <w:ind w:right="287"/>
+      </w:pPr>
+      <w:r>
+        <w:t>Рабочий объем по талому стоку:</w:t>
+      </w:r>
+    </w:p>
+    <w:p>
+      <w:pPr>
+        <w:pStyle w:val="a3"/>
+        <w:tabs>
+          <w:tab w:val="left" w:pos="11057"/>
+        </w:tabs>
+        <w:spacing w:before="1" w:after="240" w:line="237" w:lineRule="auto"/>
+        <w:ind w:left="993" w:right="287"/>
+        <w:jc w:val="center"/>
+        <w:rPr>
+          <w:lang w:val="en-US"/>
+        </w:rPr>
+      </w:pPr>
+      <w:r>
+        <w:rPr>
+          <w:lang w:val="en-US"/>
+        </w:rPr>
+        <w:t>V</w:t>
+      </w:r>
+      <w:r>
+        <w:t>т</w:t>
+      </w:r>
+      <w:r>
+        <w:rPr>
+          <w:lang w:val="en-US"/>
+        </w:rPr>
+        <w:t>.</w:t>
+      </w:r>
+      <w:r>
+        <w:t>раб</w:t>
+      </w:r>
+      <w:r>
+        <w:rPr>
+          <w:lang w:val="en-US"/>
+        </w:rPr>
+        <w:t>=</w:t>
+      </w:r>
+      <w:r>
+        <w:rPr>
+          <w:lang w:val="en-US"/>
+        </w:rPr>
+        <w:t>W</w:t>
+      </w:r>
+      <w:r>
+        <w:t>т</w:t>
+      </w:r>
+      <w:r>
+        <w:rPr>
+          <w:lang w:val="en-US"/>
+        </w:rPr>
+        <w:t>.</w:t>
+      </w:r>
+      <w:proofErr w:type="spellStart"/>
+      <w:r>
+        <w:t>сут</w:t>
+      </w:r>
+      <w:proofErr w:type="spellEnd"/>
       <w:proofErr w:type="gramStart"/>
       <w:r>
         <w:rPr>
           <w:lang w:val="en-US"/>
         </w:rPr>
-        <w:t>tr</w:t>
+        <w:t>+(</w:t>
+      </w:r>
+      <w:proofErr w:type="gramEnd"/>
+      <w:r>
+        <w:rPr>
+          <w:lang w:val="en-US"/>
+        </w:rPr>
+        <w:t>N−1)×</w:t>
+      </w:r>
+      <w:r>
+        <w:rPr>
+          <w:lang w:val="en-US"/>
+        </w:rPr>
+        <w:t>V</w:t>
+      </w:r>
+      <w:r>
+        <w:t>ост</w:t>
+      </w:r>
+      <w:r>
+        <w:rPr>
+          <w:lang w:val="en-US"/>
+        </w:rPr>
+        <w:t>=</w:t>
+      </w:r>
+      <w:proofErr w:type="spellStart"/>
+      <w:sdt>
+        <w:sdtPr>
+          <w:alias w:val="dailyMeltVolume"/>
+          <w:tag w:val="dailyMeltVolume"/>
+          <w:id w:val="2098046592"/>
+        </w:sdtPr>
+        <w:sdtEndPr/>
+        <w:sdtContent>
+          <w:r>
+            <w:rPr>
+              <w:lang w:val="en-US"/>
+            </w:rPr>
+            <w:t>dailyMeltVolume</w:t>
+          </w:r>
+          <w:proofErr w:type="spellEnd"/>
+        </w:sdtContent>
+      </w:sdt>
+      <w:r>
+        <w:rPr>
+          <w:lang w:val="en-US"/>
+        </w:rPr>
+        <w:t>+</w:t>
+      </w:r>
+      <w:r>
+        <w:rPr>
+          <w:lang w:val="en-US"/>
+        </w:rPr>
+        <w:t>(</w:t>
+      </w:r>
+      <w:sdt>
+        <w:sdtPr>
+          <w:alias w:val="meltConsecutiveDays"/>
+          <w:tag w:val="meltConsecutiveDays"/>
+          <w:id w:val="-480376379"/>
+        </w:sdtPr>
+        <w:sdtEndPr/>
+        <w:sdtContent>
+          <w:r>
+            <w:rPr>
+              <w:lang w:val="en-US"/>
+            </w:rPr>
+            <w:t>meltConsecutiveDays</w:t>
+          </w:r>
+        </w:sdtContent>
+      </w:sdt>
+      <w:r>
+        <w:rPr>
+          <w:lang w:val="en-US"/>
+        </w:rPr>
+        <w:t>−1)×</w:t>
+      </w:r>
+      <w:proofErr w:type="spellStart"/>
+      <w:sdt>
+        <w:sdtPr>
+          <w:alias w:val="meltResidualPerDay"/>
+          <w:tag w:val="meltResidualPerDay"/>
+          <w:id w:val="318473212"/>
+        </w:sdtPr>
+        <w:sdtEndPr/>
+        <w:sdtContent>
+          <w:r>
+            <w:rPr>
+              <w:lang w:val="en-US"/>
+            </w:rPr>
+            <w:t>meltResidualPerDay</w:t>
+          </w:r>
+          <w:proofErr w:type="spellEnd"/>
+        </w:sdtContent>
+      </w:sdt>
+      <w:r>
+        <w:rPr>
+          <w:lang w:val="en-US"/>
+        </w:rPr>
+        <w:t xml:space="preserve">= </w:t>
+      </w:r>
+      <w:sdt>
+        <w:sdtPr>
+          <w:alias w:val="requiredMeltWorkingVolume"/>
+          <w:tag w:val="requiredMeltWorkingVolume"/>
+          <w:id w:val="-1212723514"/>
+        </w:sdtPr>
+        <w:sdtEndPr/>
+        <w:sdtContent>
+          <w:proofErr w:type="spellStart"/>
+          <w:r>
+            <w:rPr>
+              <w:lang w:val="en-US"/>
+            </w:rPr>
+            <w:t>requiredMeltWorkingVolume</w:t>
+          </w:r>
+          <w:proofErr w:type="spellEnd"/>
+        </w:sdtContent>
+      </w:sdt>
+      <w:r>
+        <w:rPr>
+          <w:lang w:val="en-US"/>
+        </w:rPr>
+        <w:t xml:space="preserve"> </w:t>
+      </w:r>
+      <w:r>
+        <w:t>м</w:t>
+      </w:r>
+      <w:r>
+        <w:rPr>
+          <w:lang w:val="en-US"/>
+        </w:rPr>
+        <w:t>3</w:t>
+      </w:r>
+    </w:p>
+    <w:p>
+      <w:pPr>
+        <w:pStyle w:val="a3"/>
+        <w:tabs>
+          <w:tab w:val="left" w:pos="11057"/>
+        </w:tabs>
+        <w:ind w:right="287"/>
+        <w:rPr>
+          <w:lang w:val="en-US"/>
+        </w:rPr>
+      </w:pPr>
+      <w:r>
+        <w:t>Требуемый</w:t>
+      </w:r>
+      <w:r>
+        <w:rPr>
+          <w:lang w:val="en-US"/>
+        </w:rPr>
+        <w:t xml:space="preserve"> </w:t>
+      </w:r>
+      <w:r>
+        <w:t>рабочий</w:t>
+      </w:r>
+      <w:r>
+        <w:rPr>
+          <w:lang w:val="en-US"/>
+        </w:rPr>
+        <w:t xml:space="preserve"> </w:t>
+      </w:r>
+      <w:r>
+        <w:t>объем</w:t>
+      </w:r>
+      <w:r>
+        <w:rPr>
+          <w:lang w:val="en-US"/>
+        </w:rPr>
+        <w:t xml:space="preserve"> </w:t>
+      </w:r>
+      <w:r>
+        <w:t>резервуара</w:t>
+      </w:r>
+      <w:r>
+        <w:rPr>
+          <w:lang w:val="en-US"/>
+        </w:rPr>
+        <w:t>:</w:t>
+      </w:r>
+    </w:p>
+    <w:p>
+      <w:pPr>
+        <w:pStyle w:val="a3"/>
+        <w:tabs>
+          <w:tab w:val="left" w:pos="11057"/>
+        </w:tabs>
+        <w:spacing w:before="1" w:after="240" w:line="237" w:lineRule="auto"/>
+        <w:ind w:left="993" w:right="287"/>
+        <w:jc w:val="center"/>
+        <w:rPr>
+          <w:lang w:val="en-US"/>
+        </w:rPr>
+      </w:pPr>
+      <w:r>
+        <w:rPr>
+          <w:lang w:val="en-US"/>
+        </w:rPr>
+        <w:t>V</w:t>
+      </w:r>
+      <w:r>
+        <w:t>раб</w:t>
+      </w:r>
+      <w:r>
+        <w:rPr>
+          <w:lang w:val="en-US"/>
+        </w:rPr>
+        <w:t>.</w:t>
+      </w:r>
+      <w:proofErr w:type="spellStart"/>
+      <w:r>
+        <w:t>тр</w:t>
       </w:r>
       <w:proofErr w:type="spellEnd"/>
+      <w:r>
+        <w:rPr>
+          <w:lang w:val="en-US"/>
+        </w:rPr>
+        <w:t>=</w:t>
+      </w:r>
+      <w:proofErr w:type="gramStart"/>
+      <w:r>
+        <w:rPr>
+          <w:lang w:val="en-US"/>
+        </w:rPr>
+        <w:t>max(</w:t>
+      </w:r>
       <w:proofErr w:type="gramEnd"/>
       <w:r>
         <w:rPr>
           <w:lang w:val="en-US"/>
         </w:rPr>
-        <w:t xml:space="preserve"> = </w:t>
+        <w:t>W</w:t>
+      </w:r>
+      <w:r>
+        <w:t>д</w:t>
+      </w:r>
+      <w:r>
+        <w:rPr>
+          <w:lang w:val="en-US"/>
+        </w:rPr>
+        <w:t>.</w:t>
       </w:r>
       <w:proofErr w:type="spellStart"/>
       <w:r>
-        <w:rPr>
-          <w:lang w:val="en-US"/>
-        </w:rPr>
-        <w:t>tc</w:t>
-      </w:r>
-      <w:r>
-        <w:rPr>
-          <w:lang w:val="en-US"/>
-        </w:rPr>
-        <w:t>on+tcan+tp</w:t>
+        <w:t>сут</w:t>
       </w:r>
       <w:proofErr w:type="spellEnd"/>
       <w:r>
         <w:rPr>
           <w:lang w:val="en-US"/>
         </w:rPr>
+        <w:t>; V</w:t>
+      </w:r>
+      <w:r>
+        <w:t>т</w:t>
+      </w:r>
+      <w:r>
+        <w:rPr>
+          <w:lang w:val="en-US"/>
+        </w:rPr>
+        <w:t>.</w:t>
+      </w:r>
+      <w:r>
+        <w:t>раб</w:t>
+      </w:r>
+      <w:r>
+        <w:rPr>
+          <w:lang w:val="en-US"/>
+        </w:rPr>
+        <w:t>)=</w:t>
+      </w:r>
+      <w:r>
+        <w:rPr>
+          <w:lang w:val="en-US"/>
+        </w:rPr>
+        <w:t>max(</w:t>
+      </w:r>
+      <w:proofErr w:type="spellStart"/>
+      <w:sdt>
+        <w:sdtPr>
+          <w:alias w:val="dailyRainVolume"/>
+          <w:tag w:val="dailyRainVolume"/>
+          <w:id w:val="1476342044"/>
+        </w:sdtPr>
+        <w:sdtEndPr/>
+        <w:sdtContent>
+          <w:r>
+            <w:rPr>
+              <w:lang w:val="en-US"/>
+            </w:rPr>
+            <w:t>dailyRainVolume</w:t>
+          </w:r>
+        </w:sdtContent>
+      </w:sdt>
+      <w:r>
+        <w:rPr>
+          <w:lang w:val="en-US"/>
+        </w:rPr>
+        <w:t>;</w:t>
+      </w:r>
+      <w:sdt>
+        <w:sdtPr>
+          <w:alias w:val="requiredMeltWorkingVolume"/>
+          <w:tag w:val="requiredMeltWorkingVolume"/>
+          <w:id w:val="1244372387"/>
+        </w:sdtPr>
+        <w:sdtEndPr/>
+        <w:sdtContent>
+          <w:r>
+            <w:rPr>
+              <w:lang w:val="en-US"/>
+            </w:rPr>
+            <w:t>requiredMeltWorkingVolume</w:t>
+          </w:r>
+          <w:proofErr w:type="spellEnd"/>
+        </w:sdtContent>
+      </w:sdt>
+      <w:r>
+        <w:rPr>
+          <w:lang w:val="en-US"/>
+        </w:rPr>
+        <w:t>)</w:t>
+      </w:r>
+      <w:r>
+        <w:rPr>
+          <w:lang w:val="en-US"/>
+        </w:rPr>
+        <w:t xml:space="preserve">= </w:t>
+      </w:r>
+      <w:sdt>
+        <w:sdtPr>
+          <w:alias w:val="requiredReservoirWorkingVolume"/>
+          <w:tag w:val="requiredReservoirWorkingVolume"/>
+          <w:id w:val="-451022501"/>
+        </w:sdtPr>
+        <w:sdtEndPr/>
+        <w:sdtContent>
+          <w:proofErr w:type="spellStart"/>
+          <w:r>
+            <w:rPr>
+              <w:lang w:val="en-US"/>
+            </w:rPr>
+            <w:t>requiredReservoirWorkingVolume</w:t>
+          </w:r>
+          <w:proofErr w:type="spellEnd"/>
+        </w:sdtContent>
+      </w:sdt>
+      <w:r>
+        <w:rPr>
+          <w:lang w:val="en-US"/>
+        </w:rPr>
+        <w:t xml:space="preserve"> </w:t>
+      </w:r>
+      <w:r>
+        <w:t>м</w:t>
+      </w:r>
+      <w:r>
+        <w:rPr>
+          <w:lang w:val="en-US"/>
+        </w:rPr>
+        <w:t>3</w:t>
+      </w:r>
+    </w:p>
+    <w:p>
+      <w:pPr>
+        <w:pStyle w:val="a3"/>
+        <w:tabs>
+          <w:tab w:val="left" w:pos="11057"/>
+        </w:tabs>
+        <w:ind w:right="287"/>
+      </w:pPr>
+      <w:r>
+        <w:t>Требуемый полный объем резервуара с запасом:</w:t>
+      </w:r>
+    </w:p>
+    <w:p>
+      <w:pPr>
+        <w:pStyle w:val="a3"/>
+        <w:tabs>
+          <w:tab w:val="left" w:pos="11057"/>
+        </w:tabs>
+        <w:spacing w:before="1" w:after="240" w:line="237" w:lineRule="auto"/>
+        <w:ind w:left="993" w:right="287"/>
+        <w:jc w:val="center"/>
+        <w:rPr>
+          <w:lang w:val="en-US"/>
+        </w:rPr>
+      </w:pPr>
+      <w:r>
+        <w:rPr>
+          <w:lang w:val="en-US"/>
+        </w:rPr>
+        <w:t>V</w:t>
+      </w:r>
+      <w:proofErr w:type="spellStart"/>
+      <w:r>
+        <w:t>полн</w:t>
+      </w:r>
+      <w:proofErr w:type="spellEnd"/>
+      <w:r>
+        <w:rPr>
+          <w:lang w:val="en-US"/>
+        </w:rPr>
+        <w:t>.</w:t>
+      </w:r>
+      <w:proofErr w:type="spellStart"/>
+      <w:r>
+        <w:t>тр</w:t>
+      </w:r>
+      <w:proofErr w:type="spellEnd"/>
+      <w:r>
+        <w:rPr>
+          <w:lang w:val="en-US"/>
+        </w:rPr>
         <w:t>=</w:t>
       </w:r>
+      <w:r>
+        <w:rPr>
+          <w:lang w:val="en-US"/>
+        </w:rPr>
+        <w:t>V</w:t>
+      </w:r>
+      <w:r>
+        <w:t>раб</w:t>
+      </w:r>
+      <w:r>
+        <w:rPr>
+          <w:lang w:val="en-US"/>
+        </w:rPr>
+        <w:t>.</w:t>
+      </w:r>
       <w:proofErr w:type="spellStart"/>
-      <w:sdt>
-        <w:sdtPr>
-          <w:rPr>
-            <w:lang w:val="en-US"/>
-          </w:rPr>
-          <w:alias w:val="tcon"/>
-          <w:tag w:val="tcon"/>
-          <w:id w:val="-631630029"/>
-          <w:placeholder>
-            <w:docPart w:val="DefaultPlaceholder_1082065158"/>
-          </w:placeholder>
-          <w:text/>
-        </w:sdtPr>
-        <w:sdtEndPr/>
-        <w:sdtContent>
-          <w:r>
-            <w:rPr>
-              <w:lang w:val="en-US"/>
-            </w:rPr>
-            <w:t>tcon</w:t>
-          </w:r>
-        </w:sdtContent>
-      </w:sdt>
-      <w:r>
-        <w:rPr>
-          <w:lang w:val="en-US"/>
-        </w:rPr>
-        <w:t>+</w:t>
-      </w:r>
-      <w:sdt>
-        <w:sdtPr>
-          <w:rPr>
-            <w:lang w:val="en-US"/>
-          </w:rPr>
-          <w:alias w:val="tcan"/>
-          <w:tag w:val="tcan"/>
-          <w:id w:val="-1939676371"/>
-          <w:placeholder>
-            <w:docPart w:val="DefaultPlaceholder_1082065158"/>
-          </w:placeholder>
-          <w:text/>
-        </w:sdtPr>
-        <w:sdtEndPr/>
-        <w:sdtContent>
-          <w:r>
-            <w:rPr>
-              <w:lang w:val="en-US"/>
-            </w:rPr>
-            <w:t>tcan</w:t>
-          </w:r>
-        </w:sdtContent>
-      </w:sdt>
-      <w:r>
-        <w:rPr>
-          <w:lang w:val="en-US"/>
-        </w:rPr>
-        <w:t>+</w:t>
-      </w:r>
-      <w:sdt>
-        <w:sdtPr>
-          <w:rPr>
-            <w:lang w:val="en-US"/>
-          </w:rPr>
-          <w:alias w:val="tp"/>
-          <w:tag w:val="tp"/>
-          <w:id w:val="978421667"/>
-          <w:placeholder>
-            <w:docPart w:val="DefaultPlaceholder_1082065158"/>
-          </w:placeholder>
-          <w:text/>
-        </w:sdtPr>
-        <w:sdtEndPr/>
-        <w:sdtContent>
-          <w:r>
-            <w:rPr>
-              <w:lang w:val="en-US"/>
-            </w:rPr>
-            <w:t>tp</w:t>
-          </w:r>
-          <w:proofErr w:type="spellEnd"/>
-        </w:sdtContent>
-      </w:sdt>
+      <w:r>
+        <w:t>тр</w:t>
+      </w:r>
+      <w:proofErr w:type="spellEnd"/>
+      <w:proofErr w:type="gramStart"/>
+      <w:r>
+        <w:rPr>
+          <w:lang w:val="en-US"/>
+        </w:rPr>
+        <w:t>×(</w:t>
+      </w:r>
+      <w:proofErr w:type="gramEnd"/>
+      <w:r>
+        <w:rPr>
+          <w:lang w:val="en-US"/>
+        </w:rPr>
+        <w:t>1+</w:t>
+      </w:r>
+      <w:r>
+        <w:rPr>
+          <w:lang w:val="en-US"/>
+        </w:rPr>
+        <w:t>K</w:t>
+      </w:r>
+      <w:proofErr w:type="spellStart"/>
+      <w:r>
+        <w:t>зап</w:t>
+      </w:r>
+      <w:proofErr w:type="spellEnd"/>
+      <w:r>
+        <w:rPr>
+          <w:lang w:val="en-US"/>
+        </w:rPr>
+        <w:t>/100)=</w:t>
+      </w:r>
+      <w:sdt>
+        <w:sdtPr>
+          <w:alias w:val="requiredReservoirWorkingVolume"/>
+          <w:tag w:val="requiredReservoirWorkingVolume"/>
+          <w:id w:val="1943799843"/>
+        </w:sdtPr>
+        <w:sdtEndPr/>
+        <w:sdtContent>
+          <w:r>
+            <w:rPr>
+              <w:lang w:val="en-US"/>
+            </w:rPr>
+            <w:t>requiredReservoirWorkingVolume</w:t>
+          </w:r>
+        </w:sdtContent>
+      </w:sdt>
+      <w:r>
+        <w:rPr>
+          <w:lang w:val="en-US"/>
+        </w:rPr>
+        <w:t>×(1+</w:t>
+      </w:r>
+      <w:sdt>
+        <w:sdtPr>
+          <w:alias w:val="reservoirReservePercent"/>
+          <w:tag w:val="reservoirReservePercent"/>
+          <w:id w:val="1716153941"/>
+        </w:sdtPr>
+        <w:sdtEndPr/>
+        <w:sdtContent>
+          <w:r>
+            <w:rPr>
+              <w:lang w:val="en-US"/>
+            </w:rPr>
+            <w:t>reservoirReservePercent</w:t>
+          </w:r>
+        </w:sdtContent>
+      </w:sdt>
+      <w:r>
+        <w:rPr>
+          <w:lang w:val="en-US"/>
+        </w:rPr>
+        <w:t>/100)=</w:t>
+      </w:r>
+      <w:sdt>
+        <w:sdtPr>
+          <w:alias w:val="requiredReservoirFullVolume"/>
+          <w:tag w:val="requiredReservoirFullVolume"/>
+          <w:id w:val="300201331"/>
+        </w:sdtPr>
+        <w:sdtEndPr/>
+        <w:sdtContent>
+          <w:r>
+            <w:rPr>
+              <w:lang w:val="en-US"/>
+            </w:rPr>
+            <w:t>requiredReser</w:t>
+          </w:r>
+          <w:r>
+            <w:rPr>
+              <w:lang w:val="en-US"/>
+            </w:rPr>
+            <w:t>voirFullVolume</w:t>
+          </w:r>
+        </w:sdtContent>
+      </w:sdt>
+      <w:r>
+        <w:rPr>
+          <w:lang w:val="en-US"/>
+        </w:rPr>
+        <w:t xml:space="preserve"> </w:t>
+      </w:r>
+      <w:r>
+        <w:t>м</w:t>
+      </w:r>
+      <w:r>
+        <w:rPr>
+          <w:lang w:val="en-US"/>
+        </w:rPr>
+        <w:t>3</w:t>
+      </w:r>
+    </w:p>
+    <w:p>
+      <w:pPr>
+        <w:pStyle w:val="a3"/>
+        <w:tabs>
+          <w:tab w:val="left" w:pos="11057"/>
+        </w:tabs>
+        <w:ind w:right="287"/>
+      </w:pPr>
+      <w:r>
+        <w:t>Производительность</w:t>
+      </w:r>
+      <w:r>
+        <w:t xml:space="preserve"> очистных сооружений</w:t>
+      </w:r>
+      <w:r>
+        <w:t xml:space="preserve"> по дождевому стоку:</w:t>
+      </w:r>
+    </w:p>
+    <w:p>
+      <w:pPr>
+        <w:pStyle w:val="a3"/>
+        <w:tabs>
+          <w:tab w:val="left" w:pos="11057"/>
+        </w:tabs>
+        <w:spacing w:before="1" w:after="240" w:line="237" w:lineRule="auto"/>
+        <w:ind w:left="993" w:right="287"/>
+        <w:jc w:val="center"/>
+        <w:rPr>
+          <w:lang w:val="en-US"/>
+        </w:rPr>
+      </w:pPr>
+      <w:r>
+        <w:rPr>
+          <w:lang w:val="en-US"/>
+        </w:rPr>
+        <w:t>Q</w:t>
+      </w:r>
+      <w:proofErr w:type="spellStart"/>
+      <w:r>
+        <w:t>оч</w:t>
+      </w:r>
+      <w:proofErr w:type="spellEnd"/>
+      <w:r>
+        <w:rPr>
+          <w:lang w:val="en-US"/>
+        </w:rPr>
+        <w:t>.</w:t>
+      </w:r>
+      <w:r>
+        <w:t>д</w:t>
+      </w:r>
       <w:r>
         <w:rPr>
           <w:lang w:val="en-US"/>
         </w:rPr>
         <w:t>=</w:t>
       </w:r>
+      <w:r>
+        <w:rPr>
+          <w:lang w:val="en-US"/>
+        </w:rPr>
+        <w:t>W</w:t>
+      </w:r>
+      <w:r>
+        <w:t>д</w:t>
+      </w:r>
+      <w:r>
+        <w:rPr>
+          <w:lang w:val="en-US"/>
+        </w:rPr>
+        <w:t>.</w:t>
+      </w:r>
       <w:proofErr w:type="spellStart"/>
-      <w:sdt>
-        <w:sdtPr>
-          <w:rPr>
-            <w:lang w:val="en-US"/>
-          </w:rPr>
-          <w:alias w:val="tr"/>
-          <w:tag w:val="tr"/>
-          <w:id w:val="351155622"/>
-          <w:placeholder>
-            <w:docPart w:val="DefaultPlaceholder_1082065158"/>
-          </w:placeholder>
-          <w:text/>
-        </w:sdtPr>
-        <w:sdtEndPr/>
-        <w:sdtContent>
-          <w:r>
-            <w:rPr>
-              <w:lang w:val="en-US"/>
-            </w:rPr>
-            <w:t>tr</w:t>
-          </w:r>
-          <w:proofErr w:type="spellEnd"/>
-        </w:sdtContent>
-      </w:sdt>
-      <w:r>
-        <w:rPr>
-          <w:lang w:val="en-US"/>
-        </w:rPr>
-        <w:t xml:space="preserve"> </w:t>
+      <w:r>
+        <w:t>сут</w:t>
+      </w:r>
+      <w:proofErr w:type="spellEnd"/>
+      <w:proofErr w:type="gramStart"/>
+      <w:r>
+        <w:rPr>
+          <w:lang w:val="en-US"/>
+        </w:rPr>
+        <w:t>/</w:t>
+      </w:r>
+      <w:r>
+        <w:rPr>
+          <w:lang w:val="en-US"/>
+        </w:rPr>
+        <w:t>(</w:t>
+      </w:r>
+      <w:proofErr w:type="gramEnd"/>
+      <w:r>
+        <w:rPr>
+          <w:lang w:val="en-US"/>
+        </w:rPr>
+        <w:t>T</w:t>
+      </w:r>
+      <w:r>
+        <w:t>д</w:t>
+      </w:r>
+      <w:r>
+        <w:rPr>
+          <w:lang w:val="en-US"/>
+        </w:rPr>
+        <w:t>−</w:t>
+      </w:r>
+      <w:r>
+        <w:rPr>
+          <w:lang w:val="en-US"/>
+        </w:rPr>
+        <w:t>T</w:t>
       </w:r>
       <w:proofErr w:type="spellStart"/>
       <w:r>
-        <w:rPr>
-          <w:lang w:val="en-US"/>
-        </w:rPr>
-        <w:t>мин</w:t>
+        <w:t>отст</w:t>
       </w:r>
       <w:proofErr w:type="spellEnd"/>
+      <w:r>
+        <w:rPr>
+          <w:lang w:val="en-US"/>
+        </w:rPr>
+        <w:t>−</w:t>
+      </w:r>
+      <w:r>
+        <w:rPr>
+          <w:lang w:val="en-US"/>
+        </w:rPr>
+        <w:t>T</w:t>
+      </w:r>
+      <w:r>
+        <w:t>пер</w:t>
+      </w:r>
+      <w:r>
+        <w:rPr>
+          <w:lang w:val="en-US"/>
+        </w:rPr>
+        <w:t>)=</w:t>
+      </w:r>
+      <w:sdt>
+        <w:sdtPr>
+          <w:alias w:val="dailyRainVolume"/>
+          <w:tag w:val="dailyRainVolume"/>
+          <w:id w:val="-183674359"/>
+        </w:sdtPr>
+        <w:sdtEndPr/>
+        <w:sdtContent>
+          <w:r>
+            <w:rPr>
+              <w:lang w:val="en-US"/>
+            </w:rPr>
+            <w:t>dailyRainVolume</w:t>
+          </w:r>
+        </w:sdtContent>
+      </w:sdt>
+      <w:r>
+        <w:rPr>
+          <w:lang w:val="en-US"/>
+        </w:rPr>
+        <w:t>/</w:t>
+      </w:r>
+      <w:r>
+        <w:rPr>
+          <w:lang w:val="en-US"/>
+        </w:rPr>
+        <w:t>(</w:t>
+      </w:r>
+      <w:sdt>
+        <w:sdtPr>
+          <w:alias w:val="rainProcessingHours"/>
+          <w:tag w:val="rainProcessingHours"/>
+          <w:id w:val="1434315014"/>
+        </w:sdtPr>
+        <w:sdtEndPr/>
+        <w:sdtContent>
+          <w:r>
+            <w:rPr>
+              <w:lang w:val="en-US"/>
+            </w:rPr>
+            <w:t>rainProcessingHours</w:t>
+          </w:r>
+        </w:sdtContent>
+      </w:sdt>
+      <w:r>
+        <w:rPr>
+          <w:lang w:val="en-US"/>
+        </w:rPr>
+        <w:t>−</w:t>
+      </w:r>
+      <w:sdt>
+        <w:sdtPr>
+          <w:alias w:val="settlingHours"/>
+          <w:tag w:val="settlingHours"/>
+          <w:id w:val="129916016"/>
+        </w:sdtPr>
+        <w:sdtEndPr/>
+        <w:sdtContent>
+          <w:r>
+            <w:rPr>
+              <w:lang w:val="en-US"/>
+            </w:rPr>
+            <w:t>settlingHours</w:t>
+          </w:r>
+        </w:sdtContent>
+      </w:sdt>
+      <w:r>
+        <w:rPr>
+          <w:lang w:val="en-US"/>
+        </w:rPr>
+        <w:t>−</w:t>
+      </w:r>
+      <w:sdt>
+        <w:sdtPr>
+          <w:alias w:val="technicalBreakHours"/>
+          <w:tag w:val="technicalBreakHours"/>
+          <w:id w:val="-1744631450"/>
+        </w:sdtPr>
+        <w:sdtEndPr/>
+        <w:sdtContent>
+          <w:r>
+            <w:rPr>
+              <w:lang w:val="en-US"/>
+            </w:rPr>
+            <w:t>technicalBreakHours</w:t>
+          </w:r>
+        </w:sdtContent>
+      </w:sdt>
+      <w:r>
+        <w:rPr>
+          <w:lang w:val="en-US"/>
+        </w:rPr>
+        <w:t>)=</w:t>
+      </w:r>
+      <w:sdt>
+        <w:sdtPr>
+          <w:alias w:val="rainTreatmentCapacity"/>
+          <w:tag w:val="rainTreatmentCapacity"/>
+          <w:id w:val="-476993847"/>
+        </w:sdtPr>
+        <w:sdtEndPr/>
+        <w:sdtContent>
+          <w:r>
+            <w:rPr>
+              <w:lang w:val="en-US"/>
+            </w:rPr>
+            <w:t>rainTreatmentCapacity</w:t>
+          </w:r>
+        </w:sdtContent>
+      </w:sdt>
+      <w:r>
+        <w:rPr>
+          <w:lang w:val="en-US"/>
+        </w:rPr>
+        <w:t xml:space="preserve"> </w:t>
+      </w:r>
+      <w:r>
+        <w:t>м</w:t>
+      </w:r>
+      <w:r>
+        <w:rPr>
+          <w:lang w:val="en-US"/>
+        </w:rPr>
+        <w:t>3/</w:t>
+      </w:r>
+      <w:r>
+        <w:t>ч</w:t>
+      </w:r>
+    </w:p>
+    <w:p>
+      <w:pPr>
+        <w:pStyle w:val="a3"/>
+        <w:tabs>
+          <w:tab w:val="left" w:pos="11057"/>
+        </w:tabs>
+        <w:ind w:right="287"/>
+        <w:rPr>
+          <w:lang w:val="en-US"/>
+        </w:rPr>
+      </w:pPr>
+      <w:r>
+        <w:t>Производительность</w:t>
+      </w:r>
+      <w:r>
+        <w:rPr>
+          <w:lang w:val="en-US"/>
+        </w:rPr>
+        <w:t xml:space="preserve"> </w:t>
+      </w:r>
+      <w:r>
+        <w:t>по</w:t>
+      </w:r>
+      <w:r>
+        <w:rPr>
+          <w:lang w:val="en-US"/>
+        </w:rPr>
+        <w:t xml:space="preserve"> </w:t>
+      </w:r>
+      <w:r>
+        <w:t>талому</w:t>
+      </w:r>
+      <w:r>
+        <w:rPr>
+          <w:lang w:val="en-US"/>
+        </w:rPr>
+        <w:t xml:space="preserve"> </w:t>
+      </w:r>
+      <w:r>
+        <w:t>стоку</w:t>
+      </w:r>
+      <w:r>
+        <w:rPr>
+          <w:lang w:val="en-US"/>
+        </w:rPr>
+        <w:t>:</w:t>
+      </w:r>
+    </w:p>
+    <w:p>
+      <w:pPr>
+        <w:pStyle w:val="a3"/>
+        <w:tabs>
+          <w:tab w:val="left" w:pos="11057"/>
+        </w:tabs>
+        <w:spacing w:before="1" w:after="240" w:line="237" w:lineRule="auto"/>
+        <w:ind w:left="993" w:right="287"/>
+        <w:jc w:val="center"/>
+        <w:rPr>
+          <w:lang w:val="en-US"/>
+        </w:rPr>
+      </w:pPr>
+      <w:r>
+        <w:rPr>
+          <w:lang w:val="en-US"/>
+        </w:rPr>
+        <w:t>Q</w:t>
+      </w:r>
+      <w:proofErr w:type="spellStart"/>
+      <w:r>
+        <w:t>оч</w:t>
+      </w:r>
+      <w:proofErr w:type="spellEnd"/>
+      <w:r>
+        <w:rPr>
+          <w:lang w:val="en-US"/>
+        </w:rPr>
+        <w:t>.</w:t>
+      </w:r>
+      <w:r>
+        <w:t>т</w:t>
+      </w:r>
+      <w:r>
+        <w:rPr>
+          <w:lang w:val="en-US"/>
+        </w:rPr>
+        <w:t>=</w:t>
+      </w:r>
+      <w:r>
+        <w:rPr>
+          <w:lang w:val="en-US"/>
+        </w:rPr>
+        <w:t>W</w:t>
+      </w:r>
+      <w:r>
+        <w:t>т</w:t>
+      </w:r>
+      <w:r>
+        <w:rPr>
+          <w:lang w:val="en-US"/>
+        </w:rPr>
+        <w:t>.</w:t>
+      </w:r>
+      <w:proofErr w:type="spellStart"/>
+      <w:r>
+        <w:t>сут</w:t>
+      </w:r>
+      <w:proofErr w:type="spellEnd"/>
+      <w:proofErr w:type="gramStart"/>
+      <w:r>
+        <w:rPr>
+          <w:lang w:val="en-US"/>
+        </w:rPr>
+        <w:t>/</w:t>
+      </w:r>
+      <w:r>
+        <w:rPr>
+          <w:lang w:val="en-US"/>
+        </w:rPr>
+        <w:t>(</w:t>
+      </w:r>
+      <w:proofErr w:type="gramEnd"/>
+      <w:r>
+        <w:rPr>
+          <w:lang w:val="en-US"/>
+        </w:rPr>
+        <w:t>T</w:t>
+      </w:r>
+      <w:r>
+        <w:t>т</w:t>
+      </w:r>
+      <w:r>
+        <w:rPr>
+          <w:lang w:val="en-US"/>
+        </w:rPr>
+        <w:t>−</w:t>
+      </w:r>
+      <w:r>
+        <w:rPr>
+          <w:lang w:val="en-US"/>
+        </w:rPr>
+        <w:t>T</w:t>
+      </w:r>
+      <w:proofErr w:type="spellStart"/>
+      <w:r>
+        <w:t>отст</w:t>
+      </w:r>
+      <w:proofErr w:type="spellEnd"/>
+      <w:r>
+        <w:rPr>
+          <w:lang w:val="en-US"/>
+        </w:rPr>
+        <w:t>−</w:t>
+      </w:r>
+      <w:r>
+        <w:rPr>
+          <w:lang w:val="en-US"/>
+        </w:rPr>
+        <w:t>T</w:t>
+      </w:r>
+      <w:r>
+        <w:t>пер</w:t>
+      </w:r>
+      <w:r>
+        <w:rPr>
+          <w:lang w:val="en-US"/>
+        </w:rPr>
+        <w:t>)=</w:t>
+      </w:r>
+      <w:sdt>
+        <w:sdtPr>
+          <w:alias w:val="dailyMeltVolume"/>
+          <w:tag w:val="dailyMeltVolume"/>
+          <w:id w:val="-649212415"/>
+        </w:sdtPr>
+        <w:sdtEndPr/>
+        <w:sdtContent>
+          <w:r>
+            <w:rPr>
+              <w:lang w:val="en-US"/>
+            </w:rPr>
+            <w:t>dailyMeltVolume</w:t>
+          </w:r>
+        </w:sdtContent>
+      </w:sdt>
+      <w:r>
+        <w:rPr>
+          <w:lang w:val="en-US"/>
+        </w:rPr>
+        <w:t>/</w:t>
+      </w:r>
+      <w:r>
+        <w:rPr>
+          <w:lang w:val="en-US"/>
+        </w:rPr>
+        <w:t>(</w:t>
+      </w:r>
+      <w:sdt>
+        <w:sdtPr>
+          <w:alias w:val="meltProcessingHours"/>
+          <w:tag w:val="meltProcessingHours"/>
+          <w:id w:val="1560591189"/>
+        </w:sdtPr>
+        <w:sdtEndPr/>
+        <w:sdtContent>
+          <w:r>
+            <w:rPr>
+              <w:lang w:val="en-US"/>
+            </w:rPr>
+            <w:t>mel</w:t>
+          </w:r>
+          <w:r>
+            <w:rPr>
+              <w:lang w:val="en-US"/>
+            </w:rPr>
+            <w:t>tProcessingHours</w:t>
+          </w:r>
+        </w:sdtContent>
+      </w:sdt>
+      <w:r>
+        <w:rPr>
+          <w:lang w:val="en-US"/>
+        </w:rPr>
+        <w:t>−</w:t>
+      </w:r>
+      <w:sdt>
+        <w:sdtPr>
+          <w:alias w:val="settlingHours"/>
+          <w:tag w:val="settlingHours"/>
+          <w:id w:val="393480118"/>
+        </w:sdtPr>
+        <w:sdtEndPr/>
+        <w:sdtContent>
+          <w:r>
+            <w:rPr>
+              <w:lang w:val="en-US"/>
+            </w:rPr>
+            <w:t>settlingHours</w:t>
+          </w:r>
+        </w:sdtContent>
+      </w:sdt>
+      <w:r>
+        <w:rPr>
+          <w:lang w:val="en-US"/>
+        </w:rPr>
+        <w:t>−</w:t>
+      </w:r>
+      <w:sdt>
+        <w:sdtPr>
+          <w:alias w:val="technicalBreakHours"/>
+          <w:tag w:val="technicalBreakHours"/>
+          <w:id w:val="542635999"/>
+        </w:sdtPr>
+        <w:sdtEndPr/>
+        <w:sdtContent>
+          <w:r>
+            <w:rPr>
+              <w:lang w:val="en-US"/>
+            </w:rPr>
+            <w:t>technicalBreakHours</w:t>
+          </w:r>
+        </w:sdtContent>
+      </w:sdt>
+      <w:r>
+        <w:rPr>
+          <w:lang w:val="en-US"/>
+        </w:rPr>
+        <w:t>)=</w:t>
+      </w:r>
+      <w:sdt>
+        <w:sdtPr>
+          <w:alias w:val="meltTreatmentCapacity"/>
+          <w:tag w:val="meltTreatmentCapacity"/>
+          <w:id w:val="-1937041390"/>
+        </w:sdtPr>
+        <w:sdtEndPr/>
+        <w:sdtContent>
+          <w:r>
+            <w:rPr>
+              <w:lang w:val="en-US"/>
+            </w:rPr>
+            <w:t>meltTreatmentCapacity</w:t>
+          </w:r>
+        </w:sdtContent>
+      </w:sdt>
+      <w:r>
+        <w:rPr>
+          <w:lang w:val="en-US"/>
+        </w:rPr>
+        <w:t xml:space="preserve"> </w:t>
+      </w:r>
+      <w:r>
+        <w:t>м</w:t>
+      </w:r>
+      <w:r>
+        <w:rPr>
+          <w:lang w:val="en-US"/>
+        </w:rPr>
+        <w:t>3/</w:t>
+      </w:r>
+      <w:r>
+        <w:t>ч</w:t>
+      </w:r>
     </w:p>
     <w:p>
       <w:pPr>
@@ -5000,32 +6578,7 @@
         <w:ind w:right="287"/>
       </w:pPr>
       <w:r>
-        <w:lastRenderedPageBreak/>
-        <w:t xml:space="preserve">При гидравлическом расчёте дождевых сетей расчётные расходы дождевых вод, </w:t>
-      </w:r>
-      <w:proofErr w:type="spellStart"/>
-      <w:r>
-        <w:t>Qcal</w:t>
-      </w:r>
-      <w:proofErr w:type="spellEnd"/>
-      <w:r>
-        <w:t>, л/</w:t>
-      </w:r>
-      <w:proofErr w:type="gramStart"/>
-      <w:r>
-        <w:t>с</w:t>
-      </w:r>
-      <w:proofErr w:type="gramEnd"/>
-      <w:r>
-        <w:t xml:space="preserve">, определяются </w:t>
-      </w:r>
-      <w:proofErr w:type="gramStart"/>
-      <w:r>
-        <w:t>с</w:t>
-      </w:r>
-      <w:proofErr w:type="gramEnd"/>
-      <w:r>
-        <w:t xml:space="preserve"> учётом возникновения напорного режима:</w:t>
+        <w:t>Итоговая требуемая производительность очистных сооружений:</w:t>
       </w:r>
     </w:p>
     <w:p>
@@ -5034,988 +6587,284 @@
         <w:tabs>
           <w:tab w:val="left" w:pos="11057"/>
         </w:tabs>
-        <w:spacing w:line="237" w:lineRule="auto"/>
+        <w:spacing w:before="1" w:after="240" w:line="237" w:lineRule="auto"/>
         <w:ind w:left="993" w:right="287"/>
         <w:jc w:val="center"/>
         <w:rPr>
-          <w:rFonts w:ascii="Cambria Math" w:hAnsi="Cambria Math"/>
+          <w:lang w:val="en-US"/>
         </w:rPr>
       </w:pPr>
+      <w:r>
+        <w:rPr>
+          <w:lang w:val="en-US"/>
+        </w:rPr>
+        <w:t>Q</w:t>
+      </w:r>
       <w:proofErr w:type="spellStart"/>
       <w:r>
-        <w:rPr>
-          <w:rFonts w:ascii="Cambria Math" w:hAnsi="Cambria Math"/>
-          <w:w w:val="105"/>
-          <w:lang w:val="en-US"/>
-        </w:rPr>
-        <w:t>Qcal</w:t>
+        <w:t>оч</w:t>
       </w:r>
       <w:proofErr w:type="spellEnd"/>
       <w:r>
         <w:rPr>
-          <w:rFonts w:ascii="Cambria Math" w:hAnsi="Cambria Math"/>
-          <w:w w:val="105"/>
+          <w:lang w:val="en-US"/>
         </w:rPr>
         <w:t>=</w:t>
       </w:r>
-      <w:r>
-        <w:rPr>
-          <w:rFonts w:ascii="Cambria Math" w:hAnsi="Cambria Math"/>
-          <w:w w:val="105"/>
-          <w:lang w:val="en-US"/>
-        </w:rPr>
-        <w:t>β</w:t>
-      </w:r>
-      <w:r>
-        <w:t>×</w:t>
+      <w:proofErr w:type="gramStart"/>
+      <w:r>
+        <w:rPr>
+          <w:lang w:val="en-US"/>
+        </w:rPr>
+        <w:t>max(</w:t>
+      </w:r>
+      <w:proofErr w:type="gramEnd"/>
+      <w:r>
+        <w:rPr>
+          <w:lang w:val="en-US"/>
+        </w:rPr>
+        <w:t>Q</w:t>
       </w:r>
       <w:proofErr w:type="spellStart"/>
-      <w:proofErr w:type="gramStart"/>
-      <w:r>
-        <w:rPr>
-          <w:rFonts w:ascii="Cambria Math" w:hAnsi="Cambria Math"/>
-          <w:w w:val="105"/>
-          <w:lang w:val="en-US"/>
-        </w:rPr>
-        <w:t>Qr</w:t>
+      <w:r>
+        <w:t>оч</w:t>
       </w:r>
       <w:proofErr w:type="spellEnd"/>
-      <w:proofErr w:type="gramEnd"/>
-      <w:r>
-        <w:rPr>
-          <w:rFonts w:ascii="Cambria Math" w:hAnsi="Cambria Math"/>
-          <w:w w:val="105"/>
-        </w:rPr>
-        <w:t>=</w:t>
-      </w:r>
-      <w:sdt>
-        <w:sdtPr>
-          <w:rPr>
-            <w:lang w:val="en-US"/>
-          </w:rPr>
-          <w:alias w:val="beta"/>
-          <w:tag w:val="beta"/>
-          <w:id w:val="-799454889"/>
-          <w:placeholder>
-            <w:docPart w:val="DefaultPlaceholder_1082065158"/>
-          </w:placeholder>
-          <w:text/>
-        </w:sdtPr>
-        <w:sdtEndPr/>
-        <w:sdtContent>
-          <w:r>
-            <w:rPr>
-              <w:lang w:val="en-US"/>
-            </w:rPr>
-            <w:t>beta</w:t>
-          </w:r>
-        </w:sdtContent>
-      </w:sdt>
-      <w:r>
-        <w:t>×</w:t>
-      </w:r>
-      <w:sdt>
-        <w:sdtPr>
-          <w:rPr>
-            <w:lang w:val="en-US"/>
-          </w:rPr>
-          <w:alias w:val="qr"/>
-          <w:tag w:val="qr"/>
-          <w:id w:val="1135686090"/>
-          <w:placeholder>
-            <w:docPart w:val="DefaultPlaceholder_1082065158"/>
-          </w:placeholder>
-          <w:text/>
-        </w:sdtPr>
-        <w:sdtEndPr/>
-        <w:sdtContent>
-          <w:proofErr w:type="spellStart"/>
-          <w:r>
-            <w:rPr>
-              <w:lang w:val="en-US"/>
-            </w:rPr>
-            <w:t>qr</w:t>
+      <w:r>
+        <w:rPr>
+          <w:lang w:val="en-US"/>
+        </w:rPr>
+        <w:t>.</w:t>
+      </w:r>
+      <w:r>
+        <w:t>д</w:t>
+      </w:r>
+      <w:r>
+        <w:rPr>
+          <w:lang w:val="en-US"/>
+        </w:rPr>
+        <w:t>;</w:t>
+      </w:r>
+      <w:r>
+        <w:rPr>
+          <w:lang w:val="en-US"/>
+        </w:rPr>
+        <w:t>Q</w:t>
+      </w:r>
+      <w:proofErr w:type="spellStart"/>
+      <w:r>
+        <w:t>оч</w:t>
+      </w:r>
+      <w:proofErr w:type="spellEnd"/>
+      <w:r>
+        <w:rPr>
+          <w:lang w:val="en-US"/>
+        </w:rPr>
+        <w:t>.</w:t>
+      </w:r>
+      <w:r>
+        <w:t>т</w:t>
+      </w:r>
+      <w:r>
+        <w:rPr>
+          <w:lang w:val="en-US"/>
+        </w:rPr>
+        <w:t>)=</w:t>
+      </w:r>
+      <w:proofErr w:type="spellStart"/>
+      <w:sdt>
+        <w:sdtPr>
+          <w:alias w:val="selectedTreatmentCapacity"/>
+          <w:tag w:val="selectedTreatmentCapacity"/>
+          <w:id w:val="-1206947415"/>
+        </w:sdtPr>
+        <w:sdtEndPr/>
+        <w:sdtContent>
+          <w:r>
+            <w:rPr>
+              <w:lang w:val="en-US"/>
+            </w:rPr>
+            <w:t>selectedTreatmentCapacity</w:t>
           </w:r>
           <w:proofErr w:type="spellEnd"/>
         </w:sdtContent>
       </w:sdt>
       <w:r>
         <w:rPr>
-          <w:rFonts w:ascii="Cambria Math" w:hAnsi="Cambria Math"/>
-          <w:w w:val="105"/>
-        </w:rPr>
-        <w:t>=</w:t>
-      </w:r>
-      <w:proofErr w:type="spellStart"/>
-      <w:sdt>
-        <w:sdtPr>
-          <w:alias w:val="qcal"/>
-          <w:tag w:val="qcal"/>
-          <w:id w:val="-1946302345"/>
-          <w:placeholder>
-            <w:docPart w:val="DefaultPlaceholder_1082065158"/>
-          </w:placeholder>
-          <w:text/>
-        </w:sdtPr>
-        <w:sdtEndPr/>
-        <w:sdtContent>
-          <w:r>
-            <w:t>qcal</w:t>
-          </w:r>
-          <w:proofErr w:type="spellEnd"/>
-        </w:sdtContent>
-      </w:sdt>
-      <w:r>
-        <w:t xml:space="preserve"> </w:t>
-      </w:r>
-      <w:r>
-        <w:rPr>
-          <w:rFonts w:ascii="Cambria Math" w:hAnsi="Cambria Math"/>
-          <w:w w:val="105"/>
-        </w:rPr>
-        <w:t>л</w:t>
-      </w:r>
-      <w:r>
-        <w:rPr>
-          <w:rFonts w:ascii="Cambria Math" w:hAnsi="Cambria Math"/>
-          <w:w w:val="105"/>
-        </w:rPr>
-        <w:t>/</w:t>
-      </w:r>
-      <w:r>
-        <w:rPr>
-          <w:rFonts w:ascii="Cambria Math" w:hAnsi="Cambria Math"/>
-          <w:w w:val="105"/>
-        </w:rPr>
-        <w:t>с</w:t>
+          <w:lang w:val="en-US"/>
+        </w:rPr>
+        <w:t xml:space="preserve"> </w:t>
+      </w:r>
+      <w:r>
+        <w:t>м</w:t>
+      </w:r>
+      <w:r>
+        <w:rPr>
+          <w:lang w:val="en-US"/>
+        </w:rPr>
+        <w:t>3/</w:t>
+      </w:r>
+      <w:r>
+        <w:t>ч</w:t>
       </w:r>
     </w:p>
     <w:p>
       <w:pPr>
-        <w:spacing w:before="0" w:after="0" w:line="240" w:lineRule="auto"/>
+        <w:spacing w:before="10"/>
+        <w:ind w:left="1134"/>
+        <w:rPr>
+          <w:b/>
+          <w:sz w:val="24"/>
+          <w:lang w:val="en-US"/>
+        </w:rPr>
       </w:pPr>
     </w:p>
     <w:p>
       <w:pPr>
-        <w:spacing w:before="0" w:after="0" w:line="240" w:lineRule="auto"/>
-      </w:pPr>
-      <w:r>
-        <w:rPr>
-          <w:rFonts w:ascii="Times New Roman" w:hAnsi="Times New Roman" w:eastAsia="Times New Roman"/>
+        <w:spacing w:before="10"/>
+        <w:ind w:left="1134"/>
+        <w:rPr>
           <w:b/>
           <w:sz w:val="24"/>
-        </w:rPr>
-        <w:t xml:space="preserve">Проверка аккумулирующего резервуара:</w:t>
-      </w:r>
-    </w:p>
-    <w:p>
-      <w:pPr>
-        <w:spacing w:before="0" w:after="0" w:line="240" w:lineRule="auto"/>
+          <w:lang w:val="en-US"/>
+        </w:rPr>
       </w:pPr>
       <w:r>
         <w:rPr>
-          <w:rFonts w:ascii="Times New Roman" w:hAnsi="Times New Roman" w:eastAsia="Times New Roman"/>
-          <w:sz w:val="24"/>
-        </w:rPr>
-        <w:t xml:space="preserve">Остаток талого стока за сутки при увеличенном периоде переработки:</w:t>
-      </w:r>
-    </w:p>
-    <w:p>
-      <w:pPr>
-        <w:spacing w:before="0" w:after="0" w:line="240" w:lineRule="auto"/>
-      </w:pPr>
-      <w:r>
-        <w:rPr>
-          <w:rFonts w:ascii="Times New Roman" w:hAnsi="Times New Roman" w:eastAsia="Times New Roman"/>
-          <w:sz w:val="24"/>
-        </w:rPr>
-        <w:t xml:space="preserve">Vост = max(0; Wт.сут × (1 − 24/Tт)) = max(0; </w:t>
-      </w:r>
-      <w:sdt>
-        <w:sdtPr>
-          <w:alias w:val="dailyMeltVolume"/>
-          <w:tag w:val="dailyMeltVolume"/>
-        </w:sdtPr>
-        <w:sdtContent>
-          <w:r>
-            <w:rPr>
-              <w:rFonts w:ascii="Times New Roman" w:hAnsi="Times New Roman" w:eastAsia="Times New Roman"/>
-              <w:sz w:val="24"/>
-            </w:rPr>
-            <w:t>dailyMeltVolume</w:t>
-          </w:r>
-        </w:sdtContent>
-      </w:sdt>
-      <w:r>
-        <w:rPr>
-          <w:rFonts w:ascii="Times New Roman" w:hAnsi="Times New Roman" w:eastAsia="Times New Roman"/>
-          <w:sz w:val="24"/>
-        </w:rPr>
-        <w:t xml:space="preserve"> × (1 − 24/</w:t>
-      </w:r>
-      <w:sdt>
-        <w:sdtPr>
-          <w:alias w:val="meltProcessingHours"/>
-          <w:tag w:val="meltProcessingHours"/>
-        </w:sdtPr>
-        <w:sdtContent>
-          <w:r>
-            <w:rPr>
-              <w:rFonts w:ascii="Times New Roman" w:hAnsi="Times New Roman" w:eastAsia="Times New Roman"/>
-              <w:sz w:val="24"/>
-            </w:rPr>
-            <w:t>meltProcessingHours</w:t>
-          </w:r>
-        </w:sdtContent>
-      </w:sdt>
-      <w:r>
-        <w:rPr>
-          <w:rFonts w:ascii="Times New Roman" w:hAnsi="Times New Roman" w:eastAsia="Times New Roman"/>
-          <w:sz w:val="24"/>
-        </w:rPr>
-        <w:t xml:space="preserve">)) = </w:t>
-      </w:r>
-      <w:sdt>
-        <w:sdtPr>
-          <w:alias w:val="meltResidualPerDay"/>
-          <w:tag w:val="meltResidualPerDay"/>
-        </w:sdtPr>
-        <w:sdtContent>
-          <w:r>
-            <w:rPr>
-              <w:rFonts w:ascii="Times New Roman" w:hAnsi="Times New Roman" w:eastAsia="Times New Roman"/>
-              <w:sz w:val="24"/>
-            </w:rPr>
-            <w:t>meltResidualPerDay</w:t>
-          </w:r>
-        </w:sdtContent>
-      </w:sdt>
-      <w:r>
-        <w:rPr>
-          <w:rFonts w:ascii="Times New Roman" w:hAnsi="Times New Roman" w:eastAsia="Times New Roman"/>
-          <w:sz w:val="24"/>
-        </w:rPr>
-        <w:t xml:space="preserve"> м3.</w:t>
-      </w:r>
-    </w:p>
-    <w:p>
-      <w:pPr>
-        <w:spacing w:before="0" w:after="0" w:line="240" w:lineRule="auto"/>
-      </w:pPr>
-      <w:r>
-        <w:rPr>
-          <w:rFonts w:ascii="Times New Roman" w:hAnsi="Times New Roman" w:eastAsia="Times New Roman"/>
-          <w:sz w:val="24"/>
-        </w:rPr>
-        <w:t xml:space="preserve">Рабочий объем по талому стоку:</w:t>
-      </w:r>
-    </w:p>
-    <w:p>
-      <w:pPr>
-        <w:spacing w:before="0" w:after="0" w:line="240" w:lineRule="auto"/>
-      </w:pPr>
-      <w:r>
-        <w:rPr>
-          <w:rFonts w:ascii="Times New Roman" w:hAnsi="Times New Roman" w:eastAsia="Times New Roman"/>
-          <w:sz w:val="24"/>
-        </w:rPr>
-        <w:t xml:space="preserve">Vт.раб = Wт.сут + (N − 1) × Vост = </w:t>
-      </w:r>
-      <w:sdt>
-        <w:sdtPr>
-          <w:alias w:val="dailyMeltVolume"/>
-          <w:tag w:val="dailyMeltVolume"/>
-        </w:sdtPr>
-        <w:sdtContent>
-          <w:r>
-            <w:rPr>
-              <w:rFonts w:ascii="Times New Roman" w:hAnsi="Times New Roman" w:eastAsia="Times New Roman"/>
-              <w:sz w:val="24"/>
-            </w:rPr>
-            <w:t>dailyMeltVolume</w:t>
-          </w:r>
-        </w:sdtContent>
-      </w:sdt>
-      <w:r>
-        <w:rPr>
-          <w:rFonts w:ascii="Times New Roman" w:hAnsi="Times New Roman" w:eastAsia="Times New Roman"/>
-          <w:sz w:val="24"/>
-        </w:rPr>
-        <w:t xml:space="preserve"> + (</w:t>
-      </w:r>
-      <w:sdt>
-        <w:sdtPr>
-          <w:alias w:val="meltConsecutiveDays"/>
-          <w:tag w:val="meltConsecutiveDays"/>
-        </w:sdtPr>
-        <w:sdtContent>
-          <w:r>
-            <w:rPr>
-              <w:rFonts w:ascii="Times New Roman" w:hAnsi="Times New Roman" w:eastAsia="Times New Roman"/>
-              <w:sz w:val="24"/>
-            </w:rPr>
-            <w:t>meltConsecutiveDays</w:t>
-          </w:r>
-        </w:sdtContent>
-      </w:sdt>
-      <w:r>
-        <w:rPr>
-          <w:rFonts w:ascii="Times New Roman" w:hAnsi="Times New Roman" w:eastAsia="Times New Roman"/>
-          <w:sz w:val="24"/>
-        </w:rPr>
-        <w:t xml:space="preserve"> − 1) × </w:t>
-      </w:r>
-      <w:sdt>
-        <w:sdtPr>
-          <w:alias w:val="meltResidualPerDay"/>
-          <w:tag w:val="meltResidualPerDay"/>
-        </w:sdtPr>
-        <w:sdtContent>
-          <w:r>
-            <w:rPr>
-              <w:rFonts w:ascii="Times New Roman" w:hAnsi="Times New Roman" w:eastAsia="Times New Roman"/>
-              <w:sz w:val="24"/>
-            </w:rPr>
-            <w:t>meltResidualPerDay</w:t>
-          </w:r>
-        </w:sdtContent>
-      </w:sdt>
-      <w:r>
-        <w:rPr>
-          <w:rFonts w:ascii="Times New Roman" w:hAnsi="Times New Roman" w:eastAsia="Times New Roman"/>
-          <w:sz w:val="24"/>
-        </w:rPr>
-        <w:t xml:space="preserve"> = </w:t>
-      </w:r>
-      <w:sdt>
-        <w:sdtPr>
-          <w:alias w:val="requiredMeltWorkingVolume"/>
-          <w:tag w:val="requiredMeltWorkingVolume"/>
-        </w:sdtPr>
-        <w:sdtContent>
-          <w:r>
-            <w:rPr>
-              <w:rFonts w:ascii="Times New Roman" w:hAnsi="Times New Roman" w:eastAsia="Times New Roman"/>
-              <w:sz w:val="24"/>
-            </w:rPr>
-            <w:t>requiredMeltWorkingVolume</w:t>
-          </w:r>
-        </w:sdtContent>
-      </w:sdt>
-      <w:r>
-        <w:rPr>
-          <w:rFonts w:ascii="Times New Roman" w:hAnsi="Times New Roman" w:eastAsia="Times New Roman"/>
-          <w:sz w:val="24"/>
-        </w:rPr>
-        <w:t xml:space="preserve"> м3.</w:t>
-      </w:r>
-    </w:p>
-    <w:p>
-      <w:pPr>
-        <w:spacing w:before="0" w:after="0" w:line="240" w:lineRule="auto"/>
-      </w:pPr>
-      <w:r>
-        <w:rPr>
-          <w:rFonts w:ascii="Times New Roman" w:hAnsi="Times New Roman" w:eastAsia="Times New Roman"/>
-          <w:sz w:val="24"/>
-        </w:rPr>
-        <w:t xml:space="preserve">Требуемый рабочий объем резервуара:</w:t>
-      </w:r>
-    </w:p>
-    <w:p>
-      <w:pPr>
-        <w:spacing w:before="0" w:after="0" w:line="240" w:lineRule="auto"/>
-      </w:pPr>
-      <w:r>
-        <w:rPr>
-          <w:rFonts w:ascii="Times New Roman" w:hAnsi="Times New Roman" w:eastAsia="Times New Roman"/>
-          <w:sz w:val="24"/>
-        </w:rPr>
-        <w:t xml:space="preserve">Vраб.тр = max(Wд.сут; Vт.раб) = max(</w:t>
-      </w:r>
-      <w:sdt>
-        <w:sdtPr>
-          <w:alias w:val="dailyRainVolume"/>
-          <w:tag w:val="dailyRainVolume"/>
-        </w:sdtPr>
-        <w:sdtContent>
-          <w:r>
-            <w:rPr>
-              <w:rFonts w:ascii="Times New Roman" w:hAnsi="Times New Roman" w:eastAsia="Times New Roman"/>
-              <w:sz w:val="24"/>
-            </w:rPr>
-            <w:t>dailyRainVolume</w:t>
-          </w:r>
-        </w:sdtContent>
-      </w:sdt>
-      <w:r>
-        <w:rPr>
-          <w:rFonts w:ascii="Times New Roman" w:hAnsi="Times New Roman" w:eastAsia="Times New Roman"/>
-          <w:sz w:val="24"/>
-        </w:rPr>
-        <w:t xml:space="preserve">; </w:t>
-      </w:r>
-      <w:sdt>
-        <w:sdtPr>
-          <w:alias w:val="requiredMeltWorkingVolume"/>
-          <w:tag w:val="requiredMeltWorkingVolume"/>
-        </w:sdtPr>
-        <w:sdtContent>
-          <w:r>
-            <w:rPr>
-              <w:rFonts w:ascii="Times New Roman" w:hAnsi="Times New Roman" w:eastAsia="Times New Roman"/>
-              <w:sz w:val="24"/>
-            </w:rPr>
-            <w:t>requiredMeltWorkingVolume</w:t>
-          </w:r>
-        </w:sdtContent>
-      </w:sdt>
-      <w:r>
-        <w:rPr>
-          <w:rFonts w:ascii="Times New Roman" w:hAnsi="Times New Roman" w:eastAsia="Times New Roman"/>
-          <w:sz w:val="24"/>
-        </w:rPr>
-        <w:t xml:space="preserve">) = </w:t>
-      </w:r>
-      <w:sdt>
-        <w:sdtPr>
-          <w:alias w:val="requiredReservoirWorkingVolume"/>
-          <w:tag w:val="requiredReservoirWorkingVolume"/>
-        </w:sdtPr>
-        <w:sdtContent>
-          <w:r>
-            <w:rPr>
-              <w:rFonts w:ascii="Times New Roman" w:hAnsi="Times New Roman" w:eastAsia="Times New Roman"/>
-              <w:sz w:val="24"/>
-            </w:rPr>
-            <w:t>requiredReservoirWorkingVolume</w:t>
-          </w:r>
-        </w:sdtContent>
-      </w:sdt>
-      <w:r>
-        <w:rPr>
-          <w:rFonts w:ascii="Times New Roman" w:hAnsi="Times New Roman" w:eastAsia="Times New Roman"/>
-          <w:sz w:val="24"/>
-        </w:rPr>
-        <w:t xml:space="preserve"> м3, контроль по </w:t>
-      </w:r>
-      <w:sdt>
-        <w:sdtPr>
-          <w:alias w:val="requiredReservoirControlCase"/>
-          <w:tag w:val="requiredReservoirControlCase"/>
-        </w:sdtPr>
-        <w:sdtContent>
-          <w:r>
-            <w:rPr>
-              <w:rFonts w:ascii="Times New Roman" w:hAnsi="Times New Roman" w:eastAsia="Times New Roman"/>
-              <w:sz w:val="24"/>
-            </w:rPr>
-            <w:t>requiredReservoirControlCase</w:t>
-          </w:r>
-        </w:sdtContent>
-      </w:sdt>
-      <w:r>
-        <w:rPr>
-          <w:rFonts w:ascii="Times New Roman" w:hAnsi="Times New Roman" w:eastAsia="Times New Roman"/>
-          <w:sz w:val="24"/>
-        </w:rPr>
-        <w:t xml:space="preserve">.</w:t>
-      </w:r>
-    </w:p>
-    <w:p>
-      <w:pPr>
-        <w:spacing w:before="0" w:after="0" w:line="240" w:lineRule="auto"/>
-      </w:pPr>
-      <w:r>
-        <w:rPr>
-          <w:rFonts w:ascii="Times New Roman" w:hAnsi="Times New Roman" w:eastAsia="Times New Roman"/>
-          <w:sz w:val="24"/>
-        </w:rPr>
-        <w:t xml:space="preserve">Требуемый полный объем резервуара с запасом:</w:t>
-      </w:r>
-    </w:p>
-    <w:p>
-      <w:pPr>
-        <w:spacing w:before="0" w:after="0" w:line="240" w:lineRule="auto"/>
-      </w:pPr>
-      <w:r>
-        <w:rPr>
-          <w:rFonts w:ascii="Times New Roman" w:hAnsi="Times New Roman" w:eastAsia="Times New Roman"/>
-          <w:sz w:val="24"/>
-        </w:rPr>
-        <w:t xml:space="preserve">Vполн.тр = Vраб.тр × (1 + Kзап/100) = </w:t>
-      </w:r>
-      <w:sdt>
-        <w:sdtPr>
-          <w:alias w:val="requiredReservoirWorkingVolume"/>
-          <w:tag w:val="requiredReservoirWorkingVolume"/>
-        </w:sdtPr>
-        <w:sdtContent>
-          <w:r>
-            <w:rPr>
-              <w:rFonts w:ascii="Times New Roman" w:hAnsi="Times New Roman" w:eastAsia="Times New Roman"/>
-              <w:sz w:val="24"/>
-            </w:rPr>
-            <w:t>requiredReservoirWorkingVolume</w:t>
-          </w:r>
-        </w:sdtContent>
-      </w:sdt>
-      <w:r>
-        <w:rPr>
-          <w:rFonts w:ascii="Times New Roman" w:hAnsi="Times New Roman" w:eastAsia="Times New Roman"/>
-          <w:sz w:val="24"/>
-        </w:rPr>
-        <w:t xml:space="preserve"> × (1 + </w:t>
-      </w:r>
-      <w:sdt>
-        <w:sdtPr>
-          <w:alias w:val="reservoirReservePercent"/>
-          <w:tag w:val="reservoirReservePercent"/>
-        </w:sdtPr>
-        <w:sdtContent>
-          <w:r>
-            <w:rPr>
-              <w:rFonts w:ascii="Times New Roman" w:hAnsi="Times New Roman" w:eastAsia="Times New Roman"/>
-              <w:sz w:val="24"/>
-            </w:rPr>
-            <w:t>reservoirReservePercent</w:t>
-          </w:r>
-        </w:sdtContent>
-      </w:sdt>
-      <w:r>
-        <w:rPr>
-          <w:rFonts w:ascii="Times New Roman" w:hAnsi="Times New Roman" w:eastAsia="Times New Roman"/>
-          <w:sz w:val="24"/>
-        </w:rPr>
-        <w:t xml:space="preserve">/100) = </w:t>
-      </w:r>
-      <w:sdt>
-        <w:sdtPr>
-          <w:alias w:val="requiredReservoirFullVolume"/>
-          <w:tag w:val="requiredReservoirFullVolume"/>
-        </w:sdtPr>
-        <w:sdtContent>
-          <w:r>
-            <w:rPr>
-              <w:rFonts w:ascii="Times New Roman" w:hAnsi="Times New Roman" w:eastAsia="Times New Roman"/>
-              <w:sz w:val="24"/>
-            </w:rPr>
-            <w:t>requiredReservoirFullVolume</w:t>
-          </w:r>
-        </w:sdtContent>
-      </w:sdt>
-      <w:r>
-        <w:rPr>
-          <w:rFonts w:ascii="Times New Roman" w:hAnsi="Times New Roman" w:eastAsia="Times New Roman"/>
-          <w:sz w:val="24"/>
-        </w:rPr>
-        <w:t xml:space="preserve"> м3.</w:t>
-      </w:r>
-    </w:p>
-    <w:p>
-      <w:pPr>
-        <w:spacing w:before="0" w:after="0" w:line="240" w:lineRule="auto"/>
-      </w:pPr>
-      <w:r>
-        <w:rPr>
-          <w:rFonts w:ascii="Times New Roman" w:hAnsi="Times New Roman" w:eastAsia="Times New Roman"/>
-          <w:sz w:val="24"/>
-        </w:rPr>
-        <w:t xml:space="preserve">Принятый фактический рабочий объем резервуара:</w:t>
-      </w:r>
-    </w:p>
-    <w:p>
-      <w:pPr>
-        <w:spacing w:before="0" w:after="0" w:line="240" w:lineRule="auto"/>
-      </w:pPr>
-      <w:r>
-        <w:rPr>
-          <w:rFonts w:ascii="Times New Roman" w:hAnsi="Times New Roman" w:eastAsia="Times New Roman"/>
-          <w:sz w:val="24"/>
-        </w:rPr>
-        <w:t xml:space="preserve">Vфакт = </w:t>
-      </w:r>
-      <w:sdt>
-        <w:sdtPr>
-          <w:alias w:val="reservoirWorkingVolume"/>
-          <w:tag w:val="reservoirWorkingVolume"/>
-        </w:sdtPr>
-        <w:sdtContent>
-          <w:r>
-            <w:rPr>
-              <w:rFonts w:ascii="Times New Roman" w:hAnsi="Times New Roman" w:eastAsia="Times New Roman"/>
-              <w:sz w:val="24"/>
-            </w:rPr>
-            <w:t>reservoirWorkingVolume</w:t>
-          </w:r>
-        </w:sdtContent>
-      </w:sdt>
-      <w:r>
-        <w:rPr>
-          <w:rFonts w:ascii="Times New Roman" w:hAnsi="Times New Roman" w:eastAsia="Times New Roman"/>
-          <w:sz w:val="24"/>
-        </w:rPr>
-        <w:t xml:space="preserve"> м3. Проверка Vфакт ≥ Vраб.тр — </w:t>
-      </w:r>
-      <w:sdt>
-        <w:sdtPr>
-          <w:alias w:val="reservoirCheckResult"/>
-          <w:tag w:val="reservoirCheckResult"/>
-        </w:sdtPr>
-        <w:sdtContent>
-          <w:r>
-            <w:rPr>
-              <w:rFonts w:ascii="Times New Roman" w:hAnsi="Times New Roman" w:eastAsia="Times New Roman"/>
-              <w:sz w:val="24"/>
-            </w:rPr>
-            <w:t>reservoirCheckResult</w:t>
-          </w:r>
-        </w:sdtContent>
-      </w:sdt>
-      <w:r>
-        <w:rPr>
-          <w:rFonts w:ascii="Times New Roman" w:hAnsi="Times New Roman" w:eastAsia="Times New Roman"/>
-          <w:sz w:val="24"/>
-        </w:rPr>
-        <w:t xml:space="preserve">.</w:t>
-      </w:r>
-    </w:p>
-    <w:p>
-      <w:pPr>
-        <w:spacing w:before="0" w:after="0" w:line="240" w:lineRule="auto"/>
-      </w:pPr>
-    </w:p>
-    <w:p>
-      <w:pPr>
-        <w:spacing w:before="0" w:after="0" w:line="240" w:lineRule="auto"/>
-      </w:pPr>
-      <w:r>
-        <w:rPr>
-          <w:rFonts w:ascii="Times New Roman" w:hAnsi="Times New Roman" w:eastAsia="Times New Roman"/>
           <w:b/>
           <w:sz w:val="24"/>
         </w:rPr>
-        <w:t xml:space="preserve">Производительность очистных сооружений:</w:t>
-      </w:r>
-    </w:p>
-    <w:p>
-      <w:pPr>
-        <w:spacing w:before="0" w:after="0" w:line="240" w:lineRule="auto"/>
-      </w:pPr>
-      <w:r>
-        <w:rPr>
-          <w:rFonts w:ascii="Times New Roman" w:hAnsi="Times New Roman" w:eastAsia="Times New Roman"/>
+        <w:t>Инженер</w:t>
+      </w:r>
+      <w:r>
+        <w:rPr>
+          <w:b/>
+          <w:spacing w:val="-6"/>
           <w:sz w:val="24"/>
-        </w:rPr>
-        <w:t xml:space="preserve">Производительность по дождевому стоку:</w:t>
-      </w:r>
-    </w:p>
-    <w:p>
-      <w:pPr>
-        <w:spacing w:before="0" w:after="0" w:line="240" w:lineRule="auto"/>
-      </w:pPr>
-      <w:r>
-        <w:rPr>
-          <w:rFonts w:ascii="Times New Roman" w:hAnsi="Times New Roman" w:eastAsia="Times New Roman"/>
+          <w:lang w:val="en-US"/>
+        </w:rPr>
+        <w:t xml:space="preserve"> </w:t>
+      </w:r>
+      <w:r>
+        <w:rPr>
+          <w:b/>
+          <w:spacing w:val="-5"/>
           <w:sz w:val="24"/>
         </w:rPr>
-        <w:t xml:space="preserve">Qоч.д = Wд.сут / (Tд − Tотст − Tпер) = </w:t>
-      </w:r>
-      <w:sdt>
-        <w:sdtPr>
-          <w:alias w:val="dailyRainVolume"/>
-          <w:tag w:val="dailyRainVolume"/>
-        </w:sdtPr>
-        <w:sdtContent>
-          <w:r>
-            <w:rPr>
-              <w:rFonts w:ascii="Times New Roman" w:hAnsi="Times New Roman" w:eastAsia="Times New Roman"/>
-              <w:sz w:val="24"/>
-            </w:rPr>
-            <w:t>dailyRainVolume</w:t>
-          </w:r>
-        </w:sdtContent>
-      </w:sdt>
-      <w:r>
-        <w:rPr>
-          <w:rFonts w:ascii="Times New Roman" w:hAnsi="Times New Roman" w:eastAsia="Times New Roman"/>
+        <w:t>ВК</w:t>
+      </w:r>
+      <w:r>
+        <w:rPr>
+          <w:b/>
+          <w:spacing w:val="-5"/>
           <w:sz w:val="24"/>
-        </w:rPr>
-        <w:t xml:space="preserve"> / (</w:t>
-      </w:r>
-      <w:sdt>
-        <w:sdtPr>
-          <w:alias w:val="rainProcessingHours"/>
-          <w:tag w:val="rainProcessingHours"/>
-        </w:sdtPr>
-        <w:sdtContent>
-          <w:r>
-            <w:rPr>
-              <w:rFonts w:ascii="Times New Roman" w:hAnsi="Times New Roman" w:eastAsia="Times New Roman"/>
-              <w:sz w:val="24"/>
-            </w:rPr>
-            <w:t>rainProcessingHours</w:t>
-          </w:r>
-        </w:sdtContent>
-      </w:sdt>
-      <w:r>
-        <w:rPr>
-          <w:rFonts w:ascii="Times New Roman" w:hAnsi="Times New Roman" w:eastAsia="Times New Roman"/>
+          <w:lang w:val="en-US"/>
+        </w:rPr>
+        <w:t xml:space="preserve">                                                    </w:t>
+      </w:r>
+      <w:sdt>
+        <w:sdtPr>
+          <w:rPr>
+            <w:b/>
+            <w:lang w:val="en-US"/>
+          </w:rPr>
+          <w:alias w:val="engineerName"/>
+          <w:tag w:val="engineerName"/>
+          <w:id w:val="984749250"/>
+          <w:placeholder>
+            <w:docPart w:val="76D6B484AB6F4D4DB8F01349A1450D21"/>
+          </w:placeholder>
+          <w:text/>
+        </w:sdtPr>
+        <w:sdtContent>
+          <w:proofErr w:type="spellStart"/>
+          <w:r>
+            <w:rPr>
+              <w:b/>
+              <w:lang w:val="en-US"/>
+            </w:rPr>
+            <w:t>engineerName</w:t>
+          </w:r>
+          <w:proofErr w:type="spellEnd"/>
+        </w:sdtContent>
+      </w:sdt>
+      <w:r>
+        <w:rPr>
+          <w:b/>
+          <w:lang w:val="en-US"/>
+        </w:rPr>
+        <w:t xml:space="preserve">   </w:t>
+      </w:r>
+      <w:r>
+        <w:rPr>
+          <w:b/>
+          <w:lang w:val="en-US"/>
+        </w:rPr>
+        <w:t xml:space="preserve">                            </w:t>
+      </w:r>
+      <w:r>
+        <w:rPr>
+          <w:b/>
+          <w:lang w:val="en-US"/>
+        </w:rPr>
+        <w:t xml:space="preserve">     </w:t>
+      </w:r>
+      <w:sdt>
+        <w:sdtPr>
+          <w:rPr>
+            <w:b/>
+            <w:lang w:val="en-US"/>
+          </w:rPr>
+          <w:alias w:val="reportDate"/>
+          <w:tag w:val="reportDate"/>
+          <w:id w:val="398795920"/>
+          <w:placeholder>
+            <w:docPart w:val="6FEC23ABB52446A6847F87931A831452"/>
+          </w:placeholder>
+          <w:text/>
+        </w:sdtPr>
+        <w:sdtContent>
+          <w:proofErr w:type="spellStart"/>
+          <w:r>
+            <w:rPr>
+              <w:b/>
+              <w:lang w:val="en-US"/>
+            </w:rPr>
+            <w:t>reportDate</w:t>
+          </w:r>
+          <w:proofErr w:type="spellEnd"/>
+        </w:sdtContent>
+      </w:sdt>
+      <w:r>
+        <w:rPr>
+          <w:b/>
           <w:sz w:val="24"/>
-        </w:rPr>
-        <w:t xml:space="preserve"> − </w:t>
-      </w:r>
-      <w:sdt>
-        <w:sdtPr>
-          <w:alias w:val="settlingHours"/>
-          <w:tag w:val="settlingHours"/>
-        </w:sdtPr>
-        <w:sdtContent>
-          <w:r>
-            <w:rPr>
-              <w:rFonts w:ascii="Times New Roman" w:hAnsi="Times New Roman" w:eastAsia="Times New Roman"/>
-              <w:sz w:val="24"/>
-            </w:rPr>
-            <w:t>settlingHours</w:t>
-          </w:r>
-        </w:sdtContent>
-      </w:sdt>
-      <w:r>
-        <w:rPr>
-          <w:rFonts w:ascii="Times New Roman" w:hAnsi="Times New Roman" w:eastAsia="Times New Roman"/>
+          <w:lang w:val="en-US"/>
+        </w:rPr>
+        <w:t xml:space="preserve"> </w:t>
+      </w:r>
+      <w:r>
+        <w:rPr>
+          <w:b/>
+          <w:spacing w:val="-5"/>
           <w:sz w:val="24"/>
         </w:rPr>
-        <w:t xml:space="preserve"> − </w:t>
-      </w:r>
-      <w:sdt>
-        <w:sdtPr>
-          <w:alias w:val="technicalBreakHours"/>
-          <w:tag w:val="technicalBreakHours"/>
-        </w:sdtPr>
-        <w:sdtContent>
-          <w:r>
-            <w:rPr>
-              <w:rFonts w:ascii="Times New Roman" w:hAnsi="Times New Roman" w:eastAsia="Times New Roman"/>
-              <w:sz w:val="24"/>
-            </w:rPr>
-            <w:t>technicalBreakHours</w:t>
-          </w:r>
-        </w:sdtContent>
-      </w:sdt>
-      <w:r>
-        <w:rPr>
-          <w:rFonts w:ascii="Times New Roman" w:hAnsi="Times New Roman" w:eastAsia="Times New Roman"/>
+        <w:t>г</w:t>
+      </w:r>
+      <w:r>
+        <w:rPr>
+          <w:b/>
+          <w:spacing w:val="-5"/>
           <w:sz w:val="24"/>
-        </w:rPr>
-        <w:t xml:space="preserve">) = </w:t>
-      </w:r>
-      <w:sdt>
-        <w:sdtPr>
-          <w:alias w:val="rainTreatmentCapacity"/>
-          <w:tag w:val="rainTreatmentCapacity"/>
-        </w:sdtPr>
-        <w:sdtContent>
-          <w:r>
-            <w:rPr>
-              <w:rFonts w:ascii="Times New Roman" w:hAnsi="Times New Roman" w:eastAsia="Times New Roman"/>
-              <w:sz w:val="24"/>
-            </w:rPr>
-            <w:t>rainTreatmentCapacity</w:t>
-          </w:r>
-        </w:sdtContent>
-      </w:sdt>
-      <w:r>
-        <w:rPr>
-          <w:rFonts w:ascii="Times New Roman" w:hAnsi="Times New Roman" w:eastAsia="Times New Roman"/>
-          <w:sz w:val="24"/>
-        </w:rPr>
-        <w:t xml:space="preserve"> м3/ч.</w:t>
-      </w:r>
-    </w:p>
-    <w:p>
-      <w:pPr>
-        <w:spacing w:before="0" w:after="0" w:line="240" w:lineRule="auto"/>
-      </w:pPr>
-      <w:r>
-        <w:rPr>
-          <w:rFonts w:ascii="Times New Roman" w:hAnsi="Times New Roman" w:eastAsia="Times New Roman"/>
-          <w:sz w:val="24"/>
-        </w:rPr>
-        <w:t xml:space="preserve">Производительность по талому стоку:</w:t>
-      </w:r>
-    </w:p>
-    <w:p>
-      <w:pPr>
-        <w:spacing w:before="0" w:after="0" w:line="240" w:lineRule="auto"/>
-      </w:pPr>
-      <w:r>
-        <w:rPr>
-          <w:rFonts w:ascii="Times New Roman" w:hAnsi="Times New Roman" w:eastAsia="Times New Roman"/>
-          <w:sz w:val="24"/>
-        </w:rPr>
-        <w:t xml:space="preserve">Qоч.т = Wт.сут / (Tт − Tотст − Tпер) = </w:t>
-      </w:r>
-      <w:sdt>
-        <w:sdtPr>
-          <w:alias w:val="dailyMeltVolume"/>
-          <w:tag w:val="dailyMeltVolume"/>
-        </w:sdtPr>
-        <w:sdtContent>
-          <w:r>
-            <w:rPr>
-              <w:rFonts w:ascii="Times New Roman" w:hAnsi="Times New Roman" w:eastAsia="Times New Roman"/>
-              <w:sz w:val="24"/>
-            </w:rPr>
-            <w:t>dailyMeltVolume</w:t>
-          </w:r>
-        </w:sdtContent>
-      </w:sdt>
-      <w:r>
-        <w:rPr>
-          <w:rFonts w:ascii="Times New Roman" w:hAnsi="Times New Roman" w:eastAsia="Times New Roman"/>
-          <w:sz w:val="24"/>
-        </w:rPr>
-        <w:t xml:space="preserve"> / (</w:t>
-      </w:r>
-      <w:sdt>
-        <w:sdtPr>
-          <w:alias w:val="meltProcessingHours"/>
-          <w:tag w:val="meltProcessingHours"/>
-        </w:sdtPr>
-        <w:sdtContent>
-          <w:r>
-            <w:rPr>
-              <w:rFonts w:ascii="Times New Roman" w:hAnsi="Times New Roman" w:eastAsia="Times New Roman"/>
-              <w:sz w:val="24"/>
-            </w:rPr>
-            <w:t>meltProcessingHours</w:t>
-          </w:r>
-        </w:sdtContent>
-      </w:sdt>
-      <w:r>
-        <w:rPr>
-          <w:rFonts w:ascii="Times New Roman" w:hAnsi="Times New Roman" w:eastAsia="Times New Roman"/>
-          <w:sz w:val="24"/>
-        </w:rPr>
-        <w:t xml:space="preserve"> − </w:t>
-      </w:r>
-      <w:sdt>
-        <w:sdtPr>
-          <w:alias w:val="settlingHours"/>
-          <w:tag w:val="settlingHours"/>
-        </w:sdtPr>
-        <w:sdtContent>
-          <w:r>
-            <w:rPr>
-              <w:rFonts w:ascii="Times New Roman" w:hAnsi="Times New Roman" w:eastAsia="Times New Roman"/>
-              <w:sz w:val="24"/>
-            </w:rPr>
-            <w:t>settlingHours</w:t>
-          </w:r>
-        </w:sdtContent>
-      </w:sdt>
-      <w:r>
-        <w:rPr>
-          <w:rFonts w:ascii="Times New Roman" w:hAnsi="Times New Roman" w:eastAsia="Times New Roman"/>
-          <w:sz w:val="24"/>
-        </w:rPr>
-        <w:t xml:space="preserve"> − </w:t>
-      </w:r>
-      <w:sdt>
-        <w:sdtPr>
-          <w:alias w:val="technicalBreakHours"/>
-          <w:tag w:val="technicalBreakHours"/>
-        </w:sdtPr>
-        <w:sdtContent>
-          <w:r>
-            <w:rPr>
-              <w:rFonts w:ascii="Times New Roman" w:hAnsi="Times New Roman" w:eastAsia="Times New Roman"/>
-              <w:sz w:val="24"/>
-            </w:rPr>
-            <w:t>technicalBreakHours</w:t>
-          </w:r>
-        </w:sdtContent>
-      </w:sdt>
-      <w:r>
-        <w:rPr>
-          <w:rFonts w:ascii="Times New Roman" w:hAnsi="Times New Roman" w:eastAsia="Times New Roman"/>
-          <w:sz w:val="24"/>
-        </w:rPr>
-        <w:t xml:space="preserve">) = </w:t>
-      </w:r>
-      <w:sdt>
-        <w:sdtPr>
-          <w:alias w:val="meltTreatmentCapacity"/>
-          <w:tag w:val="meltTreatmentCapacity"/>
-        </w:sdtPr>
-        <w:sdtContent>
-          <w:r>
-            <w:rPr>
-              <w:rFonts w:ascii="Times New Roman" w:hAnsi="Times New Roman" w:eastAsia="Times New Roman"/>
-              <w:sz w:val="24"/>
-            </w:rPr>
-            <w:t>meltTreatmentCapacity</w:t>
-          </w:r>
-        </w:sdtContent>
-      </w:sdt>
-      <w:r>
-        <w:rPr>
-          <w:rFonts w:ascii="Times New Roman" w:hAnsi="Times New Roman" w:eastAsia="Times New Roman"/>
-          <w:sz w:val="24"/>
-        </w:rPr>
-        <w:t xml:space="preserve"> м3/ч.</w:t>
-      </w:r>
-    </w:p>
-    <w:p>
-      <w:pPr>
-        <w:spacing w:before="0" w:after="0" w:line="240" w:lineRule="auto"/>
-      </w:pPr>
-      <w:r>
-        <w:rPr>
-          <w:rFonts w:ascii="Times New Roman" w:hAnsi="Times New Roman" w:eastAsia="Times New Roman"/>
-          <w:sz w:val="24"/>
-        </w:rPr>
-        <w:t xml:space="preserve">Итоговая требуемая производительность очистных сооружений:</w:t>
-      </w:r>
-    </w:p>
-    <w:p>
-      <w:pPr>
-        <w:spacing w:before="0" w:after="0" w:line="240" w:lineRule="auto"/>
-      </w:pPr>
-      <w:r>
-        <w:rPr>
-          <w:rFonts w:ascii="Times New Roman" w:hAnsi="Times New Roman" w:eastAsia="Times New Roman"/>
-          <w:sz w:val="24"/>
-        </w:rPr>
-        <w:t xml:space="preserve">Qоч = max(Qоч.д; Qоч.т) = </w:t>
-      </w:r>
-      <w:sdt>
-        <w:sdtPr>
-          <w:alias w:val="selectedTreatmentCapacity"/>
-          <w:tag w:val="selectedTreatmentCapacity"/>
-        </w:sdtPr>
-        <w:sdtContent>
-          <w:r>
-            <w:rPr>
-              <w:rFonts w:ascii="Times New Roman" w:hAnsi="Times New Roman" w:eastAsia="Times New Roman"/>
-              <w:sz w:val="24"/>
-            </w:rPr>
-            <w:t>selectedTreatmentCapacity</w:t>
-          </w:r>
-        </w:sdtContent>
-      </w:sdt>
-      <w:r>
-        <w:rPr>
-          <w:rFonts w:ascii="Times New Roman" w:hAnsi="Times New Roman" w:eastAsia="Times New Roman"/>
-          <w:sz w:val="24"/>
-        </w:rPr>
-        <w:t xml:space="preserve"> м3/ч.</w:t>
+          <w:lang w:val="en-US"/>
+        </w:rPr>
+        <w:t>.</w:t>
       </w:r>
     </w:p>
     <w:sectPr>
       <w:type w:val="continuous"/>
-      <w:pgSz w:w="11910" w:h="16840"/>
-      <w:pgMar w:top="522" w:right="425" w:bottom="1202" w:left="142" w:header="0" w:footer="1004" w:gutter="0"/>
+      <w:pgSz w:w="11910" w:h="16840" w:code="9"/>
+      <w:pgMar w:top="522" w:right="425" w:bottom="425" w:left="142" w:header="0" w:footer="0" w:gutter="0"/>
       <w:cols w:space="720"/>
     </w:sectPr>
   </w:body>
@@ -6039,459 +6888,6 @@
     </w:p>
   </w:endnote>
 </w:endnotes>
-</file>
-
-<file path=word/footer1.xml><?xml version="1.0" encoding="utf-8"?>
-<w:ftr xmlns:wpc="http://schemas.microsoft.com/office/word/2010/wordprocessingCanvas" xmlns:mc="http://schemas.openxmlformats.org/markup-compatibility/2006" xmlns:o="urn:schemas-microsoft-com:office:office" xmlns:r="http://schemas.openxmlformats.org/officeDocument/2006/relationships" xmlns:m="http://schemas.openxmlformats.org/officeDocument/2006/math" xmlns:v="urn:schemas-microsoft-com:vml" xmlns:wp14="http://schemas.microsoft.com/office/word/2010/wordprocessingDrawing" xmlns:wp="http://schemas.openxmlformats.org/drawingml/2006/wordprocessingDrawing" xmlns:w10="urn:schemas-microsoft-com:office:word" xmlns:w="http://schemas.openxmlformats.org/wordprocessingml/2006/main" xmlns:w14="http://schemas.microsoft.com/office/word/2010/wordml" xmlns:wpg="http://schemas.microsoft.com/office/word/2010/wordprocessingGroup" xmlns:wpi="http://schemas.microsoft.com/office/word/2010/wordprocessingInk" xmlns:wne="http://schemas.microsoft.com/office/word/2006/wordml" xmlns:wps="http://schemas.microsoft.com/office/word/2010/wordprocessingShape" mc:Ignorable="w14 wp14">
-  <w:p>
-    <w:pPr>
-      <w:pStyle w:val="a3"/>
-      <w:spacing w:line="14" w:lineRule="auto"/>
-      <w:ind w:left="0"/>
-      <w:rPr>
-        <w:sz w:val="20"/>
-      </w:rPr>
-    </w:pPr>
-    <w:r>
-      <w:rPr>
-        <w:noProof/>
-        <w:sz w:val="20"/>
-        <w:lang w:eastAsia="ru-RU"/>
-      </w:rPr>
-      <mc:AlternateContent>
-        <mc:Choice Requires="wps">
-          <w:drawing>
-            <wp:anchor distT="0" distB="0" distL="0" distR="0" simplePos="0" relativeHeight="487533056" behindDoc="1" locked="0" layoutInCell="1" allowOverlap="1" wp14:anchorId="19DC356B" wp14:editId="2FFA08AA">
-              <wp:simplePos x="0" y="0"/>
-              <wp:positionH relativeFrom="page">
-                <wp:posOffset>796848</wp:posOffset>
-              </wp:positionH>
-              <wp:positionV relativeFrom="page">
-                <wp:posOffset>10017793</wp:posOffset>
-              </wp:positionV>
-              <wp:extent cx="899160" cy="194310"/>
-              <wp:effectExtent l="0" t="0" r="0" b="0"/>
-              <wp:wrapNone/>
-              <wp:docPr id="2" name="Textbox 2"/>
-              <wp:cNvGraphicFramePr>
-                <a:graphicFrameLocks xmlns:a="http://schemas.openxmlformats.org/drawingml/2006/main"/>
-              </wp:cNvGraphicFramePr>
-              <a:graphic xmlns:a="http://schemas.openxmlformats.org/drawingml/2006/main">
-                <a:graphicData uri="http://schemas.microsoft.com/office/word/2010/wordprocessingShape">
-                  <wps:wsp>
-                    <wps:cNvSpPr txBox="1">
-                      <a:spLocks/>
-                    </wps:cNvSpPr>
-                    <wps:spPr>
-                      <a:xfrm>
-                        <a:off x="0" y="0"/>
-                        <a:ext cx="899160" cy="194310"/>
-                      </a:xfrm>
-                      <a:prstGeom prst="rect">
-                        <a:avLst/>
-                      </a:prstGeom>
-                    </wps:spPr>
-                    <wps:txbx>
-                      <w:txbxContent>
-                        <w:p>
-                          <w:pPr>
-                            <w:spacing w:before="10"/>
-                            <w:ind w:left="20"/>
-                            <w:rPr>
-                              <w:b/>
-                              <w:sz w:val="24"/>
-                            </w:rPr>
-                          </w:pPr>
-                          <w:r>
-                            <w:rPr>
-                              <w:b/>
-                              <w:sz w:val="24"/>
-                            </w:rPr>
-                            <w:t>Инженер</w:t>
-                          </w:r>
-                          <w:r>
-                            <w:rPr>
-                              <w:b/>
-                              <w:spacing w:val="-6"/>
-                              <w:sz w:val="24"/>
-                            </w:rPr>
-                            <w:t xml:space="preserve"> </w:t>
-                          </w:r>
-                          <w:r>
-                            <w:rPr>
-                              <w:b/>
-                              <w:spacing w:val="-5"/>
-                              <w:sz w:val="24"/>
-                            </w:rPr>
-                            <w:t>ВК</w:t>
-                          </w:r>
-                        </w:p>
-                      </w:txbxContent>
-                    </wps:txbx>
-                    <wps:bodyPr wrap="square" lIns="0" tIns="0" rIns="0" bIns="0" rtlCol="0">
-                      <a:noAutofit/>
-                    </wps:bodyPr>
-                  </wps:wsp>
-                </a:graphicData>
-              </a:graphic>
-            </wp:anchor>
-          </w:drawing>
-        </mc:Choice>
-        <mc:Fallback>
-          <w:pict>
-            <v:shapetype id="_x0000_t202" coordsize="21600,21600" o:spt="202" path="m,l,21600r21600,l21600,xe">
-              <v:stroke joinstyle="miter"/>
-              <v:path gradientshapeok="t" o:connecttype="rect"/>
-            </v:shapetype>
-            <v:shape id="Textbox 2" o:spid="_x0000_s1026" type="#_x0000_t202" style="position:absolute;margin-left:62.75pt;margin-top:788.8pt;width:70.8pt;height:15.3pt;z-index:-15783424;visibility:visible;mso-wrap-style:square;mso-wrap-distance-left:0;mso-wrap-distance-top:0;mso-wrap-distance-right:0;mso-wrap-distance-bottom:0;mso-position-horizontal:absolute;mso-position-horizontal-relative:page;mso-position-vertical:absolute;mso-position-vertical-relative:page;v-text-anchor:top" o:gfxdata="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" filled="f" stroked="f">
-              <v:path arrowok="t"/>
-              <v:textbox inset="0,0,0,0">
-                <w:txbxContent>
-                  <w:p>
-                    <w:pPr>
-                      <w:spacing w:before="10"/>
-                      <w:ind w:left="20"/>
-                      <w:rPr>
-                        <w:b/>
-                        <w:sz w:val="24"/>
-                      </w:rPr>
-                    </w:pPr>
-                    <w:r>
-                      <w:rPr>
-                        <w:b/>
-                        <w:sz w:val="24"/>
-                      </w:rPr>
-                      <w:t>Инженер</w:t>
-                    </w:r>
-                    <w:r>
-                      <w:rPr>
-                        <w:b/>
-                        <w:spacing w:val="-6"/>
-                        <w:sz w:val="24"/>
-                      </w:rPr>
-                      <w:t xml:space="preserve"> </w:t>
-                    </w:r>
-                    <w:r>
-                      <w:rPr>
-                        <w:b/>
-                        <w:spacing w:val="-5"/>
-                        <w:sz w:val="24"/>
-                      </w:rPr>
-                      <w:t>ВК</w:t>
-                    </w:r>
-                  </w:p>
-                </w:txbxContent>
-              </v:textbox>
-              <w10:wrap anchorx="page" anchory="page"/>
-            </v:shape>
-          </w:pict>
-        </mc:Fallback>
-      </mc:AlternateContent>
-    </w:r>
-    <w:r>
-      <w:rPr>
-        <w:noProof/>
-        <w:sz w:val="20"/>
-        <w:lang w:eastAsia="ru-RU"/>
-      </w:rPr>
-      <mc:AlternateContent>
-        <mc:Choice Requires="wps">
-          <w:drawing>
-            <wp:anchor distT="0" distB="0" distL="0" distR="0" simplePos="0" relativeHeight="487533568" behindDoc="1" locked="0" layoutInCell="1" allowOverlap="1" wp14:anchorId="262B1D7A" wp14:editId="5F16A23E">
-              <wp:simplePos x="0" y="0"/>
-              <wp:positionH relativeFrom="page">
-                <wp:posOffset>3500754</wp:posOffset>
-              </wp:positionH>
-              <wp:positionV relativeFrom="page">
-                <wp:posOffset>10017793</wp:posOffset>
-              </wp:positionV>
-              <wp:extent cx="1214120" cy="194310"/>
-              <wp:effectExtent l="0" t="0" r="0" b="0"/>
-              <wp:wrapNone/>
-              <wp:docPr id="3" name="Textbox 3"/>
-              <wp:cNvGraphicFramePr>
-                <a:graphicFrameLocks xmlns:a="http://schemas.openxmlformats.org/drawingml/2006/main"/>
-              </wp:cNvGraphicFramePr>
-              <a:graphic xmlns:a="http://schemas.openxmlformats.org/drawingml/2006/main">
-                <a:graphicData uri="http://schemas.microsoft.com/office/word/2010/wordprocessingShape">
-                  <wps:wsp>
-                    <wps:cNvSpPr txBox="1">
-                      <a:spLocks/>
-                    </wps:cNvSpPr>
-                    <wps:spPr>
-                      <a:xfrm>
-                        <a:off x="0" y="0"/>
-                        <a:ext cx="1214120" cy="194310"/>
-                      </a:xfrm>
-                      <a:prstGeom prst="rect">
-                        <a:avLst/>
-                      </a:prstGeom>
-                    </wps:spPr>
-                    <wps:txbx>
-                      <w:txbxContent>
-                        <w:sdt>
-                          <w:sdtPr>
-                            <w:rPr>
-                              <w:b/>
-                            </w:rPr>
-                            <w:alias w:val="engineerName"/>
-                            <w:tag w:val="engineerName"/>
-                            <w:id w:val="-237167875"/>
-                            <w:placeholder>
-                              <w:docPart w:val="DefaultPlaceholder_1082065158"/>
-                            </w:placeholder>
-                            <w:text/>
-                          </w:sdtPr>
-                          <w:sdtEndPr/>
-                          <w:sdtContent>
-                            <w:p>
-                              <w:pPr>
-                                <w:spacing w:before="10"/>
-                                <w:ind w:left="20"/>
-                                <w:rPr>
-                                  <w:b/>
-                                  <w:sz w:val="24"/>
-                                </w:rPr>
-                              </w:pPr>
-                              <w:proofErr w:type="spellStart"/>
-                              <w:r>
-                                <w:rPr>
-                                  <w:b/>
-                                </w:rPr>
-                                <w:t>engineerName</w:t>
-                              </w:r>
-                              <w:proofErr w:type="spellEnd"/>
-                            </w:p>
-                          </w:sdtContent>
-                        </w:sdt>
-                      </w:txbxContent>
-                    </wps:txbx>
-                    <wps:bodyPr wrap="square" lIns="0" tIns="0" rIns="0" bIns="0" rtlCol="0">
-                      <a:noAutofit/>
-                    </wps:bodyPr>
-                  </wps:wsp>
-                </a:graphicData>
-              </a:graphic>
-            </wp:anchor>
-          </w:drawing>
-        </mc:Choice>
-        <mc:Fallback>
-          <w:pict>
-            <v:shape id="Textbox 3" o:spid="_x0000_s1027" type="#_x0000_t202" style="position:absolute;margin-left:275.65pt;margin-top:788.8pt;width:95.6pt;height:15.3pt;z-index:-15782912;visibility:visible;mso-wrap-style:square;mso-wrap-distance-left:0;mso-wrap-distance-top:0;mso-wrap-distance-right:0;mso-wrap-distance-bottom:0;mso-position-horizontal:absolute;mso-position-horizontal-relative:page;mso-position-vertical:absolute;mso-position-vertical-relative:page;v-text-anchor:top" o:gfxdata="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" filled="f" stroked="f">
-              <v:path arrowok="t"/>
-              <v:textbox inset="0,0,0,0">
-                <w:txbxContent>
-                  <w:sdt>
-                    <w:sdtPr>
-                      <w:rPr>
-                        <w:b/>
-                      </w:rPr>
-                      <w:alias w:val="engineerName"/>
-                      <w:tag w:val="engineerName"/>
-                      <w:id w:val="-237167875"/>
-                      <w:placeholder>
-                        <w:docPart w:val="DefaultPlaceholder_1082065158"/>
-                      </w:placeholder>
-                      <w:text/>
-                    </w:sdtPr>
-                    <w:sdtEndPr/>
-                    <w:sdtContent>
-                      <w:p>
-                        <w:pPr>
-                          <w:spacing w:before="10"/>
-                          <w:ind w:left="20"/>
-                          <w:rPr>
-                            <w:b/>
-                            <w:sz w:val="24"/>
-                          </w:rPr>
-                        </w:pPr>
-                        <w:proofErr w:type="spellStart"/>
-                        <w:r>
-                          <w:rPr>
-                            <w:b/>
-                          </w:rPr>
-                          <w:t>engineerName</w:t>
-                        </w:r>
-                        <w:proofErr w:type="spellEnd"/>
-                      </w:p>
-                    </w:sdtContent>
-                  </w:sdt>
-                </w:txbxContent>
-              </v:textbox>
-              <w10:wrap anchorx="page" anchory="page"/>
-            </v:shape>
-          </w:pict>
-        </mc:Fallback>
-      </mc:AlternateContent>
-    </w:r>
-    <w:r>
-      <w:rPr>
-        <w:noProof/>
-        <w:sz w:val="20"/>
-        <w:lang w:eastAsia="ru-RU"/>
-      </w:rPr>
-      <mc:AlternateContent>
-        <mc:Choice Requires="wps">
-          <w:drawing>
-            <wp:anchor distT="0" distB="0" distL="0" distR="0" simplePos="0" relativeHeight="487534080" behindDoc="1" locked="0" layoutInCell="1" allowOverlap="1" wp14:anchorId="025B04F6" wp14:editId="78D9FC13">
-              <wp:simplePos x="0" y="0"/>
-              <wp:positionH relativeFrom="page">
-                <wp:posOffset>5602985</wp:posOffset>
-              </wp:positionH>
-              <wp:positionV relativeFrom="page">
-                <wp:posOffset>10017793</wp:posOffset>
-              </wp:positionV>
-              <wp:extent cx="855980" cy="194310"/>
-              <wp:effectExtent l="0" t="0" r="0" b="0"/>
-              <wp:wrapNone/>
-              <wp:docPr id="4" name="Textbox 4"/>
-              <wp:cNvGraphicFramePr>
-                <a:graphicFrameLocks xmlns:a="http://schemas.openxmlformats.org/drawingml/2006/main"/>
-              </wp:cNvGraphicFramePr>
-              <a:graphic xmlns:a="http://schemas.openxmlformats.org/drawingml/2006/main">
-                <a:graphicData uri="http://schemas.microsoft.com/office/word/2010/wordprocessingShape">
-                  <wps:wsp>
-                    <wps:cNvSpPr txBox="1">
-                      <a:spLocks/>
-                    </wps:cNvSpPr>
-                    <wps:spPr>
-                      <a:xfrm>
-                        <a:off x="0" y="0"/>
-                        <a:ext cx="855980" cy="194310"/>
-                      </a:xfrm>
-                      <a:prstGeom prst="rect">
-                        <a:avLst/>
-                      </a:prstGeom>
-                    </wps:spPr>
-                    <wps:txbx>
-                      <w:txbxContent>
-                        <w:p>
-                          <w:pPr>
-                            <w:spacing w:before="10"/>
-                            <w:ind w:left="20"/>
-                            <w:rPr>
-                              <w:b/>
-                              <w:sz w:val="24"/>
-                            </w:rPr>
-                          </w:pPr>
-                          <w:sdt>
-                            <w:sdtPr>
-                              <w:rPr>
-                                <w:b/>
-                              </w:rPr>
-                              <w:alias w:val="reportDate"/>
-                              <w:tag w:val="reportDate"/>
-                              <w:id w:val="-1425640069"/>
-                              <w:placeholder>
-                                <w:docPart w:val="DefaultPlaceholder_1082065158"/>
-                              </w:placeholder>
-                              <w:text/>
-                            </w:sdtPr>
-                            <w:sdtEndPr/>
-                            <w:sdtContent>
-                              <w:proofErr w:type="spellStart"/>
-                              <w:r>
-                                <w:rPr>
-                                  <w:b/>
-                                </w:rPr>
-                                <w:t>reportDate</w:t>
-                              </w:r>
-                              <w:proofErr w:type="spellEnd"/>
-                            </w:sdtContent>
-                          </w:sdt>
-                          <w:r>
-                            <w:rPr>
-                              <w:b/>
-                              <w:sz w:val="24"/>
-                            </w:rPr>
-                            <w:t xml:space="preserve"> </w:t>
-                          </w:r>
-                          <w:r>
-                            <w:rPr>
-                              <w:b/>
-                              <w:spacing w:val="-5"/>
-                              <w:sz w:val="24"/>
-                            </w:rPr>
-                            <w:t>г.</w:t>
-                          </w:r>
-                        </w:p>
-                      </w:txbxContent>
-                    </wps:txbx>
-                    <wps:bodyPr wrap="square" lIns="0" tIns="0" rIns="0" bIns="0" rtlCol="0">
-                      <a:noAutofit/>
-                    </wps:bodyPr>
-                  </wps:wsp>
-                </a:graphicData>
-              </a:graphic>
-            </wp:anchor>
-          </w:drawing>
-        </mc:Choice>
-        <mc:Fallback>
-          <w:pict>
-            <v:shape id="Textbox 4" o:spid="_x0000_s1028" type="#_x0000_t202" style="position:absolute;margin-left:441.2pt;margin-top:788.8pt;width:67.4pt;height:15.3pt;z-index:-15782400;visibility:visible;mso-wrap-style:square;mso-wrap-distance-left:0;mso-wrap-distance-top:0;mso-wrap-distance-right:0;mso-wrap-distance-bottom:0;mso-position-horizontal:absolute;mso-position-horizontal-relative:page;mso-position-vertical:absolute;mso-position-vertical-relative:page;v-text-anchor:top" o:gfxdata="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" filled="f" stroked="f">
-              <v:path arrowok="t"/>
-              <v:textbox inset="0,0,0,0">
-                <w:txbxContent>
-                  <w:p>
-                    <w:pPr>
-                      <w:spacing w:before="10"/>
-                      <w:ind w:left="20"/>
-                      <w:rPr>
-                        <w:b/>
-                        <w:sz w:val="24"/>
-                      </w:rPr>
-                    </w:pPr>
-                    <w:sdt>
-                      <w:sdtPr>
-                        <w:rPr>
-                          <w:b/>
-                        </w:rPr>
-                        <w:alias w:val="reportDate"/>
-                        <w:tag w:val="reportDate"/>
-                        <w:id w:val="-1425640069"/>
-                        <w:placeholder>
-                          <w:docPart w:val="DefaultPlaceholder_1082065158"/>
-                        </w:placeholder>
-                        <w:text/>
-                      </w:sdtPr>
-                      <w:sdtEndPr/>
-                      <w:sdtContent>
-                        <w:proofErr w:type="spellStart"/>
-                        <w:r>
-                          <w:rPr>
-                            <w:b/>
-                          </w:rPr>
-                          <w:t>reportDate</w:t>
-                        </w:r>
-                        <w:proofErr w:type="spellEnd"/>
-                      </w:sdtContent>
-                    </w:sdt>
-                    <w:r>
-                      <w:rPr>
-                        <w:b/>
-                        <w:sz w:val="24"/>
-                      </w:rPr>
-                      <w:t xml:space="preserve"> </w:t>
-                    </w:r>
-                    <w:r>
-                      <w:rPr>
-                        <w:b/>
-                        <w:spacing w:val="-5"/>
-                        <w:sz w:val="24"/>
-                      </w:rPr>
-                      <w:t>г.</w:t>
-                    </w:r>
-                  </w:p>
-                </w:txbxContent>
-              </v:textbox>
-              <w10:wrap anchorx="page" anchory="page"/>
-            </v:shape>
-          </w:pict>
-        </mc:Fallback>
-      </mc:AlternateContent>
-    </w:r>
-  </w:p>
-</w:ftr>
 </file>
 
 <file path=word/footnotes.xml><?xml version="1.0" encoding="utf-8"?>
@@ -7404,6 +7800,8 @@
     <w:rsidRoot w:val="000E20AE"/>
     <w:rsid w:val="000E20AE"/>
     <w:rsid w:val="0055388B"/>
+    <w:rsid w:val="00B87A7D"/>
+    <w:rsid w:val="00D611DF"/>
     <w:rsid w:val="00DF2322"/>
   </w:rsids>
   <m:mathPr>
@@ -7618,7 +8016,7 @@
     <w:basedOn w:val="a0"/>
     <w:uiPriority w:val="99"/>
     <w:semiHidden/>
-    <w:rsid w:val="000E20AE"/>
+    <w:rsid w:val="00D611DF"/>
     <w:rPr>
       <w:color w:val="808080"/>
     </w:rPr>
@@ -7626,6 +8024,18 @@
   <w:style w:type="paragraph" w:customStyle="1" w:styleId="C0D36A6908E445F5954D95CF1461B783">
     <w:name w:val="C0D36A6908E445F5954D95CF1461B783"/>
     <w:rsid w:val="000E20AE"/>
+  </w:style>
+  <w:style w:type="paragraph" w:customStyle="1" w:styleId="6F51F9D4F0F247F7A5AB5399C47FFFF1">
+    <w:name w:val="6F51F9D4F0F247F7A5AB5399C47FFFF1"/>
+    <w:rsid w:val="00D611DF"/>
+  </w:style>
+  <w:style w:type="paragraph" w:customStyle="1" w:styleId="76D6B484AB6F4D4DB8F01349A1450D21">
+    <w:name w:val="76D6B484AB6F4D4DB8F01349A1450D21"/>
+    <w:rsid w:val="00D611DF"/>
+  </w:style>
+  <w:style w:type="paragraph" w:customStyle="1" w:styleId="6FEC23ABB52446A6847F87931A831452">
+    <w:name w:val="6FEC23ABB52446A6847F87931A831452"/>
+    <w:rsid w:val="00D611DF"/>
   </w:style>
 </w:styles>
 </file>
@@ -7822,7 +8232,7 @@
     <w:basedOn w:val="a0"/>
     <w:uiPriority w:val="99"/>
     <w:semiHidden/>
-    <w:rsid w:val="000E20AE"/>
+    <w:rsid w:val="00D611DF"/>
     <w:rPr>
       <w:color w:val="808080"/>
     </w:rPr>
@@ -7830,6 +8240,18 @@
   <w:style w:type="paragraph" w:customStyle="1" w:styleId="C0D36A6908E445F5954D95CF1461B783">
     <w:name w:val="C0D36A6908E445F5954D95CF1461B783"/>
     <w:rsid w:val="000E20AE"/>
+  </w:style>
+  <w:style w:type="paragraph" w:customStyle="1" w:styleId="6F51F9D4F0F247F7A5AB5399C47FFFF1">
+    <w:name w:val="6F51F9D4F0F247F7A5AB5399C47FFFF1"/>
+    <w:rsid w:val="00D611DF"/>
+  </w:style>
+  <w:style w:type="paragraph" w:customStyle="1" w:styleId="76D6B484AB6F4D4DB8F01349A1450D21">
+    <w:name w:val="76D6B484AB6F4D4DB8F01349A1450D21"/>
+    <w:rsid w:val="00D611DF"/>
+  </w:style>
+  <w:style w:type="paragraph" w:customStyle="1" w:styleId="6FEC23ABB52446A6847F87931A831452">
+    <w:name w:val="6FEC23ABB52446A6847F87931A831452"/>
+    <w:rsid w:val="00D611DF"/>
   </w:style>
 </w:styles>
 </file>
@@ -8122,4 +8544,16 @@
   <a:objectDefaults/>
   <a:extraClrSchemeLst/>
 </a:theme>
+</file>
+
+<file path=customXml/item1.xml><?xml version="1.0" encoding="utf-8"?>
+<b:Sources xmlns:b="http://schemas.openxmlformats.org/officeDocument/2006/bibliography" xmlns="http://schemas.openxmlformats.org/officeDocument/2006/bibliography" SelectedStyle="\APA.XSL" StyleName="APA"/>
+</file>
+
+<file path=customXml/itemProps1.xml><?xml version="1.0" encoding="utf-8"?>
+<ds:datastoreItem xmlns:ds="http://schemas.openxmlformats.org/officeDocument/2006/customXml" ds:itemID="{21A29ECD-97A2-4A99-BCE2-C0F69E39CA45}">
+  <ds:schemaRefs>
+    <ds:schemaRef ds:uri="http://schemas.openxmlformats.org/officeDocument/2006/bibliography"/>
+  </ds:schemaRefs>
+</ds:datastoreItem>
 </file>
--- a/public/templates/rain-report-template.docx
+++ b/public/templates/rain-report-template.docx
@@ -43,7 +43,7 @@
                     <pic:cNvPicPr/>
                   </pic:nvPicPr>
                   <pic:blipFill>
-                    <a:blip r:embed="rId8" cstate="print"/>
+                    <a:blip r:embed="rId7" cstate="print"/>
                     <a:stretch>
                       <a:fillRect/>
                     </a:stretch>
@@ -327,7 +327,7 @@
         </w:rPr>
         <w:t xml:space="preserve"> </w:t>
       </w:r>
-      <w:hyperlink r:id="rId9">
+      <w:hyperlink r:id="rId8">
         <w:r>
           <w:rPr>
             <w:rFonts w:ascii="Calibri" w:hAnsi="Calibri"/>
@@ -1177,6 +1177,8 @@
       <w:sdt>
         <w:sdtPr>
           <w:id w:val="1291634372"/>
+          <w:tag w:val="lawnAreaHa"/>
+          <w:alias w:val="lawnAreaHa"/>
           <w:placeholder>
             <w:docPart w:val="DefaultPlaceholder_1082065158"/>
           </w:placeholder>
@@ -1234,11 +1236,9 @@
     <w:p>
       <w:pPr>
         <w:pStyle w:val="a3"/>
-        <w:spacing w:before="1"/>
+        <w:spacing w:before="1" w:after="240"/>
         <w:ind w:right="287"/>
       </w:pPr>
-      <w:bookmarkStart w:id="0" w:name="_GoBack"/>
-      <w:bookmarkEnd w:id="0"/>
       <w:r>
         <w:t>Среднегодовой</w:t>
       </w:r>
@@ -1942,6 +1942,7 @@
     <w:p>
       <w:pPr>
         <w:pStyle w:val="a3"/>
+        <w:spacing w:after="240"/>
         <w:ind w:right="287"/>
       </w:pPr>
       <w:proofErr w:type="spellStart"/>
@@ -2311,7 +2312,7 @@
     <w:p>
       <w:pPr>
         <w:pStyle w:val="a3"/>
-        <w:spacing w:before="240"/>
+        <w:spacing w:before="240" w:after="240"/>
         <w:ind w:right="287" w:firstLine="2"/>
       </w:pPr>
       <w:proofErr w:type="spellStart"/>
@@ -2780,7 +2781,7 @@
     <w:p>
       <w:pPr>
         <w:pStyle w:val="a3"/>
-        <w:spacing w:line="275" w:lineRule="exact"/>
+        <w:spacing w:before="240" w:line="275" w:lineRule="exact"/>
         <w:ind w:left="994" w:right="710"/>
         <w:jc w:val="center"/>
         <w:rPr>
@@ -2987,7 +2988,7 @@
     <w:p>
       <w:pPr>
         <w:pStyle w:val="a3"/>
-        <w:spacing w:before="240"/>
+        <w:spacing w:before="240" w:after="240"/>
         <w:ind w:right="287"/>
       </w:pPr>
       <w:r>
@@ -3324,8 +3325,8 @@
           <w:rPr>
             <w:lang w:val="en-US"/>
           </w:rPr>
-          <w:alias w:val="hardAreaHa"/>
-          <w:tag w:val="hardAreaHa"/>
+          <w:alias w:val="treatmentHardAreaHa"/>
+          <w:tag w:val="treatmentHardAreaHa"/>
           <w:id w:val="1975256699"/>
           <w:placeholder>
             <w:docPart w:val="DefaultPlaceholder_1082065158"/>
@@ -3338,7 +3339,7 @@
             <w:rPr>
               <w:lang w:val="en-US"/>
             </w:rPr>
-            <w:t>hardAreaHa</w:t>
+            <w:t>treatmentHardAreaHa</w:t>
           </w:r>
         </w:sdtContent>
       </w:sdt>
@@ -3382,8 +3383,8 @@
           <w:rPr>
             <w:lang w:val="en-US"/>
           </w:rPr>
-          <w:alias w:val="lawnAreaHa"/>
-          <w:tag w:val="lawnAreaHa"/>
+          <w:alias w:val="treatmentLawnAreaHa"/>
+          <w:tag w:val="treatmentLawnAreaHa"/>
           <w:id w:val="622965711"/>
           <w:placeholder>
             <w:docPart w:val="DefaultPlaceholder_1082065158"/>
@@ -3396,7 +3397,7 @@
             <w:rPr>
               <w:lang w:val="en-US"/>
             </w:rPr>
-            <w:t>lawnAreaHa</w:t>
+            <w:t>treatmentLawnAreaHa</w:t>
           </w:r>
           <w:proofErr w:type="spellEnd"/>
         </w:sdtContent>
@@ -3418,8 +3419,8 @@
           <w:rPr>
             <w:lang w:val="en-US"/>
           </w:rPr>
-          <w:alias w:val="totalAreaHa"/>
-          <w:tag w:val="totalAreaHa"/>
+          <w:alias w:val="rainTreatmentAreaHa"/>
+          <w:tag w:val="rainTreatmentAreaHa"/>
           <w:id w:val="-908374488"/>
           <w:placeholder>
             <w:docPart w:val="DefaultPlaceholder_1082065158"/>
@@ -3433,7 +3434,7 @@
             <w:rPr>
               <w:lang w:val="en-US"/>
             </w:rPr>
-            <w:t>totalAreaHa</w:t>
+            <w:t>rainTreatmentAreaHa</w:t>
           </w:r>
           <w:proofErr w:type="spellEnd"/>
         </w:sdtContent>
@@ -3533,8 +3534,8 @@
           <w:rPr>
             <w:lang w:val="en-US"/>
           </w:rPr>
-          <w:alias w:val="hardAreaHa"/>
-          <w:tag w:val="hardAreaHa"/>
+          <w:alias w:val="treatmentHardAreaHa"/>
+          <w:tag w:val="treatmentHardAreaHa"/>
           <w:id w:val="-154452288"/>
           <w:placeholder>
             <w:docPart w:val="DefaultPlaceholder_1082065158"/>
@@ -3547,7 +3548,7 @@
             <w:rPr>
               <w:lang w:val="en-US"/>
             </w:rPr>
-            <w:t>hardAreaHa</w:t>
+            <w:t>treatmentHardAreaHa</w:t>
           </w:r>
         </w:sdtContent>
       </w:sdt>
@@ -3591,8 +3592,8 @@
           <w:rPr>
             <w:lang w:val="en-US"/>
           </w:rPr>
-          <w:alias w:val="lawnAreaHa"/>
-          <w:tag w:val="lawnAreaHa"/>
+          <w:alias w:val="treatmentLawnAreaHa"/>
+          <w:tag w:val="treatmentLawnAreaHa"/>
           <w:id w:val="1821462708"/>
           <w:placeholder>
             <w:docPart w:val="DefaultPlaceholder_1082065158"/>
@@ -3605,7 +3606,7 @@
             <w:rPr>
               <w:lang w:val="en-US"/>
             </w:rPr>
-            <w:t>lawnAreaHa</w:t>
+            <w:t>treatmentLawnAreaHa</w:t>
           </w:r>
           <w:proofErr w:type="spellEnd"/>
         </w:sdtContent>
@@ -3627,8 +3628,8 @@
           <w:rPr>
             <w:lang w:val="en-US"/>
           </w:rPr>
-          <w:alias w:val="totalAreaHa"/>
-          <w:tag w:val="totalAreaHa"/>
+          <w:alias w:val="rainTreatmentAreaHa"/>
+          <w:tag w:val="rainTreatmentAreaHa"/>
           <w:id w:val="-1087387403"/>
           <w:placeholder>
             <w:docPart w:val="DefaultPlaceholder_1082065158"/>
@@ -3642,7 +3643,7 @@
             <w:rPr>
               <w:lang w:val="en-US"/>
             </w:rPr>
-            <w:t>totalAreaHa</w:t>
+            <w:t>rainTreatmentAreaHa</w:t>
           </w:r>
           <w:proofErr w:type="spellEnd"/>
         </w:sdtContent>
@@ -3682,9 +3683,11 @@
     <w:p>
       <w:pPr>
         <w:pStyle w:val="a3"/>
-        <w:spacing w:before="240"/>
+        <w:spacing w:before="240" w:after="240"/>
         <w:ind w:right="287"/>
       </w:pPr>
+      <w:bookmarkStart w:id="0" w:name="_GoBack"/>
+      <w:bookmarkEnd w:id="0"/>
       <w:r>
         <w:t>Максимальный</w:t>
       </w:r>
@@ -3770,6 +3773,7 @@
         </w:rPr>
       </w:pPr>
       <w:r>
+        <w:lastRenderedPageBreak/>
         <w:t>Wт</w:t>
       </w:r>
       <w:proofErr w:type="gramStart"/>
@@ -4109,7 +4113,6 @@
         <w:ind w:left="993" w:right="287"/>
       </w:pPr>
       <w:r>
-        <w:lastRenderedPageBreak/>
         <w:t>г</w:t>
       </w:r>
       <w:r>
@@ -4285,245 +4288,8 @@
         <w:tabs>
           <w:tab w:val="left" w:pos="11057"/>
         </w:tabs>
-        <w:spacing w:before="1" w:after="240" w:line="237" w:lineRule="auto"/>
-        <w:ind w:left="993" w:right="287"/>
-        <w:jc w:val="center"/>
-        <w:rPr>
-          <w:lang w:val="en-US"/>
-        </w:rPr>
+        <w:ind w:left="0" w:right="287"/>
       </w:pPr>
-      <w:proofErr w:type="spellStart"/>
-      <w:r>
-        <w:rPr>
-          <w:lang w:val="en-US"/>
-        </w:rPr>
-        <w:t>Qr</w:t>
-      </w:r>
-      <w:proofErr w:type="spellEnd"/>
-      <w:r>
-        <w:rPr>
-          <w:lang w:val="en-US"/>
-        </w:rPr>
-        <w:t>=</w:t>
-      </w:r>
-      <w:r>
-        <w:rPr>
-          <w:lang w:val="en-US"/>
-        </w:rPr>
-        <w:t>Zmid×A^1,2×F/</w:t>
-      </w:r>
-      <w:proofErr w:type="spellStart"/>
-      <w:r>
-        <w:rPr>
-          <w:lang w:val="en-US"/>
-        </w:rPr>
-        <w:t>tr</w:t>
-      </w:r>
-      <w:proofErr w:type="spellEnd"/>
-      <w:r>
-        <w:rPr>
-          <w:lang w:val="en-US"/>
-        </w:rPr>
-        <w:t xml:space="preserve">^(1,2n−0,1) = </w:t>
-      </w:r>
-      <w:sdt>
-        <w:sdtPr>
-          <w:rPr>
-            <w:lang w:val="en-US"/>
-          </w:rPr>
-          <w:alias w:val="zmid"/>
-          <w:tag w:val="zmid"/>
-          <w:id w:val="1854296816"/>
-          <w:placeholder>
-            <w:docPart w:val="DefaultPlaceholder_1082065158"/>
-          </w:placeholder>
-          <w:text/>
-        </w:sdtPr>
-        <w:sdtEndPr/>
-        <w:sdtContent>
-          <w:r>
-            <w:rPr>
-              <w:lang w:val="en-US"/>
-            </w:rPr>
-            <w:t>zmid</w:t>
-          </w:r>
-        </w:sdtContent>
-      </w:sdt>
-      <w:r>
-        <w:rPr>
-          <w:lang w:val="en-US"/>
-        </w:rPr>
-        <w:t>×</w:t>
-      </w:r>
-      <w:sdt>
-        <w:sdtPr>
-          <w:rPr>
-            <w:lang w:val="en-US"/>
-          </w:rPr>
-          <w:alias w:val="parameterA"/>
-          <w:tag w:val="parameterA"/>
-          <w:id w:val="1561672508"/>
-          <w:placeholder>
-            <w:docPart w:val="DefaultPlaceholder_1082065158"/>
-          </w:placeholder>
-          <w:text/>
-        </w:sdtPr>
-        <w:sdtEndPr/>
-        <w:sdtContent>
-          <w:r>
-            <w:rPr>
-              <w:lang w:val="en-US"/>
-            </w:rPr>
-            <w:t>parameterA</w:t>
-          </w:r>
-        </w:sdtContent>
-      </w:sdt>
-      <w:r>
-        <w:rPr>
-          <w:lang w:val="en-US"/>
-        </w:rPr>
-        <w:t>^1,2×</w:t>
-      </w:r>
-      <w:sdt>
-        <w:sdtPr>
-          <w:rPr>
-            <w:lang w:val="en-US"/>
-          </w:rPr>
-          <w:alias w:val="rainFlowAreaHa"/>
-          <w:tag w:val="rainFlowAreaHa"/>
-          <w:id w:val="907426472"/>
-          <w:placeholder>
-            <w:docPart w:val="DefaultPlaceholder_1082065158"/>
-          </w:placeholder>
-          <w:text/>
-        </w:sdtPr>
-        <w:sdtEndPr/>
-        <w:sdtContent>
-          <w:r>
-            <w:rPr>
-              <w:lang w:val="en-US"/>
-            </w:rPr>
-            <w:t>rainFlowAreaHa</w:t>
-          </w:r>
-        </w:sdtContent>
-      </w:sdt>
-      <w:r>
-        <w:rPr>
-          <w:lang w:val="en-US"/>
-        </w:rPr>
-        <w:t>/(</w:t>
-      </w:r>
-      <w:proofErr w:type="spellStart"/>
-      <w:sdt>
-        <w:sdtPr>
-          <w:rPr>
-            <w:lang w:val="en-US"/>
-          </w:rPr>
-          <w:alias w:val="tr"/>
-          <w:tag w:val="tr"/>
-          <w:id w:val="-114749912"/>
-          <w:placeholder>
-            <w:docPart w:val="DefaultPlaceholder_1082065158"/>
-          </w:placeholder>
-          <w:text/>
-        </w:sdtPr>
-        <w:sdtEndPr/>
-        <w:sdtContent>
-          <w:r>
-            <w:rPr>
-              <w:lang w:val="en-US"/>
-            </w:rPr>
-            <w:t>tr</w:t>
-          </w:r>
-          <w:proofErr w:type="spellEnd"/>
-        </w:sdtContent>
-      </w:sdt>
-      <w:r>
-        <w:rPr>
-          <w:lang w:val="en-US"/>
-        </w:rPr>
-        <w:t>)^</w:t>
-      </w:r>
-      <w:r>
-        <w:rPr>
-          <w:lang w:val="en-US"/>
-        </w:rPr>
-        <w:t xml:space="preserve"> </w:t>
-      </w:r>
-      <w:sdt>
-        <w:sdtPr>
-          <w:rPr>
-            <w:lang w:val="en-US"/>
-          </w:rPr>
-          <w:alias w:val="flowExponent"/>
-          <w:tag w:val="flowExponent"/>
-          <w:id w:val="692809258"/>
-          <w:placeholder>
-            <w:docPart w:val="DefaultPlaceholder_1082065158"/>
-          </w:placeholder>
-          <w:text/>
-        </w:sdtPr>
-        <w:sdtEndPr/>
-        <w:sdtContent>
-          <w:proofErr w:type="spellStart"/>
-          <w:r>
-            <w:rPr>
-              <w:lang w:val="en-US"/>
-            </w:rPr>
-            <w:t>flowExponent</w:t>
-          </w:r>
-          <w:proofErr w:type="spellEnd"/>
-        </w:sdtContent>
-      </w:sdt>
-      <w:r>
-        <w:rPr>
-          <w:lang w:val="en-US"/>
-        </w:rPr>
-        <w:t xml:space="preserve">= </w:t>
-      </w:r>
-      <w:sdt>
-        <w:sdtPr>
-          <w:rPr>
-            <w:lang w:val="en-US"/>
-          </w:rPr>
-          <w:alias w:val="qr"/>
-          <w:tag w:val="qr"/>
-          <w:id w:val="1692104518"/>
-          <w:placeholder>
-            <w:docPart w:val="DefaultPlaceholder_1082065158"/>
-          </w:placeholder>
-          <w:text/>
-        </w:sdtPr>
-        <w:sdtEndPr/>
-        <w:sdtContent>
-          <w:proofErr w:type="spellStart"/>
-          <w:r>
-            <w:rPr>
-              <w:lang w:val="en-US"/>
-            </w:rPr>
-            <w:t>qr</w:t>
-          </w:r>
-          <w:proofErr w:type="spellEnd"/>
-        </w:sdtContent>
-      </w:sdt>
-      <w:r>
-        <w:rPr>
-          <w:lang w:val="en-US"/>
-        </w:rPr>
-        <w:t xml:space="preserve"> </w:t>
-      </w:r>
-      <w:r>
-        <w:t>л</w:t>
-      </w:r>
-      <w:r>
-        <w:rPr>
-          <w:lang w:val="en-US"/>
-        </w:rPr>
-        <w:t>/</w:t>
-      </w:r>
-      <w:r>
-        <w:t>с</w:t>
-      </w:r>
     </w:p>
     <w:p>
       <w:pPr>
@@ -4538,59 +4304,48 @@
           <w:lang w:val="en-US"/>
         </w:rPr>
       </w:pPr>
-      <w:r>
-        <w:rPr>
-          <w:lang w:val="en-US"/>
-        </w:rPr>
-        <w:t xml:space="preserve">A = q20 · 20n · (1 + </w:t>
-      </w:r>
       <w:proofErr w:type="spellStart"/>
       <w:r>
         <w:rPr>
           <w:lang w:val="en-US"/>
         </w:rPr>
-        <w:t>lgP</w:t>
+        <w:t>Qr</w:t>
       </w:r>
       <w:proofErr w:type="spellEnd"/>
       <w:r>
         <w:rPr>
           <w:lang w:val="en-US"/>
         </w:rPr>
-        <w:t>/</w:t>
+        <w:t>=</w:t>
+      </w:r>
+      <w:r>
+        <w:rPr>
+          <w:lang w:val="en-US"/>
+        </w:rPr>
+        <w:t>Zmid×A^1,2×F/</w:t>
       </w:r>
       <w:proofErr w:type="spellStart"/>
       <w:r>
         <w:rPr>
           <w:lang w:val="en-US"/>
         </w:rPr>
-        <w:t>lgmr</w:t>
+        <w:t>tr</w:t>
       </w:r>
       <w:proofErr w:type="spellEnd"/>
-      <w:proofErr w:type="gramStart"/>
-      <w:r>
-        <w:rPr>
-          <w:lang w:val="en-US"/>
-        </w:rPr>
-        <w:t>)^</w:t>
-      </w:r>
-      <w:proofErr w:type="gramEnd"/>
-      <w:r>
-        <w:t>γ</w:t>
-      </w:r>
-      <w:r>
-        <w:rPr>
-          <w:lang w:val="en-US"/>
-        </w:rPr>
-        <w:t>=</w:t>
+      <w:r>
+        <w:rPr>
+          <w:lang w:val="en-US"/>
+        </w:rPr>
+        <w:t xml:space="preserve">^(1,2n−0,1) = </w:t>
       </w:r>
       <w:sdt>
         <w:sdtPr>
           <w:rPr>
             <w:lang w:val="en-US"/>
           </w:rPr>
-          <w:alias w:val="q20"/>
-          <w:tag w:val="q20"/>
-          <w:id w:val="2123956570"/>
+          <w:alias w:val="zmid"/>
+          <w:tag w:val="zmid"/>
+          <w:id w:val="1854296816"/>
           <w:placeholder>
             <w:docPart w:val="DefaultPlaceholder_1082065158"/>
           </w:placeholder>
@@ -4602,7 +4357,7 @@
             <w:rPr>
               <w:lang w:val="en-US"/>
             </w:rPr>
-            <w:t>q20</w:t>
+            <w:t>zmid</w:t>
           </w:r>
         </w:sdtContent>
       </w:sdt>
@@ -4612,163 +4367,6 @@
         </w:rPr>
         <w:t>×</w:t>
       </w:r>
-      <w:r>
-        <w:rPr>
-          <w:lang w:val="en-US"/>
-        </w:rPr>
-        <w:t>20^</w:t>
-      </w:r>
-      <w:sdt>
-        <w:sdtPr>
-          <w:rPr>
-            <w:lang w:val="en-US"/>
-          </w:rPr>
-          <w:alias w:val="nForA"/>
-          <w:tag w:val="nForA"/>
-          <w:id w:val="459462694"/>
-          <w:placeholder>
-            <w:docPart w:val="DefaultPlaceholder_1082065158"/>
-          </w:placeholder>
-          <w:text/>
-        </w:sdtPr>
-        <w:sdtEndPr/>
-        <w:sdtContent>
-          <w:r>
-            <w:rPr>
-              <w:lang w:val="en-US"/>
-            </w:rPr>
-            <w:t>nForA</w:t>
-          </w:r>
-        </w:sdtContent>
-      </w:sdt>
-      <w:r>
-        <w:rPr>
-          <w:lang w:val="en-US"/>
-        </w:rPr>
-        <w:t>×</w:t>
-      </w:r>
-      <w:r>
-        <w:rPr>
-          <w:lang w:val="en-US"/>
-        </w:rPr>
-        <w:t>(1</w:t>
-      </w:r>
-      <w:r>
-        <w:rPr>
-          <w:lang w:val="en-US"/>
-        </w:rPr>
-        <w:t>+</w:t>
-      </w:r>
-      <w:proofErr w:type="spellStart"/>
-      <w:r>
-        <w:rPr>
-          <w:lang w:val="en-GB"/>
-        </w:rPr>
-        <w:t>lg</w:t>
-      </w:r>
-      <w:proofErr w:type="spellEnd"/>
-      <w:sdt>
-        <w:sdtPr>
-          <w:rPr>
-            <w:lang w:val="en-US"/>
-          </w:rPr>
-          <w:alias w:val="p"/>
-          <w:tag w:val="p"/>
-          <w:id w:val="577411309"/>
-          <w:placeholder>
-            <w:docPart w:val="DefaultPlaceholder_1082065158"/>
-          </w:placeholder>
-          <w:text/>
-        </w:sdtPr>
-        <w:sdtEndPr/>
-        <w:sdtContent>
-          <w:r>
-            <w:rPr>
-              <w:lang w:val="en-US"/>
-            </w:rPr>
-            <w:t>p</w:t>
-          </w:r>
-        </w:sdtContent>
-      </w:sdt>
-      <w:r>
-        <w:rPr>
-          <w:lang w:val="en-US"/>
-        </w:rPr>
-        <w:t>/</w:t>
-      </w:r>
-      <w:proofErr w:type="spellStart"/>
-      <w:r>
-        <w:rPr>
-          <w:lang w:val="en-US"/>
-        </w:rPr>
-        <w:t>lg</w:t>
-      </w:r>
-      <w:sdt>
-        <w:sdtPr>
-          <w:rPr>
-            <w:lang w:val="en-US"/>
-          </w:rPr>
-          <w:alias w:val="mr"/>
-          <w:tag w:val="mr"/>
-          <w:id w:val="1482585856"/>
-          <w:placeholder>
-            <w:docPart w:val="DefaultPlaceholder_1082065158"/>
-          </w:placeholder>
-          <w:text/>
-        </w:sdtPr>
-        <w:sdtEndPr/>
-        <w:sdtContent>
-          <w:r>
-            <w:rPr>
-              <w:lang w:val="en-US"/>
-            </w:rPr>
-            <w:t>mr</w:t>
-          </w:r>
-          <w:proofErr w:type="spellEnd"/>
-        </w:sdtContent>
-      </w:sdt>
-      <w:r>
-        <w:rPr>
-          <w:lang w:val="en-US"/>
-        </w:rPr>
-        <w:t>)^</w:t>
-      </w:r>
-      <w:r>
-        <w:rPr>
-          <w:lang w:val="en-US"/>
-        </w:rPr>
-        <w:t xml:space="preserve"> </w:t>
-      </w:r>
-      <w:sdt>
-        <w:sdtPr>
-          <w:rPr>
-            <w:lang w:val="en-US"/>
-          </w:rPr>
-          <w:alias w:val="gamma"/>
-          <w:tag w:val="gamma"/>
-          <w:id w:val="968321859"/>
-          <w:placeholder>
-            <w:docPart w:val="DefaultPlaceholder_1082065158"/>
-          </w:placeholder>
-          <w:text/>
-        </w:sdtPr>
-        <w:sdtEndPr/>
-        <w:sdtContent>
-          <w:r>
-            <w:rPr>
-              <w:lang w:val="en-US"/>
-            </w:rPr>
-            <w:t>gamma</w:t>
-          </w:r>
-        </w:sdtContent>
-      </w:sdt>
-      <w:r>
-        <w:rPr>
-          <w:lang w:val="en-US"/>
-        </w:rPr>
-        <w:t>=</w:t>
-      </w:r>
-      <w:proofErr w:type="spellStart"/>
       <w:sdt>
         <w:sdtPr>
           <w:rPr>
@@ -4776,7 +4374,7 @@
           </w:rPr>
           <w:alias w:val="parameterA"/>
           <w:tag w:val="parameterA"/>
-          <w:id w:val="1971320535"/>
+          <w:id w:val="1561672508"/>
           <w:placeholder>
             <w:docPart w:val="DefaultPlaceholder_1082065158"/>
           </w:placeholder>
@@ -4790,9 +4388,154 @@
             </w:rPr>
             <w:t>parameterA</w:t>
           </w:r>
+        </w:sdtContent>
+      </w:sdt>
+      <w:r>
+        <w:rPr>
+          <w:lang w:val="en-US"/>
+        </w:rPr>
+        <w:t>^1,2×</w:t>
+      </w:r>
+      <w:sdt>
+        <w:sdtPr>
+          <w:rPr>
+            <w:lang w:val="en-US"/>
+          </w:rPr>
+          <w:alias w:val="rainFlowAreaHa"/>
+          <w:tag w:val="rainFlowAreaHa"/>
+          <w:id w:val="907426472"/>
+          <w:placeholder>
+            <w:docPart w:val="DefaultPlaceholder_1082065158"/>
+          </w:placeholder>
+          <w:text/>
+        </w:sdtPr>
+        <w:sdtEndPr/>
+        <w:sdtContent>
+          <w:r>
+            <w:rPr>
+              <w:lang w:val="en-US"/>
+            </w:rPr>
+            <w:t>rainFlowAreaHa</w:t>
+          </w:r>
+        </w:sdtContent>
+      </w:sdt>
+      <w:r>
+        <w:rPr>
+          <w:lang w:val="en-US"/>
+        </w:rPr>
+        <w:t>/(</w:t>
+      </w:r>
+      <w:proofErr w:type="spellStart"/>
+      <w:sdt>
+        <w:sdtPr>
+          <w:rPr>
+            <w:lang w:val="en-US"/>
+          </w:rPr>
+          <w:alias w:val="tr"/>
+          <w:tag w:val="tr"/>
+          <w:id w:val="-114749912"/>
+          <w:placeholder>
+            <w:docPart w:val="DefaultPlaceholder_1082065158"/>
+          </w:placeholder>
+          <w:text/>
+        </w:sdtPr>
+        <w:sdtEndPr/>
+        <w:sdtContent>
+          <w:r>
+            <w:rPr>
+              <w:lang w:val="en-US"/>
+            </w:rPr>
+            <w:t>tr</w:t>
+          </w:r>
           <w:proofErr w:type="spellEnd"/>
         </w:sdtContent>
       </w:sdt>
+      <w:r>
+        <w:rPr>
+          <w:lang w:val="en-US"/>
+        </w:rPr>
+        <w:t>)^</w:t>
+      </w:r>
+      <w:r>
+        <w:rPr>
+          <w:lang w:val="en-US"/>
+        </w:rPr>
+        <w:t xml:space="preserve"> </w:t>
+      </w:r>
+      <w:sdt>
+        <w:sdtPr>
+          <w:rPr>
+            <w:lang w:val="en-US"/>
+          </w:rPr>
+          <w:alias w:val="flowExponent"/>
+          <w:tag w:val="flowExponent"/>
+          <w:id w:val="692809258"/>
+          <w:placeholder>
+            <w:docPart w:val="DefaultPlaceholder_1082065158"/>
+          </w:placeholder>
+          <w:text/>
+        </w:sdtPr>
+        <w:sdtEndPr/>
+        <w:sdtContent>
+          <w:proofErr w:type="spellStart"/>
+          <w:r>
+            <w:rPr>
+              <w:lang w:val="en-US"/>
+            </w:rPr>
+            <w:t>flowExponent</w:t>
+          </w:r>
+          <w:proofErr w:type="spellEnd"/>
+        </w:sdtContent>
+      </w:sdt>
+      <w:r>
+        <w:rPr>
+          <w:lang w:val="en-US"/>
+        </w:rPr>
+        <w:t xml:space="preserve">= </w:t>
+      </w:r>
+      <w:sdt>
+        <w:sdtPr>
+          <w:rPr>
+            <w:lang w:val="en-US"/>
+          </w:rPr>
+          <w:alias w:val="qr"/>
+          <w:tag w:val="qr"/>
+          <w:id w:val="1692104518"/>
+          <w:placeholder>
+            <w:docPart w:val="DefaultPlaceholder_1082065158"/>
+          </w:placeholder>
+          <w:text/>
+        </w:sdtPr>
+        <w:sdtEndPr/>
+        <w:sdtContent>
+          <w:proofErr w:type="spellStart"/>
+          <w:r>
+            <w:rPr>
+              <w:lang w:val="en-US"/>
+            </w:rPr>
+            <w:t>qr</w:t>
+          </w:r>
+          <w:proofErr w:type="spellEnd"/>
+        </w:sdtContent>
+      </w:sdt>
+      <w:r>
+        <w:rPr>
+          <w:lang w:val="en-US"/>
+        </w:rPr>
+        <w:t xml:space="preserve"> </w:t>
+      </w:r>
+      <w:r>
+        <w:t>л</w:t>
+      </w:r>
+      <w:r>
+        <w:rPr>
+          <w:lang w:val="en-US"/>
+        </w:rPr>
+        <w:t>/</w:t>
+      </w:r>
+      <w:r>
+        <w:t>с</w:t>
+      </w:r>
     </w:p>
     <w:p>
       <w:pPr>
@@ -4806,13 +4549,282 @@
         <w:rPr>
           <w:lang w:val="en-US"/>
         </w:rPr>
+      </w:pPr>
+      <w:r>
+        <w:rPr>
+          <w:lang w:val="en-US"/>
+        </w:rPr>
+        <w:t xml:space="preserve">A = q20 · 20n · (1 + </w:t>
+      </w:r>
+      <w:proofErr w:type="spellStart"/>
+      <w:r>
+        <w:rPr>
+          <w:lang w:val="en-US"/>
+        </w:rPr>
+        <w:t>lgP</w:t>
+      </w:r>
+      <w:proofErr w:type="spellEnd"/>
+      <w:r>
+        <w:rPr>
+          <w:lang w:val="en-US"/>
+        </w:rPr>
+        <w:t>/</w:t>
+      </w:r>
+      <w:proofErr w:type="spellStart"/>
+      <w:r>
+        <w:rPr>
+          <w:lang w:val="en-US"/>
+        </w:rPr>
+        <w:t>lgmr</w:t>
+      </w:r>
+      <w:proofErr w:type="spellEnd"/>
+      <w:proofErr w:type="gramStart"/>
+      <w:r>
+        <w:rPr>
+          <w:lang w:val="en-US"/>
+        </w:rPr>
+        <w:t>)^</w:t>
+      </w:r>
+      <w:proofErr w:type="gramEnd"/>
+      <w:r>
+        <w:t>γ</w:t>
+      </w:r>
+      <w:r>
+        <w:rPr>
+          <w:lang w:val="en-US"/>
+        </w:rPr>
+        <w:t>=</w:t>
+      </w:r>
+      <w:sdt>
+        <w:sdtPr>
+          <w:rPr>
+            <w:lang w:val="en-US"/>
+          </w:rPr>
+          <w:alias w:val="q20"/>
+          <w:tag w:val="q20"/>
+          <w:id w:val="2123956570"/>
+          <w:placeholder>
+            <w:docPart w:val="DefaultPlaceholder_1082065158"/>
+          </w:placeholder>
+          <w:text/>
+        </w:sdtPr>
+        <w:sdtEndPr/>
+        <w:sdtContent>
+          <w:r>
+            <w:rPr>
+              <w:lang w:val="en-US"/>
+            </w:rPr>
+            <w:t>q20</w:t>
+          </w:r>
+        </w:sdtContent>
+      </w:sdt>
+      <w:r>
+        <w:rPr>
+          <w:lang w:val="en-US"/>
+        </w:rPr>
+        <w:t>×</w:t>
+      </w:r>
+      <w:r>
+        <w:rPr>
+          <w:lang w:val="en-US"/>
+        </w:rPr>
+        <w:t>20^</w:t>
+      </w:r>
+      <w:sdt>
+        <w:sdtPr>
+          <w:rPr>
+            <w:lang w:val="en-US"/>
+          </w:rPr>
+          <w:alias w:val="nForA"/>
+          <w:tag w:val="nForA"/>
+          <w:id w:val="459462694"/>
+          <w:placeholder>
+            <w:docPart w:val="DefaultPlaceholder_1082065158"/>
+          </w:placeholder>
+          <w:text/>
+        </w:sdtPr>
+        <w:sdtEndPr/>
+        <w:sdtContent>
+          <w:r>
+            <w:rPr>
+              <w:lang w:val="en-US"/>
+            </w:rPr>
+            <w:t>nForA</w:t>
+          </w:r>
+        </w:sdtContent>
+      </w:sdt>
+      <w:r>
+        <w:rPr>
+          <w:lang w:val="en-US"/>
+        </w:rPr>
+        <w:t>×</w:t>
+      </w:r>
+      <w:r>
+        <w:rPr>
+          <w:lang w:val="en-US"/>
+        </w:rPr>
+        <w:t>(1</w:t>
+      </w:r>
+      <w:r>
+        <w:rPr>
+          <w:lang w:val="en-US"/>
+        </w:rPr>
+        <w:t>+</w:t>
+      </w:r>
+      <w:proofErr w:type="spellStart"/>
+      <w:r>
+        <w:rPr>
+          <w:lang w:val="en-GB"/>
+        </w:rPr>
+        <w:t>lg</w:t>
+      </w:r>
+      <w:proofErr w:type="spellEnd"/>
+      <w:sdt>
+        <w:sdtPr>
+          <w:rPr>
+            <w:lang w:val="en-US"/>
+          </w:rPr>
+          <w:alias w:val="p"/>
+          <w:tag w:val="p"/>
+          <w:id w:val="577411309"/>
+          <w:placeholder>
+            <w:docPart w:val="DefaultPlaceholder_1082065158"/>
+          </w:placeholder>
+          <w:text/>
+        </w:sdtPr>
+        <w:sdtEndPr/>
+        <w:sdtContent>
+          <w:r>
+            <w:rPr>
+              <w:lang w:val="en-US"/>
+            </w:rPr>
+            <w:t>p</w:t>
+          </w:r>
+        </w:sdtContent>
+      </w:sdt>
+      <w:r>
+        <w:rPr>
+          <w:lang w:val="en-US"/>
+        </w:rPr>
+        <w:t>/</w:t>
+      </w:r>
+      <w:proofErr w:type="spellStart"/>
+      <w:r>
+        <w:rPr>
+          <w:lang w:val="en-US"/>
+        </w:rPr>
+        <w:t>lg</w:t>
+      </w:r>
+      <w:sdt>
+        <w:sdtPr>
+          <w:rPr>
+            <w:lang w:val="en-US"/>
+          </w:rPr>
+          <w:alias w:val="mr"/>
+          <w:tag w:val="mr"/>
+          <w:id w:val="1482585856"/>
+          <w:placeholder>
+            <w:docPart w:val="DefaultPlaceholder_1082065158"/>
+          </w:placeholder>
+          <w:text/>
+        </w:sdtPr>
+        <w:sdtEndPr/>
+        <w:sdtContent>
+          <w:r>
+            <w:rPr>
+              <w:lang w:val="en-US"/>
+            </w:rPr>
+            <w:t>mr</w:t>
+          </w:r>
+          <w:proofErr w:type="spellEnd"/>
+        </w:sdtContent>
+      </w:sdt>
+      <w:r>
+        <w:rPr>
+          <w:lang w:val="en-US"/>
+        </w:rPr>
+        <w:t>)^</w:t>
+      </w:r>
+      <w:r>
+        <w:rPr>
+          <w:lang w:val="en-US"/>
+        </w:rPr>
+        <w:t xml:space="preserve"> </w:t>
+      </w:r>
+      <w:sdt>
+        <w:sdtPr>
+          <w:rPr>
+            <w:lang w:val="en-US"/>
+          </w:rPr>
+          <w:alias w:val="gamma"/>
+          <w:tag w:val="gamma"/>
+          <w:id w:val="968321859"/>
+          <w:placeholder>
+            <w:docPart w:val="DefaultPlaceholder_1082065158"/>
+          </w:placeholder>
+          <w:text/>
+        </w:sdtPr>
+        <w:sdtEndPr/>
+        <w:sdtContent>
+          <w:r>
+            <w:rPr>
+              <w:lang w:val="en-US"/>
+            </w:rPr>
+            <w:t>gamma</w:t>
+          </w:r>
+        </w:sdtContent>
+      </w:sdt>
+      <w:r>
+        <w:rPr>
+          <w:lang w:val="en-US"/>
+        </w:rPr>
+        <w:t>=</w:t>
+      </w:r>
+      <w:proofErr w:type="spellStart"/>
+      <w:sdt>
+        <w:sdtPr>
+          <w:rPr>
+            <w:lang w:val="en-US"/>
+          </w:rPr>
+          <w:alias w:val="parameterA"/>
+          <w:tag w:val="parameterA"/>
+          <w:id w:val="1971320535"/>
+          <w:placeholder>
+            <w:docPart w:val="DefaultPlaceholder_1082065158"/>
+          </w:placeholder>
+          <w:text/>
+        </w:sdtPr>
+        <w:sdtEndPr/>
+        <w:sdtContent>
+          <w:r>
+            <w:rPr>
+              <w:lang w:val="en-US"/>
+            </w:rPr>
+            <w:t>parameterA</w:t>
+          </w:r>
+          <w:proofErr w:type="spellEnd"/>
+        </w:sdtContent>
+      </w:sdt>
+    </w:p>
+    <w:p>
+      <w:pPr>
+        <w:pStyle w:val="a3"/>
+        <w:tabs>
+          <w:tab w:val="left" w:pos="11057"/>
+        </w:tabs>
+        <w:spacing w:before="1" w:after="240" w:line="237" w:lineRule="auto"/>
+        <w:ind w:left="993" w:right="287"/>
+        <w:jc w:val="center"/>
+        <w:rPr>
+          <w:lang w:val="en-US"/>
+        </w:rPr>
         <w:sectPr>
+          <w:footerReference w:type="default" r:id="rId9"/>
           <w:type w:val="continuous"/>
           <w:pgSz w:w="11910" w:h="16840"/>
-          <w:pgMar w:top="520" w:right="425" w:bottom="1200" w:left="141" w:header="0" w:footer="0" w:gutter="0"/>
+          <w:pgMar w:top="520" w:right="425" w:bottom="1200" w:left="141" w:header="0" w:footer="1001" w:gutter="0"/>
           <w:pgNumType w:start="1"/>
           <w:cols w:space="720"/>
-          <w:docGrid w:linePitch="299"/>
         </w:sectPr>
       </w:pPr>
       <w:proofErr w:type="spellStart"/>
@@ -4986,6 +4998,7 @@
         <w:tabs>
           <w:tab w:val="left" w:pos="11057"/>
         </w:tabs>
+        <w:spacing w:after="240"/>
         <w:ind w:right="287"/>
       </w:pPr>
       <w:r>
@@ -5179,1692 +5192,10 @@
         <w:t>с</w:t>
       </w:r>
     </w:p>
-    <w:p/>
-    <w:p>
-      <w:pPr>
-        <w:pStyle w:val="a3"/>
-        <w:tabs>
-          <w:tab w:val="left" w:pos="11057"/>
-        </w:tabs>
-        <w:ind w:right="287"/>
-      </w:pPr>
-      <w:r>
-        <w:t>Остаток талого стока за сутки при увеличенном периоде переработки:</w:t>
-      </w:r>
-    </w:p>
-    <w:p>
-      <w:pPr>
-        <w:pStyle w:val="a3"/>
-        <w:tabs>
-          <w:tab w:val="left" w:pos="11057"/>
-        </w:tabs>
-        <w:spacing w:before="1" w:after="240" w:line="237" w:lineRule="auto"/>
-        <w:ind w:left="993" w:right="287"/>
-        <w:jc w:val="center"/>
-        <w:rPr>
-          <w:lang w:val="en-US"/>
-        </w:rPr>
-      </w:pPr>
-      <w:r>
-        <w:rPr>
-          <w:lang w:val="en-US"/>
-        </w:rPr>
-        <w:t>V</w:t>
-      </w:r>
-      <w:r>
-        <w:t>ост</w:t>
-      </w:r>
-      <w:r>
-        <w:rPr>
-          <w:lang w:val="en-US"/>
-        </w:rPr>
-        <w:t>=</w:t>
-      </w:r>
-      <w:proofErr w:type="gramStart"/>
-      <w:r>
-        <w:rPr>
-          <w:lang w:val="en-US"/>
-        </w:rPr>
-        <w:t>max(</w:t>
-      </w:r>
-      <w:proofErr w:type="gramEnd"/>
-      <w:r>
-        <w:rPr>
-          <w:lang w:val="en-US"/>
-        </w:rPr>
-        <w:t>0;</w:t>
-      </w:r>
-      <w:r>
-        <w:rPr>
-          <w:lang w:val="en-US"/>
-        </w:rPr>
-        <w:t>W</w:t>
-      </w:r>
-      <w:r>
-        <w:t>т</w:t>
-      </w:r>
-      <w:r>
-        <w:rPr>
-          <w:lang w:val="en-US"/>
-        </w:rPr>
-        <w:t>.</w:t>
-      </w:r>
-      <w:proofErr w:type="spellStart"/>
-      <w:r>
-        <w:t>сут</w:t>
-      </w:r>
-      <w:proofErr w:type="spellEnd"/>
-      <w:r>
-        <w:rPr>
-          <w:lang w:val="en-US"/>
-        </w:rPr>
-        <w:t>×(1</w:t>
-      </w:r>
-      <w:r>
-        <w:rPr>
-          <w:lang w:val="en-US"/>
-        </w:rPr>
-        <w:t>−</w:t>
-      </w:r>
-      <w:r>
-        <w:rPr>
-          <w:lang w:val="en-US"/>
-        </w:rPr>
-        <w:t>24/T</w:t>
-      </w:r>
-      <w:r>
-        <w:t>т</w:t>
-      </w:r>
-      <w:r>
-        <w:rPr>
-          <w:lang w:val="en-US"/>
-        </w:rPr>
-        <w:t>))=max(0;</w:t>
-      </w:r>
-      <w:sdt>
-        <w:sdtPr>
-          <w:alias w:val="dailyMeltVolume"/>
-          <w:tag w:val="dailyMeltVolume"/>
-          <w:id w:val="671919791"/>
-        </w:sdtPr>
-        <w:sdtEndPr/>
-        <w:sdtContent>
-          <w:r>
-            <w:rPr>
-              <w:lang w:val="en-US"/>
-            </w:rPr>
-            <w:t>dailyMeltVolume</w:t>
-          </w:r>
-        </w:sdtContent>
-      </w:sdt>
-      <w:r>
-        <w:rPr>
-          <w:lang w:val="en-US"/>
-        </w:rPr>
-        <w:t>×(1−</w:t>
-      </w:r>
-      <w:r>
-        <w:rPr>
-          <w:lang w:val="en-US"/>
-        </w:rPr>
-        <w:t>24/</w:t>
-      </w:r>
-      <w:proofErr w:type="spellStart"/>
-      <w:sdt>
-        <w:sdtPr>
-          <w:alias w:val="meltProcessingHours"/>
-          <w:tag w:val="meltProcessingHours"/>
-          <w:id w:val="-605819175"/>
-        </w:sdtPr>
-        <w:sdtEndPr/>
-        <w:sdtContent>
-          <w:r>
-            <w:rPr>
-              <w:lang w:val="en-US"/>
-            </w:rPr>
-            <w:t>meltProcessingHours</w:t>
-          </w:r>
-          <w:proofErr w:type="spellEnd"/>
-        </w:sdtContent>
-      </w:sdt>
-      <w:r>
-        <w:rPr>
-          <w:lang w:val="en-US"/>
-        </w:rPr>
-        <w:t>))</w:t>
-      </w:r>
-      <w:r>
-        <w:rPr>
-          <w:lang w:val="en-US"/>
-        </w:rPr>
-        <w:t xml:space="preserve">= </w:t>
-      </w:r>
-      <w:sdt>
-        <w:sdtPr>
-          <w:alias w:val="meltResidualPerDay"/>
-          <w:tag w:val="meltResidualPerDay"/>
-          <w:id w:val="1664433562"/>
-        </w:sdtPr>
-        <w:sdtEndPr/>
-        <w:sdtContent>
-          <w:proofErr w:type="spellStart"/>
-          <w:r>
-            <w:rPr>
-              <w:lang w:val="en-US"/>
-            </w:rPr>
-            <w:t>meltResidualPerDay</w:t>
-          </w:r>
-          <w:proofErr w:type="spellEnd"/>
-        </w:sdtContent>
-      </w:sdt>
-      <w:r>
-        <w:rPr>
-          <w:lang w:val="en-US"/>
-        </w:rPr>
-        <w:t xml:space="preserve"> </w:t>
-      </w:r>
-      <w:r>
-        <w:t>м</w:t>
-      </w:r>
-      <w:r>
-        <w:rPr>
-          <w:lang w:val="en-US"/>
-        </w:rPr>
-        <w:t>3</w:t>
-      </w:r>
-    </w:p>
-    <w:p>
-      <w:pPr>
-        <w:pStyle w:val="a3"/>
-        <w:tabs>
-          <w:tab w:val="left" w:pos="11057"/>
-        </w:tabs>
-        <w:ind w:right="287"/>
-      </w:pPr>
-      <w:r>
-        <w:t>Рабочий объем по талому стоку:</w:t>
-      </w:r>
-    </w:p>
-    <w:p>
-      <w:pPr>
-        <w:pStyle w:val="a3"/>
-        <w:tabs>
-          <w:tab w:val="left" w:pos="11057"/>
-        </w:tabs>
-        <w:spacing w:before="1" w:after="240" w:line="237" w:lineRule="auto"/>
-        <w:ind w:left="993" w:right="287"/>
-        <w:jc w:val="center"/>
-        <w:rPr>
-          <w:lang w:val="en-US"/>
-        </w:rPr>
-      </w:pPr>
-      <w:r>
-        <w:rPr>
-          <w:lang w:val="en-US"/>
-        </w:rPr>
-        <w:t>V</w:t>
-      </w:r>
-      <w:r>
-        <w:t>т</w:t>
-      </w:r>
-      <w:r>
-        <w:rPr>
-          <w:lang w:val="en-US"/>
-        </w:rPr>
-        <w:t>.</w:t>
-      </w:r>
-      <w:r>
-        <w:t>раб</w:t>
-      </w:r>
-      <w:r>
-        <w:rPr>
-          <w:lang w:val="en-US"/>
-        </w:rPr>
-        <w:t>=</w:t>
-      </w:r>
-      <w:r>
-        <w:rPr>
-          <w:lang w:val="en-US"/>
-        </w:rPr>
-        <w:t>W</w:t>
-      </w:r>
-      <w:r>
-        <w:t>т</w:t>
-      </w:r>
-      <w:r>
-        <w:rPr>
-          <w:lang w:val="en-US"/>
-        </w:rPr>
-        <w:t>.</w:t>
-      </w:r>
-      <w:proofErr w:type="spellStart"/>
-      <w:r>
-        <w:t>сут</w:t>
-      </w:r>
-      <w:proofErr w:type="spellEnd"/>
-      <w:proofErr w:type="gramStart"/>
-      <w:r>
-        <w:rPr>
-          <w:lang w:val="en-US"/>
-        </w:rPr>
-        <w:t>+(</w:t>
-      </w:r>
-      <w:proofErr w:type="gramEnd"/>
-      <w:r>
-        <w:rPr>
-          <w:lang w:val="en-US"/>
-        </w:rPr>
-        <w:t>N−1)×</w:t>
-      </w:r>
-      <w:r>
-        <w:rPr>
-          <w:lang w:val="en-US"/>
-        </w:rPr>
-        <w:t>V</w:t>
-      </w:r>
-      <w:r>
-        <w:t>ост</w:t>
-      </w:r>
-      <w:r>
-        <w:rPr>
-          <w:lang w:val="en-US"/>
-        </w:rPr>
-        <w:t>=</w:t>
-      </w:r>
-      <w:proofErr w:type="spellStart"/>
-      <w:sdt>
-        <w:sdtPr>
-          <w:alias w:val="dailyMeltVolume"/>
-          <w:tag w:val="dailyMeltVolume"/>
-          <w:id w:val="2098046592"/>
-        </w:sdtPr>
-        <w:sdtEndPr/>
-        <w:sdtContent>
-          <w:r>
-            <w:rPr>
-              <w:lang w:val="en-US"/>
-            </w:rPr>
-            <w:t>dailyMeltVolume</w:t>
-          </w:r>
-          <w:proofErr w:type="spellEnd"/>
-        </w:sdtContent>
-      </w:sdt>
-      <w:r>
-        <w:rPr>
-          <w:lang w:val="en-US"/>
-        </w:rPr>
-        <w:t>+</w:t>
-      </w:r>
-      <w:r>
-        <w:rPr>
-          <w:lang w:val="en-US"/>
-        </w:rPr>
-        <w:t>(</w:t>
-      </w:r>
-      <w:sdt>
-        <w:sdtPr>
-          <w:alias w:val="meltConsecutiveDays"/>
-          <w:tag w:val="meltConsecutiveDays"/>
-          <w:id w:val="-480376379"/>
-        </w:sdtPr>
-        <w:sdtEndPr/>
-        <w:sdtContent>
-          <w:r>
-            <w:rPr>
-              <w:lang w:val="en-US"/>
-            </w:rPr>
-            <w:t>meltConsecutiveDays</w:t>
-          </w:r>
-        </w:sdtContent>
-      </w:sdt>
-      <w:r>
-        <w:rPr>
-          <w:lang w:val="en-US"/>
-        </w:rPr>
-        <w:t>−1)×</w:t>
-      </w:r>
-      <w:proofErr w:type="spellStart"/>
-      <w:sdt>
-        <w:sdtPr>
-          <w:alias w:val="meltResidualPerDay"/>
-          <w:tag w:val="meltResidualPerDay"/>
-          <w:id w:val="318473212"/>
-        </w:sdtPr>
-        <w:sdtEndPr/>
-        <w:sdtContent>
-          <w:r>
-            <w:rPr>
-              <w:lang w:val="en-US"/>
-            </w:rPr>
-            <w:t>meltResidualPerDay</w:t>
-          </w:r>
-          <w:proofErr w:type="spellEnd"/>
-        </w:sdtContent>
-      </w:sdt>
-      <w:r>
-        <w:rPr>
-          <w:lang w:val="en-US"/>
-        </w:rPr>
-        <w:t xml:space="preserve">= </w:t>
-      </w:r>
-      <w:sdt>
-        <w:sdtPr>
-          <w:alias w:val="requiredMeltWorkingVolume"/>
-          <w:tag w:val="requiredMeltWorkingVolume"/>
-          <w:id w:val="-1212723514"/>
-        </w:sdtPr>
-        <w:sdtEndPr/>
-        <w:sdtContent>
-          <w:proofErr w:type="spellStart"/>
-          <w:r>
-            <w:rPr>
-              <w:lang w:val="en-US"/>
-            </w:rPr>
-            <w:t>requiredMeltWorkingVolume</w:t>
-          </w:r>
-          <w:proofErr w:type="spellEnd"/>
-        </w:sdtContent>
-      </w:sdt>
-      <w:r>
-        <w:rPr>
-          <w:lang w:val="en-US"/>
-        </w:rPr>
-        <w:t xml:space="preserve"> </w:t>
-      </w:r>
-      <w:r>
-        <w:t>м</w:t>
-      </w:r>
-      <w:r>
-        <w:rPr>
-          <w:lang w:val="en-US"/>
-        </w:rPr>
-        <w:t>3</w:t>
-      </w:r>
-    </w:p>
-    <w:p>
-      <w:pPr>
-        <w:pStyle w:val="a3"/>
-        <w:tabs>
-          <w:tab w:val="left" w:pos="11057"/>
-        </w:tabs>
-        <w:ind w:right="287"/>
-        <w:rPr>
-          <w:lang w:val="en-US"/>
-        </w:rPr>
-      </w:pPr>
-      <w:r>
-        <w:t>Требуемый</w:t>
-      </w:r>
-      <w:r>
-        <w:rPr>
-          <w:lang w:val="en-US"/>
-        </w:rPr>
-        <w:t xml:space="preserve"> </w:t>
-      </w:r>
-      <w:r>
-        <w:t>рабочий</w:t>
-      </w:r>
-      <w:r>
-        <w:rPr>
-          <w:lang w:val="en-US"/>
-        </w:rPr>
-        <w:t xml:space="preserve"> </w:t>
-      </w:r>
-      <w:r>
-        <w:t>объем</w:t>
-      </w:r>
-      <w:r>
-        <w:rPr>
-          <w:lang w:val="en-US"/>
-        </w:rPr>
-        <w:t xml:space="preserve"> </w:t>
-      </w:r>
-      <w:r>
-        <w:t>резервуара</w:t>
-      </w:r>
-      <w:r>
-        <w:rPr>
-          <w:lang w:val="en-US"/>
-        </w:rPr>
-        <w:t>:</w:t>
-      </w:r>
-    </w:p>
-    <w:p>
-      <w:pPr>
-        <w:pStyle w:val="a3"/>
-        <w:tabs>
-          <w:tab w:val="left" w:pos="11057"/>
-        </w:tabs>
-        <w:spacing w:before="1" w:after="240" w:line="237" w:lineRule="auto"/>
-        <w:ind w:left="993" w:right="287"/>
-        <w:jc w:val="center"/>
-        <w:rPr>
-          <w:lang w:val="en-US"/>
-        </w:rPr>
-      </w:pPr>
-      <w:r>
-        <w:rPr>
-          <w:lang w:val="en-US"/>
-        </w:rPr>
-        <w:t>V</w:t>
-      </w:r>
-      <w:r>
-        <w:t>раб</w:t>
-      </w:r>
-      <w:r>
-        <w:rPr>
-          <w:lang w:val="en-US"/>
-        </w:rPr>
-        <w:t>.</w:t>
-      </w:r>
-      <w:proofErr w:type="spellStart"/>
-      <w:r>
-        <w:t>тр</w:t>
-      </w:r>
-      <w:proofErr w:type="spellEnd"/>
-      <w:r>
-        <w:rPr>
-          <w:lang w:val="en-US"/>
-        </w:rPr>
-        <w:t>=</w:t>
-      </w:r>
-      <w:proofErr w:type="gramStart"/>
-      <w:r>
-        <w:rPr>
-          <w:lang w:val="en-US"/>
-        </w:rPr>
-        <w:t>max(</w:t>
-      </w:r>
-      <w:proofErr w:type="gramEnd"/>
-      <w:r>
-        <w:rPr>
-          <w:lang w:val="en-US"/>
-        </w:rPr>
-        <w:t>W</w:t>
-      </w:r>
-      <w:r>
-        <w:t>д</w:t>
-      </w:r>
-      <w:r>
-        <w:rPr>
-          <w:lang w:val="en-US"/>
-        </w:rPr>
-        <w:t>.</w:t>
-      </w:r>
-      <w:proofErr w:type="spellStart"/>
-      <w:r>
-        <w:t>сут</w:t>
-      </w:r>
-      <w:proofErr w:type="spellEnd"/>
-      <w:r>
-        <w:rPr>
-          <w:lang w:val="en-US"/>
-        </w:rPr>
-        <w:t>; V</w:t>
-      </w:r>
-      <w:r>
-        <w:t>т</w:t>
-      </w:r>
-      <w:r>
-        <w:rPr>
-          <w:lang w:val="en-US"/>
-        </w:rPr>
-        <w:t>.</w:t>
-      </w:r>
-      <w:r>
-        <w:t>раб</w:t>
-      </w:r>
-      <w:r>
-        <w:rPr>
-          <w:lang w:val="en-US"/>
-        </w:rPr>
-        <w:t>)=</w:t>
-      </w:r>
-      <w:r>
-        <w:rPr>
-          <w:lang w:val="en-US"/>
-        </w:rPr>
-        <w:t>max(</w:t>
-      </w:r>
-      <w:proofErr w:type="spellStart"/>
-      <w:sdt>
-        <w:sdtPr>
-          <w:alias w:val="dailyRainVolume"/>
-          <w:tag w:val="dailyRainVolume"/>
-          <w:id w:val="1476342044"/>
-        </w:sdtPr>
-        <w:sdtEndPr/>
-        <w:sdtContent>
-          <w:r>
-            <w:rPr>
-              <w:lang w:val="en-US"/>
-            </w:rPr>
-            <w:t>dailyRainVolume</w:t>
-          </w:r>
-        </w:sdtContent>
-      </w:sdt>
-      <w:r>
-        <w:rPr>
-          <w:lang w:val="en-US"/>
-        </w:rPr>
-        <w:t>;</w:t>
-      </w:r>
-      <w:sdt>
-        <w:sdtPr>
-          <w:alias w:val="requiredMeltWorkingVolume"/>
-          <w:tag w:val="requiredMeltWorkingVolume"/>
-          <w:id w:val="1244372387"/>
-        </w:sdtPr>
-        <w:sdtEndPr/>
-        <w:sdtContent>
-          <w:r>
-            <w:rPr>
-              <w:lang w:val="en-US"/>
-            </w:rPr>
-            <w:t>requiredMeltWorkingVolume</w:t>
-          </w:r>
-          <w:proofErr w:type="spellEnd"/>
-        </w:sdtContent>
-      </w:sdt>
-      <w:r>
-        <w:rPr>
-          <w:lang w:val="en-US"/>
-        </w:rPr>
-        <w:t>)</w:t>
-      </w:r>
-      <w:r>
-        <w:rPr>
-          <w:lang w:val="en-US"/>
-        </w:rPr>
-        <w:t xml:space="preserve">= </w:t>
-      </w:r>
-      <w:sdt>
-        <w:sdtPr>
-          <w:alias w:val="requiredReservoirWorkingVolume"/>
-          <w:tag w:val="requiredReservoirWorkingVolume"/>
-          <w:id w:val="-451022501"/>
-        </w:sdtPr>
-        <w:sdtEndPr/>
-        <w:sdtContent>
-          <w:proofErr w:type="spellStart"/>
-          <w:r>
-            <w:rPr>
-              <w:lang w:val="en-US"/>
-            </w:rPr>
-            <w:t>requiredReservoirWorkingVolume</w:t>
-          </w:r>
-          <w:proofErr w:type="spellEnd"/>
-        </w:sdtContent>
-      </w:sdt>
-      <w:r>
-        <w:rPr>
-          <w:lang w:val="en-US"/>
-        </w:rPr>
-        <w:t xml:space="preserve"> </w:t>
-      </w:r>
-      <w:r>
-        <w:t>м</w:t>
-      </w:r>
-      <w:r>
-        <w:rPr>
-          <w:lang w:val="en-US"/>
-        </w:rPr>
-        <w:t>3</w:t>
-      </w:r>
-    </w:p>
-    <w:p>
-      <w:pPr>
-        <w:pStyle w:val="a3"/>
-        <w:tabs>
-          <w:tab w:val="left" w:pos="11057"/>
-        </w:tabs>
-        <w:ind w:right="287"/>
-      </w:pPr>
-      <w:r>
-        <w:t>Требуемый полный объем резервуара с запасом:</w:t>
-      </w:r>
-    </w:p>
-    <w:p>
-      <w:pPr>
-        <w:pStyle w:val="a3"/>
-        <w:tabs>
-          <w:tab w:val="left" w:pos="11057"/>
-        </w:tabs>
-        <w:spacing w:before="1" w:after="240" w:line="237" w:lineRule="auto"/>
-        <w:ind w:left="993" w:right="287"/>
-        <w:jc w:val="center"/>
-        <w:rPr>
-          <w:lang w:val="en-US"/>
-        </w:rPr>
-      </w:pPr>
-      <w:r>
-        <w:rPr>
-          <w:lang w:val="en-US"/>
-        </w:rPr>
-        <w:t>V</w:t>
-      </w:r>
-      <w:proofErr w:type="spellStart"/>
-      <w:r>
-        <w:t>полн</w:t>
-      </w:r>
-      <w:proofErr w:type="spellEnd"/>
-      <w:r>
-        <w:rPr>
-          <w:lang w:val="en-US"/>
-        </w:rPr>
-        <w:t>.</w:t>
-      </w:r>
-      <w:proofErr w:type="spellStart"/>
-      <w:r>
-        <w:t>тр</w:t>
-      </w:r>
-      <w:proofErr w:type="spellEnd"/>
-      <w:r>
-        <w:rPr>
-          <w:lang w:val="en-US"/>
-        </w:rPr>
-        <w:t>=</w:t>
-      </w:r>
-      <w:r>
-        <w:rPr>
-          <w:lang w:val="en-US"/>
-        </w:rPr>
-        <w:t>V</w:t>
-      </w:r>
-      <w:r>
-        <w:t>раб</w:t>
-      </w:r>
-      <w:r>
-        <w:rPr>
-          <w:lang w:val="en-US"/>
-        </w:rPr>
-        <w:t>.</w:t>
-      </w:r>
-      <w:proofErr w:type="spellStart"/>
-      <w:r>
-        <w:t>тр</w:t>
-      </w:r>
-      <w:proofErr w:type="spellEnd"/>
-      <w:proofErr w:type="gramStart"/>
-      <w:r>
-        <w:rPr>
-          <w:lang w:val="en-US"/>
-        </w:rPr>
-        <w:t>×(</w:t>
-      </w:r>
-      <w:proofErr w:type="gramEnd"/>
-      <w:r>
-        <w:rPr>
-          <w:lang w:val="en-US"/>
-        </w:rPr>
-        <w:t>1+</w:t>
-      </w:r>
-      <w:r>
-        <w:rPr>
-          <w:lang w:val="en-US"/>
-        </w:rPr>
-        <w:t>K</w:t>
-      </w:r>
-      <w:proofErr w:type="spellStart"/>
-      <w:r>
-        <w:t>зап</w:t>
-      </w:r>
-      <w:proofErr w:type="spellEnd"/>
-      <w:r>
-        <w:rPr>
-          <w:lang w:val="en-US"/>
-        </w:rPr>
-        <w:t>/100)=</w:t>
-      </w:r>
-      <w:sdt>
-        <w:sdtPr>
-          <w:alias w:val="requiredReservoirWorkingVolume"/>
-          <w:tag w:val="requiredReservoirWorkingVolume"/>
-          <w:id w:val="1943799843"/>
-        </w:sdtPr>
-        <w:sdtEndPr/>
-        <w:sdtContent>
-          <w:r>
-            <w:rPr>
-              <w:lang w:val="en-US"/>
-            </w:rPr>
-            <w:t>requiredReservoirWorkingVolume</w:t>
-          </w:r>
-        </w:sdtContent>
-      </w:sdt>
-      <w:r>
-        <w:rPr>
-          <w:lang w:val="en-US"/>
-        </w:rPr>
-        <w:t>×(1+</w:t>
-      </w:r>
-      <w:sdt>
-        <w:sdtPr>
-          <w:alias w:val="reservoirReservePercent"/>
-          <w:tag w:val="reservoirReservePercent"/>
-          <w:id w:val="1716153941"/>
-        </w:sdtPr>
-        <w:sdtEndPr/>
-        <w:sdtContent>
-          <w:r>
-            <w:rPr>
-              <w:lang w:val="en-US"/>
-            </w:rPr>
-            <w:t>reservoirReservePercent</w:t>
-          </w:r>
-        </w:sdtContent>
-      </w:sdt>
-      <w:r>
-        <w:rPr>
-          <w:lang w:val="en-US"/>
-        </w:rPr>
-        <w:t>/100)=</w:t>
-      </w:r>
-      <w:sdt>
-        <w:sdtPr>
-          <w:alias w:val="requiredReservoirFullVolume"/>
-          <w:tag w:val="requiredReservoirFullVolume"/>
-          <w:id w:val="300201331"/>
-        </w:sdtPr>
-        <w:sdtEndPr/>
-        <w:sdtContent>
-          <w:r>
-            <w:rPr>
-              <w:lang w:val="en-US"/>
-            </w:rPr>
-            <w:t>requiredReser</w:t>
-          </w:r>
-          <w:r>
-            <w:rPr>
-              <w:lang w:val="en-US"/>
-            </w:rPr>
-            <w:t>voirFullVolume</w:t>
-          </w:r>
-        </w:sdtContent>
-      </w:sdt>
-      <w:r>
-        <w:rPr>
-          <w:lang w:val="en-US"/>
-        </w:rPr>
-        <w:t xml:space="preserve"> </w:t>
-      </w:r>
-      <w:r>
-        <w:t>м</w:t>
-      </w:r>
-      <w:r>
-        <w:rPr>
-          <w:lang w:val="en-US"/>
-        </w:rPr>
-        <w:t>3</w:t>
-      </w:r>
-    </w:p>
-    <w:p>
-      <w:pPr>
-        <w:pStyle w:val="a3"/>
-        <w:tabs>
-          <w:tab w:val="left" w:pos="11057"/>
-        </w:tabs>
-        <w:ind w:right="287"/>
-      </w:pPr>
-      <w:r>
-        <w:t>Производительность</w:t>
-      </w:r>
-      <w:r>
-        <w:t xml:space="preserve"> очистных сооружений</w:t>
-      </w:r>
-      <w:r>
-        <w:t xml:space="preserve"> по дождевому стоку:</w:t>
-      </w:r>
-    </w:p>
-    <w:p>
-      <w:pPr>
-        <w:pStyle w:val="a3"/>
-        <w:tabs>
-          <w:tab w:val="left" w:pos="11057"/>
-        </w:tabs>
-        <w:spacing w:before="1" w:after="240" w:line="237" w:lineRule="auto"/>
-        <w:ind w:left="993" w:right="287"/>
-        <w:jc w:val="center"/>
-        <w:rPr>
-          <w:lang w:val="en-US"/>
-        </w:rPr>
-      </w:pPr>
-      <w:r>
-        <w:rPr>
-          <w:lang w:val="en-US"/>
-        </w:rPr>
-        <w:t>Q</w:t>
-      </w:r>
-      <w:proofErr w:type="spellStart"/>
-      <w:r>
-        <w:t>оч</w:t>
-      </w:r>
-      <w:proofErr w:type="spellEnd"/>
-      <w:r>
-        <w:rPr>
-          <w:lang w:val="en-US"/>
-        </w:rPr>
-        <w:t>.</w:t>
-      </w:r>
-      <w:r>
-        <w:t>д</w:t>
-      </w:r>
-      <w:r>
-        <w:rPr>
-          <w:lang w:val="en-US"/>
-        </w:rPr>
-        <w:t>=</w:t>
-      </w:r>
-      <w:r>
-        <w:rPr>
-          <w:lang w:val="en-US"/>
-        </w:rPr>
-        <w:t>W</w:t>
-      </w:r>
-      <w:r>
-        <w:t>д</w:t>
-      </w:r>
-      <w:r>
-        <w:rPr>
-          <w:lang w:val="en-US"/>
-        </w:rPr>
-        <w:t>.</w:t>
-      </w:r>
-      <w:proofErr w:type="spellStart"/>
-      <w:r>
-        <w:t>сут</w:t>
-      </w:r>
-      <w:proofErr w:type="spellEnd"/>
-      <w:proofErr w:type="gramStart"/>
-      <w:r>
-        <w:rPr>
-          <w:lang w:val="en-US"/>
-        </w:rPr>
-        <w:t>/</w:t>
-      </w:r>
-      <w:r>
-        <w:rPr>
-          <w:lang w:val="en-US"/>
-        </w:rPr>
-        <w:t>(</w:t>
-      </w:r>
-      <w:proofErr w:type="gramEnd"/>
-      <w:r>
-        <w:rPr>
-          <w:lang w:val="en-US"/>
-        </w:rPr>
-        <w:t>T</w:t>
-      </w:r>
-      <w:r>
-        <w:t>д</w:t>
-      </w:r>
-      <w:r>
-        <w:rPr>
-          <w:lang w:val="en-US"/>
-        </w:rPr>
-        <w:t>−</w:t>
-      </w:r>
-      <w:r>
-        <w:rPr>
-          <w:lang w:val="en-US"/>
-        </w:rPr>
-        <w:t>T</w:t>
-      </w:r>
-      <w:proofErr w:type="spellStart"/>
-      <w:r>
-        <w:t>отст</w:t>
-      </w:r>
-      <w:proofErr w:type="spellEnd"/>
-      <w:r>
-        <w:rPr>
-          <w:lang w:val="en-US"/>
-        </w:rPr>
-        <w:t>−</w:t>
-      </w:r>
-      <w:r>
-        <w:rPr>
-          <w:lang w:val="en-US"/>
-        </w:rPr>
-        <w:t>T</w:t>
-      </w:r>
-      <w:r>
-        <w:t>пер</w:t>
-      </w:r>
-      <w:r>
-        <w:rPr>
-          <w:lang w:val="en-US"/>
-        </w:rPr>
-        <w:t>)=</w:t>
-      </w:r>
-      <w:sdt>
-        <w:sdtPr>
-          <w:alias w:val="dailyRainVolume"/>
-          <w:tag w:val="dailyRainVolume"/>
-          <w:id w:val="-183674359"/>
-        </w:sdtPr>
-        <w:sdtEndPr/>
-        <w:sdtContent>
-          <w:r>
-            <w:rPr>
-              <w:lang w:val="en-US"/>
-            </w:rPr>
-            <w:t>dailyRainVolume</w:t>
-          </w:r>
-        </w:sdtContent>
-      </w:sdt>
-      <w:r>
-        <w:rPr>
-          <w:lang w:val="en-US"/>
-        </w:rPr>
-        <w:t>/</w:t>
-      </w:r>
-      <w:r>
-        <w:rPr>
-          <w:lang w:val="en-US"/>
-        </w:rPr>
-        <w:t>(</w:t>
-      </w:r>
-      <w:sdt>
-        <w:sdtPr>
-          <w:alias w:val="rainProcessingHours"/>
-          <w:tag w:val="rainProcessingHours"/>
-          <w:id w:val="1434315014"/>
-        </w:sdtPr>
-        <w:sdtEndPr/>
-        <w:sdtContent>
-          <w:r>
-            <w:rPr>
-              <w:lang w:val="en-US"/>
-            </w:rPr>
-            <w:t>rainProcessingHours</w:t>
-          </w:r>
-        </w:sdtContent>
-      </w:sdt>
-      <w:r>
-        <w:rPr>
-          <w:lang w:val="en-US"/>
-        </w:rPr>
-        <w:t>−</w:t>
-      </w:r>
-      <w:sdt>
-        <w:sdtPr>
-          <w:alias w:val="settlingHours"/>
-          <w:tag w:val="settlingHours"/>
-          <w:id w:val="129916016"/>
-        </w:sdtPr>
-        <w:sdtEndPr/>
-        <w:sdtContent>
-          <w:r>
-            <w:rPr>
-              <w:lang w:val="en-US"/>
-            </w:rPr>
-            <w:t>settlingHours</w:t>
-          </w:r>
-        </w:sdtContent>
-      </w:sdt>
-      <w:r>
-        <w:rPr>
-          <w:lang w:val="en-US"/>
-        </w:rPr>
-        <w:t>−</w:t>
-      </w:r>
-      <w:sdt>
-        <w:sdtPr>
-          <w:alias w:val="technicalBreakHours"/>
-          <w:tag w:val="technicalBreakHours"/>
-          <w:id w:val="-1744631450"/>
-        </w:sdtPr>
-        <w:sdtEndPr/>
-        <w:sdtContent>
-          <w:r>
-            <w:rPr>
-              <w:lang w:val="en-US"/>
-            </w:rPr>
-            <w:t>technicalBreakHours</w:t>
-          </w:r>
-        </w:sdtContent>
-      </w:sdt>
-      <w:r>
-        <w:rPr>
-          <w:lang w:val="en-US"/>
-        </w:rPr>
-        <w:t>)=</w:t>
-      </w:r>
-      <w:sdt>
-        <w:sdtPr>
-          <w:alias w:val="rainTreatmentCapacity"/>
-          <w:tag w:val="rainTreatmentCapacity"/>
-          <w:id w:val="-476993847"/>
-        </w:sdtPr>
-        <w:sdtEndPr/>
-        <w:sdtContent>
-          <w:r>
-            <w:rPr>
-              <w:lang w:val="en-US"/>
-            </w:rPr>
-            <w:t>rainTreatmentCapacity</w:t>
-          </w:r>
-        </w:sdtContent>
-      </w:sdt>
-      <w:r>
-        <w:rPr>
-          <w:lang w:val="en-US"/>
-        </w:rPr>
-        <w:t xml:space="preserve"> </w:t>
-      </w:r>
-      <w:r>
-        <w:t>м</w:t>
-      </w:r>
-      <w:r>
-        <w:rPr>
-          <w:lang w:val="en-US"/>
-        </w:rPr>
-        <w:t>3/</w:t>
-      </w:r>
-      <w:r>
-        <w:t>ч</w:t>
-      </w:r>
-    </w:p>
-    <w:p>
-      <w:pPr>
-        <w:pStyle w:val="a3"/>
-        <w:tabs>
-          <w:tab w:val="left" w:pos="11057"/>
-        </w:tabs>
-        <w:ind w:right="287"/>
-        <w:rPr>
-          <w:lang w:val="en-US"/>
-        </w:rPr>
-      </w:pPr>
-      <w:r>
-        <w:t>Производительность</w:t>
-      </w:r>
-      <w:r>
-        <w:rPr>
-          <w:lang w:val="en-US"/>
-        </w:rPr>
-        <w:t xml:space="preserve"> </w:t>
-      </w:r>
-      <w:r>
-        <w:t>по</w:t>
-      </w:r>
-      <w:r>
-        <w:rPr>
-          <w:lang w:val="en-US"/>
-        </w:rPr>
-        <w:t xml:space="preserve"> </w:t>
-      </w:r>
-      <w:r>
-        <w:t>талому</w:t>
-      </w:r>
-      <w:r>
-        <w:rPr>
-          <w:lang w:val="en-US"/>
-        </w:rPr>
-        <w:t xml:space="preserve"> </w:t>
-      </w:r>
-      <w:r>
-        <w:t>стоку</w:t>
-      </w:r>
-      <w:r>
-        <w:rPr>
-          <w:lang w:val="en-US"/>
-        </w:rPr>
-        <w:t>:</w:t>
-      </w:r>
-    </w:p>
-    <w:p>
-      <w:pPr>
-        <w:pStyle w:val="a3"/>
-        <w:tabs>
-          <w:tab w:val="left" w:pos="11057"/>
-        </w:tabs>
-        <w:spacing w:before="1" w:after="240" w:line="237" w:lineRule="auto"/>
-        <w:ind w:left="993" w:right="287"/>
-        <w:jc w:val="center"/>
-        <w:rPr>
-          <w:lang w:val="en-US"/>
-        </w:rPr>
-      </w:pPr>
-      <w:r>
-        <w:rPr>
-          <w:lang w:val="en-US"/>
-        </w:rPr>
-        <w:t>Q</w:t>
-      </w:r>
-      <w:proofErr w:type="spellStart"/>
-      <w:r>
-        <w:t>оч</w:t>
-      </w:r>
-      <w:proofErr w:type="spellEnd"/>
-      <w:r>
-        <w:rPr>
-          <w:lang w:val="en-US"/>
-        </w:rPr>
-        <w:t>.</w:t>
-      </w:r>
-      <w:r>
-        <w:t>т</w:t>
-      </w:r>
-      <w:r>
-        <w:rPr>
-          <w:lang w:val="en-US"/>
-        </w:rPr>
-        <w:t>=</w:t>
-      </w:r>
-      <w:r>
-        <w:rPr>
-          <w:lang w:val="en-US"/>
-        </w:rPr>
-        <w:t>W</w:t>
-      </w:r>
-      <w:r>
-        <w:t>т</w:t>
-      </w:r>
-      <w:r>
-        <w:rPr>
-          <w:lang w:val="en-US"/>
-        </w:rPr>
-        <w:t>.</w:t>
-      </w:r>
-      <w:proofErr w:type="spellStart"/>
-      <w:r>
-        <w:t>сут</w:t>
-      </w:r>
-      <w:proofErr w:type="spellEnd"/>
-      <w:proofErr w:type="gramStart"/>
-      <w:r>
-        <w:rPr>
-          <w:lang w:val="en-US"/>
-        </w:rPr>
-        <w:t>/</w:t>
-      </w:r>
-      <w:r>
-        <w:rPr>
-          <w:lang w:val="en-US"/>
-        </w:rPr>
-        <w:t>(</w:t>
-      </w:r>
-      <w:proofErr w:type="gramEnd"/>
-      <w:r>
-        <w:rPr>
-          <w:lang w:val="en-US"/>
-        </w:rPr>
-        <w:t>T</w:t>
-      </w:r>
-      <w:r>
-        <w:t>т</w:t>
-      </w:r>
-      <w:r>
-        <w:rPr>
-          <w:lang w:val="en-US"/>
-        </w:rPr>
-        <w:t>−</w:t>
-      </w:r>
-      <w:r>
-        <w:rPr>
-          <w:lang w:val="en-US"/>
-        </w:rPr>
-        <w:t>T</w:t>
-      </w:r>
-      <w:proofErr w:type="spellStart"/>
-      <w:r>
-        <w:t>отст</w:t>
-      </w:r>
-      <w:proofErr w:type="spellEnd"/>
-      <w:r>
-        <w:rPr>
-          <w:lang w:val="en-US"/>
-        </w:rPr>
-        <w:t>−</w:t>
-      </w:r>
-      <w:r>
-        <w:rPr>
-          <w:lang w:val="en-US"/>
-        </w:rPr>
-        <w:t>T</w:t>
-      </w:r>
-      <w:r>
-        <w:t>пер</w:t>
-      </w:r>
-      <w:r>
-        <w:rPr>
-          <w:lang w:val="en-US"/>
-        </w:rPr>
-        <w:t>)=</w:t>
-      </w:r>
-      <w:sdt>
-        <w:sdtPr>
-          <w:alias w:val="dailyMeltVolume"/>
-          <w:tag w:val="dailyMeltVolume"/>
-          <w:id w:val="-649212415"/>
-        </w:sdtPr>
-        <w:sdtEndPr/>
-        <w:sdtContent>
-          <w:r>
-            <w:rPr>
-              <w:lang w:val="en-US"/>
-            </w:rPr>
-            <w:t>dailyMeltVolume</w:t>
-          </w:r>
-        </w:sdtContent>
-      </w:sdt>
-      <w:r>
-        <w:rPr>
-          <w:lang w:val="en-US"/>
-        </w:rPr>
-        <w:t>/</w:t>
-      </w:r>
-      <w:r>
-        <w:rPr>
-          <w:lang w:val="en-US"/>
-        </w:rPr>
-        <w:t>(</w:t>
-      </w:r>
-      <w:sdt>
-        <w:sdtPr>
-          <w:alias w:val="meltProcessingHours"/>
-          <w:tag w:val="meltProcessingHours"/>
-          <w:id w:val="1560591189"/>
-        </w:sdtPr>
-        <w:sdtEndPr/>
-        <w:sdtContent>
-          <w:r>
-            <w:rPr>
-              <w:lang w:val="en-US"/>
-            </w:rPr>
-            <w:t>mel</w:t>
-          </w:r>
-          <w:r>
-            <w:rPr>
-              <w:lang w:val="en-US"/>
-            </w:rPr>
-            <w:t>tProcessingHours</w:t>
-          </w:r>
-        </w:sdtContent>
-      </w:sdt>
-      <w:r>
-        <w:rPr>
-          <w:lang w:val="en-US"/>
-        </w:rPr>
-        <w:t>−</w:t>
-      </w:r>
-      <w:sdt>
-        <w:sdtPr>
-          <w:alias w:val="settlingHours"/>
-          <w:tag w:val="settlingHours"/>
-          <w:id w:val="393480118"/>
-        </w:sdtPr>
-        <w:sdtEndPr/>
-        <w:sdtContent>
-          <w:r>
-            <w:rPr>
-              <w:lang w:val="en-US"/>
-            </w:rPr>
-            <w:t>settlingHours</w:t>
-          </w:r>
-        </w:sdtContent>
-      </w:sdt>
-      <w:r>
-        <w:rPr>
-          <w:lang w:val="en-US"/>
-        </w:rPr>
-        <w:t>−</w:t>
-      </w:r>
-      <w:sdt>
-        <w:sdtPr>
-          <w:alias w:val="technicalBreakHours"/>
-          <w:tag w:val="technicalBreakHours"/>
-          <w:id w:val="542635999"/>
-        </w:sdtPr>
-        <w:sdtEndPr/>
-        <w:sdtContent>
-          <w:r>
-            <w:rPr>
-              <w:lang w:val="en-US"/>
-            </w:rPr>
-            <w:t>technicalBreakHours</w:t>
-          </w:r>
-        </w:sdtContent>
-      </w:sdt>
-      <w:r>
-        <w:rPr>
-          <w:lang w:val="en-US"/>
-        </w:rPr>
-        <w:t>)=</w:t>
-      </w:r>
-      <w:sdt>
-        <w:sdtPr>
-          <w:alias w:val="meltTreatmentCapacity"/>
-          <w:tag w:val="meltTreatmentCapacity"/>
-          <w:id w:val="-1937041390"/>
-        </w:sdtPr>
-        <w:sdtEndPr/>
-        <w:sdtContent>
-          <w:r>
-            <w:rPr>
-              <w:lang w:val="en-US"/>
-            </w:rPr>
-            <w:t>meltTreatmentCapacity</w:t>
-          </w:r>
-        </w:sdtContent>
-      </w:sdt>
-      <w:r>
-        <w:rPr>
-          <w:lang w:val="en-US"/>
-        </w:rPr>
-        <w:t xml:space="preserve"> </w:t>
-      </w:r>
-      <w:r>
-        <w:t>м</w:t>
-      </w:r>
-      <w:r>
-        <w:rPr>
-          <w:lang w:val="en-US"/>
-        </w:rPr>
-        <w:t>3/</w:t>
-      </w:r>
-      <w:r>
-        <w:t>ч</w:t>
-      </w:r>
-    </w:p>
-    <w:p>
-      <w:pPr>
-        <w:pStyle w:val="a3"/>
-        <w:tabs>
-          <w:tab w:val="left" w:pos="11057"/>
-        </w:tabs>
-        <w:spacing w:after="240"/>
-        <w:ind w:right="287"/>
-      </w:pPr>
-      <w:r>
-        <w:t>Итоговая требуемая производительность очистных сооружений:</w:t>
-      </w:r>
-    </w:p>
-    <w:p>
-      <w:pPr>
-        <w:pStyle w:val="a3"/>
-        <w:tabs>
-          <w:tab w:val="left" w:pos="11057"/>
-        </w:tabs>
-        <w:spacing w:before="1" w:after="240" w:line="237" w:lineRule="auto"/>
-        <w:ind w:left="993" w:right="287"/>
-        <w:jc w:val="center"/>
-        <w:rPr>
-          <w:lang w:val="en-US"/>
-        </w:rPr>
-      </w:pPr>
-      <w:r>
-        <w:rPr>
-          <w:lang w:val="en-US"/>
-        </w:rPr>
-        <w:t>Q</w:t>
-      </w:r>
-      <w:proofErr w:type="spellStart"/>
-      <w:r>
-        <w:t>оч</w:t>
-      </w:r>
-      <w:proofErr w:type="spellEnd"/>
-      <w:r>
-        <w:rPr>
-          <w:lang w:val="en-US"/>
-        </w:rPr>
-        <w:t>=</w:t>
-      </w:r>
-      <w:proofErr w:type="gramStart"/>
-      <w:r>
-        <w:rPr>
-          <w:lang w:val="en-US"/>
-        </w:rPr>
-        <w:t>max(</w:t>
-      </w:r>
-      <w:proofErr w:type="gramEnd"/>
-      <w:r>
-        <w:rPr>
-          <w:lang w:val="en-US"/>
-        </w:rPr>
-        <w:t>Q</w:t>
-      </w:r>
-      <w:proofErr w:type="spellStart"/>
-      <w:r>
-        <w:t>оч</w:t>
-      </w:r>
-      <w:proofErr w:type="spellEnd"/>
-      <w:r>
-        <w:rPr>
-          <w:lang w:val="en-US"/>
-        </w:rPr>
-        <w:t>.</w:t>
-      </w:r>
-      <w:r>
-        <w:t>д</w:t>
-      </w:r>
-      <w:r>
-        <w:rPr>
-          <w:lang w:val="en-US"/>
-        </w:rPr>
-        <w:t>;</w:t>
-      </w:r>
-      <w:r>
-        <w:rPr>
-          <w:lang w:val="en-US"/>
-        </w:rPr>
-        <w:t>Q</w:t>
-      </w:r>
-      <w:proofErr w:type="spellStart"/>
-      <w:r>
-        <w:t>оч</w:t>
-      </w:r>
-      <w:proofErr w:type="spellEnd"/>
-      <w:r>
-        <w:rPr>
-          <w:lang w:val="en-US"/>
-        </w:rPr>
-        <w:t>.</w:t>
-      </w:r>
-      <w:r>
-        <w:t>т</w:t>
-      </w:r>
-      <w:r>
-        <w:rPr>
-          <w:lang w:val="en-US"/>
-        </w:rPr>
-        <w:t>)=</w:t>
-      </w:r>
-      <w:proofErr w:type="spellStart"/>
-      <w:sdt>
-        <w:sdtPr>
-          <w:alias w:val="selectedTreatmentCapacity"/>
-          <w:tag w:val="selectedTreatmentCapacity"/>
-          <w:id w:val="-1206947415"/>
-        </w:sdtPr>
-        <w:sdtEndPr/>
-        <w:sdtContent>
-          <w:r>
-            <w:rPr>
-              <w:lang w:val="en-US"/>
-            </w:rPr>
-            <w:t>selectedTreatmentCapacity</w:t>
-          </w:r>
-          <w:proofErr w:type="spellEnd"/>
-        </w:sdtContent>
-      </w:sdt>
-      <w:r>
-        <w:rPr>
-          <w:lang w:val="en-US"/>
-        </w:rPr>
-        <w:t xml:space="preserve"> </w:t>
-      </w:r>
-      <w:r>
-        <w:t>м</w:t>
-      </w:r>
-      <w:r>
-        <w:rPr>
-          <w:lang w:val="en-US"/>
-        </w:rPr>
-        <w:t>3/</w:t>
-      </w:r>
-      <w:r>
-        <w:t>ч</w:t>
-      </w:r>
-    </w:p>
-    <w:p>
-      <w:pPr>
-        <w:spacing w:before="10"/>
-        <w:ind w:left="1134"/>
-        <w:rPr>
-          <w:b/>
-          <w:sz w:val="24"/>
-          <w:lang w:val="en-US"/>
-        </w:rPr>
-      </w:pPr>
-    </w:p>
-    <w:p>
-      <w:pPr>
-        <w:spacing w:before="10"/>
-        <w:ind w:left="1134"/>
-        <w:rPr>
-          <w:b/>
-          <w:sz w:val="24"/>
-          <w:lang w:val="en-US"/>
-        </w:rPr>
-      </w:pPr>
-      <w:r>
-        <w:rPr>
-          <w:b/>
-          <w:sz w:val="24"/>
-        </w:rPr>
-        <w:t>Инженер</w:t>
-      </w:r>
-      <w:r>
-        <w:rPr>
-          <w:b/>
-          <w:spacing w:val="-6"/>
-          <w:sz w:val="24"/>
-          <w:lang w:val="en-US"/>
-        </w:rPr>
-        <w:t xml:space="preserve"> </w:t>
-      </w:r>
-      <w:r>
-        <w:rPr>
-          <w:b/>
-          <w:spacing w:val="-5"/>
-          <w:sz w:val="24"/>
-        </w:rPr>
-        <w:t>ВК</w:t>
-      </w:r>
-      <w:r>
-        <w:rPr>
-          <w:b/>
-          <w:spacing w:val="-5"/>
-          <w:sz w:val="24"/>
-          <w:lang w:val="en-US"/>
-        </w:rPr>
-        <w:t xml:space="preserve">                                                    </w:t>
-      </w:r>
-      <w:sdt>
-        <w:sdtPr>
-          <w:rPr>
-            <w:b/>
-            <w:lang w:val="en-US"/>
-          </w:rPr>
-          <w:alias w:val="engineerName"/>
-          <w:tag w:val="engineerName"/>
-          <w:id w:val="984749250"/>
-          <w:placeholder>
-            <w:docPart w:val="76D6B484AB6F4D4DB8F01349A1450D21"/>
-          </w:placeholder>
-          <w:text/>
-        </w:sdtPr>
-        <w:sdtContent>
-          <w:proofErr w:type="spellStart"/>
-          <w:r>
-            <w:rPr>
-              <w:b/>
-              <w:lang w:val="en-US"/>
-            </w:rPr>
-            <w:t>engineerName</w:t>
-          </w:r>
-          <w:proofErr w:type="spellEnd"/>
-        </w:sdtContent>
-      </w:sdt>
-      <w:r>
-        <w:rPr>
-          <w:b/>
-          <w:lang w:val="en-US"/>
-        </w:rPr>
-        <w:t xml:space="preserve">   </w:t>
-      </w:r>
-      <w:r>
-        <w:rPr>
-          <w:b/>
-          <w:lang w:val="en-US"/>
-        </w:rPr>
-        <w:t xml:space="preserve">                            </w:t>
-      </w:r>
-      <w:r>
-        <w:rPr>
-          <w:b/>
-          <w:lang w:val="en-US"/>
-        </w:rPr>
-        <w:t xml:space="preserve">     </w:t>
-      </w:r>
-      <w:sdt>
-        <w:sdtPr>
-          <w:rPr>
-            <w:b/>
-            <w:lang w:val="en-US"/>
-          </w:rPr>
-          <w:alias w:val="reportDate"/>
-          <w:tag w:val="reportDate"/>
-          <w:id w:val="398795920"/>
-          <w:placeholder>
-            <w:docPart w:val="6FEC23ABB52446A6847F87931A831452"/>
-          </w:placeholder>
-          <w:text/>
-        </w:sdtPr>
-        <w:sdtContent>
-          <w:proofErr w:type="spellStart"/>
-          <w:r>
-            <w:rPr>
-              <w:b/>
-              <w:lang w:val="en-US"/>
-            </w:rPr>
-            <w:t>reportDate</w:t>
-          </w:r>
-          <w:proofErr w:type="spellEnd"/>
-        </w:sdtContent>
-      </w:sdt>
-      <w:r>
-        <w:rPr>
-          <w:b/>
-          <w:sz w:val="24"/>
-          <w:lang w:val="en-US"/>
-        </w:rPr>
-        <w:t xml:space="preserve"> </w:t>
-      </w:r>
-      <w:r>
-        <w:rPr>
-          <w:b/>
-          <w:spacing w:val="-5"/>
-          <w:sz w:val="24"/>
-        </w:rPr>
-        <w:t>г</w:t>
-      </w:r>
-      <w:r>
-        <w:rPr>
-          <w:b/>
-          <w:spacing w:val="-5"/>
-          <w:sz w:val="24"/>
-          <w:lang w:val="en-US"/>
-        </w:rPr>
-        <w:t>.</w:t>
-      </w:r>
-    </w:p>
     <w:sectPr>
       <w:type w:val="continuous"/>
-      <w:pgSz w:w="11910" w:h="16840" w:code="9"/>
-      <w:pgMar w:top="522" w:right="425" w:bottom="425" w:left="142" w:header="0" w:footer="0" w:gutter="0"/>
+      <w:pgSz w:w="11910" w:h="16840"/>
+      <w:pgMar w:top="522" w:right="425" w:bottom="1202" w:left="142" w:header="0" w:footer="1004" w:gutter="0"/>
       <w:cols w:space="720"/>
     </w:sectPr>
   </w:body>
@@ -6888,6 +5219,459 @@
     </w:p>
   </w:endnote>
 </w:endnotes>
+</file>
+
+<file path=word/footer1.xml><?xml version="1.0" encoding="utf-8"?>
+<w:ftr xmlns:wpc="http://schemas.microsoft.com/office/word/2010/wordprocessingCanvas" xmlns:mc="http://schemas.openxmlformats.org/markup-compatibility/2006" xmlns:o="urn:schemas-microsoft-com:office:office" xmlns:r="http://schemas.openxmlformats.org/officeDocument/2006/relationships" xmlns:m="http://schemas.openxmlformats.org/officeDocument/2006/math" xmlns:v="urn:schemas-microsoft-com:vml" xmlns:wp14="http://schemas.microsoft.com/office/word/2010/wordprocessingDrawing" xmlns:wp="http://schemas.openxmlformats.org/drawingml/2006/wordprocessingDrawing" xmlns:w10="urn:schemas-microsoft-com:office:word" xmlns:w="http://schemas.openxmlformats.org/wordprocessingml/2006/main" xmlns:w14="http://schemas.microsoft.com/office/word/2010/wordml" xmlns:wpg="http://schemas.microsoft.com/office/word/2010/wordprocessingGroup" xmlns:wpi="http://schemas.microsoft.com/office/word/2010/wordprocessingInk" xmlns:wne="http://schemas.microsoft.com/office/word/2006/wordml" xmlns:wps="http://schemas.microsoft.com/office/word/2010/wordprocessingShape" mc:Ignorable="w14 wp14">
+  <w:p>
+    <w:pPr>
+      <w:pStyle w:val="a3"/>
+      <w:spacing w:line="14" w:lineRule="auto"/>
+      <w:ind w:left="0"/>
+      <w:rPr>
+        <w:sz w:val="20"/>
+      </w:rPr>
+    </w:pPr>
+    <w:r>
+      <w:rPr>
+        <w:noProof/>
+        <w:sz w:val="20"/>
+        <w:lang w:eastAsia="ru-RU"/>
+      </w:rPr>
+      <mc:AlternateContent>
+        <mc:Choice Requires="wps">
+          <w:drawing>
+            <wp:anchor distT="0" distB="0" distL="0" distR="0" simplePos="0" relativeHeight="487533056" behindDoc="1" locked="0" layoutInCell="1" allowOverlap="1" wp14:anchorId="19DC356B" wp14:editId="2FFA08AA">
+              <wp:simplePos x="0" y="0"/>
+              <wp:positionH relativeFrom="page">
+                <wp:posOffset>796848</wp:posOffset>
+              </wp:positionH>
+              <wp:positionV relativeFrom="page">
+                <wp:posOffset>10017793</wp:posOffset>
+              </wp:positionV>
+              <wp:extent cx="899160" cy="194310"/>
+              <wp:effectExtent l="0" t="0" r="0" b="0"/>
+              <wp:wrapNone/>
+              <wp:docPr id="2" name="Textbox 2"/>
+              <wp:cNvGraphicFramePr>
+                <a:graphicFrameLocks xmlns:a="http://schemas.openxmlformats.org/drawingml/2006/main"/>
+              </wp:cNvGraphicFramePr>
+              <a:graphic xmlns:a="http://schemas.openxmlformats.org/drawingml/2006/main">
+                <a:graphicData uri="http://schemas.microsoft.com/office/word/2010/wordprocessingShape">
+                  <wps:wsp>
+                    <wps:cNvSpPr txBox="1">
+                      <a:spLocks/>
+                    </wps:cNvSpPr>
+                    <wps:spPr>
+                      <a:xfrm>
+                        <a:off x="0" y="0"/>
+                        <a:ext cx="899160" cy="194310"/>
+                      </a:xfrm>
+                      <a:prstGeom prst="rect">
+                        <a:avLst/>
+                      </a:prstGeom>
+                    </wps:spPr>
+                    <wps:txbx>
+                      <w:txbxContent>
+                        <w:p>
+                          <w:pPr>
+                            <w:spacing w:before="10"/>
+                            <w:ind w:left="20"/>
+                            <w:rPr>
+                              <w:b/>
+                              <w:sz w:val="24"/>
+                            </w:rPr>
+                          </w:pPr>
+                          <w:r>
+                            <w:rPr>
+                              <w:b/>
+                              <w:sz w:val="24"/>
+                            </w:rPr>
+                            <w:t>Инженер</w:t>
+                          </w:r>
+                          <w:r>
+                            <w:rPr>
+                              <w:b/>
+                              <w:spacing w:val="-6"/>
+                              <w:sz w:val="24"/>
+                            </w:rPr>
+                            <w:t xml:space="preserve"> </w:t>
+                          </w:r>
+                          <w:r>
+                            <w:rPr>
+                              <w:b/>
+                              <w:spacing w:val="-5"/>
+                              <w:sz w:val="24"/>
+                            </w:rPr>
+                            <w:t>ВК</w:t>
+                          </w:r>
+                        </w:p>
+                      </w:txbxContent>
+                    </wps:txbx>
+                    <wps:bodyPr wrap="square" lIns="0" tIns="0" rIns="0" bIns="0" rtlCol="0">
+                      <a:noAutofit/>
+                    </wps:bodyPr>
+                  </wps:wsp>
+                </a:graphicData>
+              </a:graphic>
+            </wp:anchor>
+          </w:drawing>
+        </mc:Choice>
+        <mc:Fallback>
+          <w:pict>
+            <v:shapetype id="_x0000_t202" coordsize="21600,21600" o:spt="202" path="m,l,21600r21600,l21600,xe">
+              <v:stroke joinstyle="miter"/>
+              <v:path gradientshapeok="t" o:connecttype="rect"/>
+            </v:shapetype>
+            <v:shape id="Textbox 2" o:spid="_x0000_s1026" type="#_x0000_t202" style="position:absolute;margin-left:62.75pt;margin-top:788.8pt;width:70.8pt;height:15.3pt;z-index:-15783424;visibility:visible;mso-wrap-style:square;mso-wrap-distance-left:0;mso-wrap-distance-top:0;mso-wrap-distance-right:0;mso-wrap-distance-bottom:0;mso-position-horizontal:absolute;mso-position-horizontal-relative:page;mso-position-vertical:absolute;mso-position-vertical-relative:page;v-text-anchor:top" o:gfxdata="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" filled="f" stroked="f">
+              <v:path arrowok="t"/>
+              <v:textbox inset="0,0,0,0">
+                <w:txbxContent>
+                  <w:p>
+                    <w:pPr>
+                      <w:spacing w:before="10"/>
+                      <w:ind w:left="20"/>
+                      <w:rPr>
+                        <w:b/>
+                        <w:sz w:val="24"/>
+                      </w:rPr>
+                    </w:pPr>
+                    <w:r>
+                      <w:rPr>
+                        <w:b/>
+                        <w:sz w:val="24"/>
+                      </w:rPr>
+                      <w:t>Инженер</w:t>
+                    </w:r>
+                    <w:r>
+                      <w:rPr>
+                        <w:b/>
+                        <w:spacing w:val="-6"/>
+                        <w:sz w:val="24"/>
+                      </w:rPr>
+                      <w:t xml:space="preserve"> </w:t>
+                    </w:r>
+                    <w:r>
+                      <w:rPr>
+                        <w:b/>
+                        <w:spacing w:val="-5"/>
+                        <w:sz w:val="24"/>
+                      </w:rPr>
+                      <w:t>ВК</w:t>
+                    </w:r>
+                  </w:p>
+                </w:txbxContent>
+              </v:textbox>
+              <w10:wrap anchorx="page" anchory="page"/>
+            </v:shape>
+          </w:pict>
+        </mc:Fallback>
+      </mc:AlternateContent>
+    </w:r>
+    <w:r>
+      <w:rPr>
+        <w:noProof/>
+        <w:sz w:val="20"/>
+        <w:lang w:eastAsia="ru-RU"/>
+      </w:rPr>
+      <mc:AlternateContent>
+        <mc:Choice Requires="wps">
+          <w:drawing>
+            <wp:anchor distT="0" distB="0" distL="0" distR="0" simplePos="0" relativeHeight="487533568" behindDoc="1" locked="0" layoutInCell="1" allowOverlap="1" wp14:anchorId="262B1D7A" wp14:editId="5F16A23E">
+              <wp:simplePos x="0" y="0"/>
+              <wp:positionH relativeFrom="page">
+                <wp:posOffset>3500754</wp:posOffset>
+              </wp:positionH>
+              <wp:positionV relativeFrom="page">
+                <wp:posOffset>10017793</wp:posOffset>
+              </wp:positionV>
+              <wp:extent cx="1214120" cy="194310"/>
+              <wp:effectExtent l="0" t="0" r="0" b="0"/>
+              <wp:wrapNone/>
+              <wp:docPr id="3" name="Textbox 3"/>
+              <wp:cNvGraphicFramePr>
+                <a:graphicFrameLocks xmlns:a="http://schemas.openxmlformats.org/drawingml/2006/main"/>
+              </wp:cNvGraphicFramePr>
+              <a:graphic xmlns:a="http://schemas.openxmlformats.org/drawingml/2006/main">
+                <a:graphicData uri="http://schemas.microsoft.com/office/word/2010/wordprocessingShape">
+                  <wps:wsp>
+                    <wps:cNvSpPr txBox="1">
+                      <a:spLocks/>
+                    </wps:cNvSpPr>
+                    <wps:spPr>
+                      <a:xfrm>
+                        <a:off x="0" y="0"/>
+                        <a:ext cx="1214120" cy="194310"/>
+                      </a:xfrm>
+                      <a:prstGeom prst="rect">
+                        <a:avLst/>
+                      </a:prstGeom>
+                    </wps:spPr>
+                    <wps:txbx>
+                      <w:txbxContent>
+                        <w:sdt>
+                          <w:sdtPr>
+                            <w:rPr>
+                              <w:b/>
+                            </w:rPr>
+                            <w:alias w:val="engineerName"/>
+                            <w:tag w:val="engineerName"/>
+                            <w:id w:val="-237167875"/>
+                            <w:placeholder>
+                              <w:docPart w:val="DefaultPlaceholder_1082065158"/>
+                            </w:placeholder>
+                            <w:text/>
+                          </w:sdtPr>
+                          <w:sdtEndPr/>
+                          <w:sdtContent>
+                            <w:p>
+                              <w:pPr>
+                                <w:spacing w:before="10"/>
+                                <w:ind w:left="20"/>
+                                <w:rPr>
+                                  <w:b/>
+                                  <w:sz w:val="24"/>
+                                </w:rPr>
+                              </w:pPr>
+                              <w:proofErr w:type="spellStart"/>
+                              <w:r>
+                                <w:rPr>
+                                  <w:b/>
+                                </w:rPr>
+                                <w:t>engineerName</w:t>
+                              </w:r>
+                              <w:proofErr w:type="spellEnd"/>
+                            </w:p>
+                          </w:sdtContent>
+                        </w:sdt>
+                      </w:txbxContent>
+                    </wps:txbx>
+                    <wps:bodyPr wrap="square" lIns="0" tIns="0" rIns="0" bIns="0" rtlCol="0">
+                      <a:noAutofit/>
+                    </wps:bodyPr>
+                  </wps:wsp>
+                </a:graphicData>
+              </a:graphic>
+            </wp:anchor>
+          </w:drawing>
+        </mc:Choice>
+        <mc:Fallback>
+          <w:pict>
+            <v:shape id="Textbox 3" o:spid="_x0000_s1027" type="#_x0000_t202" style="position:absolute;margin-left:275.65pt;margin-top:788.8pt;width:95.6pt;height:15.3pt;z-index:-15782912;visibility:visible;mso-wrap-style:square;mso-wrap-distance-left:0;mso-wrap-distance-top:0;mso-wrap-distance-right:0;mso-wrap-distance-bottom:0;mso-position-horizontal:absolute;mso-position-horizontal-relative:page;mso-position-vertical:absolute;mso-position-vertical-relative:page;v-text-anchor:top" o:gfxdata="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" filled="f" stroked="f">
+              <v:path arrowok="t"/>
+              <v:textbox inset="0,0,0,0">
+                <w:txbxContent>
+                  <w:sdt>
+                    <w:sdtPr>
+                      <w:rPr>
+                        <w:b/>
+                      </w:rPr>
+                      <w:alias w:val="engineerName"/>
+                      <w:tag w:val="engineerName"/>
+                      <w:id w:val="-237167875"/>
+                      <w:placeholder>
+                        <w:docPart w:val="DefaultPlaceholder_1082065158"/>
+                      </w:placeholder>
+                      <w:text/>
+                    </w:sdtPr>
+                    <w:sdtEndPr/>
+                    <w:sdtContent>
+                      <w:p>
+                        <w:pPr>
+                          <w:spacing w:before="10"/>
+                          <w:ind w:left="20"/>
+                          <w:rPr>
+                            <w:b/>
+                            <w:sz w:val="24"/>
+                          </w:rPr>
+                        </w:pPr>
+                        <w:proofErr w:type="spellStart"/>
+                        <w:r>
+                          <w:rPr>
+                            <w:b/>
+                          </w:rPr>
+                          <w:t>engineerName</w:t>
+                        </w:r>
+                        <w:proofErr w:type="spellEnd"/>
+                      </w:p>
+                    </w:sdtContent>
+                  </w:sdt>
+                </w:txbxContent>
+              </v:textbox>
+              <w10:wrap anchorx="page" anchory="page"/>
+            </v:shape>
+          </w:pict>
+        </mc:Fallback>
+      </mc:AlternateContent>
+    </w:r>
+    <w:r>
+      <w:rPr>
+        <w:noProof/>
+        <w:sz w:val="20"/>
+        <w:lang w:eastAsia="ru-RU"/>
+      </w:rPr>
+      <mc:AlternateContent>
+        <mc:Choice Requires="wps">
+          <w:drawing>
+            <wp:anchor distT="0" distB="0" distL="0" distR="0" simplePos="0" relativeHeight="487534080" behindDoc="1" locked="0" layoutInCell="1" allowOverlap="1" wp14:anchorId="025B04F6" wp14:editId="78D9FC13">
+              <wp:simplePos x="0" y="0"/>
+              <wp:positionH relativeFrom="page">
+                <wp:posOffset>5602985</wp:posOffset>
+              </wp:positionH>
+              <wp:positionV relativeFrom="page">
+                <wp:posOffset>10017793</wp:posOffset>
+              </wp:positionV>
+              <wp:extent cx="855980" cy="194310"/>
+              <wp:effectExtent l="0" t="0" r="0" b="0"/>
+              <wp:wrapNone/>
+              <wp:docPr id="4" name="Textbox 4"/>
+              <wp:cNvGraphicFramePr>
+                <a:graphicFrameLocks xmlns:a="http://schemas.openxmlformats.org/drawingml/2006/main"/>
+              </wp:cNvGraphicFramePr>
+              <a:graphic xmlns:a="http://schemas.openxmlformats.org/drawingml/2006/main">
+                <a:graphicData uri="http://schemas.microsoft.com/office/word/2010/wordprocessingShape">
+                  <wps:wsp>
+                    <wps:cNvSpPr txBox="1">
+                      <a:spLocks/>
+                    </wps:cNvSpPr>
+                    <wps:spPr>
+                      <a:xfrm>
+                        <a:off x="0" y="0"/>
+                        <a:ext cx="855980" cy="194310"/>
+                      </a:xfrm>
+                      <a:prstGeom prst="rect">
+                        <a:avLst/>
+                      </a:prstGeom>
+                    </wps:spPr>
+                    <wps:txbx>
+                      <w:txbxContent>
+                        <w:p>
+                          <w:pPr>
+                            <w:spacing w:before="10"/>
+                            <w:ind w:left="20"/>
+                            <w:rPr>
+                              <w:b/>
+                              <w:sz w:val="24"/>
+                            </w:rPr>
+                          </w:pPr>
+                          <w:sdt>
+                            <w:sdtPr>
+                              <w:rPr>
+                                <w:b/>
+                              </w:rPr>
+                              <w:alias w:val="reportDate"/>
+                              <w:tag w:val="reportDate"/>
+                              <w:id w:val="-1425640069"/>
+                              <w:placeholder>
+                                <w:docPart w:val="DefaultPlaceholder_1082065158"/>
+                              </w:placeholder>
+                              <w:text/>
+                            </w:sdtPr>
+                            <w:sdtEndPr/>
+                            <w:sdtContent>
+                              <w:proofErr w:type="spellStart"/>
+                              <w:r>
+                                <w:rPr>
+                                  <w:b/>
+                                </w:rPr>
+                                <w:t>reportDate</w:t>
+                              </w:r>
+                              <w:proofErr w:type="spellEnd"/>
+                            </w:sdtContent>
+                          </w:sdt>
+                          <w:r>
+                            <w:rPr>
+                              <w:b/>
+                              <w:sz w:val="24"/>
+                            </w:rPr>
+                            <w:t xml:space="preserve"> </w:t>
+                          </w:r>
+                          <w:r>
+                            <w:rPr>
+                              <w:b/>
+                              <w:spacing w:val="-5"/>
+                              <w:sz w:val="24"/>
+                            </w:rPr>
+                            <w:t>г.</w:t>
+                          </w:r>
+                        </w:p>
+                      </w:txbxContent>
+                    </wps:txbx>
+                    <wps:bodyPr wrap="square" lIns="0" tIns="0" rIns="0" bIns="0" rtlCol="0">
+                      <a:noAutofit/>
+                    </wps:bodyPr>
+                  </wps:wsp>
+                </a:graphicData>
+              </a:graphic>
+            </wp:anchor>
+          </w:drawing>
+        </mc:Choice>
+        <mc:Fallback>
+          <w:pict>
+            <v:shape id="Textbox 4" o:spid="_x0000_s1028" type="#_x0000_t202" style="position:absolute;margin-left:441.2pt;margin-top:788.8pt;width:67.4pt;height:15.3pt;z-index:-15782400;visibility:visible;mso-wrap-style:square;mso-wrap-distance-left:0;mso-wrap-distance-top:0;mso-wrap-distance-right:0;mso-wrap-distance-bottom:0;mso-position-horizontal:absolute;mso-position-horizontal-relative:page;mso-position-vertical:absolute;mso-position-vertical-relative:page;v-text-anchor:top" o:gfxdata="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" filled="f" stroked="f">
+              <v:path arrowok="t"/>
+              <v:textbox inset="0,0,0,0">
+                <w:txbxContent>
+                  <w:p>
+                    <w:pPr>
+                      <w:spacing w:before="10"/>
+                      <w:ind w:left="20"/>
+                      <w:rPr>
+                        <w:b/>
+                        <w:sz w:val="24"/>
+                      </w:rPr>
+                    </w:pPr>
+                    <w:sdt>
+                      <w:sdtPr>
+                        <w:rPr>
+                          <w:b/>
+                        </w:rPr>
+                        <w:alias w:val="reportDate"/>
+                        <w:tag w:val="reportDate"/>
+                        <w:id w:val="-1425640069"/>
+                        <w:placeholder>
+                          <w:docPart w:val="DefaultPlaceholder_1082065158"/>
+                        </w:placeholder>
+                        <w:text/>
+                      </w:sdtPr>
+                      <w:sdtEndPr/>
+                      <w:sdtContent>
+                        <w:proofErr w:type="spellStart"/>
+                        <w:r>
+                          <w:rPr>
+                            <w:b/>
+                          </w:rPr>
+                          <w:t>reportDate</w:t>
+                        </w:r>
+                        <w:proofErr w:type="spellEnd"/>
+                      </w:sdtContent>
+                    </w:sdt>
+                    <w:r>
+                      <w:rPr>
+                        <w:b/>
+                        <w:sz w:val="24"/>
+                      </w:rPr>
+                      <w:t xml:space="preserve"> </w:t>
+                    </w:r>
+                    <w:r>
+                      <w:rPr>
+                        <w:b/>
+                        <w:spacing w:val="-5"/>
+                        <w:sz w:val="24"/>
+                      </w:rPr>
+                      <w:t>г.</w:t>
+                    </w:r>
+                  </w:p>
+                </w:txbxContent>
+              </v:textbox>
+              <w10:wrap anchorx="page" anchory="page"/>
+            </v:shape>
+          </w:pict>
+        </mc:Fallback>
+      </mc:AlternateContent>
+    </w:r>
+  </w:p>
+</w:ftr>
 </file>
 
 <file path=word/footnotes.xml><?xml version="1.0" encoding="utf-8"?>
@@ -7800,8 +6584,6 @@
     <w:rsidRoot w:val="000E20AE"/>
     <w:rsid w:val="000E20AE"/>
     <w:rsid w:val="0055388B"/>
-    <w:rsid w:val="00B87A7D"/>
-    <w:rsid w:val="00D611DF"/>
     <w:rsid w:val="00DF2322"/>
   </w:rsids>
   <m:mathPr>
@@ -8016,7 +6798,7 @@
     <w:basedOn w:val="a0"/>
     <w:uiPriority w:val="99"/>
     <w:semiHidden/>
-    <w:rsid w:val="00D611DF"/>
+    <w:rsid w:val="000E20AE"/>
     <w:rPr>
       <w:color w:val="808080"/>
     </w:rPr>
@@ -8024,18 +6806,6 @@
   <w:style w:type="paragraph" w:customStyle="1" w:styleId="C0D36A6908E445F5954D95CF1461B783">
     <w:name w:val="C0D36A6908E445F5954D95CF1461B783"/>
     <w:rsid w:val="000E20AE"/>
-  </w:style>
-  <w:style w:type="paragraph" w:customStyle="1" w:styleId="6F51F9D4F0F247F7A5AB5399C47FFFF1">
-    <w:name w:val="6F51F9D4F0F247F7A5AB5399C47FFFF1"/>
-    <w:rsid w:val="00D611DF"/>
-  </w:style>
-  <w:style w:type="paragraph" w:customStyle="1" w:styleId="76D6B484AB6F4D4DB8F01349A1450D21">
-    <w:name w:val="76D6B484AB6F4D4DB8F01349A1450D21"/>
-    <w:rsid w:val="00D611DF"/>
-  </w:style>
-  <w:style w:type="paragraph" w:customStyle="1" w:styleId="6FEC23ABB52446A6847F87931A831452">
-    <w:name w:val="6FEC23ABB52446A6847F87931A831452"/>
-    <w:rsid w:val="00D611DF"/>
   </w:style>
 </w:styles>
 </file>
@@ -8232,7 +7002,7 @@
     <w:basedOn w:val="a0"/>
     <w:uiPriority w:val="99"/>
     <w:semiHidden/>
-    <w:rsid w:val="00D611DF"/>
+    <w:rsid w:val="000E20AE"/>
     <w:rPr>
       <w:color w:val="808080"/>
     </w:rPr>
@@ -8240,18 +7010,6 @@
   <w:style w:type="paragraph" w:customStyle="1" w:styleId="C0D36A6908E445F5954D95CF1461B783">
     <w:name w:val="C0D36A6908E445F5954D95CF1461B783"/>
     <w:rsid w:val="000E20AE"/>
-  </w:style>
-  <w:style w:type="paragraph" w:customStyle="1" w:styleId="6F51F9D4F0F247F7A5AB5399C47FFFF1">
-    <w:name w:val="6F51F9D4F0F247F7A5AB5399C47FFFF1"/>
-    <w:rsid w:val="00D611DF"/>
-  </w:style>
-  <w:style w:type="paragraph" w:customStyle="1" w:styleId="76D6B484AB6F4D4DB8F01349A1450D21">
-    <w:name w:val="76D6B484AB6F4D4DB8F01349A1450D21"/>
-    <w:rsid w:val="00D611DF"/>
-  </w:style>
-  <w:style w:type="paragraph" w:customStyle="1" w:styleId="6FEC23ABB52446A6847F87931A831452">
-    <w:name w:val="6FEC23ABB52446A6847F87931A831452"/>
-    <w:rsid w:val="00D611DF"/>
   </w:style>
 </w:styles>
 </file>
@@ -8544,16 +7302,4 @@
   <a:objectDefaults/>
   <a:extraClrSchemeLst/>
 </a:theme>
-</file>
-
-<file path=customXml/item1.xml><?xml version="1.0" encoding="utf-8"?>
-<b:Sources xmlns:b="http://schemas.openxmlformats.org/officeDocument/2006/bibliography" xmlns="http://schemas.openxmlformats.org/officeDocument/2006/bibliography" SelectedStyle="\APA.XSL" StyleName="APA"/>
-</file>
-
-<file path=customXml/itemProps1.xml><?xml version="1.0" encoding="utf-8"?>
-<ds:datastoreItem xmlns:ds="http://schemas.openxmlformats.org/officeDocument/2006/customXml" ds:itemID="{21A29ECD-97A2-4A99-BCE2-C0F69E39CA45}">
-  <ds:schemaRefs>
-    <ds:schemaRef ds:uri="http://schemas.openxmlformats.org/officeDocument/2006/bibliography"/>
-  </ds:schemaRefs>
-</ds:datastoreItem>
 </file>
--- a/public/templates/rain-report-template.docx
+++ b/public/templates/rain-report-template.docx
@@ -1177,8 +1177,6 @@
       <w:sdt>
         <w:sdtPr>
           <w:id w:val="1291634372"/>
-          <w:tag w:val="lawnAreaHa"/>
-          <w:alias w:val="lawnAreaHa"/>
           <w:placeholder>
             <w:docPart w:val="DefaultPlaceholder_1082065158"/>
           </w:placeholder>

--- a/public/templates/rain-report-template.docx
+++ b/public/templates/rain-report-template.docx
@@ -1565,208 +1565,7 @@
         </w:rPr>
       </w:pPr>
       <w:r>
-        <w:rPr>
-          <w:lang w:val="en-US"/>
-        </w:rPr>
-        <w:t>W</w:t>
-      </w:r>
-      <w:r>
-        <w:t>т</w:t>
-      </w:r>
-      <w:r>
-        <w:rPr>
-          <w:lang w:val="en-US"/>
-        </w:rPr>
-        <w:t>=10</w:t>
-      </w:r>
-      <w:r>
-        <w:rPr>
-          <w:lang w:val="en-US"/>
-        </w:rPr>
-        <w:t>×</w:t>
-      </w:r>
-      <w:r>
-        <w:rPr>
-          <w:lang w:val="en-US"/>
-        </w:rPr>
-        <w:t>h</w:t>
-      </w:r>
-      <w:r>
-        <w:t>т</w:t>
-      </w:r>
-      <w:r>
-        <w:rPr>
-          <w:lang w:val="en-US"/>
-        </w:rPr>
-        <w:t>×</w:t>
-      </w:r>
-      <w:proofErr w:type="spellStart"/>
-      <w:r>
-        <w:t>Ψт</w:t>
-      </w:r>
-      <w:proofErr w:type="spellEnd"/>
-      <w:r>
-        <w:rPr>
-          <w:lang w:val="en-US"/>
-        </w:rPr>
-        <w:t>×</w:t>
-      </w:r>
-      <w:r>
-        <w:rPr>
-          <w:lang w:val="en-US"/>
-        </w:rPr>
-        <w:t>F=10</w:t>
-      </w:r>
-      <w:r>
-        <w:rPr>
-          <w:lang w:val="en-US"/>
-        </w:rPr>
-        <w:t>×</w:t>
-      </w:r>
-      <w:sdt>
-        <w:sdtPr>
-          <w:rPr>
-            <w:lang w:val="en-US"/>
-          </w:rPr>
-          <w:alias w:val="ht"/>
-          <w:tag w:val="ht"/>
-          <w:id w:val="-1867434249"/>
-          <w:placeholder>
-            <w:docPart w:val="DefaultPlaceholder_1082065158"/>
-          </w:placeholder>
-          <w:text/>
-        </w:sdtPr>
-        <w:sdtEndPr/>
-        <w:sdtContent>
-          <w:r>
-            <w:rPr>
-              <w:lang w:val="en-US"/>
-            </w:rPr>
-            <w:t>ht</w:t>
-          </w:r>
-        </w:sdtContent>
-      </w:sdt>
-      <w:r>
-        <w:rPr>
-          <w:lang w:val="en-US"/>
-        </w:rPr>
-        <w:t>×</w:t>
-      </w:r>
-      <w:sdt>
-        <w:sdtPr>
-          <w:rPr>
-            <w:lang w:val="en-US"/>
-          </w:rPr>
-          <w:alias w:val="psiMelt"/>
-          <w:tag w:val="psiMelt"/>
-          <w:id w:val="-1844394559"/>
-          <w:placeholder>
-            <w:docPart w:val="DefaultPlaceholder_1082065158"/>
-          </w:placeholder>
-          <w:text/>
-        </w:sdtPr>
-        <w:sdtEndPr/>
-        <w:sdtContent>
-          <w:r>
-            <w:rPr>
-              <w:lang w:val="en-US"/>
-            </w:rPr>
-            <w:t>psiMelt</w:t>
-          </w:r>
-        </w:sdtContent>
-      </w:sdt>
-      <w:r>
-        <w:rPr>
-          <w:lang w:val="en-US"/>
-        </w:rPr>
-        <w:t>×</w:t>
-      </w:r>
-      <w:sdt>
-        <w:sdtPr>
-          <w:rPr>
-            <w:lang w:val="en-US"/>
-          </w:rPr>
-          <w:alias w:val="totalAreaHa"/>
-          <w:tag w:val="totalAreaHa"/>
-          <w:id w:val="972330005"/>
-          <w:placeholder>
-            <w:docPart w:val="DefaultPlaceholder_1082065158"/>
-          </w:placeholder>
-          <w:text/>
-        </w:sdtPr>
-        <w:sdtEndPr/>
-        <w:sdtContent>
-          <w:r>
-            <w:rPr>
-              <w:lang w:val="en-US"/>
-            </w:rPr>
-            <w:t>totalAreaHa</w:t>
-          </w:r>
-        </w:sdtContent>
-      </w:sdt>
-      <w:r>
-        <w:rPr>
-          <w:lang w:val="en-US"/>
-        </w:rPr>
-        <w:t>=</w:t>
-      </w:r>
-      <w:proofErr w:type="spellStart"/>
-      <w:sdt>
-        <w:sdtPr>
-          <w:rPr>
-            <w:lang w:val="en-US"/>
-          </w:rPr>
-          <w:alias w:val="annualMeltVolume"/>
-          <w:tag w:val="annualMeltVolume"/>
-          <w:id w:val="-412776217"/>
-          <w:placeholder>
-            <w:docPart w:val="DefaultPlaceholder_1082065158"/>
-          </w:placeholder>
-          <w:text/>
-        </w:sdtPr>
-        <w:sdtEndPr/>
-        <w:sdtContent>
-          <w:r>
-            <w:rPr>
-              <w:lang w:val="en-US"/>
-            </w:rPr>
-            <w:t>annualMeltVolume</w:t>
-          </w:r>
-          <w:proofErr w:type="spellEnd"/>
-        </w:sdtContent>
-      </w:sdt>
-      <w:r>
-        <w:rPr>
-          <w:spacing w:val="-1"/>
-          <w:lang w:val="en-US"/>
-        </w:rPr>
-        <w:t xml:space="preserve"> </w:t>
-      </w:r>
-      <w:r>
-        <w:rPr>
-          <w:spacing w:val="-2"/>
-        </w:rPr>
-        <w:t>м</w:t>
-      </w:r>
-      <w:r>
-        <w:rPr>
-          <w:spacing w:val="-2"/>
-          <w:lang w:val="en-US"/>
-        </w:rPr>
-        <w:t>3/</w:t>
-      </w:r>
-      <w:r>
-        <w:rPr>
-          <w:spacing w:val="-2"/>
-        </w:rPr>
-        <w:t>год</w:t>
-      </w:r>
-      <w:r>
-        <w:rPr>
-          <w:spacing w:val="-2"/>
-          <w:lang w:val="en-US"/>
-        </w:rPr>
-        <w:t>;</w:t>
+        <w:t xml:space="preserve">Wт=10×hт×Ψт×Kу×F=10×ht×psiMelt×ky×totalAreaHa=annualMeltVolume м3/год;</w:t>
       </w:r>
     </w:p>
     <w:p>
@@ -3272,202 +3071,9 @@
           <w:lang w:val="en-US"/>
         </w:rPr>
       </w:pPr>
-      <w:proofErr w:type="spellStart"/>
-      <w:r>
-        <w:rPr>
-          <w:lang w:val="en-US"/>
-        </w:rPr>
-        <w:t>Zmid</w:t>
-      </w:r>
-      <w:proofErr w:type="spellEnd"/>
-      <w:proofErr w:type="gramStart"/>
-      <w:r>
-        <w:rPr>
-          <w:lang w:val="en-US"/>
-        </w:rPr>
-        <w:t>=(</w:t>
-      </w:r>
-      <w:proofErr w:type="spellStart"/>
-      <w:proofErr w:type="gramEnd"/>
-      <w:sdt>
-        <w:sdtPr>
-          <w:rPr>
-            <w:lang w:val="en-US"/>
-          </w:rPr>
-          <w:alias w:val="zCoverHard"/>
-          <w:tag w:val="zCoverHard"/>
-          <w:id w:val="41570836"/>
-          <w:placeholder>
-            <w:docPart w:val="DefaultPlaceholder_1082065158"/>
-          </w:placeholder>
-          <w:text/>
-        </w:sdtPr>
-        <w:sdtEndPr/>
-        <w:sdtContent>
-          <w:r>
-            <w:rPr>
-              <w:lang w:val="en-US"/>
-            </w:rPr>
-            <w:t>zCoverHard</w:t>
-          </w:r>
-        </w:sdtContent>
-      </w:sdt>
-      <w:r>
-        <w:rPr>
-          <w:lang w:val="en-US"/>
-        </w:rPr>
-        <w:t>×</w:t>
-      </w:r>
-      <w:sdt>
-        <w:sdtPr>
-          <w:rPr>
-            <w:lang w:val="en-US"/>
-          </w:rPr>
-          <w:alias w:val="treatmentHardAreaHa"/>
-          <w:tag w:val="treatmentHardAreaHa"/>
-          <w:id w:val="1975256699"/>
-          <w:placeholder>
-            <w:docPart w:val="DefaultPlaceholder_1082065158"/>
-          </w:placeholder>
-          <w:text/>
-        </w:sdtPr>
-        <w:sdtEndPr/>
-        <w:sdtContent>
-          <w:r>
-            <w:rPr>
-              <w:lang w:val="en-US"/>
-            </w:rPr>
-            <w:t>treatmentHardAreaHa</w:t>
-          </w:r>
-        </w:sdtContent>
-      </w:sdt>
-      <w:r>
-        <w:rPr>
-          <w:lang w:val="en-US"/>
-        </w:rPr>
-        <w:t>+</w:t>
-      </w:r>
-      <w:sdt>
-        <w:sdtPr>
-          <w:rPr>
-            <w:lang w:val="en-US"/>
-          </w:rPr>
-          <w:alias w:val="zCoverLawn"/>
-          <w:tag w:val="zCoverLawn"/>
-          <w:id w:val="790557502"/>
-          <w:placeholder>
-            <w:docPart w:val="DefaultPlaceholder_1082065158"/>
-          </w:placeholder>
-          <w:text/>
-        </w:sdtPr>
-        <w:sdtEndPr/>
-        <w:sdtContent>
-          <w:r>
-            <w:rPr>
-              <w:lang w:val="en-US"/>
-            </w:rPr>
-            <w:t>zCoverLawn</w:t>
-          </w:r>
-        </w:sdtContent>
-      </w:sdt>
-      <w:r>
-        <w:rPr>
-          <w:lang w:val="en-US"/>
-        </w:rPr>
-        <w:t>×</w:t>
-      </w:r>
-      <w:sdt>
-        <w:sdtPr>
-          <w:rPr>
-            <w:lang w:val="en-US"/>
-          </w:rPr>
-          <w:alias w:val="treatmentLawnAreaHa"/>
-          <w:tag w:val="treatmentLawnAreaHa"/>
-          <w:id w:val="622965711"/>
-          <w:placeholder>
-            <w:docPart w:val="DefaultPlaceholder_1082065158"/>
-          </w:placeholder>
-          <w:text/>
-        </w:sdtPr>
-        <w:sdtEndPr/>
-        <w:sdtContent>
-          <w:r>
-            <w:rPr>
-              <w:lang w:val="en-US"/>
-            </w:rPr>
-            <w:t>treatmentLawnAreaHa</w:t>
-          </w:r>
-          <w:proofErr w:type="spellEnd"/>
-        </w:sdtContent>
-      </w:sdt>
-      <w:r>
-        <w:rPr>
-          <w:lang w:val="en-US"/>
-        </w:rPr>
-        <w:t>)/</w:t>
-      </w:r>
-      <w:r>
-        <w:rPr>
-          <w:lang w:val="en-US"/>
-        </w:rPr>
-        <w:t xml:space="preserve"> </w:t>
-      </w:r>
-      <w:sdt>
-        <w:sdtPr>
-          <w:rPr>
-            <w:lang w:val="en-US"/>
-          </w:rPr>
-          <w:alias w:val="rainTreatmentAreaHa"/>
-          <w:tag w:val="rainTreatmentAreaHa"/>
-          <w:id w:val="-908374488"/>
-          <w:placeholder>
-            <w:docPart w:val="DefaultPlaceholder_1082065158"/>
-          </w:placeholder>
-          <w:text/>
-        </w:sdtPr>
-        <w:sdtEndPr/>
-        <w:sdtContent>
-          <w:proofErr w:type="spellStart"/>
-          <w:r>
-            <w:rPr>
-              <w:lang w:val="en-US"/>
-            </w:rPr>
-            <w:t>rainTreatmentAreaHa</w:t>
-          </w:r>
-          <w:proofErr w:type="spellEnd"/>
-        </w:sdtContent>
-      </w:sdt>
-      <w:r>
-        <w:rPr>
-          <w:lang w:val="en-US"/>
-        </w:rPr>
-        <w:t>=</w:t>
-      </w:r>
-      <w:proofErr w:type="spellStart"/>
-      <w:sdt>
-        <w:sdtPr>
-          <w:rPr>
-            <w:lang w:val="en-US"/>
-          </w:rPr>
-          <w:alias w:val="zmid"/>
-          <w:tag w:val="zmid"/>
-          <w:id w:val="-840692045"/>
-          <w:placeholder>
-            <w:docPart w:val="DefaultPlaceholder_1082065158"/>
-          </w:placeholder>
-          <w:text/>
-        </w:sdtPr>
-        <w:sdtEndPr/>
-        <w:sdtContent>
-          <w:r>
-            <w:rPr>
-              <w:lang w:val="en-US"/>
-            </w:rPr>
-            <w:t>zmid</w:t>
-          </w:r>
-          <w:proofErr w:type="spellEnd"/>
-        </w:sdtContent>
-      </w:sdt>
+      <w:r>
+        <w:t xml:space="preserve">Zmid=(zCoverHard×treatmentHardAreaHa+zCoverLawn×treatmentLawnAreaHa)/rainTreatmentAreaHa=zmid</w:t>
+      </w:r>
     </w:p>
     <w:p>
       <w:pPr>
@@ -3475,7 +3081,7 @@
         <w:tabs>
           <w:tab w:val="left" w:pos="11057"/>
         </w:tabs>
-        <w:spacing w:line="237" w:lineRule="auto"/>
+        <w:spacing w:before="1" w:after="240" w:line="237" w:lineRule="auto"/>
         <w:ind w:left="993" w:right="287"/>
         <w:jc w:val="center"/>
         <w:rPr>
@@ -3483,200 +3089,8 @@
         </w:rPr>
       </w:pPr>
       <w:r>
-        <w:t>Ψ</w:t>
-      </w:r>
-      <w:r>
-        <w:rPr>
-          <w:lang w:val="en-US"/>
-        </w:rPr>
-        <w:t>mid=</w:t>
-      </w:r>
-      <w:r>
-        <w:rPr>
-          <w:lang w:val="en-US"/>
-        </w:rPr>
-        <w:t>(</w:t>
-      </w:r>
-      <w:proofErr w:type="spellStart"/>
-      <w:sdt>
-        <w:sdtPr>
-          <w:rPr>
-            <w:lang w:val="en-US"/>
-          </w:rPr>
-          <w:alias w:val="psiDesignHard"/>
-          <w:tag w:val="psiDesignHard"/>
-          <w:id w:val="-818109517"/>
-          <w:placeholder>
-            <w:docPart w:val="DefaultPlaceholder_1082065158"/>
-          </w:placeholder>
-          <w:text/>
-        </w:sdtPr>
-        <w:sdtEndPr/>
-        <w:sdtContent>
-          <w:r>
-            <w:rPr>
-              <w:lang w:val="en-US"/>
-            </w:rPr>
-            <w:t>psiDesignHard</w:t>
-          </w:r>
-        </w:sdtContent>
-      </w:sdt>
-      <w:r>
-        <w:rPr>
-          <w:lang w:val="en-US"/>
-        </w:rPr>
-        <w:t>×</w:t>
-      </w:r>
-      <w:sdt>
-        <w:sdtPr>
-          <w:rPr>
-            <w:lang w:val="en-US"/>
-          </w:rPr>
-          <w:alias w:val="treatmentHardAreaHa"/>
-          <w:tag w:val="treatmentHardAreaHa"/>
-          <w:id w:val="-154452288"/>
-          <w:placeholder>
-            <w:docPart w:val="DefaultPlaceholder_1082065158"/>
-          </w:placeholder>
-          <w:text/>
-        </w:sdtPr>
-        <w:sdtEndPr/>
-        <w:sdtContent>
-          <w:r>
-            <w:rPr>
-              <w:lang w:val="en-US"/>
-            </w:rPr>
-            <w:t>treatmentHardAreaHa</w:t>
-          </w:r>
-        </w:sdtContent>
-      </w:sdt>
-      <w:r>
-        <w:rPr>
-          <w:lang w:val="en-US"/>
-        </w:rPr>
-        <w:t>+</w:t>
-      </w:r>
-      <w:sdt>
-        <w:sdtPr>
-          <w:rPr>
-            <w:lang w:val="en-US"/>
-          </w:rPr>
-          <w:alias w:val="psiDesignLawn"/>
-          <w:tag w:val="psiDesignLawn"/>
-          <w:id w:val="-1238548863"/>
-          <w:placeholder>
-            <w:docPart w:val="DefaultPlaceholder_1082065158"/>
-          </w:placeholder>
-          <w:text/>
-        </w:sdtPr>
-        <w:sdtEndPr/>
-        <w:sdtContent>
-          <w:r>
-            <w:rPr>
-              <w:lang w:val="en-US"/>
-            </w:rPr>
-            <w:t>psiDesignLawn</w:t>
-          </w:r>
-        </w:sdtContent>
-      </w:sdt>
-      <w:r>
-        <w:rPr>
-          <w:lang w:val="en-US"/>
-        </w:rPr>
-        <w:t>×</w:t>
-      </w:r>
-      <w:sdt>
-        <w:sdtPr>
-          <w:rPr>
-            <w:lang w:val="en-US"/>
-          </w:rPr>
-          <w:alias w:val="treatmentLawnAreaHa"/>
-          <w:tag w:val="treatmentLawnAreaHa"/>
-          <w:id w:val="1821462708"/>
-          <w:placeholder>
-            <w:docPart w:val="DefaultPlaceholder_1082065158"/>
-          </w:placeholder>
-          <w:text/>
-        </w:sdtPr>
-        <w:sdtEndPr/>
-        <w:sdtContent>
-          <w:r>
-            <w:rPr>
-              <w:lang w:val="en-US"/>
-            </w:rPr>
-            <w:t>treatmentLawnAreaHa</w:t>
-          </w:r>
-          <w:proofErr w:type="spellEnd"/>
-        </w:sdtContent>
-      </w:sdt>
-      <w:r>
-        <w:rPr>
-          <w:lang w:val="en-US"/>
-        </w:rPr>
-        <w:t>)/</w:t>
-      </w:r>
-      <w:r>
-        <w:rPr>
-          <w:lang w:val="en-US"/>
-        </w:rPr>
-        <w:t xml:space="preserve"> </w:t>
-      </w:r>
-      <w:sdt>
-        <w:sdtPr>
-          <w:rPr>
-            <w:lang w:val="en-US"/>
-          </w:rPr>
-          <w:alias w:val="rainTreatmentAreaHa"/>
-          <w:tag w:val="rainTreatmentAreaHa"/>
-          <w:id w:val="-1087387403"/>
-          <w:placeholder>
-            <w:docPart w:val="DefaultPlaceholder_1082065158"/>
-          </w:placeholder>
-          <w:text/>
-        </w:sdtPr>
-        <w:sdtEndPr/>
-        <w:sdtContent>
-          <w:proofErr w:type="spellStart"/>
-          <w:r>
-            <w:rPr>
-              <w:lang w:val="en-US"/>
-            </w:rPr>
-            <w:t>rainTreatmentAreaHa</w:t>
-          </w:r>
-          <w:proofErr w:type="spellEnd"/>
-        </w:sdtContent>
-      </w:sdt>
-      <w:r>
-        <w:rPr>
-          <w:lang w:val="en-US"/>
-        </w:rPr>
-        <w:t>=</w:t>
-      </w:r>
-      <w:proofErr w:type="spellStart"/>
-      <w:sdt>
-        <w:sdtPr>
-          <w:rPr>
-            <w:lang w:val="en-US"/>
-          </w:rPr>
-          <w:alias w:val="psimid"/>
-          <w:tag w:val="psimid"/>
-          <w:id w:val="-1343624045"/>
-          <w:placeholder>
-            <w:docPart w:val="DefaultPlaceholder_1082065158"/>
-          </w:placeholder>
-          <w:text/>
-        </w:sdtPr>
-        <w:sdtEndPr/>
-        <w:sdtContent>
-          <w:r>
-            <w:rPr>
-              <w:lang w:val="en-US"/>
-            </w:rPr>
-            <w:t>psimid</w:t>
-          </w:r>
-          <w:proofErr w:type="spellEnd"/>
-        </w:sdtContent>
-      </w:sdt>
+        <w:t xml:space="preserve">Ψmid=(psiDesignHard×treatmentHardAreaHa+psiDesignLawn×treatmentLawnAreaHa)/rainTreatmentAreaHa=psimid</w:t>
+      </w:r>
     </w:p>
     <w:p>
       <w:pPr>
@@ -3771,183 +3185,7 @@
         </w:rPr>
       </w:pPr>
       <w:r>
-        <w:lastRenderedPageBreak/>
-        <w:t>Wт</w:t>
-      </w:r>
-      <w:proofErr w:type="gramStart"/>
-      <w:r>
-        <w:t>.с</w:t>
-      </w:r>
-      <w:proofErr w:type="gramEnd"/>
-      <w:r>
-        <w:t>ут=10</w:t>
-      </w:r>
-      <w:r>
-        <w:t>×</w:t>
-      </w:r>
-      <w:r>
-        <w:t>Ψт</w:t>
-      </w:r>
-      <w:r>
-        <w:t>×Kн×</w:t>
-      </w:r>
-      <w:r>
-        <w:t>Kу</w:t>
-      </w:r>
-      <w:r>
-        <w:t>×</w:t>
-      </w:r>
-      <w:r>
-        <w:t>F</w:t>
-      </w:r>
-      <w:r>
-        <w:t>×</w:t>
-      </w:r>
-      <w:r>
-        <w:t>hc=</w:t>
-      </w:r>
-      <w:r>
-        <w:t>10×</w:t>
-      </w:r>
-      <w:sdt>
-        <w:sdtPr>
-          <w:alias w:val="psiMelt"/>
-          <w:tag w:val="psiMelt"/>
-          <w:id w:val="1876877732"/>
-          <w:placeholder>
-            <w:docPart w:val="DefaultPlaceholder_1082065158"/>
-          </w:placeholder>
-          <w:text/>
-        </w:sdtPr>
-        <w:sdtEndPr/>
-        <w:sdtContent>
-          <w:r>
-            <w:t>psiMelt</w:t>
-          </w:r>
-        </w:sdtContent>
-      </w:sdt>
-      <w:r>
-        <w:t>×</w:t>
-      </w:r>
-      <w:sdt>
-        <w:sdtPr>
-          <w:alias w:val="meltUnevennessCoeff"/>
-          <w:tag w:val="meltUnevennessCoeff"/>
-          <w:id w:val="-1843542613"/>
-          <w:placeholder>
-            <w:docPart w:val="DefaultPlaceholder_1082065158"/>
-          </w:placeholder>
-          <w:text/>
-        </w:sdtPr>
-        <w:sdtEndPr/>
-        <w:sdtContent>
-          <w:r>
-            <w:t>meltUnevennessCoeff</w:t>
-          </w:r>
-        </w:sdtContent>
-      </w:sdt>
-      <w:r>
-        <w:t>×</w:t>
-      </w:r>
-      <w:sdt>
-        <w:sdtPr>
-          <w:alias w:val="ky"/>
-          <w:tag w:val="ky"/>
-          <w:id w:val="1724327811"/>
-          <w:placeholder>
-            <w:docPart w:val="DefaultPlaceholder_1082065158"/>
-          </w:placeholder>
-          <w:text/>
-        </w:sdtPr>
-        <w:sdtEndPr/>
-        <w:sdtContent>
-          <w:r>
-            <w:t>ky</w:t>
-          </w:r>
-        </w:sdtContent>
-      </w:sdt>
-      <w:r>
-        <w:t>×</w:t>
-      </w:r>
-      <w:sdt>
-        <w:sdtPr>
-          <w:alias w:val="totalAreaHa"/>
-          <w:tag w:val="totalAreaHa"/>
-          <w:id w:val="-1787499696"/>
-          <w:placeholder>
-            <w:docPart w:val="DefaultPlaceholder_1082065158"/>
-          </w:placeholder>
-          <w:text/>
-        </w:sdtPr>
-        <w:sdtEndPr/>
-        <w:sdtContent>
-          <w:r>
-            <w:t>totalAreaHa</w:t>
-          </w:r>
-        </w:sdtContent>
-      </w:sdt>
-      <w:r>
-        <w:t>×</w:t>
-      </w:r>
-      <w:sdt>
-        <w:sdtPr>
-          <w:alias w:val="hc"/>
-          <w:tag w:val="hc"/>
-          <w:id w:val="-1427656346"/>
-          <w:placeholder>
-            <w:docPart w:val="DefaultPlaceholder_1082065158"/>
-          </w:placeholder>
-          <w:text/>
-        </w:sdtPr>
-        <w:sdtEndPr/>
-        <w:sdtContent>
-          <w:r>
-            <w:t>hc</w:t>
-          </w:r>
-        </w:sdtContent>
-      </w:sdt>
-      <w:r>
-        <w:t>=</w:t>
-      </w:r>
-      <w:sdt>
-        <w:sdtPr>
-          <w:alias w:val="dailyMeltVolume"/>
-          <w:tag w:val="dailyMeltVolume"/>
-          <w:id w:val="-407461685"/>
-          <w:placeholder>
-            <w:docPart w:val="DefaultPlaceholder_1082065158"/>
-          </w:placeholder>
-          <w:text/>
-        </w:sdtPr>
-        <w:sdtEndPr/>
-        <w:sdtContent>
-          <w:r>
-            <w:t>dailyMeltVolume</w:t>
-          </w:r>
-        </w:sdtContent>
-      </w:sdt>
-      <w:r>
-        <w:t xml:space="preserve"> </w:t>
-      </w:r>
-      <w:r>
-        <w:rPr>
-          <w:spacing w:val="-2"/>
-        </w:rPr>
-        <w:t>м3/</w:t>
-      </w:r>
-      <w:proofErr w:type="spellStart"/>
-      <w:r>
-        <w:rPr>
-          <w:spacing w:val="-2"/>
-        </w:rPr>
-        <w:t>сут</w:t>
-      </w:r>
-      <w:proofErr w:type="spellEnd"/>
-      <w:r>
-        <w:rPr>
-          <w:spacing w:val="-2"/>
-        </w:rPr>
-        <w:t>.</w:t>
+        <w:t xml:space="preserve">Wт.сут=10×Ψт×Kн×Kу×F×hc=10×psiMeltDaily×meltUnevennessCoeff×ky×totalAreaHa×hc=dailyMeltVolume м3/сут.</w:t>
       </w:r>
     </w:p>
     <w:p>

--- a/public/templates/rain-report-template.docx
+++ b/public/templates/rain-report-template.docx
@@ -1565,7 +1565,7 @@
         </w:rPr>
       </w:pPr>
       <w:r>
-        <w:t xml:space="preserve">Wт=10×hт×Ψт×Kу×F=10×ht×psiMelt×ky×totalAreaHa=annualMeltVolume м3/год;</w:t>
+        <w:t>Wт=10×hт×Ψт×Kу×F=10×ht×psiMelt×ky×totalAreaHa=annualMeltVolume м3/год;</w:t>
       </w:r>
     </w:p>
     <w:p>
@@ -3072,7 +3072,7 @@
         </w:rPr>
       </w:pPr>
       <w:r>
-        <w:t xml:space="preserve">Zmid=(zCoverHard×treatmentHardAreaHa+zCoverLawn×treatmentLawnAreaHa)/rainTreatmentAreaHa=zmid</w:t>
+        <w:t>Zmid=(zmidExpression)/rainTreatmentAreaHa=zmid</w:t>
       </w:r>
     </w:p>
     <w:p>
@@ -3081,7 +3081,7 @@
         <w:tabs>
           <w:tab w:val="left" w:pos="11057"/>
         </w:tabs>
-        <w:spacing w:before="1" w:after="240" w:line="237" w:lineRule="auto"/>
+        <w:spacing w:line="237" w:lineRule="auto"/>
         <w:ind w:left="993" w:right="287"/>
         <w:jc w:val="center"/>
         <w:rPr>
@@ -3089,7 +3089,7 @@
         </w:rPr>
       </w:pPr>
       <w:r>
-        <w:t xml:space="preserve">Ψmid=(psiDesignHard×treatmentHardAreaHa+psiDesignLawn×treatmentLawnAreaHa)/rainTreatmentAreaHa=psimid</w:t>
+        <w:t>Ψmid=(psimidExpression)/rainTreatmentAreaHa=psimid</w:t>
       </w:r>
     </w:p>
     <w:p>
@@ -3185,7 +3185,7 @@
         </w:rPr>
       </w:pPr>
       <w:r>
-        <w:t xml:space="preserve">Wт.сут=10×Ψт×Kн×Kу×F×hc=10×psiMeltDaily×meltUnevennessCoeff×ky×totalAreaHa×hc=dailyMeltVolume м3/сут.</w:t>
+        <w:t>Wт.сут=10×hc×F×α×Ψт×Kу=10×hc×totalAreaHa×meltUnevennessCoeff×psiMeltDaily×ky=dailyMeltVolume м3/сут.</w:t>
       </w:r>
     </w:p>
     <w:p>
@@ -4426,6 +4426,552 @@
           <w:w w:val="105"/>
         </w:rPr>
         <w:t>с</w:t>
+      </w:r>
+    </w:p>
+    <w:p>
+      <w:pPr>
+        <w:spacing w:before="0" w:after="0" w:line="240" w:lineRule="auto"/>
+      </w:pPr>
+    </w:p>
+    <w:p>
+      <w:pPr>
+        <w:spacing w:before="0" w:after="0" w:line="240" w:lineRule="auto"/>
+      </w:pPr>
+      <w:r>
+        <w:rPr>
+          <w:rFonts w:ascii="Times New Roman" w:hAnsi="Times New Roman" w:eastAsia="Times New Roman"/>
+          <w:b/>
+          <w:sz w:val="24"/>
+        </w:rPr>
+        <w:t xml:space="preserve">Проверка аккумулирующего резервуара:</w:t>
+      </w:r>
+    </w:p>
+    <w:p>
+      <w:pPr>
+        <w:spacing w:before="0" w:after="0" w:line="240" w:lineRule="auto"/>
+      </w:pPr>
+      <w:r>
+        <w:rPr>
+          <w:rFonts w:ascii="Times New Roman" w:hAnsi="Times New Roman" w:eastAsia="Times New Roman"/>
+          <w:sz w:val="24"/>
+        </w:rPr>
+        <w:t xml:space="preserve">Остаток талого стока за сутки при увеличенном периоде переработки:</w:t>
+      </w:r>
+    </w:p>
+    <w:p>
+      <w:pPr>
+        <w:spacing w:before="0" w:after="0" w:line="240" w:lineRule="auto"/>
+      </w:pPr>
+      <w:r>
+        <w:t>Vост=max(0; Wт.сут×(1−24/Tт))=max(0; dailyMeltVolume×(1−24/meltProcessingHours))=meltResidualPerDay м3.</w:t>
+      </w:r>
+    </w:p>
+    <w:p>
+      <w:pPr>
+        <w:spacing w:before="0" w:after="0" w:line="240" w:lineRule="auto"/>
+      </w:pPr>
+      <w:r>
+        <w:rPr>
+          <w:rFonts w:ascii="Times New Roman" w:hAnsi="Times New Roman" w:eastAsia="Times New Roman"/>
+          <w:sz w:val="24"/>
+        </w:rPr>
+        <w:t xml:space="preserve">Рабочий объем по талому стоку:</w:t>
+      </w:r>
+    </w:p>
+    <w:p>
+      <w:pPr>
+        <w:spacing w:before="0" w:after="0" w:line="240" w:lineRule="auto"/>
+      </w:pPr>
+      <w:r>
+        <w:t>Vт.раб=Wт.сут+(N−1)×Vост=dailyMeltVolume+(meltConsecutiveDays−1)×meltResidualPerDay=requiredMeltWorkingVolume м3.</w:t>
+      </w:r>
+    </w:p>
+    <w:p>
+      <w:pPr>
+        <w:spacing w:before="0" w:after="0" w:line="240" w:lineRule="auto"/>
+      </w:pPr>
+      <w:r>
+        <w:rPr>
+          <w:rFonts w:ascii="Times New Roman" w:hAnsi="Times New Roman" w:eastAsia="Times New Roman"/>
+          <w:sz w:val="24"/>
+        </w:rPr>
+        <w:t xml:space="preserve">Требуемый рабочий объем резервуара:</w:t>
+      </w:r>
+    </w:p>
+    <w:p>
+      <w:pPr>
+        <w:spacing w:before="0" w:after="0" w:line="240" w:lineRule="auto"/>
+      </w:pPr>
+      <w:r>
+        <w:rPr>
+          <w:rFonts w:ascii="Times New Roman" w:hAnsi="Times New Roman" w:eastAsia="Times New Roman"/>
+          <w:sz w:val="24"/>
+        </w:rPr>
+        <w:t xml:space="preserve">Vраб.тр = max(Wд.сут; Vт.раб) = max(</w:t>
+      </w:r>
+      <w:sdt>
+        <w:sdtPr>
+          <w:alias w:val="dailyRainVolume"/>
+          <w:tag w:val="dailyRainVolume"/>
+        </w:sdtPr>
+        <w:sdtContent>
+          <w:r>
+            <w:rPr>
+              <w:rFonts w:ascii="Times New Roman" w:hAnsi="Times New Roman" w:eastAsia="Times New Roman"/>
+              <w:sz w:val="24"/>
+            </w:rPr>
+            <w:t>dailyRainVolume</w:t>
+          </w:r>
+        </w:sdtContent>
+      </w:sdt>
+      <w:r>
+        <w:rPr>
+          <w:rFonts w:ascii="Times New Roman" w:hAnsi="Times New Roman" w:eastAsia="Times New Roman"/>
+          <w:sz w:val="24"/>
+        </w:rPr>
+        <w:t xml:space="preserve">; </w:t>
+      </w:r>
+      <w:sdt>
+        <w:sdtPr>
+          <w:alias w:val="requiredMeltWorkingVolume"/>
+          <w:tag w:val="requiredMeltWorkingVolume"/>
+        </w:sdtPr>
+        <w:sdtContent>
+          <w:r>
+            <w:rPr>
+              <w:rFonts w:ascii="Times New Roman" w:hAnsi="Times New Roman" w:eastAsia="Times New Roman"/>
+              <w:sz w:val="24"/>
+            </w:rPr>
+            <w:t>requiredMeltWorkingVolume</w:t>
+          </w:r>
+        </w:sdtContent>
+      </w:sdt>
+      <w:r>
+        <w:rPr>
+          <w:rFonts w:ascii="Times New Roman" w:hAnsi="Times New Roman" w:eastAsia="Times New Roman"/>
+          <w:sz w:val="24"/>
+        </w:rPr>
+        <w:t xml:space="preserve">) = </w:t>
+      </w:r>
+      <w:sdt>
+        <w:sdtPr>
+          <w:alias w:val="requiredReservoirWorkingVolume"/>
+          <w:tag w:val="requiredReservoirWorkingVolume"/>
+        </w:sdtPr>
+        <w:sdtContent>
+          <w:r>
+            <w:rPr>
+              <w:rFonts w:ascii="Times New Roman" w:hAnsi="Times New Roman" w:eastAsia="Times New Roman"/>
+              <w:sz w:val="24"/>
+            </w:rPr>
+            <w:t>requiredReservoirWorkingVolume</w:t>
+          </w:r>
+        </w:sdtContent>
+      </w:sdt>
+      <w:r>
+        <w:rPr>
+          <w:rFonts w:ascii="Times New Roman" w:hAnsi="Times New Roman" w:eastAsia="Times New Roman"/>
+          <w:sz w:val="24"/>
+        </w:rPr>
+        <w:t xml:space="preserve"> м3, контроль по </w:t>
+      </w:r>
+      <w:sdt>
+        <w:sdtPr>
+          <w:alias w:val="requiredReservoirControlCase"/>
+          <w:tag w:val="requiredReservoirControlCase"/>
+        </w:sdtPr>
+        <w:sdtContent>
+          <w:r>
+            <w:rPr>
+              <w:rFonts w:ascii="Times New Roman" w:hAnsi="Times New Roman" w:eastAsia="Times New Roman"/>
+              <w:sz w:val="24"/>
+            </w:rPr>
+            <w:t>requiredReservoirControlCase</w:t>
+          </w:r>
+        </w:sdtContent>
+      </w:sdt>
+      <w:r>
+        <w:rPr>
+          <w:rFonts w:ascii="Times New Roman" w:hAnsi="Times New Roman" w:eastAsia="Times New Roman"/>
+          <w:sz w:val="24"/>
+        </w:rPr>
+        <w:t xml:space="preserve">.</w:t>
+      </w:r>
+    </w:p>
+    <w:p>
+      <w:pPr>
+        <w:spacing w:before="0" w:after="0" w:line="240" w:lineRule="auto"/>
+      </w:pPr>
+      <w:r>
+        <w:rPr>
+          <w:rFonts w:ascii="Times New Roman" w:hAnsi="Times New Roman" w:eastAsia="Times New Roman"/>
+          <w:sz w:val="24"/>
+        </w:rPr>
+        <w:t xml:space="preserve">Требуемый полный объем резервуара с запасом:</w:t>
+      </w:r>
+    </w:p>
+    <w:p>
+      <w:pPr>
+        <w:spacing w:before="0" w:after="0" w:line="240" w:lineRule="auto"/>
+      </w:pPr>
+      <w:r>
+        <w:rPr>
+          <w:rFonts w:ascii="Times New Roman" w:hAnsi="Times New Roman" w:eastAsia="Times New Roman"/>
+          <w:sz w:val="24"/>
+        </w:rPr>
+        <w:t xml:space="preserve">Vполн.тр = Vраб.тр × (1 + Kзап/100) = </w:t>
+      </w:r>
+      <w:sdt>
+        <w:sdtPr>
+          <w:alias w:val="requiredReservoirWorkingVolume"/>
+          <w:tag w:val="requiredReservoirWorkingVolume"/>
+        </w:sdtPr>
+        <w:sdtContent>
+          <w:r>
+            <w:rPr>
+              <w:rFonts w:ascii="Times New Roman" w:hAnsi="Times New Roman" w:eastAsia="Times New Roman"/>
+              <w:sz w:val="24"/>
+            </w:rPr>
+            <w:t>requiredReservoirWorkingVolume</w:t>
+          </w:r>
+        </w:sdtContent>
+      </w:sdt>
+      <w:r>
+        <w:rPr>
+          <w:rFonts w:ascii="Times New Roman" w:hAnsi="Times New Roman" w:eastAsia="Times New Roman"/>
+          <w:sz w:val="24"/>
+        </w:rPr>
+        <w:t xml:space="preserve"> × (1 + </w:t>
+      </w:r>
+      <w:sdt>
+        <w:sdtPr>
+          <w:alias w:val="reservoirReservePercent"/>
+          <w:tag w:val="reservoirReservePercent"/>
+        </w:sdtPr>
+        <w:sdtContent>
+          <w:r>
+            <w:rPr>
+              <w:rFonts w:ascii="Times New Roman" w:hAnsi="Times New Roman" w:eastAsia="Times New Roman"/>
+              <w:sz w:val="24"/>
+            </w:rPr>
+            <w:t>reservoirReservePercent</w:t>
+          </w:r>
+        </w:sdtContent>
+      </w:sdt>
+      <w:r>
+        <w:rPr>
+          <w:rFonts w:ascii="Times New Roman" w:hAnsi="Times New Roman" w:eastAsia="Times New Roman"/>
+          <w:sz w:val="24"/>
+        </w:rPr>
+        <w:t xml:space="preserve">/100) = </w:t>
+      </w:r>
+      <w:sdt>
+        <w:sdtPr>
+          <w:alias w:val="requiredReservoirFullVolume"/>
+          <w:tag w:val="requiredReservoirFullVolume"/>
+        </w:sdtPr>
+        <w:sdtContent>
+          <w:r>
+            <w:rPr>
+              <w:rFonts w:ascii="Times New Roman" w:hAnsi="Times New Roman" w:eastAsia="Times New Roman"/>
+              <w:sz w:val="24"/>
+            </w:rPr>
+            <w:t>requiredReservoirFullVolume</w:t>
+          </w:r>
+        </w:sdtContent>
+      </w:sdt>
+      <w:r>
+        <w:rPr>
+          <w:rFonts w:ascii="Times New Roman" w:hAnsi="Times New Roman" w:eastAsia="Times New Roman"/>
+          <w:sz w:val="24"/>
+        </w:rPr>
+        <w:t xml:space="preserve"> м3.</w:t>
+      </w:r>
+    </w:p>
+    <w:p>
+      <w:pPr>
+        <w:spacing w:before="0" w:after="0" w:line="240" w:lineRule="auto"/>
+      </w:pPr>
+      <w:r>
+        <w:rPr>
+          <w:rFonts w:ascii="Times New Roman" w:hAnsi="Times New Roman" w:eastAsia="Times New Roman"/>
+          <w:sz w:val="24"/>
+        </w:rPr>
+        <w:t xml:space="preserve">Принятый фактический рабочий объем резервуара:</w:t>
+      </w:r>
+    </w:p>
+    <w:p>
+      <w:pPr>
+        <w:spacing w:before="0" w:after="0" w:line="240" w:lineRule="auto"/>
+      </w:pPr>
+      <w:r>
+        <w:rPr>
+          <w:rFonts w:ascii="Times New Roman" w:hAnsi="Times New Roman" w:eastAsia="Times New Roman"/>
+          <w:sz w:val="24"/>
+        </w:rPr>
+        <w:t xml:space="preserve">Vфакт = </w:t>
+      </w:r>
+      <w:sdt>
+        <w:sdtPr>
+          <w:alias w:val="reservoirWorkingVolume"/>
+          <w:tag w:val="reservoirWorkingVolume"/>
+        </w:sdtPr>
+        <w:sdtContent>
+          <w:r>
+            <w:rPr>
+              <w:rFonts w:ascii="Times New Roman" w:hAnsi="Times New Roman" w:eastAsia="Times New Roman"/>
+              <w:sz w:val="24"/>
+            </w:rPr>
+            <w:t>reservoirWorkingVolume</w:t>
+          </w:r>
+        </w:sdtContent>
+      </w:sdt>
+      <w:r>
+        <w:rPr>
+          <w:rFonts w:ascii="Times New Roman" w:hAnsi="Times New Roman" w:eastAsia="Times New Roman"/>
+          <w:sz w:val="24"/>
+        </w:rPr>
+        <w:t xml:space="preserve"> м3. Проверка Vфакт ≥ Vраб.тр — </w:t>
+      </w:r>
+      <w:sdt>
+        <w:sdtPr>
+          <w:alias w:val="reservoirCheckResult"/>
+          <w:tag w:val="reservoirCheckResult"/>
+        </w:sdtPr>
+        <w:sdtContent>
+          <w:r>
+            <w:rPr>
+              <w:rFonts w:ascii="Times New Roman" w:hAnsi="Times New Roman" w:eastAsia="Times New Roman"/>
+              <w:sz w:val="24"/>
+            </w:rPr>
+            <w:t>reservoirCheckResult</w:t>
+          </w:r>
+        </w:sdtContent>
+      </w:sdt>
+      <w:r>
+        <w:rPr>
+          <w:rFonts w:ascii="Times New Roman" w:hAnsi="Times New Roman" w:eastAsia="Times New Roman"/>
+          <w:sz w:val="24"/>
+        </w:rPr>
+        <w:t xml:space="preserve">.</w:t>
+      </w:r>
+    </w:p>
+    <w:p>
+      <w:pPr>
+        <w:spacing w:before="0" w:after="0" w:line="240" w:lineRule="auto"/>
+      </w:pPr>
+    </w:p>
+    <w:p>
+      <w:pPr>
+        <w:spacing w:before="0" w:after="0" w:line="240" w:lineRule="auto"/>
+      </w:pPr>
+      <w:r>
+        <w:rPr>
+          <w:rFonts w:ascii="Times New Roman" w:hAnsi="Times New Roman" w:eastAsia="Times New Roman"/>
+          <w:b/>
+          <w:sz w:val="24"/>
+        </w:rPr>
+        <w:t xml:space="preserve">Производительность очистных сооружений:</w:t>
+      </w:r>
+    </w:p>
+    <w:p>
+      <w:pPr>
+        <w:spacing w:before="0" w:after="0" w:line="240" w:lineRule="auto"/>
+      </w:pPr>
+      <w:r>
+        <w:rPr>
+          <w:rFonts w:ascii="Times New Roman" w:hAnsi="Times New Roman" w:eastAsia="Times New Roman"/>
+          <w:sz w:val="24"/>
+        </w:rPr>
+        <w:t xml:space="preserve">Производительность по дождевому стоку:</w:t>
+      </w:r>
+    </w:p>
+    <w:p>
+      <w:pPr>
+        <w:spacing w:before="0" w:after="0" w:line="240" w:lineRule="auto"/>
+      </w:pPr>
+      <w:r>
+        <w:rPr>
+          <w:rFonts w:ascii="Times New Roman" w:hAnsi="Times New Roman" w:eastAsia="Times New Roman"/>
+          <w:sz w:val="24"/>
+        </w:rPr>
+        <w:t xml:space="preserve">Qоч.д = Wд.сут / (Tд − Tотст − Tпер) = </w:t>
+      </w:r>
+      <w:sdt>
+        <w:sdtPr>
+          <w:alias w:val="dailyRainVolume"/>
+          <w:tag w:val="dailyRainVolume"/>
+        </w:sdtPr>
+        <w:sdtContent>
+          <w:r>
+            <w:rPr>
+              <w:rFonts w:ascii="Times New Roman" w:hAnsi="Times New Roman" w:eastAsia="Times New Roman"/>
+              <w:sz w:val="24"/>
+            </w:rPr>
+            <w:t>dailyRainVolume</w:t>
+          </w:r>
+        </w:sdtContent>
+      </w:sdt>
+      <w:r>
+        <w:rPr>
+          <w:rFonts w:ascii="Times New Roman" w:hAnsi="Times New Roman" w:eastAsia="Times New Roman"/>
+          <w:sz w:val="24"/>
+        </w:rPr>
+        <w:t xml:space="preserve"> / (</w:t>
+      </w:r>
+      <w:sdt>
+        <w:sdtPr>
+          <w:alias w:val="rainProcessingHours"/>
+          <w:tag w:val="rainProcessingHours"/>
+        </w:sdtPr>
+        <w:sdtContent>
+          <w:r>
+            <w:rPr>
+              <w:rFonts w:ascii="Times New Roman" w:hAnsi="Times New Roman" w:eastAsia="Times New Roman"/>
+              <w:sz w:val="24"/>
+            </w:rPr>
+            <w:t>rainProcessingHours</w:t>
+          </w:r>
+        </w:sdtContent>
+      </w:sdt>
+      <w:r>
+        <w:rPr>
+          <w:rFonts w:ascii="Times New Roman" w:hAnsi="Times New Roman" w:eastAsia="Times New Roman"/>
+          <w:sz w:val="24"/>
+        </w:rPr>
+        <w:t xml:space="preserve"> − </w:t>
+      </w:r>
+      <w:sdt>
+        <w:sdtPr>
+          <w:alias w:val="settlingHours"/>
+          <w:tag w:val="settlingHours"/>
+        </w:sdtPr>
+        <w:sdtContent>
+          <w:r>
+            <w:rPr>
+              <w:rFonts w:ascii="Times New Roman" w:hAnsi="Times New Roman" w:eastAsia="Times New Roman"/>
+              <w:sz w:val="24"/>
+            </w:rPr>
+            <w:t>settlingHours</w:t>
+          </w:r>
+        </w:sdtContent>
+      </w:sdt>
+      <w:r>
+        <w:rPr>
+          <w:rFonts w:ascii="Times New Roman" w:hAnsi="Times New Roman" w:eastAsia="Times New Roman"/>
+          <w:sz w:val="24"/>
+        </w:rPr>
+        <w:t xml:space="preserve"> − </w:t>
+      </w:r>
+      <w:sdt>
+        <w:sdtPr>
+          <w:alias w:val="technicalBreakHours"/>
+          <w:tag w:val="technicalBreakHours"/>
+        </w:sdtPr>
+        <w:sdtContent>
+          <w:r>
+            <w:rPr>
+              <w:rFonts w:ascii="Times New Roman" w:hAnsi="Times New Roman" w:eastAsia="Times New Roman"/>
+              <w:sz w:val="24"/>
+            </w:rPr>
+            <w:t>technicalBreakHours</w:t>
+          </w:r>
+        </w:sdtContent>
+      </w:sdt>
+      <w:r>
+        <w:rPr>
+          <w:rFonts w:ascii="Times New Roman" w:hAnsi="Times New Roman" w:eastAsia="Times New Roman"/>
+          <w:sz w:val="24"/>
+        </w:rPr>
+        <w:t xml:space="preserve">) = </w:t>
+      </w:r>
+      <w:sdt>
+        <w:sdtPr>
+          <w:alias w:val="rainTreatmentCapacity"/>
+          <w:tag w:val="rainTreatmentCapacity"/>
+        </w:sdtPr>
+        <w:sdtContent>
+          <w:r>
+            <w:rPr>
+              <w:rFonts w:ascii="Times New Roman" w:hAnsi="Times New Roman" w:eastAsia="Times New Roman"/>
+              <w:sz w:val="24"/>
+            </w:rPr>
+            <w:t>rainTreatmentCapacity</w:t>
+          </w:r>
+        </w:sdtContent>
+      </w:sdt>
+      <w:r>
+        <w:rPr>
+          <w:rFonts w:ascii="Times New Roman" w:hAnsi="Times New Roman" w:eastAsia="Times New Roman"/>
+          <w:sz w:val="24"/>
+        </w:rPr>
+        <w:t xml:space="preserve"> м3/ч.</w:t>
+      </w:r>
+    </w:p>
+    <w:p>
+      <w:pPr>
+        <w:spacing w:before="0" w:after="0" w:line="240" w:lineRule="auto"/>
+      </w:pPr>
+      <w:r>
+        <w:rPr>
+          <w:rFonts w:ascii="Times New Roman" w:hAnsi="Times New Roman" w:eastAsia="Times New Roman"/>
+          <w:sz w:val="24"/>
+        </w:rPr>
+        <w:t xml:space="preserve">Производительность по талому стоку:</w:t>
+      </w:r>
+    </w:p>
+    <w:p>
+      <w:pPr>
+        <w:spacing w:before="0" w:after="0" w:line="240" w:lineRule="auto"/>
+      </w:pPr>
+      <w:r>
+        <w:t>Qоч.т=Wт.сут/(Tт−Tотст−Tпер)=dailyMeltVolume/(meltProcessingHours−settlingHours−technicalBreakHours)=meltTreatmentCapacity м3/ч.</w:t>
+      </w:r>
+    </w:p>
+    <w:p>
+      <w:pPr>
+        <w:spacing w:before="0" w:after="0" w:line="240" w:lineRule="auto"/>
+      </w:pPr>
+      <w:r>
+        <w:rPr>
+          <w:rFonts w:ascii="Times New Roman" w:hAnsi="Times New Roman" w:eastAsia="Times New Roman"/>
+          <w:sz w:val="24"/>
+        </w:rPr>
+        <w:t xml:space="preserve">Итоговая требуемая производительность очистных сооружений:</w:t>
+      </w:r>
+    </w:p>
+    <w:p>
+      <w:pPr>
+        <w:spacing w:before="0" w:after="0" w:line="240" w:lineRule="auto"/>
+      </w:pPr>
+      <w:r>
+        <w:rPr>
+          <w:rFonts w:ascii="Times New Roman" w:hAnsi="Times New Roman" w:eastAsia="Times New Roman"/>
+          <w:sz w:val="24"/>
+        </w:rPr>
+        <w:t xml:space="preserve">Qоч = max(Qоч.д; Qоч.т) = </w:t>
+      </w:r>
+      <w:sdt>
+        <w:sdtPr>
+          <w:alias w:val="selectedTreatmentCapacity"/>
+          <w:tag w:val="selectedTreatmentCapacity"/>
+        </w:sdtPr>
+        <w:sdtContent>
+          <w:r>
+            <w:rPr>
+              <w:rFonts w:ascii="Times New Roman" w:hAnsi="Times New Roman" w:eastAsia="Times New Roman"/>
+              <w:sz w:val="24"/>
+            </w:rPr>
+            <w:t>selectedTreatmentCapacity</w:t>
+          </w:r>
+        </w:sdtContent>
+      </w:sdt>
+      <w:r>
+        <w:rPr>
+          <w:rFonts w:ascii="Times New Roman" w:hAnsi="Times New Roman" w:eastAsia="Times New Roman"/>
+          <w:sz w:val="24"/>
+        </w:rPr>
+        <w:t xml:space="preserve"> м3/ч.</w:t>
       </w:r>
     </w:p>
     <w:sectPr>

--- a/public/templates/rain-report-template.docx
+++ b/public/templates/rain-report-template.docx
@@ -390,7 +390,7 @@
         <w:sdtEndPr/>
         <w:sdtContent>
           <w:r>
-            <w:t>objectName</w:t>
+            <w:t>Козенки</w:t>
           </w:r>
           <w:proofErr w:type="spellEnd"/>
         </w:sdtContent>
@@ -550,229 +550,55 @@
         <w:jc w:val="center"/>
         <w:rPr>
           <w:position w:val="2"/>
-          <w:lang w:val="en-GB"/>
         </w:rPr>
       </w:pPr>
       <w:r>
-        <w:rPr>
-          <w:position w:val="2"/>
-          <w:lang w:val="en-US"/>
-        </w:rPr>
-        <w:t>Q</w:t>
-      </w:r>
-      <w:r>
-        <w:rPr>
-          <w:spacing w:val="-5"/>
-          <w:position w:val="2"/>
-          <w:lang w:val="en-US"/>
-        </w:rPr>
-        <w:t xml:space="preserve"> </w:t>
-      </w:r>
-      <w:r>
-        <w:rPr>
-          <w:position w:val="2"/>
-          <w:lang w:val="en-US"/>
-        </w:rPr>
-        <w:t>=</w:t>
-      </w:r>
-      <w:r>
-        <w:rPr>
-          <w:spacing w:val="-5"/>
-          <w:position w:val="2"/>
-          <w:lang w:val="en-US"/>
-        </w:rPr>
-        <w:t xml:space="preserve"> </w:t>
-      </w:r>
-      <w:proofErr w:type="spellStart"/>
-      <w:r>
-        <w:rPr>
-          <w:position w:val="2"/>
-          <w:lang w:val="en-US"/>
-        </w:rPr>
-        <w:t>F</w:t>
-      </w:r>
-      <w:r>
-        <w:rPr>
-          <w:position w:val="2"/>
-          <w:lang w:val="en-US"/>
-        </w:rPr>
-        <w:t>×</w:t>
-      </w:r>
-      <w:r>
-        <w:rPr>
-          <w:position w:val="2"/>
-          <w:lang w:val="en-US"/>
-        </w:rPr>
-        <w:t>q</w:t>
-      </w:r>
-      <w:proofErr w:type="spellEnd"/>
-      <w:r>
-        <w:rPr>
-          <w:sz w:val="16"/>
-          <w:lang w:val="en-US"/>
-        </w:rPr>
-        <w:t>5</w:t>
-      </w:r>
-      <w:r>
-        <w:rPr>
-          <w:position w:val="2"/>
-          <w:lang w:val="en-US"/>
-        </w:rPr>
-        <w:t>/10000</w:t>
-      </w:r>
-      <w:r>
-        <w:rPr>
-          <w:spacing w:val="-4"/>
-          <w:position w:val="2"/>
-          <w:lang w:val="en-US"/>
-        </w:rPr>
-        <w:t xml:space="preserve"> </w:t>
-      </w:r>
-      <w:r>
-        <w:rPr>
-          <w:position w:val="2"/>
-          <w:lang w:val="en-US"/>
-        </w:rPr>
-        <w:t>=</w:t>
-      </w:r>
-      <w:r>
-        <w:rPr>
-          <w:spacing w:val="-5"/>
-          <w:position w:val="2"/>
-          <w:lang w:val="en-US"/>
-        </w:rPr>
-        <w:t xml:space="preserve"> </w:t>
-      </w:r>
-      <w:sdt>
-        <w:sdtPr>
-          <w:rPr>
-            <w:lang w:val="en-US"/>
-          </w:rPr>
+        <w:t xml:space="preserve">Q = F×q5/10000 = </w:t>
+      </w:r>
+      <w:sdt>
+        <w:sdtPr>
           <w:alias w:val="roofAreaM2"/>
           <w:tag w:val="roofAreaM2"/>
-          <w:id w:val="-1788803976"/>
-          <w:placeholder>
-            <w:docPart w:val="DefaultPlaceholder_1082065158"/>
-          </w:placeholder>
-          <w:text/>
-        </w:sdtPr>
-        <w:sdtEndPr/>
-        <w:sdtContent>
-          <w:r>
-            <w:rPr>
-              <w:lang w:val="en-US"/>
-            </w:rPr>
-            <w:t>roofAreaM2</w:t>
-          </w:r>
-        </w:sdtContent>
-      </w:sdt>
-      <w:r>
-        <w:rPr>
-          <w:position w:val="2"/>
-          <w:lang w:val="en-US"/>
-        </w:rPr>
-        <w:t>×</w:t>
-      </w:r>
-      <w:r>
-        <w:rPr>
-          <w:spacing w:val="-5"/>
-          <w:position w:val="2"/>
-          <w:lang w:val="en-US"/>
-        </w:rPr>
-        <w:t xml:space="preserve"> </w:t>
-      </w:r>
-      <w:r>
-        <w:rPr>
-          <w:lang w:val="en-US"/>
-        </w:rPr>
-        <w:t>q5</w:t>
-      </w:r>
-      <w:r>
-        <w:rPr>
-          <w:position w:val="2"/>
-          <w:lang w:val="en-US"/>
-        </w:rPr>
-        <w:t>/10000</w:t>
-      </w:r>
-      <w:r>
-        <w:rPr>
-          <w:spacing w:val="-4"/>
-          <w:position w:val="2"/>
-          <w:lang w:val="en-US"/>
-        </w:rPr>
-        <w:t xml:space="preserve"> </w:t>
-      </w:r>
-      <w:r>
-        <w:rPr>
-          <w:position w:val="2"/>
-          <w:lang w:val="en-US"/>
-        </w:rPr>
-        <w:t>=</w:t>
-      </w:r>
-      <w:r>
-        <w:rPr>
-          <w:spacing w:val="-5"/>
-          <w:position w:val="2"/>
-          <w:lang w:val="en-US"/>
-        </w:rPr>
-        <w:t xml:space="preserve"> </w:t>
-      </w:r>
-      <w:sdt>
-        <w:sdtPr>
-          <w:rPr>
-            <w:lang w:val="en-US"/>
-          </w:rPr>
+          <w:id w:val="648036755"/>
+        </w:sdtPr>
+        <w:sdtContent>
+          <w:r>
+            <w:t>13 496</w:t>
+          </w:r>
+        </w:sdtContent>
+      </w:sdt>
+      <w:r>
+        <w:t xml:space="preserve">× </w:t>
+      </w:r>
+      <w:sdt>
+        <w:sdtPr>
+          <w:alias w:val="q5"/>
+          <w:tag w:val="q5"/>
+          <w:id w:val="648036756"/>
+        </w:sdtPr>
+        <w:sdtContent>
+          <w:r>
+            <w:t>243,50</w:t>
+          </w:r>
+        </w:sdtContent>
+      </w:sdt>
+      <w:r>
+        <w:t xml:space="preserve">/10000 = </w:t>
+      </w:r>
+      <w:sdt>
+        <w:sdtPr>
           <w:alias w:val="roofFlow"/>
           <w:tag w:val="roofFlow"/>
-          <w:id w:val="569078743"/>
-          <w:placeholder>
-            <w:docPart w:val="DefaultPlaceholder_1082065158"/>
-          </w:placeholder>
-          <w:text/>
-        </w:sdtPr>
-        <w:sdtEndPr/>
-        <w:sdtContent>
-          <w:proofErr w:type="spellStart"/>
-          <w:r>
-            <w:rPr>
-              <w:lang w:val="en-US"/>
-            </w:rPr>
-            <w:t>roofFlow</w:t>
-          </w:r>
-          <w:proofErr w:type="spellEnd"/>
-        </w:sdtContent>
-      </w:sdt>
-      <w:r>
-        <w:rPr>
-          <w:lang w:val="en-GB"/>
-        </w:rPr>
-        <w:t xml:space="preserve"> </w:t>
-      </w:r>
-      <w:r>
-        <w:rPr>
-          <w:position w:val="2"/>
-        </w:rPr>
-        <w:t>л</w:t>
-      </w:r>
-      <w:r>
-        <w:rPr>
-          <w:position w:val="2"/>
-          <w:lang w:val="en-US"/>
-        </w:rPr>
-        <w:t>/</w:t>
-      </w:r>
-      <w:r>
-        <w:rPr>
-          <w:position w:val="2"/>
-        </w:rPr>
-        <w:t>с</w:t>
-      </w:r>
-      <w:r>
-        <w:rPr>
-          <w:position w:val="2"/>
-          <w:lang w:val="en-US"/>
-        </w:rPr>
-        <w:t>,</w:t>
+          <w:id w:val="648036757"/>
+        </w:sdtPr>
+        <w:sdtContent>
+          <w:r>
+            <w:t>328,63</w:t>
+          </w:r>
+        </w:sdtContent>
+      </w:sdt>
+      <w:r>
+        <w:t xml:space="preserve"> л/с,</w:t>
       </w:r>
     </w:p>
     <w:p>
@@ -848,7 +674,6 @@
           <w:rPr>
             <w:position w:val="2"/>
             <w:vertAlign w:val="superscript"/>
-            <w:lang w:val="en-GB"/>
           </w:rPr>
           <w:alias w:val="n"/>
           <w:tag w:val="n"/>
@@ -864,10 +689,18 @@
             <w:rPr>
               <w:position w:val="2"/>
               <w:vertAlign w:val="superscript"/>
-              <w:lang w:val="en-GB"/>
             </w:rPr>
-            <w:t>n</w:t>
-          </w:r>
+            <w:t>0</w:t>
+          </w:r>
+          <w:proofErr w:type="gramStart"/>
+          <w:r>
+            <w:rPr>
+              <w:position w:val="2"/>
+              <w:vertAlign w:val="superscript"/>
+            </w:rPr>
+            <w:t>,71</w:t>
+          </w:r>
+          <w:proofErr w:type="gramEnd"/>
         </w:sdtContent>
       </w:sdt>
       <w:r>
@@ -889,7 +722,7 @@
         <w:sdtEndPr/>
         <w:sdtContent>
           <w:r>
-            <w:t>q20</w:t>
+            <w:t>91</w:t>
           </w:r>
         </w:sdtContent>
       </w:sdt>
@@ -912,7 +745,7 @@
         <w:sdtEndPr/>
         <w:sdtContent>
           <w:r>
-            <w:t>q5</w:t>
+            <w:t>243,50</w:t>
           </w:r>
         </w:sdtContent>
       </w:sdt>
@@ -963,7 +796,7 @@
         <w:sdtEndPr/>
         <w:sdtContent>
           <w:r>
-            <w:t>q20</w:t>
+            <w:t>91</w:t>
           </w:r>
         </w:sdtContent>
       </w:sdt>
@@ -1031,7 +864,7 @@
         <w:sdtEndPr/>
         <w:sdtContent>
           <w:r>
-            <w:t>n</w:t>
+            <w:t>0,71</w:t>
           </w:r>
         </w:sdtContent>
       </w:sdt>
@@ -1100,7 +933,7 @@
         <w:sdtEndPr/>
         <w:sdtContent>
           <w:r>
-            <w:t>roofAreaM2</w:t>
+            <w:t>13 496</w:t>
           </w:r>
         </w:sdtContent>
       </w:sdt>
@@ -1133,42 +966,19 @@
         <w:ind w:left="851" w:right="854"/>
         <w:jc w:val="center"/>
       </w:pPr>
-      <w:proofErr w:type="spellStart"/>
-      <w:r>
-        <w:t>Fтв</w:t>
-      </w:r>
-      <w:proofErr w:type="gramStart"/>
-      <w:r>
-        <w:t>.п</w:t>
-      </w:r>
-      <w:proofErr w:type="gramEnd"/>
-      <w:r>
-        <w:t>окр</w:t>
-      </w:r>
-      <w:proofErr w:type="spellEnd"/>
-      <w:r>
-        <w:t xml:space="preserve"> =</w:t>
-      </w:r>
-      <w:r>
-        <w:t xml:space="preserve"> </w:t>
+      <w:r>
+        <w:t xml:space="preserve">Fтв.покр = </w:t>
       </w:r>
       <w:sdt>
         <w:sdtPr>
           <w:alias w:val="hardAreaHa"/>
           <w:tag w:val="hardAreaHa"/>
-          <w:id w:val="-538904112"/>
-          <w:placeholder>
-            <w:docPart w:val="DefaultPlaceholder_1082065158"/>
-          </w:placeholder>
-          <w:text/>
-        </w:sdtPr>
-        <w:sdtEndPr/>
-        <w:sdtContent>
-          <w:proofErr w:type="spellStart"/>
-          <w:r>
-            <w:t>hardAreaHa</w:t>
-          </w:r>
-          <w:proofErr w:type="spellEnd"/>
+          <w:id w:val="648036758"/>
+        </w:sdtPr>
+        <w:sdtContent>
+          <w:r>
+            <w:t>3,2193</w:t>
+          </w:r>
         </w:sdtContent>
       </w:sdt>
       <w:r>
@@ -1176,55 +986,29 @@
       </w:r>
       <w:sdt>
         <w:sdtPr>
-          <w:id w:val="1291634372"/>
-          <w:placeholder>
-            <w:docPart w:val="DefaultPlaceholder_1082065158"/>
-          </w:placeholder>
-          <w:text/>
-        </w:sdtPr>
-        <w:sdtEndPr/>
-        <w:sdtContent>
-          <w:proofErr w:type="spellStart"/>
-          <w:r>
-            <w:t>lawnAreaHa</w:t>
-          </w:r>
-          <w:proofErr w:type="spellEnd"/>
-        </w:sdtContent>
-      </w:sdt>
-      <w:r>
-        <w:t xml:space="preserve"> га, </w:t>
-      </w:r>
-      <w:proofErr w:type="spellStart"/>
-      <w:r>
-        <w:t>Fобщ</w:t>
-      </w:r>
-      <w:proofErr w:type="spellEnd"/>
-      <w:r>
-        <w:t xml:space="preserve"> </w:t>
-      </w:r>
-      <w:r>
-        <w:t>=</w:t>
-      </w:r>
-      <w:r>
-        <w:t xml:space="preserve"> </w:t>
+          <w:alias w:val="lawnAreaHa"/>
+          <w:tag w:val="lawnAreaHa"/>
+          <w:id w:val="648036759"/>
+        </w:sdtPr>
+        <w:sdtContent>
+          <w:r>
+            <w:t>3,302</w:t>
+          </w:r>
+        </w:sdtContent>
+      </w:sdt>
+      <w:r>
+        <w:t xml:space="preserve"> га, Fобщ = </w:t>
       </w:r>
       <w:sdt>
         <w:sdtPr>
           <w:alias w:val="totalAreaHa"/>
           <w:tag w:val="totalAreaHa"/>
-          <w:id w:val="-1450313658"/>
-          <w:placeholder>
-            <w:docPart w:val="DefaultPlaceholder_1082065158"/>
-          </w:placeholder>
-          <w:text/>
-        </w:sdtPr>
-        <w:sdtEndPr/>
-        <w:sdtContent>
-          <w:proofErr w:type="spellStart"/>
-          <w:r>
-            <w:t>totalAreaHa</w:t>
-          </w:r>
-          <w:proofErr w:type="spellEnd"/>
+          <w:id w:val="648036760"/>
+        </w:sdtPr>
+        <w:sdtContent>
+          <w:r>
+            <w:t>6,5213</w:t>
+          </w:r>
         </w:sdtContent>
       </w:sdt>
       <w:r>
@@ -1349,9 +1133,6 @@
         <w:spacing w:line="237" w:lineRule="auto"/>
         <w:ind w:left="851" w:right="854"/>
         <w:jc w:val="center"/>
-        <w:rPr>
-          <w:lang w:val="en-US"/>
-        </w:rPr>
       </w:pPr>
       <w:r>
         <w:rPr>
@@ -1363,15 +1144,9 @@
         <w:t>д</w:t>
       </w:r>
       <w:r>
-        <w:rPr>
-          <w:lang w:val="en-US"/>
-        </w:rPr>
         <w:t>=10</w:t>
       </w:r>
       <w:r>
-        <w:rPr>
-          <w:lang w:val="en-US"/>
-        </w:rPr>
         <w:t>×</w:t>
       </w:r>
       <w:r>
@@ -1380,43 +1155,34 @@
         </w:rPr>
         <w:t>h</w:t>
       </w:r>
+      <w:proofErr w:type="spellStart"/>
       <w:r>
         <w:t>д</w:t>
       </w:r>
       <w:r>
-        <w:rPr>
-          <w:lang w:val="en-US"/>
-        </w:rPr>
         <w:t>×</w:t>
       </w:r>
-      <w:proofErr w:type="spellStart"/>
       <w:r>
         <w:t>Ψд</w:t>
       </w:r>
       <w:proofErr w:type="spellEnd"/>
       <w:r>
-        <w:rPr>
-          <w:lang w:val="en-US"/>
-        </w:rPr>
         <w:t>×</w:t>
       </w:r>
       <w:r>
         <w:rPr>
           <w:lang w:val="en-US"/>
         </w:rPr>
-        <w:t>F=10</w:t>
-      </w:r>
-      <w:r>
-        <w:rPr>
-          <w:lang w:val="en-US"/>
-        </w:rPr>
+        <w:t>F</w:t>
+      </w:r>
+      <w:r>
+        <w:t>=10</w:t>
+      </w:r>
+      <w:r>
         <w:t>×</w:t>
       </w:r>
       <w:sdt>
         <w:sdtPr>
-          <w:rPr>
-            <w:lang w:val="en-US"/>
-          </w:rPr>
           <w:alias w:val="hd"/>
           <w:tag w:val="hd"/>
           <w:id w:val="-1994942261"/>
@@ -1427,27 +1193,16 @@
         </w:sdtPr>
         <w:sdtEndPr/>
         <w:sdtContent>
-          <w:proofErr w:type="gramStart"/>
-          <w:r>
-            <w:rPr>
-              <w:lang w:val="en-US"/>
-            </w:rPr>
-            <w:t>hd</w:t>
-          </w:r>
-          <w:proofErr w:type="gramEnd"/>
-        </w:sdtContent>
-      </w:sdt>
-      <w:r>
-        <w:rPr>
-          <w:lang w:val="en-US"/>
-        </w:rPr>
+          <w:r>
+            <w:t>443</w:t>
+          </w:r>
+        </w:sdtContent>
+      </w:sdt>
+      <w:r>
         <w:t>×</w:t>
       </w:r>
       <w:sdt>
         <w:sdtPr>
-          <w:rPr>
-            <w:lang w:val="en-US"/>
-          </w:rPr>
           <w:alias w:val="psiAnnual"/>
           <w:tag w:val="psiAnnual"/>
           <w:id w:val="1870787474"/>
@@ -1459,24 +1214,20 @@
         <w:sdtEndPr/>
         <w:sdtContent>
           <w:r>
-            <w:rPr>
-              <w:lang w:val="en-US"/>
-            </w:rPr>
-            <w:t>psiAnnual</w:t>
-          </w:r>
-        </w:sdtContent>
-      </w:sdt>
-      <w:r>
-        <w:rPr>
-          <w:lang w:val="en-US"/>
-        </w:rPr>
+            <w:t>0</w:t>
+          </w:r>
+          <w:proofErr w:type="gramStart"/>
+          <w:r>
+            <w:t>,37</w:t>
+          </w:r>
+          <w:proofErr w:type="gramEnd"/>
+        </w:sdtContent>
+      </w:sdt>
+      <w:r>
         <w:t>×</w:t>
       </w:r>
       <w:sdt>
         <w:sdtPr>
-          <w:rPr>
-            <w:lang w:val="en-US"/>
-          </w:rPr>
           <w:alias w:val="totalAreaHa"/>
           <w:tag w:val="totalAreaHa"/>
           <w:id w:val="2088876575"/>
@@ -1488,25 +1239,15 @@
         <w:sdtEndPr/>
         <w:sdtContent>
           <w:r>
-            <w:rPr>
-              <w:lang w:val="en-US"/>
-            </w:rPr>
-            <w:t>totalAreaHa</w:t>
-          </w:r>
-        </w:sdtContent>
-      </w:sdt>
-      <w:r>
-        <w:rPr>
-          <w:lang w:val="en-US"/>
-        </w:rPr>
+            <w:t>6,5213</w:t>
+          </w:r>
+        </w:sdtContent>
+      </w:sdt>
+      <w:r>
         <w:t>=</w:t>
       </w:r>
-      <w:proofErr w:type="spellStart"/>
-      <w:sdt>
-        <w:sdtPr>
-          <w:rPr>
-            <w:lang w:val="en-US"/>
-          </w:rPr>
+      <w:sdt>
+        <w:sdtPr>
           <w:alias w:val="annualRainVolume"/>
           <w:tag w:val="annualRainVolume"/>
           <w:id w:val="886300349"/>
@@ -1518,36 +1259,23 @@
         <w:sdtEndPr/>
         <w:sdtContent>
           <w:r>
-            <w:rPr>
-              <w:lang w:val="en-US"/>
-            </w:rPr>
-            <w:t>annualRainVolume</w:t>
-          </w:r>
-          <w:proofErr w:type="spellEnd"/>
-        </w:sdtContent>
-      </w:sdt>
-      <w:r>
-        <w:rPr>
-          <w:lang w:val="en-US"/>
-        </w:rPr>
+            <w:t>10 732,76</w:t>
+          </w:r>
+        </w:sdtContent>
+      </w:sdt>
+      <w:r>
         <w:t xml:space="preserve"> </w:t>
       </w:r>
       <w:r>
         <w:t>м</w:t>
       </w:r>
       <w:r>
-        <w:rPr>
-          <w:lang w:val="en-US"/>
-        </w:rPr>
         <w:t>3/</w:t>
       </w:r>
       <w:r>
         <w:t>год</w:t>
       </w:r>
       <w:r>
-        <w:rPr>
-          <w:lang w:val="en-US"/>
-        </w:rPr>
         <w:t>;</w:t>
       </w:r>
     </w:p>
@@ -1560,12 +1288,84 @@
         <w:spacing w:before="240" w:after="240" w:line="237" w:lineRule="auto"/>
         <w:ind w:left="851" w:right="854"/>
         <w:jc w:val="center"/>
-        <w:rPr>
-          <w:lang w:val="en-US"/>
-        </w:rPr>
       </w:pPr>
       <w:r>
-        <w:t>Wт=10×hт×Ψт×Kу×F=10×ht×psiMelt×ky×totalAreaHa=annualMeltVolume м3/год;</w:t>
+        <w:t>Wт=10×hт×Ψт×Kу×F=10×</w:t>
+      </w:r>
+      <w:sdt>
+        <w:sdtPr>
+          <w:alias w:val="ht"/>
+          <w:tag w:val="ht"/>
+          <w:id w:val="648036761"/>
+        </w:sdtPr>
+        <w:sdtContent>
+          <w:r>
+            <w:t>187</w:t>
+          </w:r>
+        </w:sdtContent>
+      </w:sdt>
+      <w:r>
+        <w:t>×</w:t>
+      </w:r>
+      <w:sdt>
+        <w:sdtPr>
+          <w:alias w:val="psiMelt"/>
+          <w:tag w:val="psiMelt"/>
+          <w:id w:val="648036762"/>
+        </w:sdtPr>
+        <w:sdtContent>
+          <w:r>
+            <w:t>0,7</w:t>
+          </w:r>
+        </w:sdtContent>
+      </w:sdt>
+      <w:r>
+        <w:t>×</w:t>
+      </w:r>
+      <w:sdt>
+        <w:sdtPr>
+          <w:alias w:val="ky"/>
+          <w:tag w:val="ky"/>
+          <w:id w:val="648036763"/>
+        </w:sdtPr>
+        <w:sdtContent>
+          <w:r>
+            <w:t>0,5063</w:t>
+          </w:r>
+        </w:sdtContent>
+      </w:sdt>
+      <w:r>
+        <w:t>×</w:t>
+      </w:r>
+      <w:sdt>
+        <w:sdtPr>
+          <w:alias w:val="totalAreaHa"/>
+          <w:tag w:val="totalAreaHa"/>
+          <w:id w:val="648036764"/>
+        </w:sdtPr>
+        <w:sdtContent>
+          <w:r>
+            <w:t>6,5213</w:t>
+          </w:r>
+        </w:sdtContent>
+      </w:sdt>
+      <w:r>
+        <w:t>=</w:t>
+      </w:r>
+      <w:sdt>
+        <w:sdtPr>
+          <w:alias w:val="annualMeltVolume"/>
+          <w:tag w:val="annualMeltVolume"/>
+          <w:id w:val="648036765"/>
+        </w:sdtPr>
+        <w:sdtContent>
+          <w:r>
+            <w:t>4 322,32</w:t>
+          </w:r>
+        </w:sdtContent>
+      </w:sdt>
+      <w:r>
+        <w:t xml:space="preserve"> м3/год;</w:t>
       </w:r>
     </w:p>
     <w:p>
@@ -1674,11 +1474,9 @@
         </w:sdtPr>
         <w:sdtEndPr/>
         <w:sdtContent>
-          <w:proofErr w:type="spellStart"/>
-          <w:r>
-            <w:t>hd</w:t>
-          </w:r>
-          <w:proofErr w:type="spellEnd"/>
+          <w:r>
+            <w:t>443</w:t>
+          </w:r>
         </w:sdtContent>
       </w:sdt>
       <w:r>
@@ -1881,11 +1679,9 @@
         </w:sdtPr>
         <w:sdtEndPr/>
         <w:sdtContent>
-          <w:proofErr w:type="spellStart"/>
-          <w:r>
-            <w:t>ht</w:t>
-          </w:r>
-          <w:proofErr w:type="spellEnd"/>
+          <w:r>
+            <w:t>187</w:t>
+          </w:r>
         </w:sdtContent>
       </w:sdt>
       <w:r>
@@ -1955,9 +1751,6 @@
       </w:r>
       <w:sdt>
         <w:sdtPr>
-          <w:rPr>
-            <w:lang w:val="en-US"/>
-          </w:rPr>
           <w:alias w:val="washingRate"/>
           <w:tag w:val="washingRate"/>
           <w:id w:val="-884413663"/>
@@ -1968,14 +1761,14 @@
         </w:sdtPr>
         <w:sdtEndPr/>
         <w:sdtContent>
-          <w:proofErr w:type="spellStart"/>
-          <w:r>
-            <w:rPr>
-              <w:lang w:val="en-US"/>
-            </w:rPr>
-            <w:t>washingRate</w:t>
-          </w:r>
-          <w:proofErr w:type="spellEnd"/>
+          <w:r>
+            <w:t>1</w:t>
+          </w:r>
+          <w:proofErr w:type="gramStart"/>
+          <w:r>
+            <w:t>,15</w:t>
+          </w:r>
+          <w:proofErr w:type="gramEnd"/>
         </w:sdtContent>
       </w:sdt>
       <w:r>
@@ -1983,9 +1776,6 @@
       </w:r>
       <w:sdt>
         <w:sdtPr>
-          <w:rPr>
-            <w:lang w:val="en-US"/>
-          </w:rPr>
           <w:alias w:val="washingCoeff"/>
           <w:tag w:val="washingCoeff"/>
           <w:id w:val="157507283"/>
@@ -1996,14 +1786,9 @@
         </w:sdtPr>
         <w:sdtEndPr/>
         <w:sdtContent>
-          <w:proofErr w:type="spellStart"/>
-          <w:r>
-            <w:rPr>
-              <w:lang w:val="en-US"/>
-            </w:rPr>
-            <w:t>washingCoeff</w:t>
-          </w:r>
-          <w:proofErr w:type="spellEnd"/>
+          <w:r>
+            <w:t>0,5</w:t>
+          </w:r>
         </w:sdtContent>
       </w:sdt>
       <w:r>
@@ -2011,9 +1796,6 @@
       </w:r>
       <w:sdt>
         <w:sdtPr>
-          <w:rPr>
-            <w:lang w:val="en-US"/>
-          </w:rPr>
           <w:alias w:val="washingAreaHa"/>
           <w:tag w:val="washingAreaHa"/>
           <w:id w:val="848144998"/>
@@ -2024,14 +1806,9 @@
         </w:sdtPr>
         <w:sdtEndPr/>
         <w:sdtContent>
-          <w:proofErr w:type="spellStart"/>
-          <w:r>
-            <w:rPr>
-              <w:lang w:val="en-US"/>
-            </w:rPr>
-            <w:t>washingAreaHa</w:t>
-          </w:r>
-          <w:proofErr w:type="spellEnd"/>
+          <w:r>
+            <w:t>1,8697</w:t>
+          </w:r>
         </w:sdtContent>
       </w:sdt>
       <w:r>
@@ -2039,9 +1816,6 @@
       </w:r>
       <w:sdt>
         <w:sdtPr>
-          <w:rPr>
-            <w:lang w:val="en-US"/>
-          </w:rPr>
           <w:alias w:val="washingCount"/>
           <w:tag w:val="washingCount"/>
           <w:id w:val="1121659196"/>
@@ -2052,14 +1826,9 @@
         </w:sdtPr>
         <w:sdtEndPr/>
         <w:sdtContent>
-          <w:proofErr w:type="spellStart"/>
-          <w:r>
-            <w:rPr>
-              <w:lang w:val="en-US"/>
-            </w:rPr>
-            <w:t>washingCount</w:t>
-          </w:r>
-          <w:proofErr w:type="spellEnd"/>
+          <w:r>
+            <w:t>125</w:t>
+          </w:r>
         </w:sdtContent>
       </w:sdt>
       <w:r>
@@ -2067,9 +1836,6 @@
       </w:r>
       <w:sdt>
         <w:sdtPr>
-          <w:rPr>
-            <w:lang w:val="en-US"/>
-          </w:rPr>
           <w:alias w:val="washingVolume"/>
           <w:tag w:val="washingVolume"/>
           <w:id w:val="564536795"/>
@@ -2080,14 +1846,9 @@
         </w:sdtPr>
         <w:sdtEndPr/>
         <w:sdtContent>
-          <w:proofErr w:type="spellStart"/>
-          <w:r>
-            <w:rPr>
-              <w:lang w:val="en-US"/>
-            </w:rPr>
-            <w:t>washingVolume</w:t>
-          </w:r>
-          <w:proofErr w:type="spellEnd"/>
+          <w:r>
+            <w:t>1 343,85</w:t>
+          </w:r>
         </w:sdtContent>
       </w:sdt>
       <w:r>
@@ -2221,9 +1982,6 @@
         <w:spacing w:before="1" w:after="240" w:line="237" w:lineRule="auto"/>
         <w:ind w:left="851" w:right="854"/>
         <w:jc w:val="center"/>
-        <w:rPr>
-          <w:lang w:val="en-US"/>
-        </w:rPr>
       </w:pPr>
       <w:proofErr w:type="spellStart"/>
       <w:r>
@@ -2236,16 +1994,11 @@
       <w:r>
         <w:rPr>
           <w:spacing w:val="-2"/>
-          <w:lang w:val="en-US"/>
         </w:rPr>
         <w:t>=(</w:t>
       </w:r>
-      <w:proofErr w:type="spellStart"/>
-      <w:sdt>
-        <w:sdtPr>
-          <w:rPr>
-            <w:lang w:val="en-US"/>
-          </w:rPr>
+      <w:sdt>
+        <w:sdtPr>
           <w:alias w:val="psiAnnualHard"/>
           <w:tag w:val="psiAnnualHard"/>
           <w:id w:val="666140552"/>
@@ -2257,25 +2010,18 @@
         <w:sdtEndPr/>
         <w:sdtContent>
           <w:r>
-            <w:rPr>
-              <w:lang w:val="en-US"/>
-            </w:rPr>
-            <w:t>psiAnnualHard</w:t>
+            <w:t>0,65</w:t>
           </w:r>
         </w:sdtContent>
       </w:sdt>
       <w:r>
         <w:rPr>
           <w:spacing w:val="-2"/>
-          <w:lang w:val="en-US"/>
         </w:rPr>
         <w:t>×</w:t>
       </w:r>
       <w:sdt>
         <w:sdtPr>
-          <w:rPr>
-            <w:lang w:val="en-US"/>
-          </w:rPr>
           <w:alias w:val="hardAreaHa"/>
           <w:tag w:val="hardAreaHa"/>
           <w:id w:val="210227906"/>
@@ -2287,25 +2033,18 @@
         <w:sdtEndPr/>
         <w:sdtContent>
           <w:r>
-            <w:rPr>
-              <w:lang w:val="en-US"/>
-            </w:rPr>
-            <w:t>hardAreaHa</w:t>
+            <w:t>3,2193</w:t>
           </w:r>
         </w:sdtContent>
       </w:sdt>
       <w:r>
         <w:rPr>
           <w:spacing w:val="-2"/>
-          <w:lang w:val="en-US"/>
         </w:rPr>
         <w:t>+</w:t>
       </w:r>
       <w:sdt>
         <w:sdtPr>
-          <w:rPr>
-            <w:lang w:val="en-US"/>
-          </w:rPr>
           <w:alias w:val="psiAnnualLawn"/>
           <w:tag w:val="psiAnnualLawn"/>
           <w:id w:val="-1651816918"/>
@@ -2317,25 +2056,18 @@
         <w:sdtEndPr/>
         <w:sdtContent>
           <w:r>
-            <w:rPr>
-              <w:lang w:val="en-US"/>
-            </w:rPr>
-            <w:t>psiAnnualLawn</w:t>
+            <w:t>0,1</w:t>
           </w:r>
         </w:sdtContent>
       </w:sdt>
       <w:r>
         <w:rPr>
           <w:spacing w:val="-2"/>
-          <w:lang w:val="en-US"/>
         </w:rPr>
         <w:t>×</w:t>
       </w:r>
       <w:sdt>
         <w:sdtPr>
-          <w:rPr>
-            <w:lang w:val="en-US"/>
-          </w:rPr>
           <w:alias w:val="lawnAreaHa"/>
           <w:tag w:val="lawnAreaHa"/>
           <w:id w:val="-1145429380"/>
@@ -2347,32 +2079,21 @@
         <w:sdtEndPr/>
         <w:sdtContent>
           <w:r>
-            <w:rPr>
-              <w:lang w:val="en-US"/>
-            </w:rPr>
-            <w:t>lawnAreaHa</w:t>
-          </w:r>
-          <w:proofErr w:type="spellEnd"/>
+            <w:t>3,302</w:t>
+          </w:r>
         </w:sdtContent>
       </w:sdt>
       <w:r>
         <w:rPr>
           <w:spacing w:val="-2"/>
-          <w:lang w:val="en-US"/>
         </w:rPr>
         <w:t>)/</w:t>
       </w:r>
       <w:r>
-        <w:rPr>
-          <w:lang w:val="en-US"/>
-        </w:rPr>
-        <w:t xml:space="preserve"> </w:t>
-      </w:r>
-      <w:sdt>
-        <w:sdtPr>
-          <w:rPr>
-            <w:lang w:val="en-US"/>
-          </w:rPr>
+        <w:t xml:space="preserve"> </w:t>
+      </w:r>
+      <w:sdt>
+        <w:sdtPr>
           <w:alias w:val="totalAreaHa"/>
           <w:tag w:val="totalAreaHa"/>
           <w:id w:val="1455755128"/>
@@ -2383,41 +2104,28 @@
         </w:sdtPr>
         <w:sdtEndPr/>
         <w:sdtContent>
-          <w:proofErr w:type="spellStart"/>
-          <w:r>
-            <w:rPr>
-              <w:lang w:val="en-US"/>
-            </w:rPr>
-            <w:t>totalAreaHa</w:t>
-          </w:r>
-          <w:proofErr w:type="spellEnd"/>
-        </w:sdtContent>
-      </w:sdt>
-      <w:r>
-        <w:rPr>
-          <w:lang w:val="en-US"/>
-        </w:rPr>
+          <w:r>
+            <w:t>6,5213</w:t>
+          </w:r>
+        </w:sdtContent>
+      </w:sdt>
+      <w:r>
         <w:t xml:space="preserve"> </w:t>
       </w:r>
       <w:r>
         <w:rPr>
           <w:spacing w:val="-2"/>
-          <w:lang w:val="en-US"/>
         </w:rPr>
         <w:t>=</w:t>
       </w:r>
       <w:r>
         <w:rPr>
           <w:spacing w:val="-2"/>
-          <w:lang w:val="en-US"/>
-        </w:rPr>
-        <w:t xml:space="preserve"> </w:t>
-      </w:r>
-      <w:sdt>
-        <w:sdtPr>
-          <w:rPr>
-            <w:lang w:val="en-US"/>
-          </w:rPr>
+        </w:rPr>
+        <w:t xml:space="preserve"> </w:t>
+      </w:r>
+      <w:sdt>
+        <w:sdtPr>
           <w:alias w:val="psiAnnual"/>
           <w:tag w:val="psiAnnual"/>
           <w:id w:val="-1173032785"/>
@@ -2428,14 +2136,9 @@
         </w:sdtPr>
         <w:sdtEndPr/>
         <w:sdtContent>
-          <w:proofErr w:type="spellStart"/>
-          <w:r>
-            <w:rPr>
-              <w:lang w:val="en-US"/>
-            </w:rPr>
-            <w:t>psiAnnual</w:t>
-          </w:r>
-          <w:proofErr w:type="spellEnd"/>
+          <w:r>
+            <w:t>0,37</w:t>
+          </w:r>
         </w:sdtContent>
       </w:sdt>
     </w:p>
@@ -2531,11 +2234,9 @@
         </w:sdtPr>
         <w:sdtEndPr/>
         <w:sdtContent>
-          <w:proofErr w:type="spellStart"/>
-          <w:r>
-            <w:t>psiMelt</w:t>
-          </w:r>
-          <w:proofErr w:type="spellEnd"/>
+          <w:r>
+            <w:t>0,7</w:t>
+          </w:r>
         </w:sdtContent>
       </w:sdt>
       <w:r>
@@ -2581,9 +2282,6 @@
         <w:spacing w:before="240" w:line="275" w:lineRule="exact"/>
         <w:ind w:left="994" w:right="710"/>
         <w:jc w:val="center"/>
-        <w:rPr>
-          <w:lang w:val="en-US"/>
-        </w:rPr>
       </w:pPr>
       <w:r>
         <w:rPr>
@@ -2595,9 +2293,6 @@
         <w:t>г</w:t>
       </w:r>
       <w:r>
-        <w:rPr>
-          <w:lang w:val="en-US"/>
-        </w:rPr>
         <w:t>=</w:t>
       </w:r>
       <w:r>
@@ -2610,9 +2305,6 @@
         <w:t>д</w:t>
       </w:r>
       <w:r>
-        <w:rPr>
-          <w:lang w:val="en-US"/>
-        </w:rPr>
         <w:t>+</w:t>
       </w:r>
       <w:r>
@@ -2625,25 +2317,22 @@
         <w:t>т</w:t>
       </w:r>
       <w:r>
-        <w:rPr>
-          <w:lang w:val="en-US"/>
-        </w:rPr>
-        <w:t>+W</w:t>
+        <w:t>+</w:t>
+      </w:r>
+      <w:r>
+        <w:rPr>
+          <w:lang w:val="en-US"/>
+        </w:rPr>
+        <w:t>W</w:t>
       </w:r>
       <w:r>
         <w:t>м</w:t>
       </w:r>
       <w:r>
-        <w:rPr>
-          <w:lang w:val="en-US"/>
-        </w:rPr>
         <w:t>=</w:t>
       </w:r>
       <w:sdt>
         <w:sdtPr>
-          <w:rPr>
-            <w:lang w:val="en-US"/>
-          </w:rPr>
           <w:alias w:val="annualRainVolume"/>
           <w:tag w:val="annualRainVolume"/>
           <w:id w:val="1796403919"/>
@@ -2655,24 +2344,20 @@
         <w:sdtEndPr/>
         <w:sdtContent>
           <w:r>
-            <w:rPr>
-              <w:lang w:val="en-US"/>
-            </w:rPr>
-            <w:t>annualRainVolume</w:t>
-          </w:r>
-        </w:sdtContent>
-      </w:sdt>
-      <w:r>
-        <w:rPr>
-          <w:lang w:val="en-US"/>
-        </w:rPr>
+            <w:t>10 732</w:t>
+          </w:r>
+          <w:proofErr w:type="gramStart"/>
+          <w:r>
+            <w:t>,76</w:t>
+          </w:r>
+          <w:proofErr w:type="gramEnd"/>
+        </w:sdtContent>
+      </w:sdt>
+      <w:r>
         <w:t>+</w:t>
       </w:r>
       <w:sdt>
         <w:sdtPr>
-          <w:rPr>
-            <w:lang w:val="en-US"/>
-          </w:rPr>
           <w:alias w:val="annualMeltVolume"/>
           <w:tag w:val="annualMeltVolume"/>
           <w:id w:val="-758985378"/>
@@ -2684,30 +2369,15 @@
         <w:sdtEndPr/>
         <w:sdtContent>
           <w:r>
-            <w:rPr>
-              <w:lang w:val="en-US"/>
-            </w:rPr>
-            <w:t>a</w:t>
-          </w:r>
-          <w:r>
-            <w:rPr>
-              <w:lang w:val="en-US"/>
-            </w:rPr>
-            <w:t>nnualMeltVolume</w:t>
-          </w:r>
-        </w:sdtContent>
-      </w:sdt>
-      <w:r>
-        <w:rPr>
-          <w:lang w:val="en-US"/>
-        </w:rPr>
+            <w:t>4 322,32</w:t>
+          </w:r>
+        </w:sdtContent>
+      </w:sdt>
+      <w:r>
         <w:t>+</w:t>
       </w:r>
       <w:sdt>
         <w:sdtPr>
-          <w:rPr>
-            <w:lang w:val="en-US"/>
-          </w:rPr>
           <w:alias w:val="washingVolume"/>
           <w:tag w:val="washingVolume"/>
           <w:id w:val="923542127"/>
@@ -2719,24 +2389,15 @@
         <w:sdtEndPr/>
         <w:sdtContent>
           <w:r>
-            <w:rPr>
-              <w:lang w:val="en-US"/>
-            </w:rPr>
-            <w:t>washingVolume</w:t>
-          </w:r>
-        </w:sdtContent>
-      </w:sdt>
-      <w:r>
-        <w:rPr>
-          <w:lang w:val="en-US"/>
-        </w:rPr>
+            <w:t>1 343,85</w:t>
+          </w:r>
+        </w:sdtContent>
+      </w:sdt>
+      <w:r>
         <w:t>=</w:t>
       </w:r>
       <w:sdt>
         <w:sdtPr>
-          <w:rPr>
-            <w:lang w:val="en-US"/>
-          </w:rPr>
           <w:alias w:val="annualTotalVolume"/>
           <w:tag w:val="annualTotalVolume"/>
           <w:id w:val="1093898824"/>
@@ -2748,37 +2409,23 @@
         <w:sdtEndPr/>
         <w:sdtContent>
           <w:r>
-            <w:rPr>
-              <w:lang w:val="en-US"/>
-            </w:rPr>
-            <w:t>annualTotalVolume</w:t>
-          </w:r>
-        </w:sdtContent>
-      </w:sdt>
-      <w:r>
-        <w:rPr>
-          <w:lang w:val="en-US"/>
-        </w:rPr>
-        <w:t xml:space="preserve"> </w:t>
-      </w:r>
-      <w:proofErr w:type="spellStart"/>
+            <w:t>16 398,93</w:t>
+          </w:r>
+        </w:sdtContent>
+      </w:sdt>
+      <w:r>
+        <w:t xml:space="preserve"> </w:t>
+      </w:r>
       <w:r>
         <w:t>м</w:t>
       </w:r>
-      <w:proofErr w:type="spellEnd"/>
-      <w:r>
-        <w:rPr>
-          <w:lang w:val="en-US"/>
-        </w:rPr>
+      <w:r>
         <w:t>3/</w:t>
       </w:r>
       <w:r>
         <w:t>год</w:t>
       </w:r>
       <w:r>
-        <w:rPr>
-          <w:lang w:val="en-US"/>
-        </w:rPr>
         <w:t xml:space="preserve">. </w:t>
       </w:r>
     </w:p>
@@ -2877,9 +2524,6 @@
         <w:spacing w:before="1" w:after="240" w:line="237" w:lineRule="auto"/>
         <w:ind w:left="993" w:right="287"/>
         <w:jc w:val="center"/>
-        <w:rPr>
-          <w:lang w:val="en-US"/>
-        </w:rPr>
       </w:pPr>
       <w:r>
         <w:rPr>
@@ -2887,45 +2531,59 @@
         </w:rPr>
         <w:t>W</w:t>
       </w:r>
+      <w:proofErr w:type="spellStart"/>
       <w:r>
         <w:t>д</w:t>
       </w:r>
       <w:r>
-        <w:rPr>
-          <w:lang w:val="en-US"/>
-        </w:rPr>
         <w:t>.</w:t>
       </w:r>
-      <w:proofErr w:type="spellStart"/>
       <w:r>
         <w:t>сут</w:t>
       </w:r>
       <w:proofErr w:type="spellEnd"/>
       <w:proofErr w:type="gramStart"/>
       <w:r>
-        <w:rPr>
-          <w:lang w:val="en-US"/>
-        </w:rPr>
         <w:t>.=</w:t>
       </w:r>
       <w:proofErr w:type="gramEnd"/>
       <w:r>
-        <w:rPr>
-          <w:lang w:val="en-US"/>
-        </w:rPr>
-        <w:t>10×ha×F×Ψmid=</w:t>
-      </w:r>
-      <w:r>
-        <w:rPr>
-          <w:lang w:val="en-US"/>
-        </w:rPr>
         <w:t>10×</w:t>
       </w:r>
-      <w:sdt>
-        <w:sdtPr>
-          <w:rPr>
-            <w:lang w:val="en-US"/>
-          </w:rPr>
+      <w:r>
+        <w:rPr>
+          <w:lang w:val="en-US"/>
+        </w:rPr>
+        <w:t>ha</w:t>
+      </w:r>
+      <w:r>
+        <w:t>×</w:t>
+      </w:r>
+      <w:r>
+        <w:rPr>
+          <w:lang w:val="en-US"/>
+        </w:rPr>
+        <w:t>F</w:t>
+      </w:r>
+      <w:r>
+        <w:t>×</w:t>
+      </w:r>
+      <w:proofErr w:type="spellStart"/>
+      <w:r>
+        <w:rPr>
+          <w:lang w:val="en-US"/>
+        </w:rPr>
+        <w:t>Ψmid</w:t>
+      </w:r>
+      <w:proofErr w:type="spellEnd"/>
+      <w:r>
+        <w:t>=</w:t>
+      </w:r>
+      <w:r>
+        <w:t>10×</w:t>
+      </w:r>
+      <w:sdt>
+        <w:sdtPr>
           <w:alias w:val="haRainTreatment"/>
           <w:tag w:val="haRainTreatment"/>
           <w:id w:val="690116501"/>
@@ -2937,24 +2595,15 @@
         <w:sdtEndPr/>
         <w:sdtContent>
           <w:r>
-            <w:rPr>
-              <w:lang w:val="en-US"/>
-            </w:rPr>
-            <w:t>haRainTreatment</w:t>
-          </w:r>
-        </w:sdtContent>
-      </w:sdt>
-      <w:r>
-        <w:rPr>
-          <w:lang w:val="en-US"/>
-        </w:rPr>
+            <w:t>7</w:t>
+          </w:r>
+        </w:sdtContent>
+      </w:sdt>
+      <w:r>
         <w:t>×</w:t>
       </w:r>
       <w:sdt>
         <w:sdtPr>
-          <w:rPr>
-            <w:lang w:val="en-US"/>
-          </w:rPr>
           <w:alias w:val="rainTreatmentAreaHa"/>
           <w:tag w:val="rainTreatmentAreaHa"/>
           <w:id w:val="-438678690"/>
@@ -2966,30 +2615,15 @@
         <w:sdtEndPr/>
         <w:sdtContent>
           <w:r>
-            <w:rPr>
-              <w:lang w:val="en-US"/>
-            </w:rPr>
-            <w:t>rainTreatment</w:t>
-          </w:r>
-          <w:r>
-            <w:rPr>
-              <w:lang w:val="en-US"/>
-            </w:rPr>
-            <w:t>AreaHa</w:t>
-          </w:r>
-        </w:sdtContent>
-      </w:sdt>
-      <w:r>
-        <w:rPr>
-          <w:lang w:val="en-US"/>
-        </w:rPr>
+            <w:t>3,2193</w:t>
+          </w:r>
+        </w:sdtContent>
+      </w:sdt>
+      <w:r>
         <w:t>×</w:t>
       </w:r>
       <w:sdt>
         <w:sdtPr>
-          <w:rPr>
-            <w:lang w:val="en-US"/>
-          </w:rPr>
           <w:alias w:val="psimid"/>
           <w:tag w:val="psimid"/>
           <w:id w:val="2145002328"/>
@@ -3001,24 +2635,15 @@
         <w:sdtEndPr/>
         <w:sdtContent>
           <w:r>
-            <w:rPr>
-              <w:lang w:val="en-US"/>
-            </w:rPr>
-            <w:t>psimid</w:t>
-          </w:r>
-        </w:sdtContent>
-      </w:sdt>
-      <w:r>
-        <w:rPr>
-          <w:lang w:val="en-US"/>
-        </w:rPr>
+            <w:t>0,950</w:t>
+          </w:r>
+        </w:sdtContent>
+      </w:sdt>
+      <w:r>
         <w:t>=</w:t>
       </w:r>
       <w:sdt>
         <w:sdtPr>
-          <w:rPr>
-            <w:lang w:val="en-US"/>
-          </w:rPr>
           <w:alias w:val="dailyRainVolume"/>
           <w:tag w:val="dailyRainVolume"/>
           <w:id w:val="1950897074"/>
@@ -3030,26 +2655,17 @@
         <w:sdtEndPr/>
         <w:sdtContent>
           <w:r>
-            <w:rPr>
-              <w:lang w:val="en-US"/>
-            </w:rPr>
-            <w:t>dailyRainVolume</w:t>
-          </w:r>
-        </w:sdtContent>
-      </w:sdt>
-      <w:r>
-        <w:rPr>
-          <w:lang w:val="en-US"/>
-        </w:rPr>
+            <w:t>221,73</w:t>
+          </w:r>
+        </w:sdtContent>
+      </w:sdt>
+      <w:r>
         <w:t xml:space="preserve"> </w:t>
       </w:r>
       <w:r>
         <w:t>м</w:t>
       </w:r>
       <w:r>
-        <w:rPr>
-          <w:lang w:val="en-US"/>
-        </w:rPr>
         <w:t>3/</w:t>
       </w:r>
       <w:proofErr w:type="spellStart"/>
@@ -3072,8 +2688,50 @@
         </w:rPr>
       </w:pPr>
       <w:r>
-        <w:t>Zmid=(zmidExpression)/rainTreatmentAreaHa=zmid</w:t>
-      </w:r>
+        <w:t>Zmid=(</w:t>
+      </w:r>
+      <w:sdt>
+        <w:sdtPr>
+          <w:alias w:val="zmidExpression"/>
+          <w:tag w:val="zmidExpression"/>
+          <w:id w:val="648036766"/>
+        </w:sdtPr>
+        <w:sdtContent>
+          <w:r>
+            <w:t>0,23×1,8697+0,23×1,3496</w:t>
+          </w:r>
+        </w:sdtContent>
+      </w:sdt>
+      <w:r>
+        <w:t>)/</w:t>
+      </w:r>
+      <w:sdt>
+        <w:sdtPr>
+          <w:alias w:val="rainTreatmentAreaHa"/>
+          <w:tag w:val="rainTreatmentAreaHa"/>
+          <w:id w:val="648036767"/>
+        </w:sdtPr>
+        <w:sdtContent>
+          <w:r>
+            <w:t>3,2193</w:t>
+          </w:r>
+        </w:sdtContent>
+      </w:sdt>
+      <w:r>
+        <w:t>=</w:t>
+      </w:r>
+      <w:sdt>
+        <w:sdtPr>
+          <w:alias w:val="zmid"/>
+          <w:tag w:val="zmid"/>
+          <w:id w:val="648036768"/>
+        </w:sdtPr>
+        <w:sdtContent>
+          <w:r>
+            <w:t>0,230</w:t>
+          </w:r>
+        </w:sdtContent>
+      </w:sdt>
     </w:p>
     <w:p>
       <w:pPr>
@@ -3089,8 +2747,50 @@
         </w:rPr>
       </w:pPr>
       <w:r>
-        <w:t>Ψmid=(psimidExpression)/rainTreatmentAreaHa=psimid</w:t>
-      </w:r>
+        <w:t>Ψmid=(</w:t>
+      </w:r>
+      <w:sdt>
+        <w:sdtPr>
+          <w:alias w:val="psimidExpression"/>
+          <w:tag w:val="psimidExpression"/>
+          <w:id w:val="648036769"/>
+        </w:sdtPr>
+        <w:sdtContent>
+          <w:r>
+            <w:t>0,95×1,8697+0,95×1,3496</w:t>
+          </w:r>
+        </w:sdtContent>
+      </w:sdt>
+      <w:r>
+        <w:t>)/</w:t>
+      </w:r>
+      <w:sdt>
+        <w:sdtPr>
+          <w:alias w:val="rainTreatmentAreaHa"/>
+          <w:tag w:val="rainTreatmentAreaHa"/>
+          <w:id w:val="648036770"/>
+        </w:sdtPr>
+        <w:sdtContent>
+          <w:r>
+            <w:t>3,2193</w:t>
+          </w:r>
+        </w:sdtContent>
+      </w:sdt>
+      <w:r>
+        <w:t>=</w:t>
+      </w:r>
+      <w:sdt>
+        <w:sdtPr>
+          <w:alias w:val="psimid"/>
+          <w:tag w:val="psimid"/>
+          <w:id w:val="648036771"/>
+        </w:sdtPr>
+        <w:sdtContent>
+          <w:r>
+            <w:t>0,950</w:t>
+          </w:r>
+        </w:sdtContent>
+      </w:sdt>
     </w:p>
     <w:p>
       <w:pPr>
@@ -3098,8 +2798,6 @@
         <w:spacing w:before="240" w:after="240"/>
         <w:ind w:right="287"/>
       </w:pPr>
-      <w:bookmarkStart w:id="0" w:name="_GoBack"/>
-      <w:bookmarkEnd w:id="0"/>
       <w:r>
         <w:t>Максимальный</w:t>
       </w:r>
@@ -3185,7 +2883,7 @@
         </w:rPr>
       </w:pPr>
       <w:r>
-        <w:t>Wт.сут=10×hc×F×α×Ψт×Kу=10×hc×totalAreaHa×meltUnevennessCoeff×psiMeltDaily×ky=dailyMeltVolume м3/сут.</w:t>
+        <w:t>Wт.сут=10×18×F×α×Ψт×Kу=10×18×6,5213×0,9×0,7×0,5063=377,775 м3/сут.</w:t>
       </w:r>
     </w:p>
     <w:p>
@@ -3197,17 +2895,12 @@
         <w:spacing w:after="240" w:line="237" w:lineRule="auto"/>
         <w:ind w:left="993" w:right="287"/>
         <w:jc w:val="center"/>
-        <w:rPr>
-          <w:lang w:val="en-US"/>
-        </w:rPr>
       </w:pPr>
       <w:r>
+        <w:lastRenderedPageBreak/>
         <w:t>Ку</w:t>
       </w:r>
       <w:r>
-        <w:rPr>
-          <w:lang w:val="en-US"/>
-        </w:rPr>
         <w:t xml:space="preserve">=1 − </w:t>
       </w:r>
       <w:proofErr w:type="gramStart"/>
@@ -3222,34 +2915,22 @@
         <w:t>у</w:t>
       </w:r>
       <w:r>
-        <w:rPr>
-          <w:lang w:val="en-US"/>
-        </w:rPr>
-        <w:t xml:space="preserve"> / F</w:t>
-      </w:r>
-      <w:r>
-        <w:rPr>
-          <w:lang w:val="en-US"/>
-        </w:rPr>
-        <w:t xml:space="preserve">= 1 </w:t>
-      </w:r>
-      <w:r>
-        <w:rPr>
-          <w:lang w:val="en-US"/>
-        </w:rPr>
-        <w:t>-</w:t>
-      </w:r>
-      <w:r>
-        <w:rPr>
-          <w:lang w:val="en-US"/>
-        </w:rPr>
-        <w:t xml:space="preserve"> </w:t>
-      </w:r>
-      <w:sdt>
-        <w:sdtPr>
-          <w:rPr>
-            <w:lang w:val="en-US"/>
-          </w:rPr>
+        <w:t xml:space="preserve"> / </w:t>
+      </w:r>
+      <w:r>
+        <w:rPr>
+          <w:lang w:val="en-US"/>
+        </w:rPr>
+        <w:t>F</w:t>
+      </w:r>
+      <w:r>
+        <w:t>= 1 -</w:t>
+      </w:r>
+      <w:r>
+        <w:t xml:space="preserve"> </w:t>
+      </w:r>
+      <w:sdt>
+        <w:sdtPr>
           <w:alias w:val="snowCleanedAreaHa"/>
           <w:tag w:val="snowCleanedAreaHa"/>
           <w:id w:val="620433041"/>
@@ -3260,28 +2941,16 @@
         </w:sdtPr>
         <w:sdtEndPr/>
         <w:sdtContent>
-          <w:proofErr w:type="spellStart"/>
-          <w:r>
-            <w:rPr>
-              <w:lang w:val="en-US"/>
-            </w:rPr>
-            <w:t>snowCleanedAreaHa</w:t>
-          </w:r>
-          <w:proofErr w:type="spellEnd"/>
-        </w:sdtContent>
-      </w:sdt>
-      <w:r>
-        <w:rPr>
-          <w:lang w:val="en-US"/>
-        </w:rPr>
+          <w:r>
+            <w:t>3,2193</w:t>
+          </w:r>
+        </w:sdtContent>
+      </w:sdt>
+      <w:r>
         <w:t>/</w:t>
       </w:r>
-      <w:proofErr w:type="spellStart"/>
-      <w:sdt>
-        <w:sdtPr>
-          <w:rPr>
-            <w:lang w:val="en-US"/>
-          </w:rPr>
+      <w:sdt>
+        <w:sdtPr>
           <w:alias w:val="totalAreaHa"/>
           <w:tag w:val="totalAreaHa"/>
           <w:id w:val="1777369122"/>
@@ -3293,25 +2962,15 @@
         <w:sdtEndPr/>
         <w:sdtContent>
           <w:r>
-            <w:rPr>
-              <w:lang w:val="en-US"/>
-            </w:rPr>
-            <w:t>totalAreaHa</w:t>
-          </w:r>
-          <w:proofErr w:type="spellEnd"/>
-        </w:sdtContent>
-      </w:sdt>
-      <w:r>
-        <w:rPr>
-          <w:lang w:val="en-US"/>
-        </w:rPr>
+            <w:t>6,5213</w:t>
+          </w:r>
+        </w:sdtContent>
+      </w:sdt>
+      <w:r>
         <w:t xml:space="preserve">= </w:t>
       </w:r>
       <w:sdt>
         <w:sdtPr>
-          <w:rPr>
-            <w:lang w:val="en-US"/>
-          </w:rPr>
           <w:alias w:val="ky"/>
           <w:tag w:val="ky"/>
           <w:id w:val="1209614377"/>
@@ -3322,20 +2981,12 @@
         </w:sdtPr>
         <w:sdtEndPr/>
         <w:sdtContent>
-          <w:proofErr w:type="spellStart"/>
-          <w:r>
-            <w:rPr>
-              <w:lang w:val="en-US"/>
-            </w:rPr>
-            <w:t>ky</w:t>
-          </w:r>
-          <w:proofErr w:type="spellEnd"/>
-        </w:sdtContent>
-      </w:sdt>
-      <w:r>
-        <w:rPr>
-          <w:lang w:val="en-US"/>
-        </w:rPr>
+          <w:r>
+            <w:t>0,5063</w:t>
+          </w:r>
+        </w:sdtContent>
+      </w:sdt>
+      <w:r>
         <w:t>,</w:t>
       </w:r>
     </w:p>
@@ -3593,7 +3244,7 @@
             <w:rPr>
               <w:lang w:val="en-US"/>
             </w:rPr>
-            <w:t>zmid</w:t>
+            <w:t>0,230</w:t>
           </w:r>
         </w:sdtContent>
       </w:sdt>
@@ -3622,7 +3273,7 @@
             <w:rPr>
               <w:lang w:val="en-US"/>
             </w:rPr>
-            <w:t>parameterA</w:t>
+            <w:t>763,44</w:t>
           </w:r>
         </w:sdtContent>
       </w:sdt>
@@ -3651,7 +3302,7 @@
             <w:rPr>
               <w:lang w:val="en-US"/>
             </w:rPr>
-            <w:t>rainFlowAreaHa</w:t>
+            <w:t>3,2193</w:t>
           </w:r>
         </w:sdtContent>
       </w:sdt>
@@ -3661,7 +3312,6 @@
         </w:rPr>
         <w:t>/(</w:t>
       </w:r>
-      <w:proofErr w:type="spellStart"/>
       <w:sdt>
         <w:sdtPr>
           <w:rPr>
@@ -3681,9 +3331,8 @@
             <w:rPr>
               <w:lang w:val="en-US"/>
             </w:rPr>
-            <w:t>tr</w:t>
-          </w:r>
-          <w:proofErr w:type="spellEnd"/>
+            <w:t>29,6</w:t>
+          </w:r>
         </w:sdtContent>
       </w:sdt>
       <w:r>
@@ -3713,14 +3362,12 @@
         </w:sdtPr>
         <w:sdtEndPr/>
         <w:sdtContent>
-          <w:proofErr w:type="spellStart"/>
           <w:r>
             <w:rPr>
               <w:lang w:val="en-US"/>
             </w:rPr>
-            <w:t>flowExponent</w:t>
-          </w:r>
-          <w:proofErr w:type="spellEnd"/>
+            <w:t>0,75</w:t>
+          </w:r>
         </w:sdtContent>
       </w:sdt>
       <w:r>
@@ -3744,14 +3391,12 @@
         </w:sdtPr>
         <w:sdtEndPr/>
         <w:sdtContent>
-          <w:proofErr w:type="spellStart"/>
           <w:r>
             <w:rPr>
               <w:lang w:val="en-US"/>
             </w:rPr>
-            <w:t>qr</w:t>
-          </w:r>
-          <w:proofErr w:type="spellEnd"/>
+            <w:t>168,02</w:t>
+          </w:r>
         </w:sdtContent>
       </w:sdt>
       <w:r>
@@ -3850,7 +3495,7 @@
             <w:rPr>
               <w:lang w:val="en-US"/>
             </w:rPr>
-            <w:t>q20</w:t>
+            <w:t>91</w:t>
           </w:r>
         </w:sdtContent>
       </w:sdt>
@@ -3885,7 +3530,7 @@
             <w:rPr>
               <w:lang w:val="en-US"/>
             </w:rPr>
-            <w:t>nForA</w:t>
+            <w:t>0,71</w:t>
           </w:r>
         </w:sdtContent>
       </w:sdt>
@@ -3934,7 +3579,7 @@
             <w:rPr>
               <w:lang w:val="en-US"/>
             </w:rPr>
-            <w:t>p</w:t>
+            <w:t>1</w:t>
           </w:r>
         </w:sdtContent>
       </w:sdt>
@@ -3944,7 +3589,6 @@
         </w:rPr>
         <w:t>/</w:t>
       </w:r>
-      <w:proofErr w:type="spellStart"/>
       <w:r>
         <w:rPr>
           <w:lang w:val="en-US"/>
@@ -3970,9 +3614,8 @@
             <w:rPr>
               <w:lang w:val="en-US"/>
             </w:rPr>
-            <w:t>mr</w:t>
-          </w:r>
-          <w:proofErr w:type="spellEnd"/>
+            <w:t>150</w:t>
+          </w:r>
         </w:sdtContent>
       </w:sdt>
       <w:r>
@@ -4006,7 +3649,7 @@
             <w:rPr>
               <w:lang w:val="en-US"/>
             </w:rPr>
-            <w:t>gamma</w:t>
+            <w:t>1,54</w:t>
           </w:r>
         </w:sdtContent>
       </w:sdt>
@@ -4016,7 +3659,6 @@
         </w:rPr>
         <w:t>=</w:t>
       </w:r>
-      <w:proofErr w:type="spellStart"/>
       <w:sdt>
         <w:sdtPr>
           <w:rPr>
@@ -4036,9 +3678,8 @@
             <w:rPr>
               <w:lang w:val="en-US"/>
             </w:rPr>
-            <w:t>parameterA</w:t>
-          </w:r>
-          <w:proofErr w:type="spellEnd"/>
+            <w:t>763,44</w:t>
+          </w:r>
         </w:sdtContent>
       </w:sdt>
     </w:p>
@@ -4099,7 +3740,6 @@
         </w:rPr>
         <w:t>=</w:t>
       </w:r>
-      <w:proofErr w:type="spellStart"/>
       <w:sdt>
         <w:sdtPr>
           <w:rPr>
@@ -4119,7 +3759,7 @@
             <w:rPr>
               <w:lang w:val="en-US"/>
             </w:rPr>
-            <w:t>tcon</w:t>
+            <w:t>10</w:t>
           </w:r>
         </w:sdtContent>
       </w:sdt>
@@ -4148,7 +3788,7 @@
             <w:rPr>
               <w:lang w:val="en-US"/>
             </w:rPr>
-            <w:t>tcan</w:t>
+            <w:t>5</w:t>
           </w:r>
         </w:sdtContent>
       </w:sdt>
@@ -4177,9 +3817,8 @@
             <w:rPr>
               <w:lang w:val="en-US"/>
             </w:rPr>
-            <w:t>tp</w:t>
-          </w:r>
-          <w:proofErr w:type="spellEnd"/>
+            <w:t>14,6</w:t>
+          </w:r>
         </w:sdtContent>
       </w:sdt>
       <w:r>
@@ -4188,7 +3827,6 @@
         </w:rPr>
         <w:t>=</w:t>
       </w:r>
-      <w:proofErr w:type="spellStart"/>
       <w:sdt>
         <w:sdtPr>
           <w:rPr>
@@ -4208,9 +3846,8 @@
             <w:rPr>
               <w:lang w:val="en-US"/>
             </w:rPr>
-            <w:t>tr</w:t>
-          </w:r>
-          <w:proofErr w:type="spellEnd"/>
+            <w:t>29,6</w:t>
+          </w:r>
         </w:sdtContent>
       </w:sdt>
       <w:r>
@@ -4308,7 +3945,6 @@
         <w:t>×</w:t>
       </w:r>
       <w:proofErr w:type="spellStart"/>
-      <w:proofErr w:type="gramStart"/>
       <w:r>
         <w:rPr>
           <w:rFonts w:ascii="Cambria Math" w:hAnsi="Cambria Math"/>
@@ -4318,7 +3954,6 @@
         <w:t>Qr</w:t>
       </w:r>
       <w:proofErr w:type="spellEnd"/>
-      <w:proofErr w:type="gramEnd"/>
       <w:r>
         <w:rPr>
           <w:rFonts w:ascii="Cambria Math" w:hAnsi="Cambria Math"/>
@@ -4328,9 +3963,6 @@
       </w:r>
       <w:sdt>
         <w:sdtPr>
-          <w:rPr>
-            <w:lang w:val="en-US"/>
-          </w:rPr>
           <w:alias w:val="beta"/>
           <w:tag w:val="beta"/>
           <w:id w:val="-799454889"/>
@@ -4342,11 +3974,13 @@
         <w:sdtEndPr/>
         <w:sdtContent>
           <w:r>
-            <w:rPr>
-              <w:lang w:val="en-US"/>
-            </w:rPr>
-            <w:t>beta</w:t>
-          </w:r>
+            <w:t>0</w:t>
+          </w:r>
+          <w:proofErr w:type="gramStart"/>
+          <w:r>
+            <w:t>,75</w:t>
+          </w:r>
+          <w:proofErr w:type="gramEnd"/>
         </w:sdtContent>
       </w:sdt>
       <w:r>
@@ -4354,9 +3988,6 @@
       </w:r>
       <w:sdt>
         <w:sdtPr>
-          <w:rPr>
-            <w:lang w:val="en-US"/>
-          </w:rPr>
           <w:alias w:val="qr"/>
           <w:tag w:val="qr"/>
           <w:id w:val="1135686090"/>
@@ -4367,14 +3998,9 @@
         </w:sdtPr>
         <w:sdtEndPr/>
         <w:sdtContent>
-          <w:proofErr w:type="spellStart"/>
-          <w:r>
-            <w:rPr>
-              <w:lang w:val="en-US"/>
-            </w:rPr>
-            <w:t>qr</w:t>
-          </w:r>
-          <w:proofErr w:type="spellEnd"/>
+          <w:r>
+            <w:t>168,02</w:t>
+          </w:r>
         </w:sdtContent>
       </w:sdt>
       <w:r>
@@ -4384,7 +4010,6 @@
         </w:rPr>
         <w:t>=</w:t>
       </w:r>
-      <w:proofErr w:type="spellStart"/>
       <w:sdt>
         <w:sdtPr>
           <w:alias w:val="qcal"/>
@@ -4398,9 +4023,8 @@
         <w:sdtEndPr/>
         <w:sdtContent>
           <w:r>
-            <w:t>qcal</w:t>
-          </w:r>
-          <w:proofErr w:type="spellEnd"/>
+            <w:t>126,01</w:t>
+          </w:r>
         </w:sdtContent>
       </w:sdt>
       <w:r>
@@ -4426,553 +4050,430 @@
           <w:w w:val="105"/>
         </w:rPr>
         <w:t>с</w:t>
+      </w:r>
+    </w:p>
+    <w:p/>
+    <w:p>
+      <w:r>
+        <w:t>Требуемый рабочий объем резервуара:</w:t>
+      </w:r>
+    </w:p>
+    <w:p>
+      <w:r>
+        <w:t>Vраб.тр=max(Wд.сут; Vт.раб)=max(</w:t>
+      </w:r>
+      <w:sdt>
+        <w:sdtPr>
+          <w:alias w:val="dailyRainVolume"/>
+          <w:tag w:val="dailyRainVolume"/>
+          <w:id w:val="648036772"/>
+        </w:sdtPr>
+        <w:sdtContent>
+          <w:r>
+            <w:t>221,73</w:t>
+          </w:r>
+        </w:sdtContent>
+      </w:sdt>
+      <w:r>
+        <w:t>;</w:t>
+      </w:r>
+      <w:sdt>
+        <w:sdtPr>
+          <w:alias w:val="requiredMeltWorkingVolume"/>
+          <w:tag w:val="requiredMeltWorkingVolume"/>
+          <w:id w:val="648036773"/>
+        </w:sdtPr>
+        <w:sdtContent>
+          <w:r>
+            <w:t>377,78</w:t>
+          </w:r>
+        </w:sdtContent>
+      </w:sdt>
+      <w:r>
+        <w:t>)=</w:t>
+      </w:r>
+      <w:sdt>
+        <w:sdtPr>
+          <w:alias w:val="requiredReservoirWorkingVolume"/>
+          <w:tag w:val="requiredReservoirWorkingVolume"/>
+          <w:id w:val="648036774"/>
+        </w:sdtPr>
+        <w:sdtContent>
+          <w:r>
+            <w:t>377,78</w:t>
+          </w:r>
+        </w:sdtContent>
+      </w:sdt>
+      <w:r>
+        <w:t xml:space="preserve"> м3.</w:t>
       </w:r>
     </w:p>
     <w:p>
       <w:pPr>
-        <w:spacing w:before="0" w:after="0" w:line="240" w:lineRule="auto"/>
+        <w:pStyle w:val="a3"/>
+        <w:tabs>
+          <w:tab w:val="left" w:pos="11057"/>
+        </w:tabs>
+        <w:spacing w:after="240"/>
+        <w:ind w:right="287"/>
+      </w:pPr>
+      <w:r>
+        <w:t>Требуемый полный объем резервуара с запасом:</w:t>
+      </w:r>
+    </w:p>
+    <w:p>
+      <w:pPr>
+        <w:pStyle w:val="a3"/>
+        <w:tabs>
+          <w:tab w:val="left" w:pos="11057"/>
+        </w:tabs>
+        <w:spacing w:before="1" w:after="240" w:line="237" w:lineRule="auto"/>
+        <w:ind w:left="993" w:right="287"/>
+        <w:jc w:val="center"/>
+      </w:pPr>
+      <w:r>
+        <w:t>Vполн</w:t>
+      </w:r>
+      <w:proofErr w:type="gramStart"/>
+      <w:r>
+        <w:t>.т</w:t>
+      </w:r>
+      <w:proofErr w:type="gramEnd"/>
+      <w:r>
+        <w:t xml:space="preserve">р = Vраб.тр × (1 + Kзап/100) = </w:t>
+      </w:r>
+      <w:sdt>
+        <w:sdtPr>
+          <w:alias w:val="requiredReservoirWorkingVolume"/>
+          <w:tag w:val="requiredReservoirWorkingVolume"/>
+          <w:id w:val="1882600118"/>
+        </w:sdtPr>
+        <w:sdtEndPr/>
+        <w:sdtContent>
+          <w:r>
+            <w:t>377,78</w:t>
+          </w:r>
+        </w:sdtContent>
+      </w:sdt>
+      <w:r>
+        <w:t xml:space="preserve"> × (1 + </w:t>
+      </w:r>
+      <w:sdt>
+        <w:sdtPr>
+          <w:alias w:val="reservoirReservePercent"/>
+          <w:tag w:val="reservoirReservePercent"/>
+          <w:id w:val="-1197993820"/>
+        </w:sdtPr>
+        <w:sdtEndPr/>
+        <w:sdtContent>
+          <w:r>
+            <w:t>5</w:t>
+          </w:r>
+        </w:sdtContent>
+      </w:sdt>
+      <w:r>
+        <w:t xml:space="preserve">/100) = </w:t>
+      </w:r>
+      <w:sdt>
+        <w:sdtPr>
+          <w:alias w:val="requiredReservoirFullVolume"/>
+          <w:tag w:val="requiredReservoirFullVolume"/>
+          <w:id w:val="-1250189388"/>
+        </w:sdtPr>
+        <w:sdtEndPr/>
+        <w:sdtContent>
+          <w:r>
+            <w:t>396,66</w:t>
+          </w:r>
+        </w:sdtContent>
+      </w:sdt>
+      <w:r>
+        <w:t xml:space="preserve"> м3.</w:t>
+      </w:r>
+    </w:p>
+    <w:p>
+      <w:pPr>
+        <w:pStyle w:val="a3"/>
+        <w:tabs>
+          <w:tab w:val="left" w:pos="11057"/>
+        </w:tabs>
+        <w:spacing w:after="240"/>
+        <w:ind w:right="287"/>
+      </w:pPr>
+      <w:r>
+        <w:t>Произво</w:t>
+      </w:r>
+      <w:r>
+        <w:t xml:space="preserve">дительность очистных сооружений </w:t>
+      </w:r>
+      <w:r>
+        <w:t>по дождевому стоку</w:t>
+      </w:r>
+      <w:r>
+        <w:t>:</w:t>
+      </w:r>
+    </w:p>
+    <w:p>
+      <w:pPr>
+        <w:pStyle w:val="a3"/>
+        <w:tabs>
+          <w:tab w:val="left" w:pos="11057"/>
+        </w:tabs>
+        <w:spacing w:after="240" w:line="237" w:lineRule="auto"/>
+        <w:ind w:left="993" w:right="287"/>
+        <w:jc w:val="center"/>
+      </w:pPr>
+      <w:proofErr w:type="spellStart"/>
+      <w:r>
+        <w:t>Qоч</w:t>
+      </w:r>
+      <w:proofErr w:type="gramStart"/>
+      <w:r>
+        <w:t>.д</w:t>
+      </w:r>
+      <w:proofErr w:type="spellEnd"/>
+      <w:proofErr w:type="gramEnd"/>
+      <w:r>
+        <w:t xml:space="preserve"> = </w:t>
+      </w:r>
+      <w:proofErr w:type="spellStart"/>
+      <w:r>
+        <w:t>Wд.сут</w:t>
+      </w:r>
+      <w:proofErr w:type="spellEnd"/>
+      <w:r>
+        <w:t xml:space="preserve"> / (Tд − Tотст − Tпер) = </w:t>
+      </w:r>
+      <w:sdt>
+        <w:sdtPr>
+          <w:alias w:val="dailyRainVolume"/>
+          <w:tag w:val="dailyRainVolume"/>
+          <w:id w:val="575856944"/>
+        </w:sdtPr>
+        <w:sdtEndPr/>
+        <w:sdtContent>
+          <w:r>
+            <w:t>221,73</w:t>
+          </w:r>
+        </w:sdtContent>
+      </w:sdt>
+      <w:r>
+        <w:t xml:space="preserve"> / (</w:t>
+      </w:r>
+      <w:sdt>
+        <w:sdtPr>
+          <w:alias w:val="rainProcessingHours"/>
+          <w:tag w:val="rainProcessingHours"/>
+          <w:id w:val="1241443630"/>
+        </w:sdtPr>
+        <w:sdtEndPr/>
+        <w:sdtContent>
+          <w:r>
+            <w:t>24</w:t>
+          </w:r>
+        </w:sdtContent>
+      </w:sdt>
+      <w:r>
+        <w:t xml:space="preserve"> − </w:t>
+      </w:r>
+      <w:sdt>
+        <w:sdtPr>
+          <w:alias w:val="settlingHours"/>
+          <w:tag w:val="settlingHours"/>
+          <w:id w:val="1906484242"/>
+        </w:sdtPr>
+        <w:sdtEndPr/>
+        <w:sdtContent>
+          <w:r>
+            <w:t>1</w:t>
+          </w:r>
+        </w:sdtContent>
+      </w:sdt>
+      <w:r>
+        <w:t xml:space="preserve"> − </w:t>
+      </w:r>
+      <w:sdt>
+        <w:sdtPr>
+          <w:alias w:val="technicalBreakHours"/>
+          <w:tag w:val="technicalBreakHours"/>
+          <w:id w:val="-1753353377"/>
+        </w:sdtPr>
+        <w:sdtEndPr/>
+        <w:sdtContent>
+          <w:r>
+            <w:t>2</w:t>
+          </w:r>
+        </w:sdtContent>
+      </w:sdt>
+      <w:r>
+        <w:t xml:space="preserve">) = </w:t>
+      </w:r>
+      <w:sdt>
+        <w:sdtPr>
+          <w:alias w:val="rainTreatmentCapacity"/>
+          <w:tag w:val="rainTreatmentCapacity"/>
+          <w:id w:val="-562166422"/>
+        </w:sdtPr>
+        <w:sdtEndPr/>
+        <w:sdtContent>
+          <w:r>
+            <w:t>10,56</w:t>
+          </w:r>
+        </w:sdtContent>
+      </w:sdt>
+      <w:r>
+        <w:t xml:space="preserve"> м3/ч.</w:t>
+      </w:r>
+    </w:p>
+    <w:p>
+      <w:pPr>
+        <w:pStyle w:val="a3"/>
+        <w:tabs>
+          <w:tab w:val="left" w:pos="11057"/>
+        </w:tabs>
+        <w:spacing w:after="240"/>
+        <w:ind w:right="287"/>
+      </w:pPr>
+      <w:r>
+        <w:t>Производительность по талому стоку:</w:t>
+      </w:r>
+    </w:p>
+    <w:p>
+      <w:pPr>
+        <w:pStyle w:val="a3"/>
+        <w:tabs>
+          <w:tab w:val="left" w:pos="11057"/>
+        </w:tabs>
+        <w:spacing w:after="240" w:line="237" w:lineRule="auto"/>
+        <w:ind w:left="993" w:right="287"/>
+        <w:jc w:val="center"/>
+      </w:pPr>
+      <w:r>
+        <w:t>Qоч.т=Wт.сут/(Tт−Tотст−Tпер)=377,775/(24−1−2)=17,99 м3/ч.</w:t>
+      </w:r>
+    </w:p>
+    <w:p>
+      <w:pPr>
+        <w:pStyle w:val="a3"/>
+        <w:tabs>
+          <w:tab w:val="left" w:pos="11057"/>
+        </w:tabs>
+        <w:spacing w:after="240"/>
+        <w:ind w:right="287"/>
+      </w:pPr>
+      <w:r>
+        <w:t>Итоговая требуемая производительность очистных сооружений:</w:t>
+      </w:r>
+    </w:p>
+    <w:p>
+      <w:pPr>
+        <w:pStyle w:val="a3"/>
+        <w:tabs>
+          <w:tab w:val="left" w:pos="11057"/>
+        </w:tabs>
+        <w:spacing w:line="237" w:lineRule="auto"/>
+        <w:ind w:left="993" w:right="287"/>
+        <w:jc w:val="center"/>
+      </w:pPr>
+      <w:r>
+        <w:t>Qоч = max(Qоч</w:t>
+      </w:r>
+      <w:proofErr w:type="gramStart"/>
+      <w:r>
+        <w:t>.д</w:t>
+      </w:r>
+      <w:proofErr w:type="gramEnd"/>
+      <w:r>
+        <w:t xml:space="preserve">; </w:t>
+      </w:r>
+      <w:proofErr w:type="spellStart"/>
+      <w:r>
+        <w:t>Qоч.т</w:t>
+      </w:r>
+      <w:proofErr w:type="spellEnd"/>
+      <w:r>
+        <w:t xml:space="preserve">) = </w:t>
+      </w:r>
+      <w:sdt>
+        <w:sdtPr>
+          <w:alias w:val="selectedTreatmentCapacity"/>
+          <w:tag w:val="selectedTreatmentCapacity"/>
+          <w:id w:val="33241584"/>
+        </w:sdtPr>
+        <w:sdtEndPr/>
+        <w:sdtContent>
+          <w:r>
+            <w:t>17,99</w:t>
+          </w:r>
+        </w:sdtContent>
+      </w:sdt>
+      <w:r>
+        <w:t xml:space="preserve"> м3/ч.</w:t>
+      </w:r>
+    </w:p>
+    <w:p>
+      <w:pPr>
+        <w:spacing w:before="10"/>
+        <w:ind w:left="1134"/>
+        <w:rPr>
+          <w:b/>
+          <w:sz w:val="24"/>
+        </w:rPr>
       </w:pPr>
     </w:p>
     <w:p>
       <w:pPr>
-        <w:spacing w:before="0" w:after="0" w:line="240" w:lineRule="auto"/>
-      </w:pPr>
-      <w:r>
-        <w:rPr>
-          <w:rFonts w:ascii="Times New Roman" w:hAnsi="Times New Roman" w:eastAsia="Times New Roman"/>
+        <w:spacing w:before="10"/>
+        <w:ind w:left="1134"/>
+        <w:rPr>
           <w:b/>
           <w:sz w:val="24"/>
         </w:rPr>
-        <w:t xml:space="preserve">Проверка аккумулирующего резервуара:</w:t>
-      </w:r>
-    </w:p>
-    <w:p>
-      <w:pPr>
-        <w:spacing w:before="0" w:after="0" w:line="240" w:lineRule="auto"/>
-      </w:pPr>
-      <w:r>
-        <w:rPr>
-          <w:rFonts w:ascii="Times New Roman" w:hAnsi="Times New Roman" w:eastAsia="Times New Roman"/>
-          <w:sz w:val="24"/>
-        </w:rPr>
-        <w:t xml:space="preserve">Остаток талого стока за сутки при увеличенном периоде переработки:</w:t>
-      </w:r>
-    </w:p>
-    <w:p>
-      <w:pPr>
-        <w:spacing w:before="0" w:after="0" w:line="240" w:lineRule="auto"/>
-      </w:pPr>
-      <w:r>
-        <w:t>Vост=max(0; Wт.сут×(1−24/Tт))=max(0; dailyMeltVolume×(1−24/meltProcessingHours))=meltResidualPerDay м3.</w:t>
-      </w:r>
-    </w:p>
-    <w:p>
-      <w:pPr>
-        <w:spacing w:before="0" w:after="0" w:line="240" w:lineRule="auto"/>
-      </w:pPr>
-      <w:r>
-        <w:rPr>
-          <w:rFonts w:ascii="Times New Roman" w:hAnsi="Times New Roman" w:eastAsia="Times New Roman"/>
-          <w:sz w:val="24"/>
-        </w:rPr>
-        <w:t xml:space="preserve">Рабочий объем по талому стоку:</w:t>
-      </w:r>
-    </w:p>
-    <w:p>
-      <w:pPr>
-        <w:spacing w:before="0" w:after="0" w:line="240" w:lineRule="auto"/>
-      </w:pPr>
-      <w:r>
-        <w:t>Vт.раб=Wт.сут+(N−1)×Vост=dailyMeltVolume+(meltConsecutiveDays−1)×meltResidualPerDay=requiredMeltWorkingVolume м3.</w:t>
-      </w:r>
-    </w:p>
-    <w:p>
-      <w:pPr>
-        <w:spacing w:before="0" w:after="0" w:line="240" w:lineRule="auto"/>
-      </w:pPr>
-      <w:r>
-        <w:rPr>
-          <w:rFonts w:ascii="Times New Roman" w:hAnsi="Times New Roman" w:eastAsia="Times New Roman"/>
-          <w:sz w:val="24"/>
-        </w:rPr>
-        <w:t xml:space="preserve">Требуемый рабочий объем резервуара:</w:t>
-      </w:r>
-    </w:p>
-    <w:p>
-      <w:pPr>
-        <w:spacing w:before="0" w:after="0" w:line="240" w:lineRule="auto"/>
-      </w:pPr>
-      <w:r>
-        <w:rPr>
-          <w:rFonts w:ascii="Times New Roman" w:hAnsi="Times New Roman" w:eastAsia="Times New Roman"/>
-          <w:sz w:val="24"/>
-        </w:rPr>
-        <w:t xml:space="preserve">Vраб.тр = max(Wд.сут; Vт.раб) = max(</w:t>
-      </w:r>
-      <w:sdt>
-        <w:sdtPr>
-          <w:alias w:val="dailyRainVolume"/>
-          <w:tag w:val="dailyRainVolume"/>
-        </w:sdtPr>
-        <w:sdtContent>
-          <w:r>
-            <w:rPr>
-              <w:rFonts w:ascii="Times New Roman" w:hAnsi="Times New Roman" w:eastAsia="Times New Roman"/>
-              <w:sz w:val="24"/>
-            </w:rPr>
-            <w:t>dailyRainVolume</w:t>
-          </w:r>
-        </w:sdtContent>
-      </w:sdt>
-      <w:r>
-        <w:rPr>
-          <w:rFonts w:ascii="Times New Roman" w:hAnsi="Times New Roman" w:eastAsia="Times New Roman"/>
-          <w:sz w:val="24"/>
-        </w:rPr>
-        <w:t xml:space="preserve">; </w:t>
-      </w:r>
-      <w:sdt>
-        <w:sdtPr>
-          <w:alias w:val="requiredMeltWorkingVolume"/>
-          <w:tag w:val="requiredMeltWorkingVolume"/>
-        </w:sdtPr>
-        <w:sdtContent>
-          <w:r>
-            <w:rPr>
-              <w:rFonts w:ascii="Times New Roman" w:hAnsi="Times New Roman" w:eastAsia="Times New Roman"/>
-              <w:sz w:val="24"/>
-            </w:rPr>
-            <w:t>requiredMeltWorkingVolume</w:t>
-          </w:r>
-        </w:sdtContent>
-      </w:sdt>
-      <w:r>
-        <w:rPr>
-          <w:rFonts w:ascii="Times New Roman" w:hAnsi="Times New Roman" w:eastAsia="Times New Roman"/>
-          <w:sz w:val="24"/>
-        </w:rPr>
-        <w:t xml:space="preserve">) = </w:t>
-      </w:r>
-      <w:sdt>
-        <w:sdtPr>
-          <w:alias w:val="requiredReservoirWorkingVolume"/>
-          <w:tag w:val="requiredReservoirWorkingVolume"/>
-        </w:sdtPr>
-        <w:sdtContent>
-          <w:r>
-            <w:rPr>
-              <w:rFonts w:ascii="Times New Roman" w:hAnsi="Times New Roman" w:eastAsia="Times New Roman"/>
-              <w:sz w:val="24"/>
-            </w:rPr>
-            <w:t>requiredReservoirWorkingVolume</w:t>
-          </w:r>
-        </w:sdtContent>
-      </w:sdt>
-      <w:r>
-        <w:rPr>
-          <w:rFonts w:ascii="Times New Roman" w:hAnsi="Times New Roman" w:eastAsia="Times New Roman"/>
-          <w:sz w:val="24"/>
-        </w:rPr>
-        <w:t xml:space="preserve"> м3, контроль по </w:t>
-      </w:r>
-      <w:sdt>
-        <w:sdtPr>
-          <w:alias w:val="requiredReservoirControlCase"/>
-          <w:tag w:val="requiredReservoirControlCase"/>
-        </w:sdtPr>
-        <w:sdtContent>
-          <w:r>
-            <w:rPr>
-              <w:rFonts w:ascii="Times New Roman" w:hAnsi="Times New Roman" w:eastAsia="Times New Roman"/>
-              <w:sz w:val="24"/>
-            </w:rPr>
-            <w:t>requiredReservoirControlCase</w:t>
-          </w:r>
-        </w:sdtContent>
-      </w:sdt>
-      <w:r>
-        <w:rPr>
-          <w:rFonts w:ascii="Times New Roman" w:hAnsi="Times New Roman" w:eastAsia="Times New Roman"/>
-          <w:sz w:val="24"/>
-        </w:rPr>
-        <w:t xml:space="preserve">.</w:t>
-      </w:r>
-    </w:p>
-    <w:p>
-      <w:pPr>
-        <w:spacing w:before="0" w:after="0" w:line="240" w:lineRule="auto"/>
-      </w:pPr>
-      <w:r>
-        <w:rPr>
-          <w:rFonts w:ascii="Times New Roman" w:hAnsi="Times New Roman" w:eastAsia="Times New Roman"/>
-          <w:sz w:val="24"/>
-        </w:rPr>
-        <w:t xml:space="preserve">Требуемый полный объем резервуара с запасом:</w:t>
-      </w:r>
-    </w:p>
-    <w:p>
-      <w:pPr>
-        <w:spacing w:before="0" w:after="0" w:line="240" w:lineRule="auto"/>
-      </w:pPr>
-      <w:r>
-        <w:rPr>
-          <w:rFonts w:ascii="Times New Roman" w:hAnsi="Times New Roman" w:eastAsia="Times New Roman"/>
-          <w:sz w:val="24"/>
-        </w:rPr>
-        <w:t xml:space="preserve">Vполн.тр = Vраб.тр × (1 + Kзап/100) = </w:t>
-      </w:r>
-      <w:sdt>
-        <w:sdtPr>
-          <w:alias w:val="requiredReservoirWorkingVolume"/>
-          <w:tag w:val="requiredReservoirWorkingVolume"/>
-        </w:sdtPr>
-        <w:sdtContent>
-          <w:r>
-            <w:rPr>
-              <w:rFonts w:ascii="Times New Roman" w:hAnsi="Times New Roman" w:eastAsia="Times New Roman"/>
-              <w:sz w:val="24"/>
-            </w:rPr>
-            <w:t>requiredReservoirWorkingVolume</w:t>
-          </w:r>
-        </w:sdtContent>
-      </w:sdt>
-      <w:r>
-        <w:rPr>
-          <w:rFonts w:ascii="Times New Roman" w:hAnsi="Times New Roman" w:eastAsia="Times New Roman"/>
-          <w:sz w:val="24"/>
-        </w:rPr>
-        <w:t xml:space="preserve"> × (1 + </w:t>
-      </w:r>
-      <w:sdt>
-        <w:sdtPr>
-          <w:alias w:val="reservoirReservePercent"/>
-          <w:tag w:val="reservoirReservePercent"/>
-        </w:sdtPr>
-        <w:sdtContent>
-          <w:r>
-            <w:rPr>
-              <w:rFonts w:ascii="Times New Roman" w:hAnsi="Times New Roman" w:eastAsia="Times New Roman"/>
-              <w:sz w:val="24"/>
-            </w:rPr>
-            <w:t>reservoirReservePercent</w:t>
-          </w:r>
-        </w:sdtContent>
-      </w:sdt>
-      <w:r>
-        <w:rPr>
-          <w:rFonts w:ascii="Times New Roman" w:hAnsi="Times New Roman" w:eastAsia="Times New Roman"/>
-          <w:sz w:val="24"/>
-        </w:rPr>
-        <w:t xml:space="preserve">/100) = </w:t>
-      </w:r>
-      <w:sdt>
-        <w:sdtPr>
-          <w:alias w:val="requiredReservoirFullVolume"/>
-          <w:tag w:val="requiredReservoirFullVolume"/>
-        </w:sdtPr>
-        <w:sdtContent>
-          <w:r>
-            <w:rPr>
-              <w:rFonts w:ascii="Times New Roman" w:hAnsi="Times New Roman" w:eastAsia="Times New Roman"/>
-              <w:sz w:val="24"/>
-            </w:rPr>
-            <w:t>requiredReservoirFullVolume</w:t>
-          </w:r>
-        </w:sdtContent>
-      </w:sdt>
-      <w:r>
-        <w:rPr>
-          <w:rFonts w:ascii="Times New Roman" w:hAnsi="Times New Roman" w:eastAsia="Times New Roman"/>
-          <w:sz w:val="24"/>
-        </w:rPr>
-        <w:t xml:space="preserve"> м3.</w:t>
-      </w:r>
-    </w:p>
-    <w:p>
-      <w:pPr>
-        <w:spacing w:before="0" w:after="0" w:line="240" w:lineRule="auto"/>
-      </w:pPr>
-      <w:r>
-        <w:rPr>
-          <w:rFonts w:ascii="Times New Roman" w:hAnsi="Times New Roman" w:eastAsia="Times New Roman"/>
-          <w:sz w:val="24"/>
-        </w:rPr>
-        <w:t xml:space="preserve">Принятый фактический рабочий объем резервуара:</w:t>
-      </w:r>
-    </w:p>
-    <w:p>
-      <w:pPr>
-        <w:spacing w:before="0" w:after="0" w:line="240" w:lineRule="auto"/>
-      </w:pPr>
-      <w:r>
-        <w:rPr>
-          <w:rFonts w:ascii="Times New Roman" w:hAnsi="Times New Roman" w:eastAsia="Times New Roman"/>
-          <w:sz w:val="24"/>
-        </w:rPr>
-        <w:t xml:space="preserve">Vфакт = </w:t>
-      </w:r>
-      <w:sdt>
-        <w:sdtPr>
-          <w:alias w:val="reservoirWorkingVolume"/>
-          <w:tag w:val="reservoirWorkingVolume"/>
-        </w:sdtPr>
-        <w:sdtContent>
-          <w:r>
-            <w:rPr>
-              <w:rFonts w:ascii="Times New Roman" w:hAnsi="Times New Roman" w:eastAsia="Times New Roman"/>
-              <w:sz w:val="24"/>
-            </w:rPr>
-            <w:t>reservoirWorkingVolume</w:t>
-          </w:r>
-        </w:sdtContent>
-      </w:sdt>
-      <w:r>
-        <w:rPr>
-          <w:rFonts w:ascii="Times New Roman" w:hAnsi="Times New Roman" w:eastAsia="Times New Roman"/>
-          <w:sz w:val="24"/>
-        </w:rPr>
-        <w:t xml:space="preserve"> м3. Проверка Vфакт ≥ Vраб.тр — </w:t>
-      </w:r>
-      <w:sdt>
-        <w:sdtPr>
-          <w:alias w:val="reservoirCheckResult"/>
-          <w:tag w:val="reservoirCheckResult"/>
-        </w:sdtPr>
-        <w:sdtContent>
-          <w:r>
-            <w:rPr>
-              <w:rFonts w:ascii="Times New Roman" w:hAnsi="Times New Roman" w:eastAsia="Times New Roman"/>
-              <w:sz w:val="24"/>
-            </w:rPr>
-            <w:t>reservoirCheckResult</w:t>
-          </w:r>
-        </w:sdtContent>
-      </w:sdt>
-      <w:r>
-        <w:rPr>
-          <w:rFonts w:ascii="Times New Roman" w:hAnsi="Times New Roman" w:eastAsia="Times New Roman"/>
-          <w:sz w:val="24"/>
-        </w:rPr>
-        <w:t xml:space="preserve">.</w:t>
-      </w:r>
-    </w:p>
-    <w:p>
-      <w:pPr>
-        <w:spacing w:before="0" w:after="0" w:line="240" w:lineRule="auto"/>
       </w:pPr>
     </w:p>
     <w:p>
       <w:pPr>
-        <w:spacing w:before="0" w:after="0" w:line="240" w:lineRule="auto"/>
-      </w:pPr>
-      <w:r>
-        <w:rPr>
-          <w:rFonts w:ascii="Times New Roman" w:hAnsi="Times New Roman" w:eastAsia="Times New Roman"/>
+        <w:spacing w:before="10"/>
+        <w:ind w:left="1134"/>
+        <w:rPr>
           <w:b/>
           <w:sz w:val="24"/>
         </w:rPr>
-        <w:t xml:space="preserve">Производительность очистных сооружений:</w:t>
-      </w:r>
+      </w:pPr>
     </w:p>
     <w:p>
       <w:pPr>
-        <w:spacing w:before="0" w:after="0" w:line="240" w:lineRule="auto"/>
+        <w:pStyle w:val="a3"/>
+        <w:tabs>
+          <w:tab w:val="left" w:pos="11057"/>
+        </w:tabs>
+        <w:spacing w:after="240"/>
+        <w:ind w:left="1134" w:right="287"/>
       </w:pPr>
       <w:r>
-        <w:rPr>
-          <w:rFonts w:ascii="Times New Roman" w:hAnsi="Times New Roman" w:eastAsia="Times New Roman"/>
-          <w:sz w:val="24"/>
-        </w:rPr>
-        <w:t xml:space="preserve">Производительность по дождевому стоку:</w:t>
+        <w:t>Инженер ВК</w:t>
+      </w:r>
+      <w:r>
+        <w:t xml:space="preserve">                                               </w:t>
+      </w:r>
+      <w:r>
+        <w:t>Иванов И.И</w:t>
+      </w:r>
+      <w:bookmarkStart w:id="0" w:name="_GoBack"/>
+      <w:bookmarkEnd w:id="0"/>
+      <w:r>
+        <w:t>.                                  12.05.2026</w:t>
       </w:r>
     </w:p>
     <w:p>
       <w:pPr>
-        <w:spacing w:before="0" w:after="0" w:line="240" w:lineRule="auto"/>
+        <w:spacing w:before="10"/>
+        <w:ind w:left="1134"/>
+        <w:rPr>
+          <w:b/>
+          <w:sz w:val="24"/>
+        </w:rPr>
       </w:pPr>
-      <w:r>
-        <w:rPr>
-          <w:rFonts w:ascii="Times New Roman" w:hAnsi="Times New Roman" w:eastAsia="Times New Roman"/>
-          <w:sz w:val="24"/>
-        </w:rPr>
-        <w:t xml:space="preserve">Qоч.д = Wд.сут / (Tд − Tотст − Tпер) = </w:t>
-      </w:r>
-      <w:sdt>
-        <w:sdtPr>
-          <w:alias w:val="dailyRainVolume"/>
-          <w:tag w:val="dailyRainVolume"/>
-        </w:sdtPr>
-        <w:sdtContent>
-          <w:r>
-            <w:rPr>
-              <w:rFonts w:ascii="Times New Roman" w:hAnsi="Times New Roman" w:eastAsia="Times New Roman"/>
-              <w:sz w:val="24"/>
-            </w:rPr>
-            <w:t>dailyRainVolume</w:t>
-          </w:r>
-        </w:sdtContent>
-      </w:sdt>
-      <w:r>
-        <w:rPr>
-          <w:rFonts w:ascii="Times New Roman" w:hAnsi="Times New Roman" w:eastAsia="Times New Roman"/>
-          <w:sz w:val="24"/>
-        </w:rPr>
-        <w:t xml:space="preserve"> / (</w:t>
-      </w:r>
-      <w:sdt>
-        <w:sdtPr>
-          <w:alias w:val="rainProcessingHours"/>
-          <w:tag w:val="rainProcessingHours"/>
-        </w:sdtPr>
-        <w:sdtContent>
-          <w:r>
-            <w:rPr>
-              <w:rFonts w:ascii="Times New Roman" w:hAnsi="Times New Roman" w:eastAsia="Times New Roman"/>
-              <w:sz w:val="24"/>
-            </w:rPr>
-            <w:t>rainProcessingHours</w:t>
-          </w:r>
-        </w:sdtContent>
-      </w:sdt>
-      <w:r>
-        <w:rPr>
-          <w:rFonts w:ascii="Times New Roman" w:hAnsi="Times New Roman" w:eastAsia="Times New Roman"/>
-          <w:sz w:val="24"/>
-        </w:rPr>
-        <w:t xml:space="preserve"> − </w:t>
-      </w:r>
-      <w:sdt>
-        <w:sdtPr>
-          <w:alias w:val="settlingHours"/>
-          <w:tag w:val="settlingHours"/>
-        </w:sdtPr>
-        <w:sdtContent>
-          <w:r>
-            <w:rPr>
-              <w:rFonts w:ascii="Times New Roman" w:hAnsi="Times New Roman" w:eastAsia="Times New Roman"/>
-              <w:sz w:val="24"/>
-            </w:rPr>
-            <w:t>settlingHours</w:t>
-          </w:r>
-        </w:sdtContent>
-      </w:sdt>
-      <w:r>
-        <w:rPr>
-          <w:rFonts w:ascii="Times New Roman" w:hAnsi="Times New Roman" w:eastAsia="Times New Roman"/>
-          <w:sz w:val="24"/>
-        </w:rPr>
-        <w:t xml:space="preserve"> − </w:t>
-      </w:r>
-      <w:sdt>
-        <w:sdtPr>
-          <w:alias w:val="technicalBreakHours"/>
-          <w:tag w:val="technicalBreakHours"/>
-        </w:sdtPr>
-        <w:sdtContent>
-          <w:r>
-            <w:rPr>
-              <w:rFonts w:ascii="Times New Roman" w:hAnsi="Times New Roman" w:eastAsia="Times New Roman"/>
-              <w:sz w:val="24"/>
-            </w:rPr>
-            <w:t>technicalBreakHours</w:t>
-          </w:r>
-        </w:sdtContent>
-      </w:sdt>
-      <w:r>
-        <w:rPr>
-          <w:rFonts w:ascii="Times New Roman" w:hAnsi="Times New Roman" w:eastAsia="Times New Roman"/>
-          <w:sz w:val="24"/>
-        </w:rPr>
-        <w:t xml:space="preserve">) = </w:t>
-      </w:r>
-      <w:sdt>
-        <w:sdtPr>
-          <w:alias w:val="rainTreatmentCapacity"/>
-          <w:tag w:val="rainTreatmentCapacity"/>
-        </w:sdtPr>
-        <w:sdtContent>
-          <w:r>
-            <w:rPr>
-              <w:rFonts w:ascii="Times New Roman" w:hAnsi="Times New Roman" w:eastAsia="Times New Roman"/>
-              <w:sz w:val="24"/>
-            </w:rPr>
-            <w:t>rainTreatmentCapacity</w:t>
-          </w:r>
-        </w:sdtContent>
-      </w:sdt>
-      <w:r>
-        <w:rPr>
-          <w:rFonts w:ascii="Times New Roman" w:hAnsi="Times New Roman" w:eastAsia="Times New Roman"/>
-          <w:sz w:val="24"/>
-        </w:rPr>
-        <w:t xml:space="preserve"> м3/ч.</w:t>
-      </w:r>
-    </w:p>
-    <w:p>
-      <w:pPr>
-        <w:spacing w:before="0" w:after="0" w:line="240" w:lineRule="auto"/>
-      </w:pPr>
-      <w:r>
-        <w:rPr>
-          <w:rFonts w:ascii="Times New Roman" w:hAnsi="Times New Roman" w:eastAsia="Times New Roman"/>
-          <w:sz w:val="24"/>
-        </w:rPr>
-        <w:t xml:space="preserve">Производительность по талому стоку:</w:t>
-      </w:r>
-    </w:p>
-    <w:p>
-      <w:pPr>
-        <w:spacing w:before="0" w:after="0" w:line="240" w:lineRule="auto"/>
-      </w:pPr>
-      <w:r>
-        <w:t>Qоч.т=Wт.сут/(Tт−Tотст−Tпер)=dailyMeltVolume/(meltProcessingHours−settlingHours−technicalBreakHours)=meltTreatmentCapacity м3/ч.</w:t>
-      </w:r>
-    </w:p>
-    <w:p>
-      <w:pPr>
-        <w:spacing w:before="0" w:after="0" w:line="240" w:lineRule="auto"/>
-      </w:pPr>
-      <w:r>
-        <w:rPr>
-          <w:rFonts w:ascii="Times New Roman" w:hAnsi="Times New Roman" w:eastAsia="Times New Roman"/>
-          <w:sz w:val="24"/>
-        </w:rPr>
-        <w:t xml:space="preserve">Итоговая требуемая производительность очистных сооружений:</w:t>
-      </w:r>
-    </w:p>
-    <w:p>
-      <w:pPr>
-        <w:spacing w:before="0" w:after="0" w:line="240" w:lineRule="auto"/>
-      </w:pPr>
-      <w:r>
-        <w:rPr>
-          <w:rFonts w:ascii="Times New Roman" w:hAnsi="Times New Roman" w:eastAsia="Times New Roman"/>
-          <w:sz w:val="24"/>
-        </w:rPr>
-        <w:t xml:space="preserve">Qоч = max(Qоч.д; Qоч.т) = </w:t>
-      </w:r>
-      <w:sdt>
-        <w:sdtPr>
-          <w:alias w:val="selectedTreatmentCapacity"/>
-          <w:tag w:val="selectedTreatmentCapacity"/>
-        </w:sdtPr>
-        <w:sdtContent>
-          <w:r>
-            <w:rPr>
-              <w:rFonts w:ascii="Times New Roman" w:hAnsi="Times New Roman" w:eastAsia="Times New Roman"/>
-              <w:sz w:val="24"/>
-            </w:rPr>
-            <w:t>selectedTreatmentCapacity</w:t>
-          </w:r>
-        </w:sdtContent>
-      </w:sdt>
-      <w:r>
-        <w:rPr>
-          <w:rFonts w:ascii="Times New Roman" w:hAnsi="Times New Roman" w:eastAsia="Times New Roman"/>
-          <w:sz w:val="24"/>
-        </w:rPr>
-        <w:t xml:space="preserve"> м3/ч.</w:t>
-      </w:r>
     </w:p>
     <w:sectPr>
       <w:type w:val="continuous"/>
@@ -5023,7 +4524,7 @@
       <mc:AlternateContent>
         <mc:Choice Requires="wps">
           <w:drawing>
-            <wp:anchor distT="0" distB="0" distL="0" distR="0" simplePos="0" relativeHeight="487533056" behindDoc="1" locked="0" layoutInCell="1" allowOverlap="1" wp14:anchorId="19DC356B" wp14:editId="2FFA08AA">
+            <wp:anchor distT="0" distB="0" distL="0" distR="0" simplePos="0" relativeHeight="487533056" behindDoc="1" locked="0" layoutInCell="1" allowOverlap="1" wp14:anchorId="5DF091F0" wp14:editId="711B8238">
               <wp:simplePos x="0" y="0"/>
               <wp:positionH relativeFrom="page">
                 <wp:posOffset>796848</wp:posOffset>
@@ -5058,35 +4559,11 @@
                         <w:p>
                           <w:pPr>
                             <w:spacing w:before="10"/>
-                            <w:ind w:left="20"/>
                             <w:rPr>
                               <w:b/>
                               <w:sz w:val="24"/>
                             </w:rPr>
                           </w:pPr>
-                          <w:r>
-                            <w:rPr>
-                              <w:b/>
-                              <w:sz w:val="24"/>
-                            </w:rPr>
-                            <w:t>Инженер</w:t>
-                          </w:r>
-                          <w:r>
-                            <w:rPr>
-                              <w:b/>
-                              <w:spacing w:val="-6"/>
-                              <w:sz w:val="24"/>
-                            </w:rPr>
-                            <w:t xml:space="preserve"> </w:t>
-                          </w:r>
-                          <w:r>
-                            <w:rPr>
-                              <w:b/>
-                              <w:spacing w:val="-5"/>
-                              <w:sz w:val="24"/>
-                            </w:rPr>
-                            <w:t>ВК</w:t>
-                          </w:r>
                         </w:p>
                       </w:txbxContent>
                     </wps:txbx>
@@ -5112,35 +4589,11 @@
                   <w:p>
                     <w:pPr>
                       <w:spacing w:before="10"/>
-                      <w:ind w:left="20"/>
                       <w:rPr>
                         <w:b/>
                         <w:sz w:val="24"/>
                       </w:rPr>
                     </w:pPr>
-                    <w:r>
-                      <w:rPr>
-                        <w:b/>
-                        <w:sz w:val="24"/>
-                      </w:rPr>
-                      <w:t>Инженер</w:t>
-                    </w:r>
-                    <w:r>
-                      <w:rPr>
-                        <w:b/>
-                        <w:spacing w:val="-6"/>
-                        <w:sz w:val="24"/>
-                      </w:rPr>
-                      <w:t xml:space="preserve"> </w:t>
-                    </w:r>
-                    <w:r>
-                      <w:rPr>
-                        <w:b/>
-                        <w:spacing w:val="-5"/>
-                        <w:sz w:val="24"/>
-                      </w:rPr>
-                      <w:t>ВК</w:t>
-                    </w:r>
                   </w:p>
                 </w:txbxContent>
               </v:textbox>
@@ -5159,143 +4612,7 @@
       <mc:AlternateContent>
         <mc:Choice Requires="wps">
           <w:drawing>
-            <wp:anchor distT="0" distB="0" distL="0" distR="0" simplePos="0" relativeHeight="487533568" behindDoc="1" locked="0" layoutInCell="1" allowOverlap="1" wp14:anchorId="262B1D7A" wp14:editId="5F16A23E">
-              <wp:simplePos x="0" y="0"/>
-              <wp:positionH relativeFrom="page">
-                <wp:posOffset>3500754</wp:posOffset>
-              </wp:positionH>
-              <wp:positionV relativeFrom="page">
-                <wp:posOffset>10017793</wp:posOffset>
-              </wp:positionV>
-              <wp:extent cx="1214120" cy="194310"/>
-              <wp:effectExtent l="0" t="0" r="0" b="0"/>
-              <wp:wrapNone/>
-              <wp:docPr id="3" name="Textbox 3"/>
-              <wp:cNvGraphicFramePr>
-                <a:graphicFrameLocks xmlns:a="http://schemas.openxmlformats.org/drawingml/2006/main"/>
-              </wp:cNvGraphicFramePr>
-              <a:graphic xmlns:a="http://schemas.openxmlformats.org/drawingml/2006/main">
-                <a:graphicData uri="http://schemas.microsoft.com/office/word/2010/wordprocessingShape">
-                  <wps:wsp>
-                    <wps:cNvSpPr txBox="1">
-                      <a:spLocks/>
-                    </wps:cNvSpPr>
-                    <wps:spPr>
-                      <a:xfrm>
-                        <a:off x="0" y="0"/>
-                        <a:ext cx="1214120" cy="194310"/>
-                      </a:xfrm>
-                      <a:prstGeom prst="rect">
-                        <a:avLst/>
-                      </a:prstGeom>
-                    </wps:spPr>
-                    <wps:txbx>
-                      <w:txbxContent>
-                        <w:sdt>
-                          <w:sdtPr>
-                            <w:rPr>
-                              <w:b/>
-                            </w:rPr>
-                            <w:alias w:val="engineerName"/>
-                            <w:tag w:val="engineerName"/>
-                            <w:id w:val="-237167875"/>
-                            <w:placeholder>
-                              <w:docPart w:val="DefaultPlaceholder_1082065158"/>
-                            </w:placeholder>
-                            <w:text/>
-                          </w:sdtPr>
-                          <w:sdtEndPr/>
-                          <w:sdtContent>
-                            <w:p>
-                              <w:pPr>
-                                <w:spacing w:before="10"/>
-                                <w:ind w:left="20"/>
-                                <w:rPr>
-                                  <w:b/>
-                                  <w:sz w:val="24"/>
-                                </w:rPr>
-                              </w:pPr>
-                              <w:proofErr w:type="spellStart"/>
-                              <w:r>
-                                <w:rPr>
-                                  <w:b/>
-                                </w:rPr>
-                                <w:t>engineerName</w:t>
-                              </w:r>
-                              <w:proofErr w:type="spellEnd"/>
-                            </w:p>
-                          </w:sdtContent>
-                        </w:sdt>
-                      </w:txbxContent>
-                    </wps:txbx>
-                    <wps:bodyPr wrap="square" lIns="0" tIns="0" rIns="0" bIns="0" rtlCol="0">
-                      <a:noAutofit/>
-                    </wps:bodyPr>
-                  </wps:wsp>
-                </a:graphicData>
-              </a:graphic>
-            </wp:anchor>
-          </w:drawing>
-        </mc:Choice>
-        <mc:Fallback>
-          <w:pict>
-            <v:shape id="Textbox 3" o:spid="_x0000_s1027" type="#_x0000_t202" style="position:absolute;margin-left:275.65pt;margin-top:788.8pt;width:95.6pt;height:15.3pt;z-index:-15782912;visibility:visible;mso-wrap-style:square;mso-wrap-distance-left:0;mso-wrap-distance-top:0;mso-wrap-distance-right:0;mso-wrap-distance-bottom:0;mso-position-horizontal:absolute;mso-position-horizontal-relative:page;mso-position-vertical:absolute;mso-position-vertical-relative:page;v-text-anchor:top" o:gfxdata="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" filled="f" stroked="f">
-              <v:path arrowok="t"/>
-              <v:textbox inset="0,0,0,0">
-                <w:txbxContent>
-                  <w:sdt>
-                    <w:sdtPr>
-                      <w:rPr>
-                        <w:b/>
-                      </w:rPr>
-                      <w:alias w:val="engineerName"/>
-                      <w:tag w:val="engineerName"/>
-                      <w:id w:val="-237167875"/>
-                      <w:placeholder>
-                        <w:docPart w:val="DefaultPlaceholder_1082065158"/>
-                      </w:placeholder>
-                      <w:text/>
-                    </w:sdtPr>
-                    <w:sdtEndPr/>
-                    <w:sdtContent>
-                      <w:p>
-                        <w:pPr>
-                          <w:spacing w:before="10"/>
-                          <w:ind w:left="20"/>
-                          <w:rPr>
-                            <w:b/>
-                            <w:sz w:val="24"/>
-                          </w:rPr>
-                        </w:pPr>
-                        <w:proofErr w:type="spellStart"/>
-                        <w:r>
-                          <w:rPr>
-                            <w:b/>
-                          </w:rPr>
-                          <w:t>engineerName</w:t>
-                        </w:r>
-                        <w:proofErr w:type="spellEnd"/>
-                      </w:p>
-                    </w:sdtContent>
-                  </w:sdt>
-                </w:txbxContent>
-              </v:textbox>
-              <w10:wrap anchorx="page" anchory="page"/>
-            </v:shape>
-          </w:pict>
-        </mc:Fallback>
-      </mc:AlternateContent>
-    </w:r>
-    <w:r>
-      <w:rPr>
-        <w:noProof/>
-        <w:sz w:val="20"/>
-        <w:lang w:eastAsia="ru-RU"/>
-      </w:rPr>
-      <mc:AlternateContent>
-        <mc:Choice Requires="wps">
-          <w:drawing>
-            <wp:anchor distT="0" distB="0" distL="0" distR="0" simplePos="0" relativeHeight="487534080" behindDoc="1" locked="0" layoutInCell="1" allowOverlap="1" wp14:anchorId="025B04F6" wp14:editId="78D9FC13">
+            <wp:anchor distT="0" distB="0" distL="0" distR="0" simplePos="0" relativeHeight="487534080" behindDoc="1" locked="0" layoutInCell="1" allowOverlap="1" wp14:anchorId="72A2B517" wp14:editId="670A2013">
               <wp:simplePos x="0" y="0"/>
               <wp:positionH relativeFrom="page">
                 <wp:posOffset>5602985</wp:posOffset>
@@ -5336,46 +4653,6 @@
                               <w:sz w:val="24"/>
                             </w:rPr>
                           </w:pPr>
-                          <w:sdt>
-                            <w:sdtPr>
-                              <w:rPr>
-                                <w:b/>
-                              </w:rPr>
-                              <w:alias w:val="reportDate"/>
-                              <w:tag w:val="reportDate"/>
-                              <w:id w:val="-1425640069"/>
-                              <w:placeholder>
-                                <w:docPart w:val="DefaultPlaceholder_1082065158"/>
-                              </w:placeholder>
-                              <w:text/>
-                            </w:sdtPr>
-                            <w:sdtEndPr/>
-                            <w:sdtContent>
-                              <w:proofErr w:type="spellStart"/>
-                              <w:r>
-                                <w:rPr>
-                                  <w:b/>
-                                </w:rPr>
-                                <w:t>reportDate</w:t>
-                              </w:r>
-                              <w:proofErr w:type="spellEnd"/>
-                            </w:sdtContent>
-                          </w:sdt>
-                          <w:r>
-                            <w:rPr>
-                              <w:b/>
-                              <w:sz w:val="24"/>
-                            </w:rPr>
-                            <w:t xml:space="preserve"> </w:t>
-                          </w:r>
-                          <w:r>
-                            <w:rPr>
-                              <w:b/>
-                              <w:spacing w:val="-5"/>
-                              <w:sz w:val="24"/>
-                            </w:rPr>
-                            <w:t>г.</w:t>
-                          </w:r>
                         </w:p>
                       </w:txbxContent>
                     </wps:txbx>
@@ -5390,7 +4667,7 @@
         </mc:Choice>
         <mc:Fallback>
           <w:pict>
-            <v:shape id="Textbox 4" o:spid="_x0000_s1028" type="#_x0000_t202" style="position:absolute;margin-left:441.2pt;margin-top:788.8pt;width:67.4pt;height:15.3pt;z-index:-15782400;visibility:visible;mso-wrap-style:square;mso-wrap-distance-left:0;mso-wrap-distance-top:0;mso-wrap-distance-right:0;mso-wrap-distance-bottom:0;mso-position-horizontal:absolute;mso-position-horizontal-relative:page;mso-position-vertical:absolute;mso-position-vertical-relative:page;v-text-anchor:top" o:gfxdata="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" filled="f" stroked="f">
+            <v:shape id="Textbox 4" o:spid="_x0000_s1027" type="#_x0000_t202" style="position:absolute;margin-left:441.2pt;margin-top:788.8pt;width:67.4pt;height:15.3pt;z-index:-15782400;visibility:visible;mso-wrap-style:square;mso-wrap-distance-left:0;mso-wrap-distance-top:0;mso-wrap-distance-right:0;mso-wrap-distance-bottom:0;mso-position-horizontal:absolute;mso-position-horizontal-relative:page;mso-position-vertical:absolute;mso-position-vertical-relative:page;v-text-anchor:top" o:gfxdata="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" filled="f" stroked="f">
               <v:path arrowok="t"/>
               <v:textbox inset="0,0,0,0">
                 <w:txbxContent>
@@ -5403,46 +4680,6 @@
                         <w:sz w:val="24"/>
                       </w:rPr>
                     </w:pPr>
-                    <w:sdt>
-                      <w:sdtPr>
-                        <w:rPr>
-                          <w:b/>
-                        </w:rPr>
-                        <w:alias w:val="reportDate"/>
-                        <w:tag w:val="reportDate"/>
-                        <w:id w:val="-1425640069"/>
-                        <w:placeholder>
-                          <w:docPart w:val="DefaultPlaceholder_1082065158"/>
-                        </w:placeholder>
-                        <w:text/>
-                      </w:sdtPr>
-                      <w:sdtEndPr/>
-                      <w:sdtContent>
-                        <w:proofErr w:type="spellStart"/>
-                        <w:r>
-                          <w:rPr>
-                            <w:b/>
-                          </w:rPr>
-                          <w:t>reportDate</w:t>
-                        </w:r>
-                        <w:proofErr w:type="spellEnd"/>
-                      </w:sdtContent>
-                    </w:sdt>
-                    <w:r>
-                      <w:rPr>
-                        <w:b/>
-                        <w:sz w:val="24"/>
-                      </w:rPr>
-                      <w:t xml:space="preserve"> </w:t>
-                    </w:r>
-                    <w:r>
-                      <w:rPr>
-                        <w:b/>
-                        <w:spacing w:val="-5"/>
-                        <w:sz w:val="24"/>
-                      </w:rPr>
-                      <w:t>г.</w:t>
-                    </w:r>
                   </w:p>
                 </w:txbxContent>
               </v:textbox>
@@ -6366,6 +5603,7 @@
     <w:rsidRoot w:val="000E20AE"/>
     <w:rsid w:val="000E20AE"/>
     <w:rsid w:val="0055388B"/>
+    <w:rsid w:val="006B2ED2"/>
     <w:rsid w:val="00DF2322"/>
   </w:rsids>
   <m:mathPr>

--- a/public/templates/rain-report-template.docx
+++ b/public/templates/rain-report-template.docx
@@ -553,14 +553,95 @@
         </w:rPr>
       </w:pPr>
       <w:r>
-        <w:t xml:space="preserve">Q = F×q5/10000 = </w:t>
+        <w:rPr>
+          <w:position w:val="2"/>
+          <w:lang w:val="en-US"/>
+        </w:rPr>
+        <w:t>Q</w:t>
+      </w:r>
+      <w:r>
+        <w:rPr>
+          <w:spacing w:val="-5"/>
+          <w:position w:val="2"/>
+        </w:rPr>
+        <w:t xml:space="preserve"> </w:t>
+      </w:r>
+      <w:r>
+        <w:rPr>
+          <w:position w:val="2"/>
+        </w:rPr>
+        <w:t>=</w:t>
+      </w:r>
+      <w:r>
+        <w:rPr>
+          <w:spacing w:val="-5"/>
+          <w:position w:val="2"/>
+        </w:rPr>
+        <w:t xml:space="preserve"> </w:t>
+      </w:r>
+      <w:r>
+        <w:rPr>
+          <w:position w:val="2"/>
+          <w:lang w:val="en-US"/>
+        </w:rPr>
+        <w:t>F</w:t>
+      </w:r>
+      <w:r>
+        <w:rPr>
+          <w:position w:val="2"/>
+        </w:rPr>
+        <w:t>×</w:t>
+      </w:r>
+      <w:r>
+        <w:rPr>
+          <w:position w:val="2"/>
+          <w:lang w:val="en-US"/>
+        </w:rPr>
+        <w:t>q</w:t>
+      </w:r>
+      <w:r>
+        <w:rPr>
+          <w:sz w:val="16"/>
+        </w:rPr>
+        <w:t>5</w:t>
+      </w:r>
+      <w:r>
+        <w:rPr>
+          <w:position w:val="2"/>
+        </w:rPr>
+        <w:t>/10000</w:t>
+      </w:r>
+      <w:r>
+        <w:rPr>
+          <w:spacing w:val="-4"/>
+          <w:position w:val="2"/>
+        </w:rPr>
+        <w:t xml:space="preserve"> </w:t>
+      </w:r>
+      <w:r>
+        <w:rPr>
+          <w:position w:val="2"/>
+        </w:rPr>
+        <w:t>=</w:t>
+      </w:r>
+      <w:r>
+        <w:rPr>
+          <w:spacing w:val="-5"/>
+          <w:position w:val="2"/>
+        </w:rPr>
+        <w:t xml:space="preserve"> </w:t>
       </w:r>
       <w:sdt>
         <w:sdtPr>
           <w:alias w:val="roofAreaM2"/>
           <w:tag w:val="roofAreaM2"/>
-          <w:id w:val="648036755"/>
-        </w:sdtPr>
+          <w:id w:val="-1788803976"/>
+          <w:placeholder>
+            <w:docPart w:val="DefaultPlaceholder_1082065158"/>
+          </w:placeholder>
+          <w:text/>
+        </w:sdtPr>
+        <w:sdtEndPr/>
         <w:sdtContent>
           <w:r>
             <w:t>13 496</w:t>
@@ -568,37 +649,101 @@
         </w:sdtContent>
       </w:sdt>
       <w:r>
-        <w:t xml:space="preserve">× </w:t>
-      </w:r>
-      <w:sdt>
-        <w:sdtPr>
-          <w:alias w:val="q5"/>
-          <w:tag w:val="q5"/>
-          <w:id w:val="648036756"/>
-        </w:sdtPr>
-        <w:sdtContent>
-          <w:r>
-            <w:t>243,50</w:t>
-          </w:r>
-        </w:sdtContent>
-      </w:sdt>
-      <w:r>
-        <w:t xml:space="preserve">/10000 = </w:t>
+        <w:rPr>
+          <w:position w:val="2"/>
+        </w:rPr>
+        <w:t>×</w:t>
+      </w:r>
+      <w:r>
+        <w:rPr>
+          <w:spacing w:val="-5"/>
+          <w:position w:val="2"/>
+        </w:rPr>
+        <w:t xml:space="preserve"> </w:t>
+      </w:r>
+      <w:r>
+        <w:rPr>
+          <w:lang w:val="en-US"/>
+        </w:rPr>
+        <w:t>q</w:t>
+      </w:r>
+      <w:r>
+        <w:t>5</w:t>
+      </w:r>
+      <w:r>
+        <w:rPr>
+          <w:position w:val="2"/>
+        </w:rPr>
+        <w:t>/10000</w:t>
+      </w:r>
+      <w:r>
+        <w:rPr>
+          <w:spacing w:val="-4"/>
+          <w:position w:val="2"/>
+        </w:rPr>
+        <w:t xml:space="preserve"> </w:t>
+      </w:r>
+      <w:r>
+        <w:rPr>
+          <w:position w:val="2"/>
+        </w:rPr>
+        <w:t>=</w:t>
+      </w:r>
+      <w:r>
+        <w:rPr>
+          <w:spacing w:val="-5"/>
+          <w:position w:val="2"/>
+        </w:rPr>
+        <w:t xml:space="preserve"> </w:t>
       </w:r>
       <w:sdt>
         <w:sdtPr>
           <w:alias w:val="roofFlow"/>
           <w:tag w:val="roofFlow"/>
-          <w:id w:val="648036757"/>
-        </w:sdtPr>
-        <w:sdtContent>
-          <w:r>
-            <w:t>328,63</w:t>
-          </w:r>
-        </w:sdtContent>
-      </w:sdt>
-      <w:r>
-        <w:t xml:space="preserve"> л/с,</w:t>
+          <w:id w:val="569078743"/>
+          <w:placeholder>
+            <w:docPart w:val="DefaultPlaceholder_1082065158"/>
+          </w:placeholder>
+          <w:text/>
+        </w:sdtPr>
+        <w:sdtEndPr/>
+        <w:sdtContent>
+          <w:r>
+            <w:t>328</w:t>
+          </w:r>
+          <w:proofErr w:type="gramStart"/>
+          <w:r>
+            <w:t>,63</w:t>
+          </w:r>
+          <w:proofErr w:type="gramEnd"/>
+        </w:sdtContent>
+      </w:sdt>
+      <w:r>
+        <w:t xml:space="preserve"> </w:t>
+      </w:r>
+      <w:r>
+        <w:rPr>
+          <w:position w:val="2"/>
+        </w:rPr>
+        <w:t>л</w:t>
+      </w:r>
+      <w:r>
+        <w:rPr>
+          <w:position w:val="2"/>
+        </w:rPr>
+        <w:t>/</w:t>
+      </w:r>
+      <w:r>
+        <w:rPr>
+          <w:position w:val="2"/>
+        </w:rPr>
+        <w:t>с</w:t>
+      </w:r>
+      <w:r>
+        <w:rPr>
+          <w:position w:val="2"/>
+        </w:rPr>
+        <w:t>,</w:t>
       </w:r>
     </w:p>
     <w:p>
@@ -966,15 +1111,36 @@
         <w:ind w:left="851" w:right="854"/>
         <w:jc w:val="center"/>
       </w:pPr>
-      <w:r>
-        <w:t xml:space="preserve">Fтв.покр = </w:t>
+      <w:proofErr w:type="spellStart"/>
+      <w:r>
+        <w:t>Fтв</w:t>
+      </w:r>
+      <w:proofErr w:type="gramStart"/>
+      <w:r>
+        <w:t>.п</w:t>
+      </w:r>
+      <w:proofErr w:type="gramEnd"/>
+      <w:r>
+        <w:t>окр</w:t>
+      </w:r>
+      <w:proofErr w:type="spellEnd"/>
+      <w:r>
+        <w:t xml:space="preserve"> =</w:t>
+      </w:r>
+      <w:r>
+        <w:t xml:space="preserve"> </w:t>
       </w:r>
       <w:sdt>
         <w:sdtPr>
           <w:alias w:val="hardAreaHa"/>
           <w:tag w:val="hardAreaHa"/>
-          <w:id w:val="648036758"/>
-        </w:sdtPr>
+          <w:id w:val="-538904112"/>
+          <w:placeholder>
+            <w:docPart w:val="DefaultPlaceholder_1082065158"/>
+          </w:placeholder>
+          <w:text/>
+        </w:sdtPr>
+        <w:sdtEndPr/>
         <w:sdtContent>
           <w:r>
             <w:t>3,2193</w:t>
@@ -986,25 +1152,49 @@
       </w:r>
       <w:sdt>
         <w:sdtPr>
-          <w:alias w:val="lawnAreaHa"/>
-          <w:tag w:val="lawnAreaHa"/>
-          <w:id w:val="648036759"/>
-        </w:sdtPr>
-        <w:sdtContent>
-          <w:r>
-            <w:t>3,302</w:t>
-          </w:r>
-        </w:sdtContent>
-      </w:sdt>
-      <w:r>
-        <w:t xml:space="preserve"> га, Fобщ = </w:t>
+          <w:id w:val="1291634372"/>
+          <w:placeholder>
+            <w:docPart w:val="DefaultPlaceholder_1082065158"/>
+          </w:placeholder>
+          <w:text/>
+        </w:sdtPr>
+        <w:sdtEndPr/>
+        <w:sdtContent>
+          <w:proofErr w:type="spellStart"/>
+          <w:r>
+            <w:t>lawnAreaHa</w:t>
+          </w:r>
+          <w:proofErr w:type="spellEnd"/>
+        </w:sdtContent>
+      </w:sdt>
+      <w:r>
+        <w:t xml:space="preserve"> га, </w:t>
+      </w:r>
+      <w:proofErr w:type="spellStart"/>
+      <w:r>
+        <w:t>Fобщ</w:t>
+      </w:r>
+      <w:proofErr w:type="spellEnd"/>
+      <w:r>
+        <w:t xml:space="preserve"> </w:t>
+      </w:r>
+      <w:r>
+        <w:t>=</w:t>
+      </w:r>
+      <w:r>
+        <w:t xml:space="preserve"> </w:t>
       </w:r>
       <w:sdt>
         <w:sdtPr>
           <w:alias w:val="totalAreaHa"/>
           <w:tag w:val="totalAreaHa"/>
-          <w:id w:val="648036760"/>
-        </w:sdtPr>
+          <w:id w:val="-1450313658"/>
+          <w:placeholder>
+            <w:docPart w:val="DefaultPlaceholder_1082065158"/>
+          </w:placeholder>
+          <w:text/>
+        </w:sdtPr>
+        <w:sdtEndPr/>
         <w:sdtContent>
           <w:r>
             <w:t>6,5213</w:t>
@@ -1289,83 +1479,21 @@
         <w:ind w:left="851" w:right="854"/>
         <w:jc w:val="center"/>
       </w:pPr>
-      <w:r>
-        <w:t>Wт=10×hт×Ψт×Kу×F=10×</w:t>
-      </w:r>
-      <w:sdt>
-        <w:sdtPr>
-          <w:alias w:val="ht"/>
-          <w:tag w:val="ht"/>
-          <w:id w:val="648036761"/>
-        </w:sdtPr>
-        <w:sdtContent>
-          <w:r>
-            <w:t>187</w:t>
-          </w:r>
-        </w:sdtContent>
-      </w:sdt>
-      <w:r>
-        <w:t>×</w:t>
-      </w:r>
-      <w:sdt>
-        <w:sdtPr>
-          <w:alias w:val="psiMelt"/>
-          <w:tag w:val="psiMelt"/>
-          <w:id w:val="648036762"/>
-        </w:sdtPr>
-        <w:sdtContent>
-          <w:r>
-            <w:t>0,7</w:t>
-          </w:r>
-        </w:sdtContent>
-      </w:sdt>
-      <w:r>
-        <w:t>×</w:t>
-      </w:r>
-      <w:sdt>
-        <w:sdtPr>
-          <w:alias w:val="ky"/>
-          <w:tag w:val="ky"/>
-          <w:id w:val="648036763"/>
-        </w:sdtPr>
-        <w:sdtContent>
-          <w:r>
-            <w:t>0,5063</w:t>
-          </w:r>
-        </w:sdtContent>
-      </w:sdt>
-      <w:r>
-        <w:t>×</w:t>
-      </w:r>
-      <w:sdt>
-        <w:sdtPr>
-          <w:alias w:val="totalAreaHa"/>
-          <w:tag w:val="totalAreaHa"/>
-          <w:id w:val="648036764"/>
-        </w:sdtPr>
-        <w:sdtContent>
-          <w:r>
-            <w:t>6,5213</w:t>
-          </w:r>
-        </w:sdtContent>
-      </w:sdt>
-      <w:r>
-        <w:t>=</w:t>
-      </w:r>
-      <w:sdt>
-        <w:sdtPr>
-          <w:alias w:val="annualMeltVolume"/>
-          <w:tag w:val="annualMeltVolume"/>
-          <w:id w:val="648036765"/>
-        </w:sdtPr>
-        <w:sdtContent>
-          <w:r>
-            <w:t>4 322,32</w:t>
-          </w:r>
-        </w:sdtContent>
-      </w:sdt>
-      <w:r>
-        <w:t xml:space="preserve"> м3/год;</w:t>
+      <w:proofErr w:type="spellStart"/>
+      <w:r>
+        <w:t>Wт</w:t>
+      </w:r>
+      <w:proofErr w:type="spellEnd"/>
+      <w:r>
+        <w:t>=10×hт×Ψт×</w:t>
+      </w:r>
+      <w:proofErr w:type="gramStart"/>
+      <w:r>
+        <w:t>K</w:t>
+      </w:r>
+      <w:proofErr w:type="gramEnd"/>
+      <w:r>
+        <w:t>у×F=10×187×psiMelt×0,5063×6,5213=4 322,32 м3/год;</w:t>
       </w:r>
     </w:p>
     <w:p>
@@ -2687,49 +2815,29 @@
           <w:lang w:val="en-US"/>
         </w:rPr>
       </w:pPr>
-      <w:r>
-        <w:t>Zmid=(</w:t>
-      </w:r>
-      <w:sdt>
-        <w:sdtPr>
-          <w:alias w:val="zmidExpression"/>
-          <w:tag w:val="zmidExpression"/>
-          <w:id w:val="648036766"/>
-        </w:sdtPr>
-        <w:sdtContent>
-          <w:r>
-            <w:t>0,23×1,8697+0,23×1,3496</w:t>
-          </w:r>
-        </w:sdtContent>
-      </w:sdt>
-      <w:r>
-        <w:t>)/</w:t>
-      </w:r>
-      <w:sdt>
-        <w:sdtPr>
-          <w:alias w:val="rainTreatmentAreaHa"/>
-          <w:tag w:val="rainTreatmentAreaHa"/>
-          <w:id w:val="648036767"/>
-        </w:sdtPr>
-        <w:sdtContent>
-          <w:r>
-            <w:t>3,2193</w:t>
-          </w:r>
-        </w:sdtContent>
-      </w:sdt>
-      <w:r>
-        <w:t>=</w:t>
-      </w:r>
+      <w:proofErr w:type="spellStart"/>
+      <w:r>
+        <w:t>Zmid</w:t>
+      </w:r>
+      <w:proofErr w:type="spellEnd"/>
+      <w:r>
+        <w:t>=(0,23×1,8697+0,23×1,3496)/3,2193=</w:t>
+      </w:r>
+      <w:proofErr w:type="spellStart"/>
       <w:sdt>
         <w:sdtPr>
           <w:alias w:val="zmid"/>
           <w:tag w:val="zmid"/>
-          <w:id w:val="648036768"/>
-        </w:sdtPr>
-        <w:sdtContent>
-          <w:r>
-            <w:t>0,230</w:t>
-          </w:r>
+          <w:id w:val="1991213820"/>
+          <w:placeholder>
+            <w:docPart w:val="DefaultPlaceholder_1082065158"/>
+          </w:placeholder>
+        </w:sdtPr>
+        <w:sdtContent>
+          <w:r>
+            <w:t>zmid</w:t>
+          </w:r>
+          <w:proofErr w:type="spellEnd"/>
         </w:sdtContent>
       </w:sdt>
     </w:p>
@@ -2746,49 +2854,29 @@
           <w:lang w:val="en-US"/>
         </w:rPr>
       </w:pPr>
-      <w:r>
-        <w:t>Ψmid=(</w:t>
-      </w:r>
-      <w:sdt>
-        <w:sdtPr>
-          <w:alias w:val="psimidExpression"/>
-          <w:tag w:val="psimidExpression"/>
-          <w:id w:val="648036769"/>
-        </w:sdtPr>
-        <w:sdtContent>
-          <w:r>
-            <w:t>0,95×1,8697+0,95×1,3496</w:t>
-          </w:r>
-        </w:sdtContent>
-      </w:sdt>
-      <w:r>
-        <w:t>)/</w:t>
-      </w:r>
-      <w:sdt>
-        <w:sdtPr>
-          <w:alias w:val="rainTreatmentAreaHa"/>
-          <w:tag w:val="rainTreatmentAreaHa"/>
-          <w:id w:val="648036770"/>
-        </w:sdtPr>
-        <w:sdtContent>
-          <w:r>
-            <w:t>3,2193</w:t>
-          </w:r>
-        </w:sdtContent>
-      </w:sdt>
-      <w:r>
-        <w:t>=</w:t>
-      </w:r>
+      <w:proofErr w:type="spellStart"/>
+      <w:r>
+        <w:t>Ψmid</w:t>
+      </w:r>
+      <w:proofErr w:type="spellEnd"/>
+      <w:r>
+        <w:t>=(0,95×1,8697+0,95×1,3496)/3,2193=</w:t>
+      </w:r>
+      <w:proofErr w:type="spellStart"/>
       <w:sdt>
         <w:sdtPr>
           <w:alias w:val="psimid"/>
           <w:tag w:val="psimid"/>
-          <w:id w:val="648036771"/>
-        </w:sdtPr>
-        <w:sdtContent>
-          <w:r>
-            <w:t>0,950</w:t>
-          </w:r>
+          <w:id w:val="-1331828943"/>
+          <w:placeholder>
+            <w:docPart w:val="DefaultPlaceholder_1082065158"/>
+          </w:placeholder>
+        </w:sdtPr>
+        <w:sdtContent>
+          <w:r>
+            <w:t>psimid</w:t>
+          </w:r>
+          <w:proofErr w:type="spellEnd"/>
         </w:sdtContent>
       </w:sdt>
     </w:p>
@@ -4054,61 +4142,6 @@
     </w:p>
     <w:p/>
     <w:p>
-      <w:r>
-        <w:t>Требуемый рабочий объем резервуара:</w:t>
-      </w:r>
-    </w:p>
-    <w:p>
-      <w:r>
-        <w:t>Vраб.тр=max(Wд.сут; Vт.раб)=max(</w:t>
-      </w:r>
-      <w:sdt>
-        <w:sdtPr>
-          <w:alias w:val="dailyRainVolume"/>
-          <w:tag w:val="dailyRainVolume"/>
-          <w:id w:val="648036772"/>
-        </w:sdtPr>
-        <w:sdtContent>
-          <w:r>
-            <w:t>221,73</w:t>
-          </w:r>
-        </w:sdtContent>
-      </w:sdt>
-      <w:r>
-        <w:t>;</w:t>
-      </w:r>
-      <w:sdt>
-        <w:sdtPr>
-          <w:alias w:val="requiredMeltWorkingVolume"/>
-          <w:tag w:val="requiredMeltWorkingVolume"/>
-          <w:id w:val="648036773"/>
-        </w:sdtPr>
-        <w:sdtContent>
-          <w:r>
-            <w:t>377,78</w:t>
-          </w:r>
-        </w:sdtContent>
-      </w:sdt>
-      <w:r>
-        <w:t>)=</w:t>
-      </w:r>
-      <w:sdt>
-        <w:sdtPr>
-          <w:alias w:val="requiredReservoirWorkingVolume"/>
-          <w:tag w:val="requiredReservoirWorkingVolume"/>
-          <w:id w:val="648036774"/>
-        </w:sdtPr>
-        <w:sdtContent>
-          <w:r>
-            <w:t>377,78</w:t>
-          </w:r>
-        </w:sdtContent>
-      </w:sdt>
-      <w:r>
-        <w:t xml:space="preserve"> м3.</w:t>
-      </w:r>
-    </w:p>
-    <w:p>
       <w:pPr>
         <w:pStyle w:val="a3"/>
         <w:tabs>
@@ -4189,6 +4222,22 @@
       </w:sdt>
       <w:r>
         <w:t xml:space="preserve"> м3.</w:t>
+      </w:r>
+    </w:p>
+    <w:p>
+      <w:pPr>
+        <w:pStyle w:val="a3"/>
+        <w:tabs>
+          <w:tab w:val="left" w:pos="11057"/>
+        </w:tabs>
+        <w:spacing w:after="240"/>
+        <w:ind w:right="287"/>
+      </w:pPr>
+      <w:r>
+        <w:t>Принимаем резервуары 4х100 м3</w:t>
+      </w:r>
+      <w:r>
+        <w:t>.</w:t>
       </w:r>
     </w:p>
     <w:p>
@@ -4349,7 +4398,87 @@
         <w:jc w:val="center"/>
       </w:pPr>
       <w:r>
-        <w:t>Qоч.т=Wт.сут/(Tт−Tотст−Tпер)=377,775/(24−1−2)=17,99 м3/ч.</w:t>
+        <w:t>Qоч.т=Wт.сут/(Tт−Tотст−Tпер)=</w:t>
+      </w:r>
+      <w:sdt>
+        <w:sdtPr>
+          <w:alias w:val="dailyMeltVolume"/>
+          <w:tag w:val="dailyMeltVolume"/>
+          <w:id w:val="649524712"/>
+        </w:sdtPr>
+        <w:sdtEndPr/>
+        <w:sdtContent>
+          <w:r>
+            <w:t>dailyMeltVolume</w:t>
+          </w:r>
+        </w:sdtContent>
+      </w:sdt>
+      <w:r>
+        <w:t>/(</w:t>
+      </w:r>
+      <w:sdt>
+        <w:sdtPr>
+          <w:alias w:val="meltProcessingHours"/>
+          <w:tag w:val="meltProcessingHours"/>
+          <w:id w:val="529836991"/>
+        </w:sdtPr>
+        <w:sdtEndPr/>
+        <w:sdtContent>
+          <w:r>
+            <w:t>meltProcessingHours</w:t>
+          </w:r>
+        </w:sdtContent>
+      </w:sdt>
+      <w:r>
+        <w:t>−</w:t>
+      </w:r>
+      <w:sdt>
+        <w:sdtPr>
+          <w:alias w:val="settlingHours"/>
+          <w:tag w:val="settlingHours"/>
+          <w:id w:val="609160738"/>
+        </w:sdtPr>
+        <w:sdtEndPr/>
+        <w:sdtContent>
+          <w:r>
+            <w:t>settlingHours</w:t>
+          </w:r>
+        </w:sdtContent>
+      </w:sdt>
+      <w:r>
+        <w:t>−</w:t>
+      </w:r>
+      <w:sdt>
+        <w:sdtPr>
+          <w:alias w:val="technicalBreakHours"/>
+          <w:tag w:val="technicalBreakHours"/>
+          <w:id w:val="725016108"/>
+        </w:sdtPr>
+        <w:sdtEndPr/>
+        <w:sdtContent>
+          <w:r>
+            <w:t>technicalBreakHours</w:t>
+          </w:r>
+        </w:sdtContent>
+      </w:sdt>
+      <w:r>
+        <w:t>)=</w:t>
+      </w:r>
+      <w:sdt>
+        <w:sdtPr>
+          <w:alias w:val="meltTreatmentCapacity"/>
+          <w:tag w:val="meltTreatmentCapacity"/>
+          <w:id w:val="535383472"/>
+        </w:sdtPr>
+        <w:sdtEndPr/>
+        <w:sdtContent>
+          <w:r>
+            <w:t>meltTreatmentCapacity</w:t>
+          </w:r>
+        </w:sdtContent>
+      </w:sdt>
+      <w:r>
+        <w:t xml:space="preserve"> м3/ч.</w:t>
       </w:r>
     </w:p>
     <w:p>
@@ -4456,14 +4585,37 @@
       <w:r>
         <w:t xml:space="preserve">                                               </w:t>
       </w:r>
-      <w:r>
-        <w:t>Иванов И.И</w:t>
-      </w:r>
+      <w:sdt>
+        <w:sdtPr>
+          <w:alias w:val="engineerName"/>
+          <w:tag w:val="engineerName"/>
+          <w:id w:val="1168587299"/>
+        </w:sdtPr>
+        <w:sdtEndPr/>
+        <w:sdtContent>
+          <w:r>
+            <w:t>engineerName</w:t>
+          </w:r>
+        </w:sdtContent>
+      </w:sdt>
       <w:bookmarkStart w:id="0" w:name="_GoBack"/>
       <w:bookmarkEnd w:id="0"/>
       <w:r>
-        <w:t>.                                  12.05.2026</w:t>
-      </w:r>
+        <w:t xml:space="preserve">.                                  </w:t>
+      </w:r>
+      <w:sdt>
+        <w:sdtPr>
+          <w:alias w:val="reportDate"/>
+          <w:tag w:val="reportDate"/>
+          <w:id w:val="336078809"/>
+        </w:sdtPr>
+        <w:sdtEndPr/>
+        <w:sdtContent>
+          <w:r>
+            <w:t>reportDate</w:t>
+          </w:r>
+        </w:sdtContent>
+      </w:sdt>
     </w:p>
     <w:p>
       <w:pPr>
